--- a/docs/肌电算法说明.docx
+++ b/docs/肌电算法说明.docx
@@ -62,7 +62,7 @@
         <w:rPr>
           <w:rFonts w:hint="eastAsia"/>
         </w:rPr>
-        <w:t xml:space="preserve">更新：2026-07-14</w:t>
+        <w:t>更新：2026-07-11</w:t>
       </w:r>
     </w:p>
     <w:p>
@@ -73,7 +73,7 @@
         <w:rPr>
           <w:rFonts w:hint="eastAsia"/>
         </w:rPr>
-        <w:t xml:space="preserve">课题名称：基于个性化自适应模型的肌电传感器疲劳预警腕带</w:t>
+        <w:t xml:space="preserve">课题名称：基于表面肌电的个性化弯举疲劳预警臂带</w:t>
       </w:r>
     </w:p>
     <w:p>
@@ -142,7 +142,7 @@
             <w:i/>
             <w:iCs/>
           </w:rPr>
-          <w:t xml:space="preserve">软件设计.md</w:t>
+          <w:t xml:space="preserve">软件设计.docx</w:t>
         </w:r>
         <w:r>
           <w:rPr>
@@ -376,7 +376,7 @@
             <w:rStyle w:val="Hyperlink"/>
             <w:rFonts w:hint="eastAsia"/>
           </w:rPr>
-          <w:t xml:space="preserve">软件设计.md</w:t>
+          <w:t xml:space="preserve">软件设计.docx</w:t>
         </w:r>
       </w:hyperlink>
       <w:r>
@@ -440,7 +440,7 @@
             <w:rStyle w:val="Hyperlink"/>
             <w:rFonts w:hint="eastAsia"/>
           </w:rPr>
-          <w:t xml:space="preserve">硬件说明.md</w:t>
+          <w:t xml:space="preserve">硬件说明.docx</w:t>
         </w:r>
       </w:hyperlink>
       <w:r>
@@ -470,7 +470,7 @@
             <w:rStyle w:val="Hyperlink"/>
             <w:rFonts w:hint="eastAsia"/>
           </w:rPr>
-          <w:t xml:space="preserve">软件设计.md</w:t>
+          <w:t xml:space="preserve">软件设计.docx</w:t>
         </w:r>
       </w:hyperlink>
       <w:r>
@@ -1710,14 +1710,15 @@
     </w:p>
     <w:tbl>
       <w:tblPr>
-        <w:tcBorders>
+        <w:tblStyle w:val="TableNormal"/>
+        <w:tblBorders>
           <w:top w:val="none" w:sz="0" w:space="0" w:color="auto"/>
           <w:left w:val="none" w:sz="0" w:space="0" w:color="auto"/>
           <w:bottom w:val="none" w:sz="0" w:space="0" w:color="auto"/>
           <w:right w:val="none" w:sz="0" w:space="0" w:color="auto"/>
           <w:insideH w:val="none" w:sz="0" w:space="0" w:color="auto"/>
           <w:insideV w:val="none" w:sz="0" w:space="0" w:color="auto"/>
-        </w:tcBorders>
+        </w:tblBorders>
         <w:tblW w:w="9070" w:type="dxa"/>
         <w:tblLayout w:type="autofit"/>
         <w:jc w:val="left"/>
@@ -2044,13 +2045,13 @@
         <w:t xml:space="preserve">被锁定在</w:t>
       </w:r>
       <w:r>
-        <w:t xml:space="preserve"> </w:t>
-      </w:r>
-      <w:r>
-        <w:rPr>
-          <w:rFonts w:hint="eastAsia"/>
-        </w:rPr>
-        <w:t xml:space="preserve">-50Hz，并让</w:t>
+        <w:t xml:space="preserve"> 50Hz </w:t>
+      </w:r>
+      <w:r>
+        <w:rPr>
+          <w:rFonts w:hint="eastAsia"/>
+        </w:rPr>
+        <w:t xml:space="preserve">工频带，并让</w:t>
       </w:r>
       <w:r>
         <w:t xml:space="preserve"> RMS </w:t>
@@ -2351,14 +2352,15 @@
     </w:p>
     <w:tbl>
       <w:tblPr>
-        <w:tcBorders>
+        <w:tblStyle w:val="TableNormal"/>
+        <w:tblBorders>
           <w:top w:val="none" w:sz="0" w:space="0" w:color="auto"/>
           <w:left w:val="none" w:sz="0" w:space="0" w:color="auto"/>
           <w:bottom w:val="none" w:sz="0" w:space="0" w:color="auto"/>
           <w:right w:val="none" w:sz="0" w:space="0" w:color="auto"/>
           <w:insideH w:val="none" w:sz="0" w:space="0" w:color="auto"/>
           <w:insideV w:val="none" w:sz="0" w:space="0" w:color="auto"/>
-        </w:tcBorders>
+        </w:tblBorders>
         <w:tblW w:w="9070" w:type="dxa"/>
         <w:tblLayout w:type="autofit"/>
         <w:jc w:val="left"/>
@@ -2609,14 +2611,15 @@
     </w:tbl>
     <w:tbl>
       <w:tblPr>
-        <w:tcBorders>
+        <w:tblStyle w:val="TableNormal"/>
+        <w:tblBorders>
           <w:top w:val="none" w:sz="0" w:space="0" w:color="auto"/>
           <w:left w:val="none" w:sz="0" w:space="0" w:color="auto"/>
           <w:bottom w:val="none" w:sz="0" w:space="0" w:color="auto"/>
           <w:right w:val="none" w:sz="0" w:space="0" w:color="auto"/>
           <w:insideH w:val="none" w:sz="0" w:space="0" w:color="auto"/>
           <w:insideV w:val="none" w:sz="0" w:space="0" w:color="auto"/>
-        </w:tcBorders>
+        </w:tblBorders>
         <w:tblW w:w="9070" w:type="dxa"/>
         <w:tblLayout w:type="autofit"/>
         <w:jc w:val="left"/>
@@ -3460,19 +3463,65 @@
         <w:rPr>
           <w:rFonts w:hint="eastAsia"/>
         </w:rPr>
-        <w:t xml:space="preserve">反映肌肉收缩时的信号总功率，与收缩强度正相关，是激活度归一化的基础。</w:t>
+        <w:t xml:space="preserve">反映肌肉收缩时的信号总功率，与收缩强度正相关</w:t>
+      </w:r>
+      <w:r>
+        <w:rPr>
+          <w:vertAlign w:val="superscript"/>
+        </w:rPr>
+        <w:t xml:space="preserve">[6]</w:t>
+      </w:r>
+      <w:r>
+        <w:rPr>
+          <w:rFonts w:hint="eastAsia"/>
+        </w:rPr>
+        <w:t xml:space="preserve">，是激活度归一化的基础。张恒颖等</w:t>
+      </w:r>
+      <w:r>
+        <w:rPr>
+          <w:vertAlign w:val="superscript"/>
+        </w:rPr>
+        <w:t xml:space="preserve">[6]</w:t>
+      </w:r>
+      <w:r>
+        <w:t xml:space="preserve"> </w:t>
+      </w:r>
+      <w:r>
+        <w:rPr>
+          <w:rFonts w:hint="eastAsia"/>
+        </w:rPr>
+        <w:t xml:space="preserve">在肱二头肌弯举实验中亦观察到</w:t>
+      </w:r>
+      <w:r>
+        <w:t xml:space="preserve"> RMS </w:t>
+      </w:r>
+      <w:r>
+        <w:rPr>
+          <w:rFonts w:hint="eastAsia"/>
+        </w:rPr>
+        <w:t xml:space="preserve">随负荷递增的变化，与本系统以</w:t>
+      </w:r>
+      <w:r>
+        <w:t xml:space="preserve"> RMS </w:t>
+      </w:r>
+      <w:r>
+        <w:rPr>
+          <w:rFonts w:hint="eastAsia"/>
+        </w:rPr>
+        <w:t xml:space="preserve">表征收缩强度的思路一致。</w:t>
       </w:r>
     </w:p>
     <w:tbl>
       <w:tblPr>
-        <w:tcBorders>
+        <w:tblStyle w:val="TableNormal"/>
+        <w:tblBorders>
           <w:top w:val="none" w:sz="0" w:space="0" w:color="auto"/>
           <w:left w:val="none" w:sz="0" w:space="0" w:color="auto"/>
           <w:bottom w:val="none" w:sz="0" w:space="0" w:color="auto"/>
           <w:right w:val="none" w:sz="0" w:space="0" w:color="auto"/>
           <w:insideH w:val="none" w:sz="0" w:space="0" w:color="auto"/>
           <w:insideV w:val="none" w:sz="0" w:space="0" w:color="auto"/>
-        </w:tcBorders>
+        </w:tblBorders>
         <w:tblW w:w="9070" w:type="dxa"/>
         <w:tblLayout w:type="autofit"/>
         <w:jc w:val="left"/>
@@ -3910,10 +3959,46 @@
         <w:rPr>
           <w:vertAlign w:val="superscript"/>
         </w:rPr>
-        <w:t xml:space="preserve">[1,7,9,13]</w:t>
-      </w:r>
-      <w:r>
-        <w:t xml:space="preserve">。</w:t>
+        <w:t xml:space="preserve">[1,10,12,16]</w:t>
+      </w:r>
+      <w:r>
+        <w:rPr>
+          <w:rFonts w:hint="eastAsia"/>
+        </w:rPr>
+        <w:t xml:space="preserve">；李张丁等</w:t>
+      </w:r>
+      <w:r>
+        <w:rPr>
+          <w:vertAlign w:val="superscript"/>
+        </w:rPr>
+        <w:t xml:space="preserve">[7]</w:t>
+      </w:r>
+      <w:r>
+        <w:t xml:space="preserve"> </w:t>
+      </w:r>
+      <w:r>
+        <w:rPr>
+          <w:rFonts w:hint="eastAsia"/>
+        </w:rPr>
+        <w:t xml:space="preserve">进一步以</w:t>
+      </w:r>
+      <w:r>
+        <w:t xml:space="preserve"> </w:t>
+      </w:r>
+      <w:r>
+        <w:rPr>
+          <w:rFonts w:hint="eastAsia"/>
+        </w:rPr>
+        <w:t xml:space="preserve">RMS（时域）联合</w:t>
+      </w:r>
+      <w:r>
+        <w:t xml:space="preserve"> </w:t>
+      </w:r>
+      <w:r>
+        <w:rPr>
+          <w:rFonts w:hint="eastAsia"/>
+        </w:rPr>
+        <w:t xml:space="preserve">MDF（频域）识别肱二头肌疲劳，印证了本系统双指标设计思路。</w:t>
       </w:r>
       <w:r>
         <w:t xml:space="preserve"> </w:t>
@@ -4058,7 +4143,7 @@
         <w:t xml:space="preserve">在弱信号下反映真实肌电频谱，而非被锁定在</w:t>
       </w:r>
       <w:r>
-        <w:t xml:space="preserve"> -50Hz </w:t>
+        <w:t xml:space="preserve"> 50Hz </w:t>
       </w:r>
       <w:r>
         <w:rPr>
@@ -4113,14 +4198,15 @@
     </w:p>
     <w:tbl>
       <w:tblPr>
-        <w:tcBorders>
+        <w:tblStyle w:val="TableNormal"/>
+        <w:tblBorders>
           <w:top w:val="none" w:sz="0" w:space="0" w:color="auto"/>
           <w:left w:val="none" w:sz="0" w:space="0" w:color="auto"/>
           <w:bottom w:val="none" w:sz="0" w:space="0" w:color="auto"/>
           <w:right w:val="none" w:sz="0" w:space="0" w:color="auto"/>
           <w:insideH w:val="none" w:sz="0" w:space="0" w:color="auto"/>
           <w:insideV w:val="none" w:sz="0" w:space="0" w:color="auto"/>
-        </w:tcBorders>
+        </w:tblBorders>
         <w:tblW w:w="9070" w:type="dxa"/>
         <w:tblLayout w:type="autofit"/>
         <w:jc w:val="left"/>
@@ -4919,7 +5005,7 @@
         <w:rPr>
           <w:vertAlign w:val="superscript"/>
         </w:rPr>
-        <w:t xml:space="preserve">[6,8]</w:t>
+        <w:t xml:space="preserve">[9,11]</w:t>
       </w:r>
       <w:r>
         <w:rPr>
@@ -4930,14 +5016,15 @@
     </w:p>
     <w:tbl>
       <w:tblPr>
-        <w:tcBorders>
+        <w:tblStyle w:val="TableNormal"/>
+        <w:tblBorders>
           <w:top w:val="none" w:sz="0" w:space="0" w:color="auto"/>
           <w:left w:val="none" w:sz="0" w:space="0" w:color="auto"/>
           <w:bottom w:val="none" w:sz="0" w:space="0" w:color="auto"/>
           <w:right w:val="none" w:sz="0" w:space="0" w:color="auto"/>
           <w:insideH w:val="none" w:sz="0" w:space="0" w:color="auto"/>
           <w:insideV w:val="none" w:sz="0" w:space="0" w:color="auto"/>
-        </w:tcBorders>
+        </w:tblBorders>
         <w:tblW w:w="9070" w:type="dxa"/>
         <w:tblLayout w:type="autofit"/>
         <w:jc w:val="left"/>
@@ -5961,14 +6048,15 @@
     </w:p>
     <w:tbl>
       <w:tblPr>
-        <w:tcBorders>
+        <w:tblStyle w:val="TableNormal"/>
+        <w:tblBorders>
           <w:top w:val="none" w:sz="0" w:space="0" w:color="auto"/>
           <w:left w:val="none" w:sz="0" w:space="0" w:color="auto"/>
           <w:bottom w:val="none" w:sz="0" w:space="0" w:color="auto"/>
           <w:right w:val="none" w:sz="0" w:space="0" w:color="auto"/>
           <w:insideH w:val="none" w:sz="0" w:space="0" w:color="auto"/>
           <w:insideV w:val="none" w:sz="0" w:space="0" w:color="auto"/>
-        </w:tcBorders>
+        </w:tblBorders>
         <w:tblW w:w="9070" w:type="dxa"/>
         <w:tblLayout w:type="autofit"/>
         <w:jc w:val="left"/>
@@ -7069,7 +7157,7 @@
             <w:rStyle w:val="Hyperlink"/>
             <w:rFonts w:hint="eastAsia"/>
           </w:rPr>
-          <w:t xml:space="preserve">硬件说明.md</w:t>
+          <w:t xml:space="preserve">硬件说明.docx</w:t>
         </w:r>
       </w:hyperlink>
       <w:r>
@@ -7120,10 +7208,37 @@
         <w:rPr>
           <w:vertAlign w:val="superscript"/>
         </w:rPr>
-        <w:t xml:space="preserve">[2,10]</w:t>
-      </w:r>
-      <w:r>
-        <w:t xml:space="preserve">。</w:t>
+        <w:t xml:space="preserve">[2,13]</w:t>
+      </w:r>
+      <w:r>
+        <w:rPr>
+          <w:rFonts w:hint="eastAsia"/>
+        </w:rPr>
+        <w:t xml:space="preserve">；何彦等</w:t>
+      </w:r>
+      <w:r>
+        <w:rPr>
+          <w:vertAlign w:val="superscript"/>
+        </w:rPr>
+        <w:t xml:space="preserve">[8]</w:t>
+      </w:r>
+      <w:r>
+        <w:t xml:space="preserve"> </w:t>
+      </w:r>
+      <w:r>
+        <w:rPr>
+          <w:rFonts w:hint="eastAsia"/>
+        </w:rPr>
+        <w:t xml:space="preserve">在健身穿戴产品中基于</w:t>
+      </w:r>
+      <w:r>
+        <w:t xml:space="preserve"> MDF/MNF </w:t>
+      </w:r>
+      <w:r>
+        <w:rPr>
+          <w:rFonts w:hint="eastAsia"/>
+        </w:rPr>
+        <w:t xml:space="preserve">构建”激活—过渡—力竭”三态疲劳模型，与本系统的激活度/疲劳度状态划分一致。</w:t>
       </w:r>
       <w:r>
         <w:t xml:space="preserve"> </w:t>
@@ -7171,14 +7286,15 @@
     </w:p>
     <w:tbl>
       <w:tblPr>
-        <w:tcBorders>
+        <w:tblStyle w:val="TableNormal"/>
+        <w:tblBorders>
           <w:top w:val="none" w:sz="0" w:space="0" w:color="auto"/>
           <w:left w:val="none" w:sz="0" w:space="0" w:color="auto"/>
           <w:bottom w:val="none" w:sz="0" w:space="0" w:color="auto"/>
           <w:right w:val="none" w:sz="0" w:space="0" w:color="auto"/>
           <w:insideH w:val="none" w:sz="0" w:space="0" w:color="auto"/>
           <w:insideV w:val="none" w:sz="0" w:space="0" w:color="auto"/>
-        </w:tcBorders>
+        </w:tblBorders>
         <w:tblW w:w="9070" w:type="dxa"/>
         <w:tblLayout w:type="autofit"/>
         <w:jc w:val="left"/>
@@ -7777,14 +7893,15 @@
     </w:p>
     <w:tbl>
       <w:tblPr>
-        <w:tcBorders>
+        <w:tblStyle w:val="TableNormal"/>
+        <w:tblBorders>
           <w:top w:val="none" w:sz="0" w:space="0" w:color="auto"/>
           <w:left w:val="none" w:sz="0" w:space="0" w:color="auto"/>
           <w:bottom w:val="none" w:sz="0" w:space="0" w:color="auto"/>
           <w:right w:val="none" w:sz="0" w:space="0" w:color="auto"/>
           <w:insideH w:val="none" w:sz="0" w:space="0" w:color="auto"/>
           <w:insideV w:val="none" w:sz="0" w:space="0" w:color="auto"/>
-        </w:tcBorders>
+        </w:tblBorders>
         <w:tblW w:w="9070" w:type="dxa"/>
         <w:tblLayout w:type="autofit"/>
         <w:jc w:val="left"/>
@@ -8047,14 +8164,15 @@
     </w:p>
     <w:tbl>
       <w:tblPr>
-        <w:tcBorders>
+        <w:tblStyle w:val="TableNormal"/>
+        <w:tblBorders>
           <w:top w:val="none" w:sz="0" w:space="0" w:color="auto"/>
           <w:left w:val="none" w:sz="0" w:space="0" w:color="auto"/>
           <w:bottom w:val="none" w:sz="0" w:space="0" w:color="auto"/>
           <w:right w:val="none" w:sz="0" w:space="0" w:color="auto"/>
           <w:insideH w:val="none" w:sz="0" w:space="0" w:color="auto"/>
           <w:insideV w:val="none" w:sz="0" w:space="0" w:color="auto"/>
-        </w:tcBorders>
+        </w:tblBorders>
         <w:tblW w:w="9070" w:type="dxa"/>
         <w:tblLayout w:type="autofit"/>
         <w:jc w:val="left"/>
@@ -8712,7 +8830,7 @@
         <w:rPr>
           <w:vertAlign w:val="superscript"/>
         </w:rPr>
-        <w:t xml:space="preserve">[11]</w:t>
+        <w:t xml:space="preserve">[14]</w:t>
       </w:r>
       <w:r>
         <w:t xml:space="preserve"> </w:t>
@@ -8866,7 +8984,7 @@
         <w:rPr>
           <w:vertAlign w:val="superscript"/>
         </w:rPr>
-        <w:t xml:space="preserve">[12]</w:t>
+        <w:t xml:space="preserve">[15]</w:t>
       </w:r>
     </w:p>
     <w:p>
@@ -8934,7 +9052,7 @@
         <w:rPr>
           <w:vertAlign w:val="superscript"/>
         </w:rPr>
-        <w:t xml:space="preserve">[12]</w:t>
+        <w:t xml:space="preserve">[15]</w:t>
       </w:r>
       <w:r>
         <w:t xml:space="preserve"> </w:t>
@@ -8957,14 +9075,15 @@
     </w:p>
     <w:tbl>
       <w:tblPr>
-        <w:tcBorders>
+        <w:tblStyle w:val="TableNormal"/>
+        <w:tblBorders>
           <w:top w:val="none" w:sz="0" w:space="0" w:color="auto"/>
           <w:left w:val="none" w:sz="0" w:space="0" w:color="auto"/>
           <w:bottom w:val="none" w:sz="0" w:space="0" w:color="auto"/>
           <w:right w:val="none" w:sz="0" w:space="0" w:color="auto"/>
           <w:insideH w:val="none" w:sz="0" w:space="0" w:color="auto"/>
           <w:insideV w:val="none" w:sz="0" w:space="0" w:color="auto"/>
-        </w:tcBorders>
+        </w:tblBorders>
         <w:tblW w:w="9070" w:type="dxa"/>
         <w:tblLayout w:type="autofit"/>
         <w:jc w:val="left"/>
@@ -11168,7 +11287,7 @@
             <w:rStyle w:val="Hyperlink"/>
             <w:rFonts w:hint="eastAsia"/>
           </w:rPr>
-          <w:t xml:space="preserve">硬件说明.md</w:t>
+          <w:t xml:space="preserve">硬件说明.docx</w:t>
         </w:r>
       </w:hyperlink>
       <w:r>
@@ -13151,7 +13270,7 @@
                 <w:sz w:val="18"/>
                 <w:vertAlign w:val="superscript"/>
               </w:rPr>
-              <w:t xml:space="preserve">[11]</w:t>
+              <w:t xml:space="preserve">[14]</w:t>
             </w:r>
             <w:r>
               <w:rPr>
@@ -13299,7 +13418,7 @@
                 <w:sz w:val="18"/>
                 <w:vertAlign w:val="superscript"/>
               </w:rPr>
-              <w:t xml:space="preserve">[12]</w:t>
+              <w:t xml:space="preserve">[15]</w:t>
             </w:r>
           </w:p>
         </w:tc>
@@ -14189,7 +14308,7 @@
                 <w:sz w:val="18"/>
                 <w:vertAlign w:val="superscript"/>
               </w:rPr>
-              <w:t xml:space="preserve">[14]</w:t>
+              <w:t xml:space="preserve">[17]</w:t>
             </w:r>
             <w:r>
               <w:rPr>
@@ -14343,7 +14462,7 @@
         <w:rPr>
           <w:vertAlign w:val="superscript"/>
         </w:rPr>
-        <w:t xml:space="preserve">[9,13]</w:t>
+        <w:t xml:space="preserve">[12,16]</w:t>
       </w:r>
       <w:r>
         <w:rPr>
@@ -14455,7 +14574,7 @@
         <w:rPr>
           <w:vertAlign w:val="superscript"/>
         </w:rPr>
-        <w:t xml:space="preserve">[11]</w:t>
+        <w:t xml:space="preserve">[14]</w:t>
       </w:r>
       <w:r>
         <w:rPr>
@@ -14485,7 +14604,7 @@
         <w:rPr>
           <w:vertAlign w:val="superscript"/>
         </w:rPr>
-        <w:t xml:space="preserve">[12]</w:t>
+        <w:t xml:space="preserve">[15]</w:t>
       </w:r>
       <w:r>
         <w:rPr>
@@ -14558,7 +14677,7 @@
         <w:rPr>
           <w:vertAlign w:val="superscript"/>
         </w:rPr>
-        <w:t xml:space="preserve">[14]</w:t>
+        <w:t xml:space="preserve">[17]</w:t>
       </w:r>
       <w:r>
         <w:rPr>
@@ -14598,7 +14717,7 @@
         <w:rPr>
           <w:rFonts w:hint="eastAsia"/>
         </w:rPr>
-        <w:t xml:space="preserve">：本算法已落地于可穿戴疲劳预警腕带原型，可在握持、搬运等重复用力场景中提供实时反馈。后续工作包括：融合多频域特征（多特征</w:t>
+        <w:t xml:space="preserve">：本算法已落地于可穿戴疲劳预警臂带原型，可在握持、搬运等重复用力场景中提供实时反馈。后续工作包括：融合多频域特征（多特征</w:t>
       </w:r>
       <w:r>
         <w:t xml:space="preserve"> PCA </w:t>
@@ -14613,7 +14732,7 @@
         <w:rPr>
           <w:vertAlign w:val="superscript"/>
         </w:rPr>
-        <w:t xml:space="preserve">[14]</w:t>
+        <w:t xml:space="preserve">[17]</w:t>
       </w:r>
       <w:r>
         <w:rPr>
@@ -15074,33 +15193,73 @@
       </w:r>
       <w:r>
         <w:rPr>
+          <w:rFonts w:hint="eastAsia" w:ascii="Times New Roman" w:hAnsi="Times New Roman" w:eastAsia="宋体"/>
+          <w:sz w:val="21"/>
+        </w:rPr>
+        <w:t xml:space="preserve">张恒颖.</w:t>
+      </w:r>
+      <w:r>
+        <w:rPr>
           <w:rFonts w:ascii="Times New Roman" w:hAnsi="Times New Roman" w:eastAsia="宋体"/>
           <w:sz w:val="21"/>
         </w:rPr>
-        <w:t xml:space="preserve">De Luca CJ. The use of surface electromyography in biomechanics.</w:t>
+        <w:t xml:space="preserve"> </w:t>
+      </w:r>
+      <w:r>
+        <w:rPr>
+          <w:rFonts w:hint="eastAsia" w:ascii="Times New Roman" w:hAnsi="Times New Roman" w:eastAsia="宋体"/>
+          <w:sz w:val="21"/>
+        </w:rPr>
+        <w:t xml:space="preserve">不同加压程度下</w:t>
       </w:r>
       <w:r>
         <w:rPr>
           <w:rFonts w:ascii="Times New Roman" w:hAnsi="Times New Roman" w:eastAsia="宋体"/>
           <w:sz w:val="21"/>
         </w:rPr>
-        <w:t xml:space="preserve"> </w:t>
-      </w:r>
-      <w:r>
-        <w:rPr>
-          <w:rFonts w:ascii="Times New Roman" w:hAnsi="Times New Roman" w:eastAsia="宋体"/>
-          <w:i/>
-          <w:iCs/>
+        <w:t xml:space="preserve"> 20-50%1RM </w:t>
+      </w:r>
+      <w:r>
+        <w:rPr>
+          <w:rFonts w:hint="eastAsia" w:ascii="Times New Roman" w:hAnsi="Times New Roman" w:eastAsia="宋体"/>
           <w:sz w:val="21"/>
         </w:rPr>
-        <w:t xml:space="preserve">J Applied Biomechanics</w:t>
+        <w:t xml:space="preserve">弯举肌电特征对比研究[D].</w:t>
       </w:r>
       <w:r>
         <w:rPr>
           <w:rFonts w:ascii="Times New Roman" w:hAnsi="Times New Roman" w:eastAsia="宋体"/>
           <w:sz w:val="21"/>
         </w:rPr>
-        <w:t xml:space="preserve">, 1997, 13(2):135-163.</w:t>
+        <w:t xml:space="preserve"> </w:t>
+      </w:r>
+      <w:r>
+        <w:rPr>
+          <w:rFonts w:hint="eastAsia" w:ascii="Times New Roman" w:hAnsi="Times New Roman" w:eastAsia="宋体"/>
+          <w:sz w:val="21"/>
+        </w:rPr>
+        <w:t xml:space="preserve">宁波:</w:t>
+      </w:r>
+      <w:r>
+        <w:rPr>
+          <w:rFonts w:ascii="Times New Roman" w:hAnsi="Times New Roman" w:eastAsia="宋体"/>
+          <w:sz w:val="21"/>
+        </w:rPr>
+        <w:t xml:space="preserve"> </w:t>
+      </w:r>
+      <w:r>
+        <w:rPr>
+          <w:rFonts w:hint="eastAsia" w:ascii="Times New Roman" w:hAnsi="Times New Roman" w:eastAsia="宋体"/>
+          <w:sz w:val="21"/>
+        </w:rPr>
+        <w:t xml:space="preserve">宁波大学,</w:t>
+      </w:r>
+      <w:r>
+        <w:rPr>
+          <w:rFonts w:ascii="Times New Roman" w:hAnsi="Times New Roman" w:eastAsia="宋体"/>
+          <w:sz w:val="21"/>
+        </w:rPr>
+        <w:t xml:space="preserve"> 2023.</w:t>
       </w:r>
     </w:p>
     <w:p>
@@ -15125,10 +15284,24 @@
       </w:r>
       <w:r>
         <w:rPr>
+          <w:rFonts w:hint="eastAsia" w:ascii="Times New Roman" w:hAnsi="Times New Roman" w:eastAsia="宋体"/>
+          <w:sz w:val="21"/>
+        </w:rPr>
+        <w:t xml:space="preserve">李张丁.</w:t>
+      </w:r>
+      <w:r>
+        <w:rPr>
           <w:rFonts w:ascii="Times New Roman" w:hAnsi="Times New Roman" w:eastAsia="宋体"/>
           <w:sz w:val="21"/>
         </w:rPr>
-        <w:t xml:space="preserve">Merletti R, Knaflitz M, De Luca CJ. Myoelectric manifestations of fatigue in voluntary and electrically elicited contractions.</w:t>
+        <w:t xml:space="preserve"> </w:t>
+      </w:r>
+      <w:r>
+        <w:rPr>
+          <w:rFonts w:hint="eastAsia" w:ascii="Times New Roman" w:hAnsi="Times New Roman" w:eastAsia="宋体"/>
+          <w:sz w:val="21"/>
+        </w:rPr>
+        <w:t xml:space="preserve">基于上臂肱二头肌功率输出和肌张力特征的疲劳识别与预测[D].</w:t>
       </w:r>
       <w:r>
         <w:rPr>
@@ -15139,19 +15312,31 @@
       </w:r>
       <w:r>
         <w:rPr>
-          <w:rFonts w:ascii="Times New Roman" w:hAnsi="Times New Roman" w:eastAsia="宋体"/>
-          <w:i/>
-          <w:iCs/>
+          <w:rFonts w:hint="eastAsia" w:ascii="Times New Roman" w:hAnsi="Times New Roman" w:eastAsia="宋体"/>
           <w:sz w:val="21"/>
         </w:rPr>
-        <w:t xml:space="preserve">J Applied Physiology</w:t>
+        <w:t xml:space="preserve">上海:</w:t>
       </w:r>
       <w:r>
         <w:rPr>
           <w:rFonts w:ascii="Times New Roman" w:hAnsi="Times New Roman" w:eastAsia="宋体"/>
           <w:sz w:val="21"/>
         </w:rPr>
-        <w:t xml:space="preserve">, 1990, 69(5):1810-1820.</w:t>
+        <w:t xml:space="preserve"> </w:t>
+      </w:r>
+      <w:r>
+        <w:rPr>
+          <w:rFonts w:hint="eastAsia" w:ascii="Times New Roman" w:hAnsi="Times New Roman" w:eastAsia="宋体"/>
+          <w:sz w:val="21"/>
+        </w:rPr>
+        <w:t xml:space="preserve">东华大学,</w:t>
+      </w:r>
+      <w:r>
+        <w:rPr>
+          <w:rFonts w:ascii="Times New Roman" w:hAnsi="Times New Roman" w:eastAsia="宋体"/>
+          <w:sz w:val="21"/>
+        </w:rPr>
+        <w:t xml:space="preserve"> 2025.</w:t>
       </w:r>
     </w:p>
     <w:p>
@@ -15176,10 +15361,24 @@
       </w:r>
       <w:r>
         <w:rPr>
+          <w:rFonts w:hint="eastAsia" w:ascii="Times New Roman" w:hAnsi="Times New Roman" w:eastAsia="宋体"/>
+          <w:sz w:val="21"/>
+        </w:rPr>
+        <w:t xml:space="preserve">何彦.</w:t>
+      </w:r>
+      <w:r>
+        <w:rPr>
           <w:rFonts w:ascii="Times New Roman" w:hAnsi="Times New Roman" w:eastAsia="宋体"/>
           <w:sz w:val="21"/>
         </w:rPr>
-        <w:t xml:space="preserve">Merletti R, Parker PA.</w:t>
+        <w:t xml:space="preserve"> </w:t>
+      </w:r>
+      <w:r>
+        <w:rPr>
+          <w:rFonts w:hint="eastAsia" w:ascii="Times New Roman" w:hAnsi="Times New Roman" w:eastAsia="宋体"/>
+          <w:sz w:val="21"/>
+        </w:rPr>
+        <w:t xml:space="preserve">基于肌肉疲劳模型的健身穿戴产品设计研究[D].</w:t>
       </w:r>
       <w:r>
         <w:rPr>
@@ -15190,19 +15389,31 @@
       </w:r>
       <w:r>
         <w:rPr>
-          <w:rFonts w:ascii="Times New Roman" w:hAnsi="Times New Roman" w:eastAsia="宋体"/>
-          <w:i/>
-          <w:iCs/>
+          <w:rFonts w:hint="eastAsia" w:ascii="Times New Roman" w:hAnsi="Times New Roman" w:eastAsia="宋体"/>
           <w:sz w:val="21"/>
         </w:rPr>
-        <w:t xml:space="preserve">Electromyography: Physiology, Engineering, and Non-Invasive Applications</w:t>
+        <w:t xml:space="preserve">南京:</w:t>
       </w:r>
       <w:r>
         <w:rPr>
           <w:rFonts w:ascii="Times New Roman" w:hAnsi="Times New Roman" w:eastAsia="宋体"/>
           <w:sz w:val="21"/>
         </w:rPr>
-        <w:t xml:space="preserve">. IEEE Press/Wiley, 2004.</w:t>
+        <w:t xml:space="preserve"> </w:t>
+      </w:r>
+      <w:r>
+        <w:rPr>
+          <w:rFonts w:hint="eastAsia" w:ascii="Times New Roman" w:hAnsi="Times New Roman" w:eastAsia="宋体"/>
+          <w:sz w:val="21"/>
+        </w:rPr>
+        <w:t xml:space="preserve">南京航空航天大学,</w:t>
+      </w:r>
+      <w:r>
+        <w:rPr>
+          <w:rFonts w:ascii="Times New Roman" w:hAnsi="Times New Roman" w:eastAsia="宋体"/>
+          <w:sz w:val="21"/>
+        </w:rPr>
+        <w:t xml:space="preserve"> 2023.</w:t>
       </w:r>
     </w:p>
     <w:p>
@@ -15230,7 +15441,7 @@
           <w:rFonts w:ascii="Times New Roman" w:hAnsi="Times New Roman" w:eastAsia="宋体"/>
           <w:sz w:val="21"/>
         </w:rPr>
-        <w:t xml:space="preserve">Cifrek M, Medved V, Tonković S, Ostojić S. Surface EMG based muscle fatigue evaluation in biomechanics.</w:t>
+        <w:t xml:space="preserve">De Luca CJ. The use of surface electromyography in biomechanics.</w:t>
       </w:r>
       <w:r>
         <w:rPr>
@@ -15246,14 +15457,14 @@
           <w:iCs/>
           <w:sz w:val="21"/>
         </w:rPr>
-        <w:t xml:space="preserve">Clinical Biomechanics</w:t>
+        <w:t xml:space="preserve">J Applied Biomechanics</w:t>
       </w:r>
       <w:r>
         <w:rPr>
           <w:rFonts w:ascii="Times New Roman" w:hAnsi="Times New Roman" w:eastAsia="宋体"/>
           <w:sz w:val="21"/>
         </w:rPr>
-        <w:t xml:space="preserve">, 2009, 24(4):327-340.</w:t>
+        <w:t xml:space="preserve">, 1997, 13(2):135-163.</w:t>
       </w:r>
     </w:p>
     <w:p>
@@ -15281,7 +15492,7 @@
           <w:rFonts w:ascii="Times New Roman" w:hAnsi="Times New Roman" w:eastAsia="宋体"/>
           <w:sz w:val="21"/>
         </w:rPr>
-        <w:t xml:space="preserve">González-Izal M, Malanda A, Gorostiaga E, Izquierdo M. Electromyographic models to assess muscle fatigue.</w:t>
+        <w:t xml:space="preserve">Merletti R, Knaflitz M, De Luca CJ. Myoelectric manifestations of fatigue in voluntary and electrically elicited contractions.</w:t>
       </w:r>
       <w:r>
         <w:rPr>
@@ -15297,14 +15508,14 @@
           <w:iCs/>
           <w:sz w:val="21"/>
         </w:rPr>
-        <w:t xml:space="preserve">J Electromyography and Kinesiology</w:t>
+        <w:t xml:space="preserve">J Applied Physiology</w:t>
       </w:r>
       <w:r>
         <w:rPr>
           <w:rFonts w:ascii="Times New Roman" w:hAnsi="Times New Roman" w:eastAsia="宋体"/>
           <w:sz w:val="21"/>
         </w:rPr>
-        <w:t xml:space="preserve">, 2012, 22(4):501-512.</w:t>
+        <w:t xml:space="preserve">, 1990, 69(5):1810-1820.</w:t>
       </w:r>
     </w:p>
     <w:p>
@@ -15332,7 +15543,7 @@
           <w:rFonts w:ascii="Times New Roman" w:hAnsi="Times New Roman" w:eastAsia="宋体"/>
           <w:sz w:val="21"/>
         </w:rPr>
-        <w:t xml:space="preserve">Elfving B, Liljequist D, Dedering Å, Nemeth G. Recovery of electromyographic median frequency after lumbar muscle fatigue analysed using an exponential time dependence.</w:t>
+        <w:t xml:space="preserve">Merletti R, Parker PA.</w:t>
       </w:r>
       <w:r>
         <w:rPr>
@@ -15348,14 +15559,14 @@
           <w:iCs/>
           <w:sz w:val="21"/>
         </w:rPr>
-        <w:t xml:space="preserve">European J Applied Physiology</w:t>
+        <w:t xml:space="preserve">Electromyography: Physiology, Engineering, and Non-Invasive Applications</w:t>
       </w:r>
       <w:r>
         <w:rPr>
           <w:rFonts w:ascii="Times New Roman" w:hAnsi="Times New Roman" w:eastAsia="宋体"/>
           <w:sz w:val="21"/>
         </w:rPr>
-        <w:t xml:space="preserve">, 2002, 88:85-93.</w:t>
+        <w:t xml:space="preserve">. IEEE Press/Wiley, 2004.</w:t>
       </w:r>
     </w:p>
     <w:p>
@@ -15383,7 +15594,7 @@
           <w:rFonts w:ascii="Times New Roman" w:hAnsi="Times New Roman" w:eastAsia="宋体"/>
           <w:sz w:val="21"/>
         </w:rPr>
-        <w:t xml:space="preserve">Phinyomark A, Phukpattaranont P, Limsakul C. The usefulness of mean and median frequencies in electromyography analysis. In:</w:t>
+        <w:t xml:space="preserve">Cifrek M, Medved V, Tonković S, Ostojić S. Surface EMG based muscle fatigue evaluation in biomechanics.</w:t>
       </w:r>
       <w:r>
         <w:rPr>
@@ -15399,14 +15610,14 @@
           <w:iCs/>
           <w:sz w:val="21"/>
         </w:rPr>
-        <w:t xml:space="preserve">Computational Intelligence in Electromyography Analysis</w:t>
+        <w:t xml:space="preserve">Clinical Biomechanics</w:t>
       </w:r>
       <w:r>
         <w:rPr>
           <w:rFonts w:ascii="Times New Roman" w:hAnsi="Times New Roman" w:eastAsia="宋体"/>
           <w:sz w:val="21"/>
         </w:rPr>
-        <w:t xml:space="preserve">, IntechOpen, 2012.</w:t>
+        <w:t xml:space="preserve">, 2009, 24(4):327-340.</w:t>
       </w:r>
     </w:p>
     <w:p>
@@ -15434,7 +15645,7 @@
           <w:rFonts w:ascii="Times New Roman" w:hAnsi="Times New Roman" w:eastAsia="宋体"/>
           <w:sz w:val="21"/>
         </w:rPr>
-        <w:t xml:space="preserve">Cao H, et al. Application of surface electromyography in exercise fatigue assessment.</w:t>
+        <w:t xml:space="preserve">González-Izal M, Malanda A, Gorostiaga E, Izquierdo M. Electromyographic models to assess muscle fatigue.</w:t>
       </w:r>
       <w:r>
         <w:rPr>
@@ -15450,14 +15661,14 @@
           <w:iCs/>
           <w:sz w:val="21"/>
         </w:rPr>
-        <w:t xml:space="preserve">Frontiers in Systems Neuroscience</w:t>
+        <w:t xml:space="preserve">J Electromyography and Kinesiology</w:t>
       </w:r>
       <w:r>
         <w:rPr>
           <w:rFonts w:ascii="Times New Roman" w:hAnsi="Times New Roman" w:eastAsia="宋体"/>
           <w:sz w:val="21"/>
         </w:rPr>
-        <w:t xml:space="preserve">, 2022, 16:893275.</w:t>
+        <w:t xml:space="preserve">, 2012, 22(4):501-512.</w:t>
       </w:r>
     </w:p>
     <w:p>
@@ -15472,6 +15683,159 @@
           <w:sz w:val="21"/>
         </w:rPr>
         <w:t xml:space="preserve">[14]</w:t>
+      </w:r>
+      <w:r>
+        <w:rPr>
+          <w:rFonts w:ascii="Times New Roman" w:hAnsi="Times New Roman" w:eastAsia="宋体"/>
+          <w:sz w:val="21"/>
+        </w:rPr>
+        <w:t xml:space="preserve"> </w:t>
+      </w:r>
+      <w:r>
+        <w:rPr>
+          <w:rFonts w:ascii="Times New Roman" w:hAnsi="Times New Roman" w:eastAsia="宋体"/>
+          <w:sz w:val="21"/>
+        </w:rPr>
+        <w:t xml:space="preserve">Elfving B, Liljequist D, Dedering Å, Nemeth G. Recovery of electromyographic median frequency after lumbar muscle fatigue analysed using an exponential time dependence.</w:t>
+      </w:r>
+      <w:r>
+        <w:rPr>
+          <w:rFonts w:ascii="Times New Roman" w:hAnsi="Times New Roman" w:eastAsia="宋体"/>
+          <w:sz w:val="21"/>
+        </w:rPr>
+        <w:t xml:space="preserve"> </w:t>
+      </w:r>
+      <w:r>
+        <w:rPr>
+          <w:rFonts w:ascii="Times New Roman" w:hAnsi="Times New Roman" w:eastAsia="宋体"/>
+          <w:i/>
+          <w:iCs/>
+          <w:sz w:val="21"/>
+        </w:rPr>
+        <w:t xml:space="preserve">European J Applied Physiology</w:t>
+      </w:r>
+      <w:r>
+        <w:rPr>
+          <w:rFonts w:ascii="Times New Roman" w:hAnsi="Times New Roman" w:eastAsia="宋体"/>
+          <w:sz w:val="21"/>
+        </w:rPr>
+        <w:t xml:space="preserve">, 2002, 88:85-93.</w:t>
+      </w:r>
+    </w:p>
+    <w:p>
+      <w:pPr>
+        <w:pStyle w:val="BodyText"/>
+      </w:pPr>
+      <w:r>
+        <w:rPr>
+          <w:rFonts w:ascii="Times New Roman" w:hAnsi="Times New Roman" w:eastAsia="宋体"/>
+          <w:b/>
+          <w:bCs/>
+          <w:sz w:val="21"/>
+        </w:rPr>
+        <w:t xml:space="preserve">[15]</w:t>
+      </w:r>
+      <w:r>
+        <w:rPr>
+          <w:rFonts w:ascii="Times New Roman" w:hAnsi="Times New Roman" w:eastAsia="宋体"/>
+          <w:sz w:val="21"/>
+        </w:rPr>
+        <w:t xml:space="preserve"> </w:t>
+      </w:r>
+      <w:r>
+        <w:rPr>
+          <w:rFonts w:ascii="Times New Roman" w:hAnsi="Times New Roman" w:eastAsia="宋体"/>
+          <w:sz w:val="21"/>
+        </w:rPr>
+        <w:t xml:space="preserve">Phinyomark A, Phukpattaranont P, Limsakul C. The usefulness of mean and median frequencies in electromyography analysis. In:</w:t>
+      </w:r>
+      <w:r>
+        <w:rPr>
+          <w:rFonts w:ascii="Times New Roman" w:hAnsi="Times New Roman" w:eastAsia="宋体"/>
+          <w:sz w:val="21"/>
+        </w:rPr>
+        <w:t xml:space="preserve"> </w:t>
+      </w:r>
+      <w:r>
+        <w:rPr>
+          <w:rFonts w:ascii="Times New Roman" w:hAnsi="Times New Roman" w:eastAsia="宋体"/>
+          <w:i/>
+          <w:iCs/>
+          <w:sz w:val="21"/>
+        </w:rPr>
+        <w:t xml:space="preserve">Computational Intelligence in Electromyography Analysis</w:t>
+      </w:r>
+      <w:r>
+        <w:rPr>
+          <w:rFonts w:ascii="Times New Roman" w:hAnsi="Times New Roman" w:eastAsia="宋体"/>
+          <w:sz w:val="21"/>
+        </w:rPr>
+        <w:t xml:space="preserve">, IntechOpen, 2012.</w:t>
+      </w:r>
+    </w:p>
+    <w:p>
+      <w:pPr>
+        <w:pStyle w:val="BodyText"/>
+      </w:pPr>
+      <w:r>
+        <w:rPr>
+          <w:rFonts w:ascii="Times New Roman" w:hAnsi="Times New Roman" w:eastAsia="宋体"/>
+          <w:b/>
+          <w:bCs/>
+          <w:sz w:val="21"/>
+        </w:rPr>
+        <w:t xml:space="preserve">[16]</w:t>
+      </w:r>
+      <w:r>
+        <w:rPr>
+          <w:rFonts w:ascii="Times New Roman" w:hAnsi="Times New Roman" w:eastAsia="宋体"/>
+          <w:sz w:val="21"/>
+        </w:rPr>
+        <w:t xml:space="preserve"> </w:t>
+      </w:r>
+      <w:r>
+        <w:rPr>
+          <w:rFonts w:ascii="Times New Roman" w:hAnsi="Times New Roman" w:eastAsia="宋体"/>
+          <w:sz w:val="21"/>
+        </w:rPr>
+        <w:t xml:space="preserve">Cao H, et al. Application of surface electromyography in exercise fatigue assessment.</w:t>
+      </w:r>
+      <w:r>
+        <w:rPr>
+          <w:rFonts w:ascii="Times New Roman" w:hAnsi="Times New Roman" w:eastAsia="宋体"/>
+          <w:sz w:val="21"/>
+        </w:rPr>
+        <w:t xml:space="preserve"> </w:t>
+      </w:r>
+      <w:r>
+        <w:rPr>
+          <w:rFonts w:ascii="Times New Roman" w:hAnsi="Times New Roman" w:eastAsia="宋体"/>
+          <w:i/>
+          <w:iCs/>
+          <w:sz w:val="21"/>
+        </w:rPr>
+        <w:t xml:space="preserve">Frontiers in Systems Neuroscience</w:t>
+      </w:r>
+      <w:r>
+        <w:rPr>
+          <w:rFonts w:ascii="Times New Roman" w:hAnsi="Times New Roman" w:eastAsia="宋体"/>
+          <w:sz w:val="21"/>
+        </w:rPr>
+        <w:t xml:space="preserve">, 2022, 16:893275.</w:t>
+      </w:r>
+    </w:p>
+    <w:p>
+      <w:pPr>
+        <w:pStyle w:val="BodyText"/>
+      </w:pPr>
+      <w:r>
+        <w:rPr>
+          <w:rFonts w:ascii="Times New Roman" w:hAnsi="Times New Roman" w:eastAsia="宋体"/>
+          <w:b/>
+          <w:bCs/>
+          <w:sz w:val="21"/>
+        </w:rPr>
+        <w:t xml:space="preserve">[17]</w:t>
       </w:r>
       <w:r>
         <w:rPr>

--- a/docs/肌电算法说明.docx
+++ b/docs/肌电算法说明.docx
@@ -62,7 +62,7 @@
         <w:rPr>
           <w:rFonts w:hint="eastAsia"/>
         </w:rPr>
-        <w:t>更新：2026-07-11</w:t>
+        <w:t xml:space="preserve">更新：2026-07-11</w:t>
       </w:r>
     </w:p>
     <w:p>
@@ -8806,16 +8806,7 @@
         <w:rPr>
           <w:rFonts w:hint="eastAsia"/>
         </w:rPr>
-        <w:t xml:space="preserve">计算疲劳；非收缩时冻结疲劳并按指数衰减恢复（半衰期</w:t>
-      </w:r>
-      <w:r>
-        <w:t xml:space="preserve"> </w:t>
-      </w:r>
-      <w:r>
-        <w:rPr>
-          <w:rFonts w:hint="eastAsia"/>
-        </w:rPr>
-        <w:t xml:space="preserve">-35s，基于</w:t>
+        <w:t xml:space="preserve">计算疲劳；非收缩时冻结疲劳并按指数衰减恢复（半衰期约35s，基于</w:t>
       </w:r>
       <w:r>
         <w:t xml:space="preserve"> Elfving </w:t>
@@ -9624,16 +9615,7 @@
         <w:rPr>
           <w:rFonts w:hint="eastAsia"/>
         </w:rPr>
-        <w:t xml:space="preserve">0.998，对应半衰期</w:t>
-      </w:r>
-      <w:r>
-        <w:t xml:space="preserve"> </w:t>
-      </w:r>
-      <w:r>
-        <w:rPr>
-          <w:rFonts w:hint="eastAsia"/>
-        </w:rPr>
-        <w:t xml:space="preserve">-35s），根据放松期实测衰减率自适应调整，钳制在半衰期</w:t>
+        <w:t xml:space="preserve">0.998，对应半衰期约35s），根据放松期实测衰减率自适应调整，钳制在半衰期</w:t>
       </w:r>
       <w:r>
         <w:t xml:space="preserve"> 20-60s </w:t>
@@ -12245,7 +12227,7 @@
                 <w:rFonts w:hint="eastAsia" w:ascii="宋体" w:hAnsi="宋体" w:eastAsia="宋体"/>
                 <w:sz w:val="18"/>
               </w:rPr>
-              <w:t xml:space="preserve">指数恢复，半衰期-35s，可自适应（20-60s）</w:t>
+              <w:t xml:space="preserve">指数恢复，半衰期约35s，可自适应（20-60s）</w:t>
             </w:r>
           </w:p>
         </w:tc>
@@ -13209,21 +13191,7 @@
                 <w:rFonts w:hint="eastAsia" w:ascii="宋体" w:hAnsi="宋体" w:eastAsia="宋体"/>
                 <w:sz w:val="18"/>
               </w:rPr>
-              <w:t xml:space="preserve">放松时疲劳度按指数恢复，半衰期默认</w:t>
-            </w:r>
-            <w:r>
-              <w:rPr>
-                <w:rFonts w:ascii="宋体" w:hAnsi="宋体" w:eastAsia="宋体"/>
-                <w:sz w:val="18"/>
-              </w:rPr>
-              <w:t xml:space="preserve"> </w:t>
-            </w:r>
-            <w:r>
-              <w:rPr>
-                <w:rFonts w:hint="eastAsia" w:ascii="宋体" w:hAnsi="宋体" w:eastAsia="宋体"/>
-                <w:sz w:val="18"/>
-              </w:rPr>
-              <w:t xml:space="preserve">-35s，可学习自适应（20-60s）</w:t>
+              <w:t xml:space="preserve">放松时疲劳度按指数恢复，半衰期默认约35s，可学习自适应（20-60s）</w:t>
             </w:r>
           </w:p>
         </w:tc>

--- a/docs/肌电算法说明.docx
+++ b/docs/肌电算法说明.docx
@@ -6,6 +6,7 @@
     <w:p>
       <w:pPr>
         <w:pStyle w:val="Heading1"/>
+        <w:spacing w:line="360" w:lineRule="auto"/>
         <w:jc w:val="center"/>
       </w:pPr>
       <w:r>
@@ -20,27 +21,32 @@
     <w:p>
       <w:pPr>
         <w:pStyle w:val="FirstParagraph"/>
+        <w:spacing w:line="360" w:lineRule="auto"/>
       </w:pPr>
       <w:r>
         <w:rPr>
-          <w:rFonts w:hint="eastAsia"/>
+          <w:rFonts w:hint="eastAsia" w:ascii="Times New Roman" w:hAnsi="Times New Roman" w:eastAsia="宋体"/>
           <w:b/>
           <w:bCs/>
+          <w:sz w:val="24"/>
         </w:rPr>
         <w:t xml:space="preserve">基于双锚点</w:t>
       </w:r>
       <w:r>
         <w:rPr>
+          <w:rFonts w:ascii="Times New Roman" w:hAnsi="Times New Roman" w:eastAsia="宋体"/>
           <w:b/>
           <w:bCs/>
+          <w:sz w:val="24"/>
         </w:rPr>
         <w:t xml:space="preserve"> MDF </w:t>
       </w:r>
       <w:r>
         <w:rPr>
-          <w:rFonts w:hint="eastAsia"/>
+          <w:rFonts w:hint="eastAsia" w:ascii="Times New Roman" w:hAnsi="Times New Roman" w:eastAsia="宋体"/>
           <w:b/>
           <w:bCs/>
+          <w:sz w:val="24"/>
         </w:rPr>
         <w:t xml:space="preserve">归一化的肌电疲劳度实时检测</w:t>
       </w:r>
@@ -48,19 +54,26 @@
     <w:p>
       <w:pPr>
         <w:pStyle w:val="BlockText"/>
+        <w:spacing w:line="360" w:lineRule="auto"/>
       </w:pPr>
       <w:r>
         <w:rPr>
-          <w:rFonts w:hint="eastAsia"/>
+          <w:rFonts w:hint="eastAsia" w:ascii="Times New Roman" w:hAnsi="Times New Roman" w:eastAsia="宋体"/>
+          <w:sz w:val="24"/>
         </w:rPr>
         <w:t xml:space="preserve">版本：V1.0</w:t>
       </w:r>
       <w:r>
+        <w:rPr>
+          <w:rFonts w:ascii="Times New Roman" w:hAnsi="Times New Roman" w:eastAsia="宋体"/>
+          <w:sz w:val="24"/>
+        </w:rPr>
         <w:t xml:space="preserve"> | </w:t>
       </w:r>
       <w:r>
         <w:rPr>
-          <w:rFonts w:hint="eastAsia"/>
+          <w:rFonts w:hint="eastAsia" w:ascii="Times New Roman" w:hAnsi="Times New Roman" w:eastAsia="宋体"/>
+          <w:sz w:val="24"/>
         </w:rPr>
         <w:t xml:space="preserve">更新：2026-07-11</w:t>
       </w:r>
@@ -68,10 +81,12 @@
     <w:p>
       <w:pPr>
         <w:pStyle w:val="BlockText"/>
+        <w:spacing w:line="360" w:lineRule="auto"/>
       </w:pPr>
       <w:r>
         <w:rPr>
-          <w:rFonts w:hint="eastAsia"/>
+          <w:rFonts w:hint="eastAsia" w:ascii="Times New Roman" w:hAnsi="Times New Roman" w:eastAsia="宋体"/>
+          <w:sz w:val="24"/>
         </w:rPr>
         <w:t xml:space="preserve">课题名称：基于表面肌电的个性化弯举疲劳预警臂带</w:t>
       </w:r>
@@ -109,28 +124,37 @@
           <w:ilvl w:val="0"/>
           <w:numId w:val="1001"/>
         </w:numPr>
+        <w:spacing w:line="360" w:lineRule="auto"/>
       </w:pPr>
       <w:r>
         <w:rPr>
-          <w:rFonts w:hint="eastAsia"/>
+          <w:rFonts w:hint="eastAsia" w:ascii="Times New Roman" w:hAnsi="Times New Roman" w:eastAsia="宋体"/>
+          <w:sz w:val="24"/>
         </w:rPr>
         <w:t xml:space="preserve">项目背景与意义</w:t>
       </w:r>
       <w:r>
+        <w:rPr>
+          <w:rFonts w:ascii="Times New Roman" w:hAnsi="Times New Roman" w:eastAsia="宋体"/>
+          <w:sz w:val="24"/>
+        </w:rPr>
         <w:t xml:space="preserve"> </w:t>
       </w:r>
       <w:r>
         <w:rPr>
-          <w:rFonts w:hint="eastAsia"/>
+          <w:rFonts w:hint="eastAsia" w:ascii="Times New Roman" w:hAnsi="Times New Roman" w:eastAsia="宋体"/>
           <w:i/>
           <w:iCs/>
+          <w:sz w:val="24"/>
         </w:rPr>
         <w:t xml:space="preserve">(详见</w:t>
       </w:r>
       <w:r>
         <w:rPr>
+          <w:rFonts w:ascii="Times New Roman" w:hAnsi="Times New Roman" w:eastAsia="宋体"/>
           <w:i/>
           <w:iCs/>
+          <w:sz w:val="24"/>
         </w:rPr>
         <w:t xml:space="preserve"> </w:t>
       </w:r>
@@ -155,8 +179,10 @@
       </w:hyperlink>
       <w:r>
         <w:rPr>
+          <w:rFonts w:ascii="Times New Roman" w:hAnsi="Times New Roman" w:eastAsia="宋体"/>
           <w:i/>
           <w:iCs/>
+          <w:sz w:val="24"/>
         </w:rPr>
         <w:t xml:space="preserve">)</w:t>
       </w:r>
@@ -168,10 +194,12 @@
           <w:ilvl w:val="0"/>
           <w:numId w:val="1001"/>
         </w:numPr>
+        <w:spacing w:line="360" w:lineRule="auto"/>
       </w:pPr>
       <w:r>
         <w:rPr>
-          <w:rFonts w:hint="eastAsia"/>
+          <w:rFonts w:hint="eastAsia" w:ascii="Times New Roman" w:hAnsi="Times New Roman" w:eastAsia="宋体"/>
+          <w:sz w:val="24"/>
         </w:rPr>
         <w:t xml:space="preserve">算法整体架构</w:t>
       </w:r>
@@ -183,10 +211,12 @@
           <w:ilvl w:val="0"/>
           <w:numId w:val="1001"/>
         </w:numPr>
+        <w:spacing w:line="360" w:lineRule="auto"/>
       </w:pPr>
       <w:r>
         <w:rPr>
-          <w:rFonts w:hint="eastAsia"/>
+          <w:rFonts w:hint="eastAsia" w:ascii="Times New Roman" w:hAnsi="Times New Roman" w:eastAsia="宋体"/>
+          <w:sz w:val="24"/>
         </w:rPr>
         <w:t xml:space="preserve">核心算法详解</w:t>
       </w:r>
@@ -198,13 +228,19 @@
           <w:ilvl w:val="1"/>
           <w:numId w:val="1002"/>
         </w:numPr>
+        <w:spacing w:line="360" w:lineRule="auto"/>
       </w:pPr>
       <w:r>
+        <w:rPr>
+          <w:rFonts w:ascii="Times New Roman" w:hAnsi="Times New Roman" w:eastAsia="宋体"/>
+          <w:sz w:val="24"/>
+        </w:rPr>
         <w:t xml:space="preserve">3.1 </w:t>
       </w:r>
       <w:r>
         <w:rPr>
-          <w:rFonts w:hint="eastAsia"/>
+          <w:rFonts w:hint="eastAsia" w:ascii="Times New Roman" w:hAnsi="Times New Roman" w:eastAsia="宋体"/>
+          <w:sz w:val="24"/>
         </w:rPr>
         <w:t xml:space="preserve">信号采集与预处理</w:t>
       </w:r>
@@ -216,26 +252,41 @@
           <w:ilvl w:val="1"/>
           <w:numId w:val="1002"/>
         </w:numPr>
+        <w:spacing w:line="360" w:lineRule="auto"/>
       </w:pPr>
       <w:r>
+        <w:rPr>
+          <w:rFonts w:ascii="Times New Roman" w:hAnsi="Times New Roman" w:eastAsia="宋体"/>
+          <w:sz w:val="24"/>
+        </w:rPr>
         <w:t xml:space="preserve">3.2 </w:t>
       </w:r>
       <w:r>
         <w:rPr>
-          <w:rFonts w:hint="eastAsia"/>
+          <w:rFonts w:hint="eastAsia" w:ascii="Times New Roman" w:hAnsi="Times New Roman" w:eastAsia="宋体"/>
+          <w:sz w:val="24"/>
         </w:rPr>
         <w:t xml:space="preserve">特征提取：RMS</w:t>
       </w:r>
       <w:r>
+        <w:rPr>
+          <w:rFonts w:ascii="Times New Roman" w:hAnsi="Times New Roman" w:eastAsia="宋体"/>
+          <w:sz w:val="24"/>
+        </w:rPr>
         <w:t xml:space="preserve"> </w:t>
       </w:r>
       <w:r>
         <w:rPr>
-          <w:rFonts w:hint="eastAsia"/>
+          <w:rFonts w:hint="eastAsia" w:ascii="Times New Roman" w:hAnsi="Times New Roman" w:eastAsia="宋体"/>
+          <w:sz w:val="24"/>
         </w:rPr>
         <w:t xml:space="preserve">与</w:t>
       </w:r>
       <w:r>
+        <w:rPr>
+          <w:rFonts w:ascii="Times New Roman" w:hAnsi="Times New Roman" w:eastAsia="宋体"/>
+          <w:sz w:val="24"/>
+        </w:rPr>
         <w:t xml:space="preserve"> MDF</w:t>
       </w:r>
     </w:p>
@@ -246,13 +297,19 @@
           <w:ilvl w:val="1"/>
           <w:numId w:val="1002"/>
         </w:numPr>
+        <w:spacing w:line="360" w:lineRule="auto"/>
       </w:pPr>
       <w:r>
+        <w:rPr>
+          <w:rFonts w:ascii="Times New Roman" w:hAnsi="Times New Roman" w:eastAsia="宋体"/>
+          <w:sz w:val="24"/>
+        </w:rPr>
         <w:t xml:space="preserve">3.3 </w:t>
       </w:r>
       <w:r>
         <w:rPr>
-          <w:rFonts w:hint="eastAsia"/>
+          <w:rFonts w:hint="eastAsia" w:ascii="Times New Roman" w:hAnsi="Times New Roman" w:eastAsia="宋体"/>
+          <w:sz w:val="24"/>
         </w:rPr>
         <w:t xml:space="preserve">校准协议要点</w:t>
       </w:r>
@@ -264,13 +321,19 @@
           <w:ilvl w:val="1"/>
           <w:numId w:val="1002"/>
         </w:numPr>
+        <w:spacing w:line="360" w:lineRule="auto"/>
       </w:pPr>
       <w:r>
+        <w:rPr>
+          <w:rFonts w:ascii="Times New Roman" w:hAnsi="Times New Roman" w:eastAsia="宋体"/>
+          <w:sz w:val="24"/>
+        </w:rPr>
         <w:t xml:space="preserve">3.4 </w:t>
       </w:r>
       <w:r>
         <w:rPr>
-          <w:rFonts w:hint="eastAsia"/>
+          <w:rFonts w:hint="eastAsia" w:ascii="Times New Roman" w:hAnsi="Times New Roman" w:eastAsia="宋体"/>
+          <w:sz w:val="24"/>
         </w:rPr>
         <w:t xml:space="preserve">激活度与疲劳度计算</w:t>
       </w:r>
@@ -282,13 +345,19 @@
           <w:ilvl w:val="1"/>
           <w:numId w:val="1002"/>
         </w:numPr>
+        <w:spacing w:line="360" w:lineRule="auto"/>
       </w:pPr>
       <w:r>
+        <w:rPr>
+          <w:rFonts w:ascii="Times New Roman" w:hAnsi="Times New Roman" w:eastAsia="宋体"/>
+          <w:sz w:val="24"/>
+        </w:rPr>
         <w:t xml:space="preserve">3.5 </w:t>
       </w:r>
       <w:r>
         <w:rPr>
-          <w:rFonts w:hint="eastAsia"/>
+          <w:rFonts w:hint="eastAsia" w:ascii="Times New Roman" w:hAnsi="Times New Roman" w:eastAsia="宋体"/>
+          <w:sz w:val="24"/>
         </w:rPr>
         <w:t xml:space="preserve">信号质量评估与个性化优化</w:t>
       </w:r>
@@ -300,13 +369,19 @@
           <w:ilvl w:val="1"/>
           <w:numId w:val="1002"/>
         </w:numPr>
+        <w:spacing w:line="360" w:lineRule="auto"/>
       </w:pPr>
       <w:r>
+        <w:rPr>
+          <w:rFonts w:ascii="Times New Roman" w:hAnsi="Times New Roman" w:eastAsia="宋体"/>
+          <w:sz w:val="24"/>
+        </w:rPr>
         <w:t xml:space="preserve">3.6 </w:t>
       </w:r>
       <w:r>
         <w:rPr>
-          <w:rFonts w:hint="eastAsia"/>
+          <w:rFonts w:hint="eastAsia" w:ascii="Times New Roman" w:hAnsi="Times New Roman" w:eastAsia="宋体"/>
+          <w:sz w:val="24"/>
         </w:rPr>
         <w:t xml:space="preserve">算法参数汇总</w:t>
       </w:r>
@@ -318,10 +393,12 @@
           <w:ilvl w:val="0"/>
           <w:numId w:val="1001"/>
         </w:numPr>
+        <w:spacing w:line="360" w:lineRule="auto"/>
       </w:pPr>
       <w:r>
         <w:rPr>
-          <w:rFonts w:hint="eastAsia"/>
+          <w:rFonts w:hint="eastAsia" w:ascii="Times New Roman" w:hAnsi="Times New Roman" w:eastAsia="宋体"/>
+          <w:sz w:val="24"/>
         </w:rPr>
         <w:t xml:space="preserve">结论</w:t>
       </w:r>
@@ -333,10 +410,12 @@
           <w:ilvl w:val="0"/>
           <w:numId w:val="1001"/>
         </w:numPr>
+        <w:spacing w:line="360" w:lineRule="auto"/>
       </w:pPr>
       <w:r>
         <w:rPr>
-          <w:rFonts w:hint="eastAsia"/>
+          <w:rFonts w:hint="eastAsia" w:ascii="Times New Roman" w:hAnsi="Times New Roman" w:eastAsia="宋体"/>
+          <w:sz w:val="24"/>
         </w:rPr>
         <w:t xml:space="preserve">参考文献</w:t>
       </w:r>
@@ -360,14 +439,20 @@
     <w:p>
       <w:pPr>
         <w:pStyle w:val="BlockText"/>
+        <w:spacing w:line="360" w:lineRule="auto"/>
       </w:pPr>
       <w:r>
         <w:rPr>
-          <w:rFonts w:hint="eastAsia"/>
+          <w:rFonts w:hint="eastAsia" w:ascii="Times New Roman" w:hAnsi="Times New Roman" w:eastAsia="宋体"/>
+          <w:sz w:val="24"/>
         </w:rPr>
         <w:t xml:space="preserve">详细的项目背景、应用场景与产品定位见</w:t>
       </w:r>
       <w:r>
+        <w:rPr>
+          <w:rFonts w:ascii="Times New Roman" w:hAnsi="Times New Roman" w:eastAsia="宋体"/>
+          <w:sz w:val="24"/>
+        </w:rPr>
         <w:t xml:space="preserve"> </w:t>
       </w:r>
       <w:hyperlink r:id="rId9">
@@ -380,48 +465,66 @@
         </w:r>
       </w:hyperlink>
       <w:r>
+        <w:rPr>
+          <w:rFonts w:ascii="Times New Roman" w:hAnsi="Times New Roman" w:eastAsia="宋体"/>
+          <w:sz w:val="24"/>
+        </w:rPr>
         <w:t xml:space="preserve">。</w:t>
       </w:r>
     </w:p>
     <w:p>
       <w:pPr>
         <w:pStyle w:val="FirstParagraph"/>
+        <w:spacing w:line="360" w:lineRule="auto"/>
       </w:pPr>
       <w:r>
         <w:rPr>
-          <w:rFonts w:hint="eastAsia"/>
+          <w:rFonts w:hint="eastAsia" w:ascii="Times New Roman" w:hAnsi="Times New Roman" w:eastAsia="宋体"/>
+          <w:sz w:val="24"/>
         </w:rPr>
         <w:t xml:space="preserve">本算法文档聚焦于</w:t>
       </w:r>
       <w:r>
+        <w:rPr>
+          <w:rFonts w:ascii="Times New Roman" w:hAnsi="Times New Roman" w:eastAsia="宋体"/>
+          <w:sz w:val="24"/>
+        </w:rPr>
         <w:t xml:space="preserve"> sEMG </w:t>
       </w:r>
       <w:r>
         <w:rPr>
-          <w:rFonts w:hint="eastAsia"/>
+          <w:rFonts w:hint="eastAsia" w:ascii="Times New Roman" w:hAnsi="Times New Roman" w:eastAsia="宋体"/>
+          <w:sz w:val="24"/>
         </w:rPr>
         <w:t xml:space="preserve">疲劳度计算的</w:t>
       </w:r>
       <w:r>
         <w:rPr>
-          <w:rFonts w:hint="eastAsia"/>
+          <w:rFonts w:hint="eastAsia" w:ascii="Times New Roman" w:hAnsi="Times New Roman" w:eastAsia="宋体"/>
           <w:b/>
           <w:bCs/>
+          <w:sz w:val="24"/>
         </w:rPr>
         <w:t xml:space="preserve">算法原理、公式、参数与设计权衡</w:t>
       </w:r>
       <w:r>
         <w:rPr>
-          <w:rFonts w:hint="eastAsia"/>
+          <w:rFonts w:hint="eastAsia" w:ascii="Times New Roman" w:hAnsi="Times New Roman" w:eastAsia="宋体"/>
+          <w:sz w:val="24"/>
         </w:rPr>
         <w:t xml:space="preserve">——即从原始</w:t>
       </w:r>
       <w:r>
+        <w:rPr>
+          <w:rFonts w:ascii="Times New Roman" w:hAnsi="Times New Roman" w:eastAsia="宋体"/>
+          <w:sz w:val="24"/>
+        </w:rPr>
         <w:t xml:space="preserve"> ADC </w:t>
       </w:r>
       <w:r>
         <w:rPr>
-          <w:rFonts w:hint="eastAsia"/>
+          <w:rFonts w:hint="eastAsia" w:ascii="Times New Roman" w:hAnsi="Times New Roman" w:eastAsia="宋体"/>
+          <w:sz w:val="24"/>
         </w:rPr>
         <w:t xml:space="preserve">采样到输出疲劳度百分比之间发生了什么。应同时参阅：</w:t>
       </w:r>
@@ -433,6 +536,7 @@
           <w:ilvl w:val="0"/>
           <w:numId w:val="1003"/>
         </w:numPr>
+        <w:spacing w:line="360" w:lineRule="auto"/>
       </w:pPr>
       <w:hyperlink r:id="rId11">
         <w:r>
@@ -444,14 +548,23 @@
         </w:r>
       </w:hyperlink>
       <w:r>
+        <w:rPr>
+          <w:rFonts w:ascii="Times New Roman" w:hAnsi="Times New Roman" w:eastAsia="宋体"/>
+          <w:sz w:val="24"/>
+        </w:rPr>
         <w:t xml:space="preserve"> </w:t>
       </w:r>
       <w:r>
+        <w:rPr>
+          <w:rFonts w:ascii="Times New Roman" w:hAnsi="Times New Roman" w:eastAsia="宋体"/>
+          <w:sz w:val="24"/>
+        </w:rPr>
         <w:t xml:space="preserve">— </w:t>
       </w:r>
       <w:r>
         <w:rPr>
-          <w:rFonts w:hint="eastAsia"/>
+          <w:rFonts w:hint="eastAsia" w:ascii="Times New Roman" w:hAnsi="Times New Roman" w:eastAsia="宋体"/>
+          <w:sz w:val="24"/>
         </w:rPr>
         <w:t xml:space="preserve">传感器、电路、硬件限制</w:t>
       </w:r>
@@ -463,6 +576,7 @@
           <w:ilvl w:val="0"/>
           <w:numId w:val="1003"/>
         </w:numPr>
+        <w:spacing w:line="360" w:lineRule="auto"/>
       </w:pPr>
       <w:hyperlink r:id="rId12">
         <w:r>
@@ -474,14 +588,23 @@
         </w:r>
       </w:hyperlink>
       <w:r>
+        <w:rPr>
+          <w:rFonts w:ascii="Times New Roman" w:hAnsi="Times New Roman" w:eastAsia="宋体"/>
+          <w:sz w:val="24"/>
+        </w:rPr>
         <w:t xml:space="preserve"> </w:t>
       </w:r>
       <w:r>
+        <w:rPr>
+          <w:rFonts w:ascii="Times New Roman" w:hAnsi="Times New Roman" w:eastAsia="宋体"/>
+          <w:sz w:val="24"/>
+        </w:rPr>
         <w:t xml:space="preserve">— </w:t>
       </w:r>
       <w:r>
         <w:rPr>
-          <w:rFonts w:hint="eastAsia"/>
+          <w:rFonts w:hint="eastAsia" w:ascii="Times New Roman" w:hAnsi="Times New Roman" w:eastAsia="宋体"/>
+          <w:sz w:val="24"/>
         </w:rPr>
         <w:t xml:space="preserve">全栈架构与产品定位</w:t>
       </w:r>
@@ -519,78 +642,109 @@
     <w:p>
       <w:pPr>
         <w:pStyle w:val="FirstParagraph"/>
+        <w:spacing w:line="360" w:lineRule="auto"/>
       </w:pPr>
       <w:r>
         <w:rPr>
-          <w:rFonts w:hint="eastAsia"/>
+          <w:rFonts w:hint="eastAsia" w:ascii="Times New Roman" w:hAnsi="Times New Roman" w:eastAsia="宋体"/>
+          <w:sz w:val="24"/>
         </w:rPr>
         <w:t xml:space="preserve">算法运行在</w:t>
       </w:r>
       <w:r>
+        <w:rPr>
+          <w:rFonts w:ascii="Times New Roman" w:hAnsi="Times New Roman" w:eastAsia="宋体"/>
+          <w:sz w:val="24"/>
+        </w:rPr>
         <w:t xml:space="preserve"> Arduino UNO R4 </w:t>
       </w:r>
       <w:r>
         <w:rPr>
-          <w:rFonts w:hint="eastAsia"/>
+          <w:rFonts w:hint="eastAsia" w:ascii="Times New Roman" w:hAnsi="Times New Roman" w:eastAsia="宋体"/>
+          <w:sz w:val="24"/>
         </w:rPr>
         <w:t xml:space="preserve">WiFi（瑞萨</w:t>
       </w:r>
       <w:r>
+        <w:rPr>
+          <w:rFonts w:ascii="Times New Roman" w:hAnsi="Times New Roman" w:eastAsia="宋体"/>
+          <w:sz w:val="24"/>
+        </w:rPr>
         <w:t xml:space="preserve"> RA4M1 </w:t>
       </w:r>
       <w:r>
         <w:rPr>
-          <w:rFonts w:hint="eastAsia"/>
+          <w:rFonts w:hint="eastAsia" w:ascii="Times New Roman" w:hAnsi="Times New Roman" w:eastAsia="宋体"/>
+          <w:sz w:val="24"/>
         </w:rPr>
         <w:t xml:space="preserve">芯片，主频</w:t>
       </w:r>
       <w:r>
+        <w:rPr>
+          <w:rFonts w:ascii="Times New Roman" w:hAnsi="Times New Roman" w:eastAsia="宋体"/>
+          <w:sz w:val="24"/>
+        </w:rPr>
         <w:t xml:space="preserve"> </w:t>
       </w:r>
       <w:r>
         <w:rPr>
-          <w:rFonts w:hint="eastAsia"/>
+          <w:rFonts w:hint="eastAsia" w:ascii="Times New Roman" w:hAnsi="Times New Roman" w:eastAsia="宋体"/>
+          <w:sz w:val="24"/>
         </w:rPr>
         <w:t xml:space="preserve">48MHz，RAM</w:t>
       </w:r>
       <w:r>
+        <w:rPr>
+          <w:rFonts w:ascii="Times New Roman" w:hAnsi="Times New Roman" w:eastAsia="宋体"/>
+          <w:sz w:val="24"/>
+        </w:rPr>
         <w:t xml:space="preserve"> </w:t>
       </w:r>
       <w:r>
         <w:rPr>
-          <w:rFonts w:hint="eastAsia"/>
+          <w:rFonts w:hint="eastAsia" w:ascii="Times New Roman" w:hAnsi="Times New Roman" w:eastAsia="宋体"/>
+          <w:sz w:val="24"/>
         </w:rPr>
         <w:t xml:space="preserve">32KB）上，由硬件定时器置位采样标志，主循环中完成全部信号处理。</w:t>
       </w:r>
       <w:r>
+        <w:rPr>
+          <w:rFonts w:ascii="Times New Roman" w:hAnsi="Times New Roman" w:eastAsia="宋体"/>
+          <w:sz w:val="24"/>
+        </w:rPr>
         <w:t xml:space="preserve"> </w:t>
       </w:r>
       <w:r>
         <w:rPr>
-          <w:rFonts w:hint="eastAsia"/>
+          <w:rFonts w:hint="eastAsia" w:ascii="Times New Roman" w:hAnsi="Times New Roman" w:eastAsia="宋体"/>
           <w:b/>
           <w:bCs/>
+          <w:sz w:val="24"/>
         </w:rPr>
         <w:t xml:space="preserve">处理流程（8</w:t>
       </w:r>
       <w:r>
         <w:rPr>
+          <w:rFonts w:ascii="Times New Roman" w:hAnsi="Times New Roman" w:eastAsia="宋体"/>
           <w:b/>
           <w:bCs/>
+          <w:sz w:val="24"/>
         </w:rPr>
         <w:t xml:space="preserve"> </w:t>
       </w:r>
       <w:r>
         <w:rPr>
-          <w:rFonts w:hint="eastAsia"/>
+          <w:rFonts w:hint="eastAsia" w:ascii="Times New Roman" w:hAnsi="Times New Roman" w:eastAsia="宋体"/>
           <w:b/>
           <w:bCs/>
+          <w:sz w:val="24"/>
         </w:rPr>
         <w:t xml:space="preserve">步）</w:t>
       </w:r>
       <w:r>
         <w:rPr>
-          <w:rFonts w:hint="eastAsia"/>
+          <w:rFonts w:hint="eastAsia" w:ascii="Times New Roman" w:hAnsi="Times New Roman" w:eastAsia="宋体"/>
+          <w:sz w:val="24"/>
         </w:rPr>
         <w:t xml:space="preserve">：</w:t>
       </w:r>
@@ -598,15 +752,15 @@
     <w:tbl>
       <w:tblPr>
         <w:tblStyle w:val="Table"/>
-        <w:tblW w:type="dxa" w:w="9070"/>
+        <w:tblW w:type="dxa" w:w="8305"/>
         <w:jc w:val="center"/>
         <w:tblLayout w:type="fixed"/>
         <w:tblLook w:firstRow="1" w:lastRow="0" w:firstColumn="0" w:lastColumn="0" w:noHBand="0" w:noVBand="0" w:val="0020"/>
       </w:tblPr>
       <w:tblGrid>
-        <w:gridCol w:w="3023"/>
-        <w:gridCol w:w="3023"/>
-        <w:gridCol w:w="3024"/>
+        <w:gridCol w:w="2768"/>
+        <w:gridCol w:w="2768"/>
+        <w:gridCol w:w="2769"/>
       </w:tblGrid>
       <w:tr>
         <w:trPr>
@@ -615,7 +769,7 @@
         <w:tc>
           <w:tcPr>
             <w:shd w:val="clear" w:color="auto" w:fill="2E5A9C"/>
-            <w:tcW w:type="dxa" w:w="3023"/>
+            <w:tcW w:type="dxa" w:w="2768"/>
             <w:tcBorders>
               <w:top w:val="single" w:sz="8" w:color="2E5A9C"/>
               <w:left w:val="single" w:sz="8" w:color="2E5A9C"/>
@@ -643,7 +797,7 @@
         <w:tc>
           <w:tcPr>
             <w:shd w:val="clear" w:color="auto" w:fill="2E5A9C"/>
-            <w:tcW w:type="dxa" w:w="3023"/>
+            <w:tcW w:type="dxa" w:w="2768"/>
             <w:tcBorders>
               <w:top w:val="single" w:sz="8" w:color="2E5A9C"/>
               <w:left w:val="single" w:sz="8" w:color="2E5A9C"/>
@@ -671,7 +825,7 @@
         <w:tc>
           <w:tcPr>
             <w:shd w:val="clear" w:color="auto" w:fill="2E5A9C"/>
-            <w:tcW w:type="dxa" w:w="3024"/>
+            <w:tcW w:type="dxa" w:w="2769"/>
             <w:tcBorders>
               <w:top w:val="single" w:sz="8" w:color="2E5A9C"/>
               <w:left w:val="single" w:sz="8" w:color="2E5A9C"/>
@@ -700,7 +854,7 @@
       <w:tr>
         <w:tc>
           <w:tcPr>
-            <w:tcW w:type="dxa" w:w="3023"/>
+            <w:tcW w:type="dxa" w:w="2768"/>
             <w:tcBorders>
               <w:top w:val="single" w:sz="4" w:color="E5E7EB"/>
               <w:left w:val="single" w:sz="4" w:color="E5E7EB"/>
@@ -725,7 +879,7 @@
         </w:tc>
         <w:tc>
           <w:tcPr>
-            <w:tcW w:type="dxa" w:w="3023"/>
+            <w:tcW w:type="dxa" w:w="2768"/>
             <w:tcBorders>
               <w:top w:val="single" w:sz="4" w:color="E5E7EB"/>
               <w:left w:val="single" w:sz="4" w:color="E5E7EB"/>
@@ -757,7 +911,7 @@
         </w:tc>
         <w:tc>
           <w:tcPr>
-            <w:tcW w:type="dxa" w:w="3024"/>
+            <w:tcW w:type="dxa" w:w="2769"/>
             <w:tcBorders>
               <w:top w:val="single" w:sz="4" w:color="E5E7EB"/>
               <w:left w:val="single" w:sz="4" w:color="E5E7EB"/>
@@ -798,7 +952,7 @@
       <w:tr>
         <w:tc>
           <w:tcPr>
-            <w:tcW w:type="dxa" w:w="3023"/>
+            <w:tcW w:type="dxa" w:w="2768"/>
             <w:tcBorders>
               <w:top w:val="single" w:sz="4" w:color="E5E7EB"/>
               <w:left w:val="single" w:sz="4" w:color="E5E7EB"/>
@@ -823,7 +977,7 @@
         </w:tc>
         <w:tc>
           <w:tcPr>
-            <w:tcW w:type="dxa" w:w="3023"/>
+            <w:tcW w:type="dxa" w:w="2768"/>
             <w:tcBorders>
               <w:top w:val="single" w:sz="4" w:color="E5E7EB"/>
               <w:left w:val="single" w:sz="4" w:color="E5E7EB"/>
@@ -848,7 +1002,7 @@
         </w:tc>
         <w:tc>
           <w:tcPr>
-            <w:tcW w:type="dxa" w:w="3024"/>
+            <w:tcW w:type="dxa" w:w="2769"/>
             <w:tcBorders>
               <w:top w:val="single" w:sz="4" w:color="E5E7EB"/>
               <w:left w:val="single" w:sz="4" w:color="E5E7EB"/>
@@ -875,7 +1029,7 @@
       <w:tr>
         <w:tc>
           <w:tcPr>
-            <w:tcW w:type="dxa" w:w="3023"/>
+            <w:tcW w:type="dxa" w:w="2768"/>
             <w:tcBorders>
               <w:top w:val="single" w:sz="4" w:color="E5E7EB"/>
               <w:left w:val="single" w:sz="4" w:color="E5E7EB"/>
@@ -900,7 +1054,7 @@
         </w:tc>
         <w:tc>
           <w:tcPr>
-            <w:tcW w:type="dxa" w:w="3023"/>
+            <w:tcW w:type="dxa" w:w="2768"/>
             <w:tcBorders>
               <w:top w:val="single" w:sz="4" w:color="E5E7EB"/>
               <w:left w:val="single" w:sz="4" w:color="E5E7EB"/>
@@ -939,7 +1093,7 @@
         </w:tc>
         <w:tc>
           <w:tcPr>
-            <w:tcW w:type="dxa" w:w="3024"/>
+            <w:tcW w:type="dxa" w:w="2769"/>
             <w:tcBorders>
               <w:top w:val="single" w:sz="4" w:color="E5E7EB"/>
               <w:left w:val="single" w:sz="4" w:color="E5E7EB"/>
@@ -966,7 +1120,7 @@
       <w:tr>
         <w:tc>
           <w:tcPr>
-            <w:tcW w:type="dxa" w:w="3023"/>
+            <w:tcW w:type="dxa" w:w="2768"/>
             <w:tcBorders>
               <w:top w:val="single" w:sz="4" w:color="E5E7EB"/>
               <w:left w:val="single" w:sz="4" w:color="E5E7EB"/>
@@ -991,7 +1145,7 @@
         </w:tc>
         <w:tc>
           <w:tcPr>
-            <w:tcW w:type="dxa" w:w="3023"/>
+            <w:tcW w:type="dxa" w:w="2768"/>
             <w:tcBorders>
               <w:top w:val="single" w:sz="4" w:color="E5E7EB"/>
               <w:left w:val="single" w:sz="4" w:color="E5E7EB"/>
@@ -1037,7 +1191,7 @@
         </w:tc>
         <w:tc>
           <w:tcPr>
-            <w:tcW w:type="dxa" w:w="3024"/>
+            <w:tcW w:type="dxa" w:w="2769"/>
             <w:tcBorders>
               <w:top w:val="single" w:sz="4" w:color="E5E7EB"/>
               <w:left w:val="single" w:sz="4" w:color="E5E7EB"/>
@@ -1064,7 +1218,7 @@
       <w:tr>
         <w:tc>
           <w:tcPr>
-            <w:tcW w:type="dxa" w:w="3023"/>
+            <w:tcW w:type="dxa" w:w="2768"/>
             <w:tcBorders>
               <w:top w:val="single" w:sz="4" w:color="E5E7EB"/>
               <w:left w:val="single" w:sz="4" w:color="E5E7EB"/>
@@ -1089,7 +1243,7 @@
         </w:tc>
         <w:tc>
           <w:tcPr>
-            <w:tcW w:type="dxa" w:w="3023"/>
+            <w:tcW w:type="dxa" w:w="2768"/>
             <w:tcBorders>
               <w:top w:val="single" w:sz="4" w:color="E5E7EB"/>
               <w:left w:val="single" w:sz="4" w:color="E5E7EB"/>
@@ -1135,7 +1289,7 @@
         </w:tc>
         <w:tc>
           <w:tcPr>
-            <w:tcW w:type="dxa" w:w="3024"/>
+            <w:tcW w:type="dxa" w:w="2769"/>
             <w:tcBorders>
               <w:top w:val="single" w:sz="4" w:color="E5E7EB"/>
               <w:left w:val="single" w:sz="4" w:color="E5E7EB"/>
@@ -1162,7 +1316,7 @@
       <w:tr>
         <w:tc>
           <w:tcPr>
-            <w:tcW w:type="dxa" w:w="3023"/>
+            <w:tcW w:type="dxa" w:w="2768"/>
             <w:tcBorders>
               <w:top w:val="single" w:sz="4" w:color="E5E7EB"/>
               <w:left w:val="single" w:sz="4" w:color="E5E7EB"/>
@@ -1187,7 +1341,7 @@
         </w:tc>
         <w:tc>
           <w:tcPr>
-            <w:tcW w:type="dxa" w:w="3023"/>
+            <w:tcW w:type="dxa" w:w="2768"/>
             <w:tcBorders>
               <w:top w:val="single" w:sz="4" w:color="E5E7EB"/>
               <w:left w:val="single" w:sz="4" w:color="E5E7EB"/>
@@ -1219,7 +1373,7 @@
         </w:tc>
         <w:tc>
           <w:tcPr>
-            <w:tcW w:type="dxa" w:w="3024"/>
+            <w:tcW w:type="dxa" w:w="2769"/>
             <w:tcBorders>
               <w:top w:val="single" w:sz="4" w:color="E5E7EB"/>
               <w:left w:val="single" w:sz="4" w:color="E5E7EB"/>
@@ -1246,7 +1400,7 @@
       <w:tr>
         <w:tc>
           <w:tcPr>
-            <w:tcW w:type="dxa" w:w="3023"/>
+            <w:tcW w:type="dxa" w:w="2768"/>
             <w:tcBorders>
               <w:top w:val="single" w:sz="4" w:color="E5E7EB"/>
               <w:left w:val="single" w:sz="4" w:color="E5E7EB"/>
@@ -1271,7 +1425,7 @@
         </w:tc>
         <w:tc>
           <w:tcPr>
-            <w:tcW w:type="dxa" w:w="3023"/>
+            <w:tcW w:type="dxa" w:w="2768"/>
             <w:tcBorders>
               <w:top w:val="single" w:sz="4" w:color="E5E7EB"/>
               <w:left w:val="single" w:sz="4" w:color="E5E7EB"/>
@@ -1310,7 +1464,7 @@
         </w:tc>
         <w:tc>
           <w:tcPr>
-            <w:tcW w:type="dxa" w:w="3024"/>
+            <w:tcW w:type="dxa" w:w="2769"/>
             <w:tcBorders>
               <w:top w:val="single" w:sz="4" w:color="E5E7EB"/>
               <w:left w:val="single" w:sz="4" w:color="E5E7EB"/>
@@ -1337,7 +1491,7 @@
       <w:tr>
         <w:tc>
           <w:tcPr>
-            <w:tcW w:type="dxa" w:w="3023"/>
+            <w:tcW w:type="dxa" w:w="2768"/>
             <w:tcBorders>
               <w:top w:val="single" w:sz="4" w:color="E5E7EB"/>
               <w:left w:val="single" w:sz="4" w:color="E5E7EB"/>
@@ -1362,7 +1516,7 @@
         </w:tc>
         <w:tc>
           <w:tcPr>
-            <w:tcW w:type="dxa" w:w="3023"/>
+            <w:tcW w:type="dxa" w:w="2768"/>
             <w:tcBorders>
               <w:top w:val="single" w:sz="4" w:color="E5E7EB"/>
               <w:left w:val="single" w:sz="4" w:color="E5E7EB"/>
@@ -1387,7 +1541,7 @@
         </w:tc>
         <w:tc>
           <w:tcPr>
-            <w:tcW w:type="dxa" w:w="3024"/>
+            <w:tcW w:type="dxa" w:w="2769"/>
             <w:tcBorders>
               <w:top w:val="single" w:sz="4" w:color="E5E7EB"/>
               <w:left w:val="single" w:sz="4" w:color="E5E7EB"/>
@@ -1429,90 +1583,133 @@
     <w:p>
       <w:pPr>
         <w:pStyle w:val="BodyText"/>
+        <w:spacing w:line="360" w:lineRule="auto"/>
       </w:pPr>
       <w:r>
         <w:rPr>
-          <w:rFonts w:hint="eastAsia"/>
+          <w:rFonts w:hint="eastAsia" w:ascii="Times New Roman" w:hAnsi="Times New Roman" w:eastAsia="宋体"/>
           <w:b/>
           <w:bCs/>
+          <w:sz w:val="24"/>
         </w:rPr>
         <w:t xml:space="preserve">关键设计决策</w:t>
       </w:r>
       <w:r>
         <w:rPr>
-          <w:rFonts w:hint="eastAsia"/>
+          <w:rFonts w:hint="eastAsia" w:ascii="Times New Roman" w:hAnsi="Times New Roman" w:eastAsia="宋体"/>
+          <w:sz w:val="24"/>
         </w:rPr>
         <w:t xml:space="preserve">：由于</w:t>
       </w:r>
       <w:r>
+        <w:rPr>
+          <w:rFonts w:ascii="Times New Roman" w:hAnsi="Times New Roman" w:eastAsia="宋体"/>
+          <w:sz w:val="24"/>
+        </w:rPr>
         <w:t xml:space="preserve"> RA4M1 </w:t>
       </w:r>
       <w:r>
         <w:rPr>
-          <w:rFonts w:hint="eastAsia"/>
+          <w:rFonts w:hint="eastAsia" w:ascii="Times New Roman" w:hAnsi="Times New Roman" w:eastAsia="宋体"/>
+          <w:sz w:val="24"/>
         </w:rPr>
         <w:t xml:space="preserve">的</w:t>
       </w:r>
       <w:r>
+        <w:rPr>
+          <w:rFonts w:ascii="Times New Roman" w:hAnsi="Times New Roman" w:eastAsia="宋体"/>
+          <w:sz w:val="24"/>
+        </w:rPr>
         <w:t xml:space="preserve"> RAM </w:t>
       </w:r>
       <w:r>
         <w:rPr>
-          <w:rFonts w:hint="eastAsia"/>
+          <w:rFonts w:hint="eastAsia" w:ascii="Times New Roman" w:hAnsi="Times New Roman" w:eastAsia="宋体"/>
+          <w:sz w:val="24"/>
         </w:rPr>
         <w:t xml:space="preserve">仅</w:t>
       </w:r>
       <w:r>
+        <w:rPr>
+          <w:rFonts w:ascii="Times New Roman" w:hAnsi="Times New Roman" w:eastAsia="宋体"/>
+          <w:sz w:val="24"/>
+        </w:rPr>
         <w:t xml:space="preserve"> </w:t>
       </w:r>
       <w:r>
         <w:rPr>
-          <w:rFonts w:hint="eastAsia"/>
+          <w:rFonts w:hint="eastAsia" w:ascii="Times New Roman" w:hAnsi="Times New Roman" w:eastAsia="宋体"/>
+          <w:sz w:val="24"/>
         </w:rPr>
         <w:t xml:space="preserve">32KB，FFT</w:t>
       </w:r>
       <w:r>
+        <w:rPr>
+          <w:rFonts w:ascii="Times New Roman" w:hAnsi="Times New Roman" w:eastAsia="宋体"/>
+          <w:sz w:val="24"/>
+        </w:rPr>
         <w:t xml:space="preserve"> </w:t>
       </w:r>
       <w:r>
         <w:rPr>
-          <w:rFonts w:hint="eastAsia"/>
+          <w:rFonts w:hint="eastAsia" w:ascii="Times New Roman" w:hAnsi="Times New Roman" w:eastAsia="宋体"/>
+          <w:sz w:val="24"/>
         </w:rPr>
         <w:t xml:space="preserve">使用</w:t>
       </w:r>
       <w:r>
+        <w:rPr>
+          <w:rFonts w:ascii="Times New Roman" w:hAnsi="Times New Roman" w:eastAsia="宋体"/>
+          <w:sz w:val="24"/>
+        </w:rPr>
         <w:t xml:space="preserve"> 256 </w:t>
       </w:r>
       <w:r>
         <w:rPr>
-          <w:rFonts w:hint="eastAsia"/>
+          <w:rFonts w:hint="eastAsia" w:ascii="Times New Roman" w:hAnsi="Times New Roman" w:eastAsia="宋体"/>
+          <w:sz w:val="24"/>
         </w:rPr>
         <w:t xml:space="preserve">点（而非</w:t>
       </w:r>
       <w:r>
+        <w:rPr>
+          <w:rFonts w:ascii="Times New Roman" w:hAnsi="Times New Roman" w:eastAsia="宋体"/>
+          <w:sz w:val="24"/>
+        </w:rPr>
         <w:t xml:space="preserve"> 512 </w:t>
       </w:r>
       <w:r>
         <w:rPr>
-          <w:rFonts w:hint="eastAsia"/>
+          <w:rFonts w:hint="eastAsia" w:ascii="Times New Roman" w:hAnsi="Times New Roman" w:eastAsia="宋体"/>
+          <w:sz w:val="24"/>
         </w:rPr>
         <w:t xml:space="preserve">点），以减少内存占用。频谱计算采用自实现浮点</w:t>
       </w:r>
       <w:r>
+        <w:rPr>
+          <w:rFonts w:ascii="Times New Roman" w:hAnsi="Times New Roman" w:eastAsia="宋体"/>
+          <w:sz w:val="24"/>
+        </w:rPr>
         <w:t xml:space="preserve"> </w:t>
       </w:r>
       <w:r>
         <w:rPr>
-          <w:rFonts w:hint="eastAsia"/>
+          <w:rFonts w:hint="eastAsia" w:ascii="Times New Roman" w:hAnsi="Times New Roman" w:eastAsia="宋体"/>
+          <w:sz w:val="24"/>
         </w:rPr>
         <w:t xml:space="preserve">FFT（旋转因子预计算），避免依赖大型</w:t>
       </w:r>
       <w:r>
+        <w:rPr>
+          <w:rFonts w:ascii="Times New Roman" w:hAnsi="Times New Roman" w:eastAsia="宋体"/>
+          <w:sz w:val="24"/>
+        </w:rPr>
         <w:t xml:space="preserve"> FFT </w:t>
       </w:r>
       <w:r>
         <w:rPr>
-          <w:rFonts w:hint="eastAsia"/>
+          <w:rFonts w:hint="eastAsia" w:ascii="Times New Roman" w:hAnsi="Times New Roman" w:eastAsia="宋体"/>
+          <w:sz w:val="24"/>
         </w:rPr>
         <w:t xml:space="preserve">库。</w:t>
       </w:r>
@@ -1565,145 +1762,214 @@
     <w:p>
       <w:pPr>
         <w:pStyle w:val="FirstParagraph"/>
+        <w:spacing w:line="360" w:lineRule="auto"/>
       </w:pPr>
       <w:r>
+        <w:rPr>
+          <w:rFonts w:ascii="Times New Roman" w:hAnsi="Times New Roman" w:eastAsia="宋体"/>
+          <w:sz w:val="24"/>
+        </w:rPr>
         <w:t xml:space="preserve">sEMG </w:t>
       </w:r>
       <w:r>
         <w:rPr>
-          <w:rFonts w:hint="eastAsia"/>
+          <w:rFonts w:hint="eastAsia" w:ascii="Times New Roman" w:hAnsi="Times New Roman" w:eastAsia="宋体"/>
+          <w:sz w:val="24"/>
         </w:rPr>
         <w:t xml:space="preserve">干电极肌电传感器输出</w:t>
       </w:r>
       <w:r>
+        <w:rPr>
+          <w:rFonts w:ascii="Times New Roman" w:hAnsi="Times New Roman" w:eastAsia="宋体"/>
+          <w:sz w:val="24"/>
+        </w:rPr>
         <w:t xml:space="preserve"> 0~3.0V </w:t>
       </w:r>
       <w:r>
         <w:rPr>
-          <w:rFonts w:hint="eastAsia"/>
+          <w:rFonts w:hint="eastAsia" w:ascii="Times New Roman" w:hAnsi="Times New Roman" w:eastAsia="宋体"/>
+          <w:sz w:val="24"/>
         </w:rPr>
         <w:t xml:space="preserve">模拟信号（中心偏置约</w:t>
       </w:r>
       <w:r>
+        <w:rPr>
+          <w:rFonts w:ascii="Times New Roman" w:hAnsi="Times New Roman" w:eastAsia="宋体"/>
+          <w:sz w:val="24"/>
+        </w:rPr>
         <w:t xml:space="preserve"> </w:t>
       </w:r>
       <w:r>
         <w:rPr>
-          <w:rFonts w:hint="eastAsia"/>
+          <w:rFonts w:hint="eastAsia" w:ascii="Times New Roman" w:hAnsi="Times New Roman" w:eastAsia="宋体"/>
+          <w:sz w:val="24"/>
         </w:rPr>
         <w:t xml:space="preserve">1.5V），直接接入</w:t>
       </w:r>
       <w:r>
+        <w:rPr>
+          <w:rFonts w:ascii="Times New Roman" w:hAnsi="Times New Roman" w:eastAsia="宋体"/>
+          <w:sz w:val="24"/>
+        </w:rPr>
         <w:t xml:space="preserve"> UNO R4 WiFi </w:t>
       </w:r>
       <w:r>
         <w:rPr>
-          <w:rFonts w:hint="eastAsia"/>
+          <w:rFonts w:hint="eastAsia" w:ascii="Times New Roman" w:hAnsi="Times New Roman" w:eastAsia="宋体"/>
+          <w:sz w:val="24"/>
         </w:rPr>
         <w:t xml:space="preserve">的</w:t>
       </w:r>
       <w:r>
+        <w:rPr>
+          <w:rFonts w:ascii="Times New Roman" w:hAnsi="Times New Roman" w:eastAsia="宋体"/>
+          <w:sz w:val="24"/>
+        </w:rPr>
         <w:t xml:space="preserve"> 14 </w:t>
       </w:r>
       <w:r>
         <w:rPr>
-          <w:rFonts w:hint="eastAsia"/>
+          <w:rFonts w:hint="eastAsia" w:ascii="Times New Roman" w:hAnsi="Times New Roman" w:eastAsia="宋体"/>
+          <w:sz w:val="24"/>
         </w:rPr>
         <w:t xml:space="preserve">位</w:t>
       </w:r>
       <w:r>
+        <w:rPr>
+          <w:rFonts w:ascii="Times New Roman" w:hAnsi="Times New Roman" w:eastAsia="宋体"/>
+          <w:sz w:val="24"/>
+        </w:rPr>
         <w:t xml:space="preserve"> </w:t>
       </w:r>
       <w:r>
         <w:rPr>
-          <w:rFonts w:hint="eastAsia"/>
+          <w:rFonts w:hint="eastAsia" w:ascii="Times New Roman" w:hAnsi="Times New Roman" w:eastAsia="宋体"/>
+          <w:sz w:val="24"/>
         </w:rPr>
         <w:t xml:space="preserve">ADC（量程</w:t>
       </w:r>
       <w:r>
+        <w:rPr>
+          <w:rFonts w:ascii="Times New Roman" w:hAnsi="Times New Roman" w:eastAsia="宋体"/>
+          <w:sz w:val="24"/>
+        </w:rPr>
         <w:t xml:space="preserve"> </w:t>
       </w:r>
       <w:r>
         <w:rPr>
-          <w:rFonts w:hint="eastAsia"/>
+          <w:rFonts w:hint="eastAsia" w:ascii="Times New Roman" w:hAnsi="Times New Roman" w:eastAsia="宋体"/>
+          <w:sz w:val="24"/>
         </w:rPr>
         <w:t xml:space="preserve">0～5V）。采样由硬件定时器中断驱动，固定</w:t>
       </w:r>
       <w:r>
+        <w:rPr>
+          <w:rFonts w:ascii="Times New Roman" w:hAnsi="Times New Roman" w:eastAsia="宋体"/>
+          <w:sz w:val="24"/>
+        </w:rPr>
         <w:t xml:space="preserve"> </w:t>
       </w:r>
       <w:r>
         <w:rPr>
+          <w:rFonts w:ascii="Times New Roman" w:hAnsi="Times New Roman" w:eastAsia="宋体"/>
           <w:b/>
           <w:bCs/>
+          <w:sz w:val="24"/>
         </w:rPr>
         <w:t xml:space="preserve">1000Hz</w:t>
       </w:r>
       <w:r>
         <w:rPr>
-          <w:rFonts w:hint="eastAsia"/>
+          <w:rFonts w:hint="eastAsia" w:ascii="Times New Roman" w:hAnsi="Times New Roman" w:eastAsia="宋体"/>
+          <w:sz w:val="24"/>
         </w:rPr>
         <w:t xml:space="preserve">。表面肌电信号的采集电路设计与数字化处理是本环节的基础</w:t>
       </w:r>
       <w:r>
         <w:rPr>
+          <w:rFonts w:ascii="Times New Roman" w:hAnsi="Times New Roman" w:eastAsia="宋体"/>
+          <w:sz w:val="24"/>
           <w:vertAlign w:val="superscript"/>
         </w:rPr>
         <w:t xml:space="preserve">[3,5]</w:t>
       </w:r>
       <w:r>
+        <w:rPr>
+          <w:rFonts w:ascii="Times New Roman" w:hAnsi="Times New Roman" w:eastAsia="宋体"/>
+          <w:sz w:val="24"/>
+        </w:rPr>
         <w:t xml:space="preserve">。</w:t>
       </w:r>
     </w:p>
     <w:p>
       <w:pPr>
         <w:pStyle w:val="BodyText"/>
+        <w:spacing w:line="360" w:lineRule="auto"/>
       </w:pPr>
       <w:r>
         <w:rPr>
+          <w:rFonts w:ascii="Times New Roman" w:hAnsi="Times New Roman" w:eastAsia="宋体"/>
           <w:b/>
           <w:bCs/>
+          <w:sz w:val="24"/>
         </w:rPr>
         <w:t xml:space="preserve">DC </w:t>
       </w:r>
       <w:r>
         <w:rPr>
-          <w:rFonts w:hint="eastAsia"/>
+          <w:rFonts w:hint="eastAsia" w:ascii="Times New Roman" w:hAnsi="Times New Roman" w:eastAsia="宋体"/>
           <w:b/>
           <w:bCs/>
+          <w:sz w:val="24"/>
         </w:rPr>
         <w:t xml:space="preserve">偏移去除</w:t>
       </w:r>
       <w:r>
         <w:rPr>
-          <w:rFonts w:hint="eastAsia"/>
+          <w:rFonts w:hint="eastAsia" w:ascii="Times New Roman" w:hAnsi="Times New Roman" w:eastAsia="宋体"/>
+          <w:sz w:val="24"/>
         </w:rPr>
         <w:t xml:space="preserve">：sEMG</w:t>
       </w:r>
       <w:r>
+        <w:rPr>
+          <w:rFonts w:ascii="Times New Roman" w:hAnsi="Times New Roman" w:eastAsia="宋体"/>
+          <w:sz w:val="24"/>
+        </w:rPr>
         <w:t xml:space="preserve"> </w:t>
       </w:r>
       <w:r>
         <w:rPr>
-          <w:rFonts w:hint="eastAsia"/>
+          <w:rFonts w:hint="eastAsia" w:ascii="Times New Roman" w:hAnsi="Times New Roman" w:eastAsia="宋体"/>
+          <w:sz w:val="24"/>
         </w:rPr>
         <w:t xml:space="preserve">信号含有电极与皮肤接触产生的</w:t>
       </w:r>
       <w:r>
+        <w:rPr>
+          <w:rFonts w:ascii="Times New Roman" w:hAnsi="Times New Roman" w:eastAsia="宋体"/>
+          <w:sz w:val="24"/>
+        </w:rPr>
         <w:t xml:space="preserve"> DC </w:t>
       </w:r>
       <w:r>
         <w:rPr>
-          <w:rFonts w:hint="eastAsia"/>
+          <w:rFonts w:hint="eastAsia" w:ascii="Times New Roman" w:hAnsi="Times New Roman" w:eastAsia="宋体"/>
+          <w:sz w:val="24"/>
         </w:rPr>
         <w:t xml:space="preserve">偏移，计算</w:t>
       </w:r>
       <w:r>
+        <w:rPr>
+          <w:rFonts w:ascii="Times New Roman" w:hAnsi="Times New Roman" w:eastAsia="宋体"/>
+          <w:sz w:val="24"/>
+        </w:rPr>
         <w:t xml:space="preserve"> RMS </w:t>
       </w:r>
       <w:r>
         <w:rPr>
-          <w:rFonts w:hint="eastAsia"/>
+          <w:rFonts w:hint="eastAsia" w:ascii="Times New Roman" w:hAnsi="Times New Roman" w:eastAsia="宋体"/>
+          <w:sz w:val="24"/>
         </w:rPr>
         <w:t xml:space="preserve">前需去除。采用窗口内简单均值法：</w:t>
       </w:r>
@@ -1719,7 +1985,7 @@
           <w:insideH w:val="none" w:sz="0" w:space="0" w:color="auto"/>
           <w:insideV w:val="none" w:sz="0" w:space="0" w:color="auto"/>
         </w:tblBorders>
-        <w:tblW w:w="9070" w:type="dxa"/>
+        <w:tblW w:w="8305" w:type="dxa"/>
         <w:tblLayout w:type="autofit"/>
         <w:jc w:val="left"/>
         <w:tcMar>
@@ -1730,13 +1996,13 @@
         </w:tcMar>
       </w:tblPr>
       <w:tblGrid>
-        <w:gridCol w:w="8690"/>
+        <w:gridCol w:w="7925"/>
         <w:gridCol w:w="380"/>
       </w:tblGrid>
       <w:tr>
         <w:tc>
           <w:tcPr>
-            <w:tcW w:w="8690" w:type="dxa"/>
+            <w:tcW w:w="7925" w:type="dxa"/>
             <w:tcBorders>
               <w:top w:val="none" w:sz="0" w:space="0" w:color="auto"/>
               <w:left w:val="none" w:sz="0" w:space="0" w:color="auto"/>
@@ -1945,64 +2211,96 @@
     <w:p>
       <w:pPr>
         <w:pStyle w:val="FirstParagraph"/>
+        <w:spacing w:line="360" w:lineRule="auto"/>
       </w:pPr>
       <w:r>
         <w:rPr>
-          <w:rFonts w:hint="eastAsia"/>
+          <w:rFonts w:hint="eastAsia" w:ascii="Times New Roman" w:hAnsi="Times New Roman" w:eastAsia="宋体"/>
+          <w:sz w:val="24"/>
         </w:rPr>
         <w:t xml:space="preserve">其中</w:t>
       </w:r>
       <w:r>
+        <w:rPr>
+          <w:rFonts w:ascii="Times New Roman" w:hAnsi="Times New Roman" w:eastAsia="宋体"/>
+          <w:sz w:val="24"/>
+        </w:rPr>
         <w:t xml:space="preserve"> N = </w:t>
       </w:r>
       <w:r>
         <w:rPr>
-          <w:rFonts w:hint="eastAsia"/>
+          <w:rFonts w:hint="eastAsia" w:ascii="Times New Roman" w:hAnsi="Times New Roman" w:eastAsia="宋体"/>
+          <w:sz w:val="24"/>
         </w:rPr>
         <w:t xml:space="preserve">256（FFT</w:t>
       </w:r>
       <w:r>
+        <w:rPr>
+          <w:rFonts w:ascii="Times New Roman" w:hAnsi="Times New Roman" w:eastAsia="宋体"/>
+          <w:sz w:val="24"/>
+        </w:rPr>
         <w:t xml:space="preserve"> </w:t>
       </w:r>
       <w:r>
         <w:rPr>
-          <w:rFonts w:hint="eastAsia"/>
+          <w:rFonts w:hint="eastAsia" w:ascii="Times New Roman" w:hAnsi="Times New Roman" w:eastAsia="宋体"/>
+          <w:sz w:val="24"/>
         </w:rPr>
         <w:t xml:space="preserve">窗口大小），x[i]</w:t>
       </w:r>
       <w:r>
+        <w:rPr>
+          <w:rFonts w:ascii="Times New Roman" w:hAnsi="Times New Roman" w:eastAsia="宋体"/>
+          <w:sz w:val="24"/>
+        </w:rPr>
         <w:t xml:space="preserve"> </w:t>
       </w:r>
       <w:r>
         <w:rPr>
-          <w:rFonts w:hint="eastAsia"/>
+          <w:rFonts w:hint="eastAsia" w:ascii="Times New Roman" w:hAnsi="Times New Roman" w:eastAsia="宋体"/>
+          <w:sz w:val="24"/>
         </w:rPr>
         <w:t xml:space="preserve">为陷波后的</w:t>
       </w:r>
       <w:r>
+        <w:rPr>
+          <w:rFonts w:ascii="Times New Roman" w:hAnsi="Times New Roman" w:eastAsia="宋体"/>
+          <w:sz w:val="24"/>
+        </w:rPr>
         <w:t xml:space="preserve"> ADC </w:t>
       </w:r>
       <w:r>
         <w:rPr>
-          <w:rFonts w:hint="eastAsia"/>
+          <w:rFonts w:hint="eastAsia" w:ascii="Times New Roman" w:hAnsi="Times New Roman" w:eastAsia="宋体"/>
+          <w:sz w:val="24"/>
         </w:rPr>
         <w:t xml:space="preserve">采样计数值，计算完均值后再乘以</w:t>
       </w:r>
       <w:r>
+        <w:rPr>
+          <w:rFonts w:ascii="Times New Roman" w:hAnsi="Times New Roman" w:eastAsia="宋体"/>
+          <w:sz w:val="24"/>
+        </w:rPr>
         <w:t xml:space="preserve"> mV </w:t>
       </w:r>
       <w:r>
         <w:rPr>
-          <w:rFonts w:hint="eastAsia"/>
+          <w:rFonts w:hint="eastAsia" w:ascii="Times New Roman" w:hAnsi="Times New Roman" w:eastAsia="宋体"/>
+          <w:sz w:val="24"/>
         </w:rPr>
         <w:t xml:space="preserve">转换系数得到</w:t>
       </w:r>
       <w:r>
+        <w:rPr>
+          <w:rFonts w:ascii="Times New Roman" w:hAnsi="Times New Roman" w:eastAsia="宋体"/>
+          <w:sz w:val="24"/>
+        </w:rPr>
         <w:t xml:space="preserve"> </w:t>
       </w:r>
       <w:r>
         <w:rPr>
-          <w:rFonts w:hint="eastAsia"/>
+          <w:rFonts w:hint="eastAsia" w:ascii="Times New Roman" w:hAnsi="Times New Roman" w:eastAsia="宋体"/>
+          <w:sz w:val="24"/>
         </w:rPr>
         <w:t xml:space="preserve">DC_bias（单位：mV）。</w:t>
       </w:r>
@@ -2010,92 +2308,130 @@
     <w:p>
       <w:pPr>
         <w:pStyle w:val="BodyText"/>
+        <w:spacing w:line="360" w:lineRule="auto"/>
       </w:pPr>
       <w:r>
         <w:rPr>
-          <w:rFonts w:hint="eastAsia"/>
+          <w:rFonts w:hint="eastAsia" w:ascii="Times New Roman" w:hAnsi="Times New Roman" w:eastAsia="宋体"/>
+          <w:sz w:val="24"/>
         </w:rPr>
         <w:t xml:space="preserve">干电极接触阻抗高时，前端放大器共模抑制比（CMRR）下降，环境</w:t>
       </w:r>
       <w:r>
+        <w:rPr>
+          <w:rFonts w:ascii="Times New Roman" w:hAnsi="Times New Roman" w:eastAsia="宋体"/>
+          <w:sz w:val="24"/>
+        </w:rPr>
         <w:t xml:space="preserve"> 50Hz </w:t>
       </w:r>
       <w:r>
         <w:rPr>
-          <w:rFonts w:hint="eastAsia"/>
+          <w:rFonts w:hint="eastAsia" w:ascii="Times New Roman" w:hAnsi="Times New Roman" w:eastAsia="宋体"/>
+          <w:sz w:val="24"/>
         </w:rPr>
         <w:t xml:space="preserve">工频干扰易耦合进信号；电极完全开路（悬空）时该干扰极强。若不做处理，50Hz</w:t>
       </w:r>
       <w:r>
+        <w:rPr>
+          <w:rFonts w:ascii="Times New Roman" w:hAnsi="Times New Roman" w:eastAsia="宋体"/>
+          <w:sz w:val="24"/>
+        </w:rPr>
         <w:t xml:space="preserve"> </w:t>
       </w:r>
       <w:r>
         <w:rPr>
-          <w:rFonts w:hint="eastAsia"/>
+          <w:rFonts w:hint="eastAsia" w:ascii="Times New Roman" w:hAnsi="Times New Roman" w:eastAsia="宋体"/>
+          <w:sz w:val="24"/>
         </w:rPr>
         <w:t xml:space="preserve">峰会主导功率谱，使</w:t>
       </w:r>
       <w:r>
+        <w:rPr>
+          <w:rFonts w:ascii="Times New Roman" w:hAnsi="Times New Roman" w:eastAsia="宋体"/>
+          <w:sz w:val="24"/>
+        </w:rPr>
         <w:t xml:space="preserve"> MDF </w:t>
       </w:r>
       <w:r>
         <w:rPr>
-          <w:rFonts w:hint="eastAsia"/>
+          <w:rFonts w:hint="eastAsia" w:ascii="Times New Roman" w:hAnsi="Times New Roman" w:eastAsia="宋体"/>
+          <w:sz w:val="24"/>
         </w:rPr>
         <w:t xml:space="preserve">被锁定在</w:t>
       </w:r>
       <w:r>
+        <w:rPr>
+          <w:rFonts w:ascii="Times New Roman" w:hAnsi="Times New Roman" w:eastAsia="宋体"/>
+          <w:sz w:val="24"/>
+        </w:rPr>
         <w:t xml:space="preserve"> 50Hz </w:t>
       </w:r>
       <w:r>
         <w:rPr>
-          <w:rFonts w:hint="eastAsia"/>
+          <w:rFonts w:hint="eastAsia" w:ascii="Times New Roman" w:hAnsi="Times New Roman" w:eastAsia="宋体"/>
+          <w:sz w:val="24"/>
         </w:rPr>
         <w:t xml:space="preserve">工频带，并让</w:t>
       </w:r>
       <w:r>
+        <w:rPr>
+          <w:rFonts w:ascii="Times New Roman" w:hAnsi="Times New Roman" w:eastAsia="宋体"/>
+          <w:sz w:val="24"/>
+        </w:rPr>
         <w:t xml:space="preserve"> RMS </w:t>
       </w:r>
       <w:r>
         <w:rPr>
-          <w:rFonts w:hint="eastAsia"/>
+          <w:rFonts w:hint="eastAsia" w:ascii="Times New Roman" w:hAnsi="Times New Roman" w:eastAsia="宋体"/>
+          <w:sz w:val="24"/>
         </w:rPr>
         <w:t xml:space="preserve">暴涨，系统无法区分”开路”与”真实高收缩”。工频干扰抑制是表面肌电采集系统的关键设计环节</w:t>
       </w:r>
       <w:r>
         <w:rPr>
+          <w:rFonts w:ascii="Times New Roman" w:hAnsi="Times New Roman" w:eastAsia="宋体"/>
+          <w:sz w:val="24"/>
           <w:vertAlign w:val="superscript"/>
         </w:rPr>
         <w:t xml:space="preserve">[3,4]</w:t>
       </w:r>
       <w:r>
+        <w:rPr>
+          <w:rFonts w:ascii="Times New Roman" w:hAnsi="Times New Roman" w:eastAsia="宋体"/>
+          <w:sz w:val="24"/>
+        </w:rPr>
         <w:t xml:space="preserve">。</w:t>
       </w:r>
     </w:p>
     <w:p>
       <w:pPr>
         <w:pStyle w:val="BodyText"/>
+        <w:spacing w:line="360" w:lineRule="auto"/>
       </w:pPr>
       <w:r>
         <w:rPr>
-          <w:rFonts w:hint="eastAsia"/>
+          <w:rFonts w:hint="eastAsia" w:ascii="Times New Roman" w:hAnsi="Times New Roman" w:eastAsia="宋体"/>
           <w:b/>
           <w:bCs/>
+          <w:sz w:val="24"/>
         </w:rPr>
         <w:t xml:space="preserve">1）50/60Hz</w:t>
       </w:r>
       <w:r>
         <w:rPr>
+          <w:rFonts w:ascii="Times New Roman" w:hAnsi="Times New Roman" w:eastAsia="宋体"/>
           <w:b/>
           <w:bCs/>
+          <w:sz w:val="24"/>
         </w:rPr>
         <w:t xml:space="preserve"> </w:t>
       </w:r>
       <w:r>
         <w:rPr>
-          <w:rFonts w:hint="eastAsia"/>
+          <w:rFonts w:hint="eastAsia" w:ascii="Times New Roman" w:hAnsi="Times New Roman" w:eastAsia="宋体"/>
           <w:b/>
           <w:bCs/>
+          <w:sz w:val="24"/>
         </w:rPr>
         <w:t xml:space="preserve">数字陷波</w:t>
       </w:r>
@@ -2103,40 +2439,55 @@
     <w:p>
       <w:pPr>
         <w:pStyle w:val="BodyText"/>
+        <w:spacing w:line="360" w:lineRule="auto"/>
       </w:pPr>
       <w:r>
         <w:rPr>
-          <w:rFonts w:hint="eastAsia"/>
+          <w:rFonts w:hint="eastAsia" w:ascii="Times New Roman" w:hAnsi="Times New Roman" w:eastAsia="宋体"/>
+          <w:sz w:val="24"/>
         </w:rPr>
         <w:t xml:space="preserve">在</w:t>
       </w:r>
       <w:r>
+        <w:rPr>
+          <w:rFonts w:ascii="Times New Roman" w:hAnsi="Times New Roman" w:eastAsia="宋体"/>
+          <w:sz w:val="24"/>
+        </w:rPr>
         <w:t xml:space="preserve"> ADC </w:t>
       </w:r>
       <w:r>
         <w:rPr>
-          <w:rFonts w:hint="eastAsia"/>
+          <w:rFonts w:hint="eastAsia" w:ascii="Times New Roman" w:hAnsi="Times New Roman" w:eastAsia="宋体"/>
+          <w:sz w:val="24"/>
         </w:rPr>
         <w:t xml:space="preserve">采样入口（</w:t>
       </w:r>
       <w:r>
         <w:rPr>
           <w:rStyle w:val="VerbatimChar"/>
+          <w:rFonts w:ascii="Times New Roman" w:hAnsi="Times New Roman" w:eastAsia="宋体"/>
+          <w:sz w:val="24"/>
         </w:rPr>
         <w:t xml:space="preserve">pushSample</w:t>
       </w:r>
       <w:r>
         <w:rPr>
-          <w:rFonts w:hint="eastAsia"/>
+          <w:rFonts w:hint="eastAsia" w:ascii="Times New Roman" w:hAnsi="Times New Roman" w:eastAsia="宋体"/>
+          <w:sz w:val="24"/>
         </w:rPr>
         <w:t xml:space="preserve">）对每一样本级联两级二阶</w:t>
       </w:r>
       <w:r>
+        <w:rPr>
+          <w:rFonts w:ascii="Times New Roman" w:hAnsi="Times New Roman" w:eastAsia="宋体"/>
+          <w:sz w:val="24"/>
+        </w:rPr>
         <w:t xml:space="preserve"> IIR </w:t>
       </w:r>
       <w:r>
         <w:rPr>
-          <w:rFonts w:hint="eastAsia"/>
+          <w:rFonts w:hint="eastAsia" w:ascii="Times New Roman" w:hAnsi="Times New Roman" w:eastAsia="宋体"/>
+          <w:sz w:val="24"/>
         </w:rPr>
         <w:t xml:space="preserve">陷波滤波器：</w:t>
       </w:r>
@@ -2148,49 +2499,75 @@
           <w:ilvl w:val="0"/>
           <w:numId w:val="1004"/>
         </w:numPr>
+        <w:spacing w:line="360" w:lineRule="auto"/>
       </w:pPr>
       <w:r>
+        <w:rPr>
+          <w:rFonts w:ascii="Times New Roman" w:hAnsi="Times New Roman" w:eastAsia="宋体"/>
+          <w:sz w:val="24"/>
+        </w:rPr>
         <w:t xml:space="preserve">50Hz </w:t>
       </w:r>
       <w:r>
         <w:rPr>
-          <w:rFonts w:hint="eastAsia"/>
+          <w:rFonts w:hint="eastAsia" w:ascii="Times New Roman" w:hAnsi="Times New Roman" w:eastAsia="宋体"/>
+          <w:sz w:val="24"/>
         </w:rPr>
         <w:t xml:space="preserve">陷波：中心频率</w:t>
       </w:r>
       <w:r>
+        <w:rPr>
+          <w:rFonts w:ascii="Times New Roman" w:hAnsi="Times New Roman" w:eastAsia="宋体"/>
+          <w:sz w:val="24"/>
+        </w:rPr>
         <w:t xml:space="preserve"> </w:t>
       </w:r>
       <w:r>
         <w:rPr>
-          <w:rFonts w:hint="eastAsia"/>
+          <w:rFonts w:hint="eastAsia" w:ascii="Times New Roman" w:hAnsi="Times New Roman" w:eastAsia="宋体"/>
+          <w:sz w:val="24"/>
         </w:rPr>
         <w:t xml:space="preserve">50Hz，Q</w:t>
       </w:r>
       <w:r>
+        <w:rPr>
+          <w:rFonts w:ascii="Times New Roman" w:hAnsi="Times New Roman" w:eastAsia="宋体"/>
+          <w:sz w:val="24"/>
+        </w:rPr>
         <w:t xml:space="preserve"> = </w:t>
       </w:r>
       <w:r>
         <w:rPr>
-          <w:rFonts w:hint="eastAsia"/>
+          <w:rFonts w:hint="eastAsia" w:ascii="Times New Roman" w:hAnsi="Times New Roman" w:eastAsia="宋体"/>
+          <w:sz w:val="24"/>
         </w:rPr>
         <w:t xml:space="preserve">25（−3dB</w:t>
       </w:r>
       <w:r>
+        <w:rPr>
+          <w:rFonts w:ascii="Times New Roman" w:hAnsi="Times New Roman" w:eastAsia="宋体"/>
+          <w:sz w:val="24"/>
+        </w:rPr>
         <w:t xml:space="preserve"> </w:t>
       </w:r>
       <w:r>
         <w:rPr>
-          <w:rFonts w:hint="eastAsia"/>
+          <w:rFonts w:hint="eastAsia" w:ascii="Times New Roman" w:hAnsi="Times New Roman" w:eastAsia="宋体"/>
+          <w:sz w:val="24"/>
         </w:rPr>
         <w:t xml:space="preserve">带宽</w:t>
       </w:r>
       <w:r>
+        <w:rPr>
+          <w:rFonts w:ascii="Times New Roman" w:hAnsi="Times New Roman" w:eastAsia="宋体"/>
+          <w:sz w:val="24"/>
+        </w:rPr>
         <w:t xml:space="preserve"> ≈ </w:t>
       </w:r>
       <w:r>
         <w:rPr>
-          <w:rFonts w:hint="eastAsia"/>
+          <w:rFonts w:hint="eastAsia" w:ascii="Times New Roman" w:hAnsi="Times New Roman" w:eastAsia="宋体"/>
+          <w:sz w:val="24"/>
         </w:rPr>
         <w:t xml:space="preserve">2Hz），用于抑制市电工频</w:t>
       </w:r>
@@ -2202,40 +2579,61 @@
           <w:ilvl w:val="0"/>
           <w:numId w:val="1004"/>
         </w:numPr>
+        <w:spacing w:line="360" w:lineRule="auto"/>
       </w:pPr>
       <w:r>
+        <w:rPr>
+          <w:rFonts w:ascii="Times New Roman" w:hAnsi="Times New Roman" w:eastAsia="宋体"/>
+          <w:sz w:val="24"/>
+        </w:rPr>
         <w:t xml:space="preserve">60Hz </w:t>
       </w:r>
       <w:r>
         <w:rPr>
-          <w:rFonts w:hint="eastAsia"/>
+          <w:rFonts w:hint="eastAsia" w:ascii="Times New Roman" w:hAnsi="Times New Roman" w:eastAsia="宋体"/>
+          <w:sz w:val="24"/>
         </w:rPr>
         <w:t xml:space="preserve">陷波：中心频率</w:t>
       </w:r>
       <w:r>
+        <w:rPr>
+          <w:rFonts w:ascii="Times New Roman" w:hAnsi="Times New Roman" w:eastAsia="宋体"/>
+          <w:sz w:val="24"/>
+        </w:rPr>
         <w:t xml:space="preserve"> </w:t>
       </w:r>
       <w:r>
         <w:rPr>
-          <w:rFonts w:hint="eastAsia"/>
+          <w:rFonts w:hint="eastAsia" w:ascii="Times New Roman" w:hAnsi="Times New Roman" w:eastAsia="宋体"/>
+          <w:sz w:val="24"/>
         </w:rPr>
         <w:t xml:space="preserve">60Hz，Q</w:t>
       </w:r>
       <w:r>
+        <w:rPr>
+          <w:rFonts w:ascii="Times New Roman" w:hAnsi="Times New Roman" w:eastAsia="宋体"/>
+          <w:sz w:val="24"/>
+        </w:rPr>
         <w:t xml:space="preserve"> = </w:t>
       </w:r>
       <w:r>
         <w:rPr>
-          <w:rFonts w:hint="eastAsia"/>
+          <w:rFonts w:hint="eastAsia" w:ascii="Times New Roman" w:hAnsi="Times New Roman" w:eastAsia="宋体"/>
+          <w:sz w:val="24"/>
         </w:rPr>
         <w:t xml:space="preserve">25，用于抑制部分地区/设备的</w:t>
       </w:r>
       <w:r>
+        <w:rPr>
+          <w:rFonts w:ascii="Times New Roman" w:hAnsi="Times New Roman" w:eastAsia="宋体"/>
+          <w:sz w:val="24"/>
+        </w:rPr>
         <w:t xml:space="preserve"> 60Hz </w:t>
       </w:r>
       <w:r>
         <w:rPr>
-          <w:rFonts w:hint="eastAsia"/>
+          <w:rFonts w:hint="eastAsia" w:ascii="Times New Roman" w:hAnsi="Times New Roman" w:eastAsia="宋体"/>
+          <w:sz w:val="24"/>
         </w:rPr>
         <w:t xml:space="preserve">干扰</w:t>
       </w:r>
@@ -2247,19 +2645,26 @@
           <w:ilvl w:val="0"/>
           <w:numId w:val="1004"/>
         </w:numPr>
+        <w:spacing w:line="360" w:lineRule="auto"/>
       </w:pPr>
       <w:r>
         <w:rPr>
-          <w:rFonts w:hint="eastAsia"/>
+          <w:rFonts w:hint="eastAsia" w:ascii="Times New Roman" w:hAnsi="Times New Roman" w:eastAsia="宋体"/>
+          <w:sz w:val="24"/>
         </w:rPr>
         <w:t xml:space="preserve">采用</w:t>
       </w:r>
       <w:r>
+        <w:rPr>
+          <w:rFonts w:ascii="Times New Roman" w:hAnsi="Times New Roman" w:eastAsia="宋体"/>
+          <w:sz w:val="24"/>
+        </w:rPr>
         <w:t xml:space="preserve"> RBJ </w:t>
       </w:r>
       <w:r>
         <w:rPr>
-          <w:rFonts w:hint="eastAsia"/>
+          <w:rFonts w:hint="eastAsia" w:ascii="Times New Roman" w:hAnsi="Times New Roman" w:eastAsia="宋体"/>
+          <w:sz w:val="24"/>
         </w:rPr>
         <w:t xml:space="preserve">双二阶（biquad）标准陷波结构，极点略在单位圆内以保证数值稳定</w:t>
       </w:r>
@@ -2271,19 +2676,26 @@
           <w:ilvl w:val="0"/>
           <w:numId w:val="1004"/>
         </w:numPr>
+        <w:spacing w:line="360" w:lineRule="auto"/>
       </w:pPr>
       <w:r>
         <w:rPr>
-          <w:rFonts w:hint="eastAsia"/>
+          <w:rFonts w:hint="eastAsia" w:ascii="Times New Roman" w:hAnsi="Times New Roman" w:eastAsia="宋体"/>
+          <w:sz w:val="24"/>
         </w:rPr>
         <w:t xml:space="preserve">陷波后的干净信号存入环形缓冲，供</w:t>
       </w:r>
       <w:r>
+        <w:rPr>
+          <w:rFonts w:ascii="Times New Roman" w:hAnsi="Times New Roman" w:eastAsia="宋体"/>
+          <w:sz w:val="24"/>
+        </w:rPr>
         <w:t xml:space="preserve"> RMS / MDF / </w:t>
       </w:r>
       <w:r>
         <w:rPr>
-          <w:rFonts w:hint="eastAsia"/>
+          <w:rFonts w:hint="eastAsia" w:ascii="Times New Roman" w:hAnsi="Times New Roman" w:eastAsia="宋体"/>
+          <w:sz w:val="24"/>
         </w:rPr>
         <w:t xml:space="preserve">疲劳度全部下游计算使用</w:t>
       </w:r>
@@ -2291,28 +2703,41 @@
     <w:p>
       <w:pPr>
         <w:pStyle w:val="FirstParagraph"/>
+        <w:spacing w:line="360" w:lineRule="auto"/>
       </w:pPr>
       <w:r>
         <w:rPr>
-          <w:rFonts w:hint="eastAsia"/>
+          <w:rFonts w:hint="eastAsia" w:ascii="Times New Roman" w:hAnsi="Times New Roman" w:eastAsia="宋体"/>
+          <w:sz w:val="24"/>
         </w:rPr>
         <w:t xml:space="preserve">陷波器从原始信号中移除的工频分量</w:t>
       </w:r>
       <w:r>
+        <w:rPr>
+          <w:rFonts w:ascii="Times New Roman" w:hAnsi="Times New Roman" w:eastAsia="宋体"/>
+          <w:sz w:val="24"/>
+        </w:rPr>
         <w:t xml:space="preserve"> </w:t>
       </w:r>
       <w:r>
         <w:rPr>
           <w:rStyle w:val="VerbatimChar"/>
+          <w:rFonts w:ascii="Times New Roman" w:hAnsi="Times New Roman" w:eastAsia="宋体"/>
+          <w:sz w:val="24"/>
         </w:rPr>
         <w:t xml:space="preserve">diff = raw - notched</w:t>
       </w:r>
       <w:r>
+        <w:rPr>
+          <w:rFonts w:ascii="Times New Roman" w:hAnsi="Times New Roman" w:eastAsia="宋体"/>
+          <w:sz w:val="24"/>
+        </w:rPr>
         <w:t xml:space="preserve"> </w:t>
       </w:r>
       <w:r>
         <w:rPr>
-          <w:rFonts w:hint="eastAsia"/>
+          <w:rFonts w:hint="eastAsia" w:ascii="Times New Roman" w:hAnsi="Times New Roman" w:eastAsia="宋体"/>
+          <w:sz w:val="24"/>
         </w:rPr>
         <w:t xml:space="preserve">被单独累计，用于下方的开路检测。</w:t>
       </w:r>
@@ -2320,12 +2745,14 @@
     <w:p>
       <w:pPr>
         <w:pStyle w:val="BodyText"/>
+        <w:spacing w:line="360" w:lineRule="auto"/>
       </w:pPr>
       <w:r>
         <w:rPr>
-          <w:rFonts w:hint="eastAsia"/>
+          <w:rFonts w:hint="eastAsia" w:ascii="Times New Roman" w:hAnsi="Times New Roman" w:eastAsia="宋体"/>
           <w:b/>
           <w:bCs/>
+          <w:sz w:val="24"/>
         </w:rPr>
         <w:t xml:space="preserve">2）基于工频能量的开路（未佩戴）检测</w:t>
       </w:r>
@@ -2333,19 +2760,26 @@
     <w:p>
       <w:pPr>
         <w:pStyle w:val="BodyText"/>
+        <w:spacing w:line="360" w:lineRule="auto"/>
       </w:pPr>
       <w:r>
         <w:rPr>
-          <w:rFonts w:hint="eastAsia"/>
+          <w:rFonts w:hint="eastAsia" w:ascii="Times New Roman" w:hAnsi="Times New Roman" w:eastAsia="宋体"/>
+          <w:sz w:val="24"/>
         </w:rPr>
         <w:t xml:space="preserve">直接度量被陷波移除的</w:t>
       </w:r>
       <w:r>
+        <w:rPr>
+          <w:rFonts w:ascii="Times New Roman" w:hAnsi="Times New Roman" w:eastAsia="宋体"/>
+          <w:sz w:val="24"/>
+        </w:rPr>
         <w:t xml:space="preserve"> 50+60Hz </w:t>
       </w:r>
       <w:r>
         <w:rPr>
-          <w:rFonts w:hint="eastAsia"/>
+          <w:rFonts w:hint="eastAsia" w:ascii="Times New Roman" w:hAnsi="Times New Roman" w:eastAsia="宋体"/>
+          <w:sz w:val="24"/>
         </w:rPr>
         <w:t xml:space="preserve">工频总能量：</w:t>
       </w:r>
@@ -2361,7 +2795,7 @@
           <w:insideH w:val="none" w:sz="0" w:space="0" w:color="auto"/>
           <w:insideV w:val="none" w:sz="0" w:space="0" w:color="auto"/>
         </w:tblBorders>
-        <w:tblW w:w="9070" w:type="dxa"/>
+        <w:tblW w:w="8305" w:type="dxa"/>
         <w:tblLayout w:type="autofit"/>
         <w:jc w:val="left"/>
         <w:tcMar>
@@ -2372,13 +2806,13 @@
         </w:tcMar>
       </w:tblPr>
       <w:tblGrid>
-        <w:gridCol w:w="8690"/>
+        <w:gridCol w:w="7925"/>
         <w:gridCol w:w="380"/>
       </w:tblGrid>
       <w:tr>
         <w:tc>
           <w:tcPr>
-            <w:tcW w:w="8690" w:type="dxa"/>
+            <w:tcW w:w="7925" w:type="dxa"/>
             <w:tcBorders>
               <w:top w:val="none" w:sz="0" w:space="0" w:color="auto"/>
               <w:left w:val="none" w:sz="0" w:space="0" w:color="auto"/>
@@ -2620,7 +3054,7 @@
           <w:insideH w:val="none" w:sz="0" w:space="0" w:color="auto"/>
           <w:insideV w:val="none" w:sz="0" w:space="0" w:color="auto"/>
         </w:tblBorders>
-        <w:tblW w:w="9070" w:type="dxa"/>
+        <w:tblW w:w="8305" w:type="dxa"/>
         <w:tblLayout w:type="autofit"/>
         <w:jc w:val="left"/>
         <w:tcMar>
@@ -2631,13 +3065,13 @@
         </w:tcMar>
       </w:tblPr>
       <w:tblGrid>
-        <w:gridCol w:w="8690"/>
+        <w:gridCol w:w="7925"/>
         <w:gridCol w:w="380"/>
       </w:tblGrid>
       <w:tr>
         <w:tc>
           <w:tcPr>
-            <w:tcW w:w="8690" w:type="dxa"/>
+            <w:tcW w:w="7925" w:type="dxa"/>
             <w:tcBorders>
               <w:top w:val="none" w:sz="0" w:space="0" w:color="auto"/>
               <w:left w:val="none" w:sz="0" w:space="0" w:color="auto"/>
@@ -2813,19 +3247,26 @@
           <w:ilvl w:val="0"/>
           <w:numId w:val="1005"/>
         </w:numPr>
+        <w:spacing w:line="360" w:lineRule="auto"/>
       </w:pPr>
       <w:r>
         <w:rPr>
-          <w:rFonts w:hint="eastAsia"/>
+          <w:rFonts w:hint="eastAsia" w:ascii="Times New Roman" w:hAnsi="Times New Roman" w:eastAsia="宋体"/>
+          <w:sz w:val="24"/>
         </w:rPr>
         <w:t xml:space="preserve">开路（电极悬空）：50/60Hz</w:t>
       </w:r>
       <w:r>
+        <w:rPr>
+          <w:rFonts w:ascii="Times New Roman" w:hAnsi="Times New Roman" w:eastAsia="宋体"/>
+          <w:sz w:val="24"/>
+        </w:rPr>
         <w:t xml:space="preserve"> </w:t>
       </w:r>
       <w:r>
         <w:rPr>
-          <w:rFonts w:hint="eastAsia"/>
+          <w:rFonts w:hint="eastAsia" w:ascii="Times New Roman" w:hAnsi="Times New Roman" w:eastAsia="宋体"/>
+          <w:sz w:val="24"/>
         </w:rPr>
         <w:t xml:space="preserve">共模干扰极强，</w:t>
       </w:r>
@@ -2862,14 +3303,23 @@
         </m:sSub>
       </m:oMath>
       <w:r>
+        <w:rPr>
+          <w:rFonts w:ascii="Times New Roman" w:hAnsi="Times New Roman" w:eastAsia="宋体"/>
+          <w:sz w:val="24"/>
+        </w:rPr>
         <w:t xml:space="preserve"> </w:t>
       </w:r>
       <w:r>
+        <w:rPr>
+          <w:rFonts w:ascii="Times New Roman" w:hAnsi="Times New Roman" w:eastAsia="宋体"/>
+          <w:sz w:val="24"/>
+        </w:rPr>
         <w:t xml:space="preserve">≈ 800–1340 </w:t>
       </w:r>
       <w:r>
         <w:rPr>
-          <w:rFonts w:hint="eastAsia"/>
+          <w:rFonts w:hint="eastAsia" w:ascii="Times New Roman" w:hAnsi="Times New Roman" w:eastAsia="宋体"/>
+          <w:sz w:val="24"/>
         </w:rPr>
         <w:t xml:space="preserve">mV（实测）</w:t>
       </w:r>
@@ -2881,32 +3331,48 @@
           <w:ilvl w:val="0"/>
           <w:numId w:val="1005"/>
         </w:numPr>
+        <w:spacing w:line="360" w:lineRule="auto"/>
       </w:pPr>
       <w:r>
         <w:rPr>
-          <w:rFonts w:hint="eastAsia"/>
+          <w:rFonts w:hint="eastAsia" w:ascii="Times New Roman" w:hAnsi="Times New Roman" w:eastAsia="宋体"/>
+          <w:sz w:val="24"/>
         </w:rPr>
         <w:t xml:space="preserve">佩戴（强</w:t>
       </w:r>
       <w:r>
+        <w:rPr>
+          <w:rFonts w:ascii="Times New Roman" w:hAnsi="Times New Roman" w:eastAsia="宋体"/>
+          <w:sz w:val="24"/>
+        </w:rPr>
         <w:t xml:space="preserve"> 50Hz </w:t>
       </w:r>
       <w:r>
         <w:rPr>
-          <w:rFonts w:hint="eastAsia"/>
+          <w:rFonts w:hint="eastAsia" w:ascii="Times New Roman" w:hAnsi="Times New Roman" w:eastAsia="宋体"/>
+          <w:sz w:val="24"/>
         </w:rPr>
         <w:t xml:space="preserve">环境下人体/放大器</w:t>
       </w:r>
       <w:r>
+        <w:rPr>
+          <w:rFonts w:ascii="Times New Roman" w:hAnsi="Times New Roman" w:eastAsia="宋体"/>
+          <w:sz w:val="24"/>
+        </w:rPr>
         <w:t xml:space="preserve"> CMRR </w:t>
       </w:r>
       <w:r>
         <w:rPr>
-          <w:rFonts w:hint="eastAsia"/>
+          <w:rFonts w:hint="eastAsia" w:ascii="Times New Roman" w:hAnsi="Times New Roman" w:eastAsia="宋体"/>
+          <w:sz w:val="24"/>
         </w:rPr>
         <w:t xml:space="preserve">抑制有限）：工频能量仍可达</w:t>
       </w:r>
       <w:r>
+        <w:rPr>
+          <w:rFonts w:ascii="Times New Roman" w:hAnsi="Times New Roman" w:eastAsia="宋体"/>
+          <w:sz w:val="24"/>
+        </w:rPr>
         <w:t xml:space="preserve"> </w:t>
       </w:r>
       <m:oMath>
@@ -2942,14 +3408,23 @@
         </m:sSub>
       </m:oMath>
       <w:r>
+        <w:rPr>
+          <w:rFonts w:ascii="Times New Roman" w:hAnsi="Times New Roman" w:eastAsia="宋体"/>
+          <w:sz w:val="24"/>
+        </w:rPr>
         <w:t xml:space="preserve"> </w:t>
       </w:r>
       <w:r>
+        <w:rPr>
+          <w:rFonts w:ascii="Times New Roman" w:hAnsi="Times New Roman" w:eastAsia="宋体"/>
+          <w:sz w:val="24"/>
+        </w:rPr>
         <w:t xml:space="preserve">≈ 130–600 </w:t>
       </w:r>
       <w:r>
         <w:rPr>
-          <w:rFonts w:hint="eastAsia"/>
+          <w:rFonts w:hint="eastAsia" w:ascii="Times New Roman" w:hAnsi="Times New Roman" w:eastAsia="宋体"/>
+          <w:sz w:val="24"/>
         </w:rPr>
         <w:t xml:space="preserve">mV（实测）</w:t>
       </w:r>
@@ -2961,48 +3436,60 @@
           <w:ilvl w:val="0"/>
           <w:numId w:val="1005"/>
         </w:numPr>
+        <w:spacing w:line="360" w:lineRule="auto"/>
       </w:pPr>
       <w:r>
         <w:rPr>
-          <w:rFonts w:hint="eastAsia"/>
+          <w:rFonts w:hint="eastAsia" w:ascii="Times New Roman" w:hAnsi="Times New Roman" w:eastAsia="宋体"/>
+          <w:sz w:val="24"/>
         </w:rPr>
         <w:t xml:space="preserve">两者实测区间存在约</w:t>
       </w:r>
       <w:r>
+        <w:rPr>
+          <w:rFonts w:ascii="Times New Roman" w:hAnsi="Times New Roman" w:eastAsia="宋体"/>
+          <w:sz w:val="24"/>
+        </w:rPr>
         <w:t xml:space="preserve"> 600–800 mV </w:t>
       </w:r>
       <w:r>
         <w:rPr>
-          <w:rFonts w:hint="eastAsia"/>
+          <w:rFonts w:hint="eastAsia" w:ascii="Times New Roman" w:hAnsi="Times New Roman" w:eastAsia="宋体"/>
+          <w:sz w:val="24"/>
         </w:rPr>
         <w:t xml:space="preserve">的干净间隙，用</w:t>
       </w:r>
       <w:r>
         <w:rPr>
-          <w:rFonts w:hint="eastAsia"/>
+          <w:rFonts w:hint="eastAsia" w:ascii="Times New Roman" w:hAnsi="Times New Roman" w:eastAsia="宋体"/>
           <w:b/>
           <w:bCs/>
+          <w:sz w:val="24"/>
         </w:rPr>
         <w:t xml:space="preserve">双阈值滞回</w:t>
       </w:r>
       <w:r>
         <w:rPr>
-          <w:rFonts w:hint="eastAsia"/>
+          <w:rFonts w:hint="eastAsia" w:ascii="Times New Roman" w:hAnsi="Times New Roman" w:eastAsia="宋体"/>
+          <w:sz w:val="24"/>
         </w:rPr>
         <w:t xml:space="preserve">区分，且</w:t>
       </w:r>
       <w:r>
         <w:rPr>
-          <w:rFonts w:hint="eastAsia"/>
+          <w:rFonts w:hint="eastAsia" w:ascii="Times New Roman" w:hAnsi="Times New Roman" w:eastAsia="宋体"/>
           <w:b/>
           <w:bCs/>
+          <w:sz w:val="24"/>
         </w:rPr>
         <w:t xml:space="preserve">不再依赖被污染的</w:t>
       </w:r>
       <w:r>
         <w:rPr>
+          <w:rFonts w:ascii="Times New Roman" w:hAnsi="Times New Roman" w:eastAsia="宋体"/>
           <w:b/>
           <w:bCs/>
+          <w:sz w:val="24"/>
         </w:rPr>
         <w:t xml:space="preserve"> MDF</w:t>
       </w:r>
@@ -3010,18 +3497,21 @@
     <w:p>
       <w:pPr>
         <w:pStyle w:val="FirstParagraph"/>
+        <w:spacing w:line="360" w:lineRule="auto"/>
       </w:pPr>
       <w:r>
         <w:rPr>
-          <w:rFonts w:hint="eastAsia"/>
+          <w:rFonts w:hint="eastAsia" w:ascii="Times New Roman" w:hAnsi="Times New Roman" w:eastAsia="宋体"/>
           <w:b/>
           <w:bCs/>
+          <w:sz w:val="24"/>
         </w:rPr>
         <w:t xml:space="preserve">判定逻辑（双阈值滞回）</w:t>
       </w:r>
       <w:r>
         <w:rPr>
-          <w:rFonts w:hint="eastAsia"/>
+          <w:rFonts w:hint="eastAsia" w:ascii="Times New Roman" w:hAnsi="Times New Roman" w:eastAsia="宋体"/>
+          <w:sz w:val="24"/>
         </w:rPr>
         <w:t xml:space="preserve">：</w:t>
       </w:r>
@@ -3033,10 +3523,12 @@
           <w:ilvl w:val="0"/>
           <w:numId w:val="1006"/>
         </w:numPr>
+        <w:spacing w:line="360" w:lineRule="auto"/>
       </w:pPr>
       <w:r>
         <w:rPr>
-          <w:rFonts w:hint="eastAsia"/>
+          <w:rFonts w:hint="eastAsia" w:ascii="Times New Roman" w:hAnsi="Times New Roman" w:eastAsia="宋体"/>
+          <w:sz w:val="24"/>
         </w:rPr>
         <w:t xml:space="preserve">进入开路：</w:t>
       </w:r>
@@ -3098,28 +3590,37 @@
       </m:oMath>
       <w:r>
         <w:rPr>
-          <w:rFonts w:hint="eastAsia"/>
+          <w:rFonts w:hint="eastAsia" w:ascii="Times New Roman" w:hAnsi="Times New Roman" w:eastAsia="宋体"/>
+          <w:sz w:val="24"/>
         </w:rPr>
         <w:t xml:space="preserve">（</w:t>
       </w:r>
       <w:r>
         <w:rPr>
           <w:rStyle w:val="VerbatimChar"/>
+          <w:rFonts w:ascii="Times New Roman" w:hAnsi="Times New Roman" w:eastAsia="宋体"/>
+          <w:sz w:val="24"/>
         </w:rPr>
         <w:t xml:space="preserve">MAINS_OPEN_ENTER_MV</w:t>
       </w:r>
       <w:r>
         <w:rPr>
-          <w:rFonts w:hint="eastAsia"/>
+          <w:rFonts w:hint="eastAsia" w:ascii="Times New Roman" w:hAnsi="Times New Roman" w:eastAsia="宋体"/>
+          <w:sz w:val="24"/>
         </w:rPr>
         <w:t xml:space="preserve">），连续</w:t>
       </w:r>
       <w:r>
+        <w:rPr>
+          <w:rFonts w:ascii="Times New Roman" w:hAnsi="Times New Roman" w:eastAsia="宋体"/>
+          <w:sz w:val="24"/>
+        </w:rPr>
         <w:t xml:space="preserve"> 3 </w:t>
       </w:r>
       <w:r>
         <w:rPr>
-          <w:rFonts w:hint="eastAsia"/>
+          <w:rFonts w:hint="eastAsia" w:ascii="Times New Roman" w:hAnsi="Times New Roman" w:eastAsia="宋体"/>
+          <w:sz w:val="24"/>
         </w:rPr>
         <w:t xml:space="preserve">帧确认（防单帧尖峰误触发）</w:t>
       </w:r>
@@ -3131,10 +3632,12 @@
           <w:ilvl w:val="0"/>
           <w:numId w:val="1006"/>
         </w:numPr>
+        <w:spacing w:line="360" w:lineRule="auto"/>
       </w:pPr>
       <w:r>
         <w:rPr>
-          <w:rFonts w:hint="eastAsia"/>
+          <w:rFonts w:hint="eastAsia" w:ascii="Times New Roman" w:hAnsi="Times New Roman" w:eastAsia="宋体"/>
+          <w:sz w:val="24"/>
         </w:rPr>
         <w:t xml:space="preserve">退出开路：</w:t>
       </w:r>
@@ -3196,28 +3699,37 @@
       </m:oMath>
       <w:r>
         <w:rPr>
-          <w:rFonts w:hint="eastAsia"/>
+          <w:rFonts w:hint="eastAsia" w:ascii="Times New Roman" w:hAnsi="Times New Roman" w:eastAsia="宋体"/>
+          <w:sz w:val="24"/>
         </w:rPr>
         <w:t xml:space="preserve">（</w:t>
       </w:r>
       <w:r>
         <w:rPr>
           <w:rStyle w:val="VerbatimChar"/>
+          <w:rFonts w:ascii="Times New Roman" w:hAnsi="Times New Roman" w:eastAsia="宋体"/>
+          <w:sz w:val="24"/>
         </w:rPr>
         <w:t xml:space="preserve">MAINS_OPEN_EXIT_MV</w:t>
       </w:r>
       <w:r>
         <w:rPr>
-          <w:rFonts w:hint="eastAsia"/>
+          <w:rFonts w:hint="eastAsia" w:ascii="Times New Roman" w:hAnsi="Times New Roman" w:eastAsia="宋体"/>
+          <w:sz w:val="24"/>
         </w:rPr>
         <w:t xml:space="preserve">），连续</w:t>
       </w:r>
       <w:r>
+        <w:rPr>
+          <w:rFonts w:ascii="Times New Roman" w:hAnsi="Times New Roman" w:eastAsia="宋体"/>
+          <w:sz w:val="24"/>
+        </w:rPr>
         <w:t xml:space="preserve"> 5 </w:t>
       </w:r>
       <w:r>
         <w:rPr>
-          <w:rFonts w:hint="eastAsia"/>
+          <w:rFonts w:hint="eastAsia" w:ascii="Times New Roman" w:hAnsi="Times New Roman" w:eastAsia="宋体"/>
+          <w:sz w:val="24"/>
         </w:rPr>
         <w:t xml:space="preserve">帧（-500ms）确认才清除（防重新佩戴瞬态抖动）</w:t>
       </w:r>
@@ -3229,19 +3741,26 @@
           <w:ilvl w:val="0"/>
           <w:numId w:val="1006"/>
         </w:numPr>
+        <w:spacing w:line="360" w:lineRule="auto"/>
       </w:pPr>
       <w:r>
         <w:rPr>
-          <w:rFonts w:hint="eastAsia"/>
+          <w:rFonts w:hint="eastAsia" w:ascii="Times New Roman" w:hAnsi="Times New Roman" w:eastAsia="宋体"/>
+          <w:sz w:val="24"/>
         </w:rPr>
         <w:t xml:space="preserve">中间带（400–700</w:t>
       </w:r>
       <w:r>
+        <w:rPr>
+          <w:rFonts w:ascii="Times New Roman" w:hAnsi="Times New Roman" w:eastAsia="宋体"/>
+          <w:sz w:val="24"/>
+        </w:rPr>
         <w:t xml:space="preserve"> </w:t>
       </w:r>
       <w:r>
         <w:rPr>
-          <w:rFonts w:hint="eastAsia"/>
+          <w:rFonts w:hint="eastAsia" w:ascii="Times New Roman" w:hAnsi="Times New Roman" w:eastAsia="宋体"/>
+          <w:sz w:val="24"/>
         </w:rPr>
         <w:t xml:space="preserve">mV）维持原状态，避免临界区抖动；阈值依据实测：佩戴上界≈600mV、真开路下界≈800mV，留足裕度</w:t>
       </w:r>
@@ -3249,170 +3768,236 @@
     <w:p>
       <w:pPr>
         <w:pStyle w:val="FirstParagraph"/>
+        <w:spacing w:line="360" w:lineRule="auto"/>
       </w:pPr>
       <w:r>
         <w:rPr>
-          <w:rFonts w:hint="eastAsia"/>
+          <w:rFonts w:hint="eastAsia" w:ascii="Times New Roman" w:hAnsi="Times New Roman" w:eastAsia="宋体"/>
           <w:b/>
           <w:bCs/>
+          <w:sz w:val="24"/>
         </w:rPr>
         <w:t xml:space="preserve">开路时输出冻结</w:t>
       </w:r>
       <w:r>
         <w:rPr>
-          <w:rFonts w:hint="eastAsia"/>
+          <w:rFonts w:hint="eastAsia" w:ascii="Times New Roman" w:hAnsi="Times New Roman" w:eastAsia="宋体"/>
+          <w:sz w:val="24"/>
         </w:rPr>
         <w:t xml:space="preserve">：检测到开路（未佩戴）时，信号质量直接置为</w:t>
       </w:r>
       <w:r>
+        <w:rPr>
+          <w:rFonts w:ascii="Times New Roman" w:hAnsi="Times New Roman" w:eastAsia="宋体"/>
+          <w:sz w:val="24"/>
+        </w:rPr>
         <w:t xml:space="preserve"> 3 </w:t>
       </w:r>
       <w:r>
         <w:rPr>
-          <w:rFonts w:hint="eastAsia"/>
+          <w:rFonts w:hint="eastAsia" w:ascii="Times New Roman" w:hAnsi="Times New Roman" w:eastAsia="宋体"/>
+          <w:sz w:val="24"/>
         </w:rPr>
         <w:t xml:space="preserve">分（最低），前端据此显示“请佩戴”横幅；疲劳度冻结为上次有效值（不清零、不更新），激活度清零并直接返回——</w:t>
       </w:r>
       <w:r>
         <w:rPr>
-          <w:rFonts w:hint="eastAsia"/>
+          <w:rFonts w:hint="eastAsia" w:ascii="Times New Roman" w:hAnsi="Times New Roman" w:eastAsia="宋体"/>
           <w:b/>
           <w:bCs/>
+          <w:sz w:val="24"/>
         </w:rPr>
         <w:t xml:space="preserve">不再输出虚假</w:t>
       </w:r>
       <w:r>
         <w:rPr>
+          <w:rFonts w:ascii="Times New Roman" w:hAnsi="Times New Roman" w:eastAsia="宋体"/>
           <w:b/>
           <w:bCs/>
+          <w:sz w:val="24"/>
         </w:rPr>
         <w:t xml:space="preserve"> 100%</w:t>
       </w:r>
       <w:r>
         <w:rPr>
-          <w:rFonts w:hint="eastAsia"/>
+          <w:rFonts w:hint="eastAsia" w:ascii="Times New Roman" w:hAnsi="Times New Roman" w:eastAsia="宋体"/>
+          <w:sz w:val="24"/>
         </w:rPr>
         <w:t xml:space="preserve">。小程序端（</w:t>
       </w:r>
       <w:r>
         <w:rPr>
           <w:rStyle w:val="VerbatimChar"/>
+          <w:rFonts w:ascii="Times New Roman" w:hAnsi="Times New Roman" w:eastAsia="宋体"/>
+          <w:sz w:val="24"/>
         </w:rPr>
         <w:t xml:space="preserve">pages/realtime</w:t>
       </w:r>
       <w:r>
         <w:rPr>
-          <w:rFonts w:hint="eastAsia"/>
+          <w:rFonts w:hint="eastAsia" w:ascii="Times New Roman" w:hAnsi="Times New Roman" w:eastAsia="宋体"/>
+          <w:sz w:val="24"/>
         </w:rPr>
         <w:t xml:space="preserve">）以</w:t>
       </w:r>
       <w:r>
+        <w:rPr>
+          <w:rFonts w:ascii="Times New Roman" w:hAnsi="Times New Roman" w:eastAsia="宋体"/>
+          <w:sz w:val="24"/>
+        </w:rPr>
         <w:t xml:space="preserve"> </w:t>
       </w:r>
       <w:r>
         <w:rPr>
           <w:rStyle w:val="VerbatimChar"/>
+          <w:rFonts w:ascii="Times New Roman" w:hAnsi="Times New Roman" w:eastAsia="宋体"/>
+          <w:sz w:val="24"/>
         </w:rPr>
         <w:t xml:space="preserve">quality &lt; 30</w:t>
       </w:r>
       <w:r>
+        <w:rPr>
+          <w:rFonts w:ascii="Times New Roman" w:hAnsi="Times New Roman" w:eastAsia="宋体"/>
+          <w:sz w:val="24"/>
+        </w:rPr>
         <w:t xml:space="preserve"> </w:t>
       </w:r>
       <w:r>
         <w:rPr>
-          <w:rFonts w:hint="eastAsia"/>
+          <w:rFonts w:hint="eastAsia" w:ascii="Times New Roman" w:hAnsi="Times New Roman" w:eastAsia="宋体"/>
+          <w:sz w:val="24"/>
         </w:rPr>
         <w:t xml:space="preserve">反推未佩戴状态，将疲劳度与激活度统一显示为</w:t>
       </w:r>
       <w:r>
+        <w:rPr>
+          <w:rFonts w:ascii="Times New Roman" w:hAnsi="Times New Roman" w:eastAsia="宋体"/>
+          <w:sz w:val="24"/>
+        </w:rPr>
         <w:t xml:space="preserve"> </w:t>
       </w:r>
       <w:r>
         <w:rPr>
           <w:rStyle w:val="VerbatimChar"/>
+          <w:rFonts w:ascii="Times New Roman" w:hAnsi="Times New Roman" w:eastAsia="宋体"/>
+          <w:sz w:val="24"/>
         </w:rPr>
         <w:t xml:space="preserve">--</w:t>
       </w:r>
       <w:r>
         <w:rPr>
-          <w:rFonts w:hint="eastAsia"/>
+          <w:rFonts w:hint="eastAsia" w:ascii="Times New Roman" w:hAnsi="Times New Roman" w:eastAsia="宋体"/>
+          <w:sz w:val="24"/>
         </w:rPr>
         <w:t xml:space="preserve">。此外，当设备</w:t>
       </w:r>
       <w:r>
         <w:rPr>
-          <w:rFonts w:hint="eastAsia"/>
+          <w:rFonts w:hint="eastAsia" w:ascii="Times New Roman" w:hAnsi="Times New Roman" w:eastAsia="宋体"/>
           <w:b/>
           <w:bCs/>
+          <w:sz w:val="24"/>
         </w:rPr>
         <w:t xml:space="preserve">未校准</w:t>
       </w:r>
       <w:r>
         <w:rPr>
-          <w:rFonts w:hint="eastAsia"/>
+          <w:rFonts w:hint="eastAsia" w:ascii="Times New Roman" w:hAnsi="Times New Roman" w:eastAsia="宋体"/>
+          <w:sz w:val="24"/>
         </w:rPr>
         <w:t xml:space="preserve">（固件</w:t>
       </w:r>
       <w:r>
+        <w:rPr>
+          <w:rFonts w:ascii="Times New Roman" w:hAnsi="Times New Roman" w:eastAsia="宋体"/>
+          <w:sz w:val="24"/>
+        </w:rPr>
         <w:t xml:space="preserve"> </w:t>
       </w:r>
       <w:r>
         <w:rPr>
           <w:rStyle w:val="VerbatimChar"/>
+          <w:rFonts w:ascii="Times New Roman" w:hAnsi="Times New Roman" w:eastAsia="宋体"/>
+          <w:sz w:val="24"/>
         </w:rPr>
         <w:t xml:space="preserve">m_isCalibrated == false</w:t>
       </w:r>
       <w:r>
         <w:rPr>
-          <w:rFonts w:hint="eastAsia"/>
+          <w:rFonts w:hint="eastAsia" w:ascii="Times New Roman" w:hAnsi="Times New Roman" w:eastAsia="宋体"/>
+          <w:sz w:val="24"/>
         </w:rPr>
         <w:t xml:space="preserve">，例如在小程序删除校准数据后固件</w:t>
       </w:r>
       <w:r>
+        <w:rPr>
+          <w:rFonts w:ascii="Times New Roman" w:hAnsi="Times New Roman" w:eastAsia="宋体"/>
+          <w:sz w:val="24"/>
+        </w:rPr>
         <w:t xml:space="preserve"> EEPROM </w:t>
       </w:r>
       <w:r>
         <w:rPr>
-          <w:rFonts w:hint="eastAsia"/>
+          <w:rFonts w:hint="eastAsia" w:ascii="Times New Roman" w:hAnsi="Times New Roman" w:eastAsia="宋体"/>
+          <w:sz w:val="24"/>
         </w:rPr>
         <w:t xml:space="preserve">被清空）时，固件在每帧数据点中置</w:t>
       </w:r>
       <w:r>
+        <w:rPr>
+          <w:rFonts w:ascii="Times New Roman" w:hAnsi="Times New Roman" w:eastAsia="宋体"/>
+          <w:sz w:val="24"/>
+        </w:rPr>
         <w:t xml:space="preserve"> </w:t>
       </w:r>
       <w:r>
         <w:rPr>
           <w:rStyle w:val="VerbatimChar"/>
+          <w:rFonts w:ascii="Times New Roman" w:hAnsi="Times New Roman" w:eastAsia="宋体"/>
+          <w:sz w:val="24"/>
         </w:rPr>
         <w:t xml:space="preserve">calibrated = 0</w:t>
       </w:r>
       <w:r>
         <w:rPr>
-          <w:rFonts w:hint="eastAsia"/>
+          <w:rFonts w:hint="eastAsia" w:ascii="Times New Roman" w:hAnsi="Times New Roman" w:eastAsia="宋体"/>
+          <w:sz w:val="24"/>
         </w:rPr>
         <w:t xml:space="preserve">，云端据其同样将激活度与疲劳度显示为</w:t>
       </w:r>
       <w:r>
+        <w:rPr>
+          <w:rFonts w:ascii="Times New Roman" w:hAnsi="Times New Roman" w:eastAsia="宋体"/>
+          <w:sz w:val="24"/>
+        </w:rPr>
         <w:t xml:space="preserve"> </w:t>
       </w:r>
       <w:r>
         <w:rPr>
           <w:rStyle w:val="VerbatimChar"/>
+          <w:rFonts w:ascii="Times New Roman" w:hAnsi="Times New Roman" w:eastAsia="宋体"/>
+          <w:sz w:val="24"/>
         </w:rPr>
         <w:t xml:space="preserve">--</w:t>
       </w:r>
       <w:r>
         <w:rPr>
-          <w:rFonts w:hint="eastAsia"/>
+          <w:rFonts w:hint="eastAsia" w:ascii="Times New Roman" w:hAnsi="Times New Roman" w:eastAsia="宋体"/>
+          <w:sz w:val="24"/>
         </w:rPr>
         <w:t xml:space="preserve">，仅保留</w:t>
       </w:r>
       <w:r>
+        <w:rPr>
+          <w:rFonts w:ascii="Times New Roman" w:hAnsi="Times New Roman" w:eastAsia="宋体"/>
+          <w:sz w:val="24"/>
+        </w:rPr>
         <w:t xml:space="preserve"> RMS / MDF </w:t>
       </w:r>
       <w:r>
         <w:rPr>
-          <w:rFonts w:hint="eastAsia"/>
+          <w:rFonts w:hint="eastAsia" w:ascii="Times New Roman" w:hAnsi="Times New Roman" w:eastAsia="宋体"/>
+          <w:sz w:val="24"/>
         </w:rPr>
         <w:t xml:space="preserve">原始信号——与”未佩戴”同口径，避免无基准时输出无意义数值。</w:t>
       </w:r>
@@ -3455,58 +4040,84 @@
     <w:p>
       <w:pPr>
         <w:pStyle w:val="FirstParagraph"/>
+        <w:spacing w:line="360" w:lineRule="auto"/>
       </w:pPr>
       <w:r>
+        <w:rPr>
+          <w:rFonts w:ascii="Times New Roman" w:hAnsi="Times New Roman" w:eastAsia="宋体"/>
+          <w:sz w:val="24"/>
+        </w:rPr>
         <w:t xml:space="preserve">RMS </w:t>
       </w:r>
       <w:r>
         <w:rPr>
-          <w:rFonts w:hint="eastAsia"/>
+          <w:rFonts w:hint="eastAsia" w:ascii="Times New Roman" w:hAnsi="Times New Roman" w:eastAsia="宋体"/>
+          <w:sz w:val="24"/>
         </w:rPr>
         <w:t xml:space="preserve">反映肌肉收缩时的信号总功率，与收缩强度正相关</w:t>
       </w:r>
       <w:r>
         <w:rPr>
+          <w:rFonts w:ascii="Times New Roman" w:hAnsi="Times New Roman" w:eastAsia="宋体"/>
+          <w:sz w:val="24"/>
           <w:vertAlign w:val="superscript"/>
         </w:rPr>
         <w:t xml:space="preserve">[6]</w:t>
       </w:r>
       <w:r>
         <w:rPr>
-          <w:rFonts w:hint="eastAsia"/>
+          <w:rFonts w:hint="eastAsia" w:ascii="Times New Roman" w:hAnsi="Times New Roman" w:eastAsia="宋体"/>
+          <w:sz w:val="24"/>
         </w:rPr>
         <w:t xml:space="preserve">，是激活度归一化的基础。张恒颖等</w:t>
       </w:r>
       <w:r>
         <w:rPr>
+          <w:rFonts w:ascii="Times New Roman" w:hAnsi="Times New Roman" w:eastAsia="宋体"/>
+          <w:sz w:val="24"/>
           <w:vertAlign w:val="superscript"/>
         </w:rPr>
         <w:t xml:space="preserve">[6]</w:t>
       </w:r>
       <w:r>
+        <w:rPr>
+          <w:rFonts w:ascii="Times New Roman" w:hAnsi="Times New Roman" w:eastAsia="宋体"/>
+          <w:sz w:val="24"/>
+        </w:rPr>
         <w:t xml:space="preserve"> </w:t>
       </w:r>
       <w:r>
         <w:rPr>
-          <w:rFonts w:hint="eastAsia"/>
+          <w:rFonts w:hint="eastAsia" w:ascii="Times New Roman" w:hAnsi="Times New Roman" w:eastAsia="宋体"/>
+          <w:sz w:val="24"/>
         </w:rPr>
         <w:t xml:space="preserve">在肱二头肌弯举实验中亦观察到</w:t>
       </w:r>
       <w:r>
+        <w:rPr>
+          <w:rFonts w:ascii="Times New Roman" w:hAnsi="Times New Roman" w:eastAsia="宋体"/>
+          <w:sz w:val="24"/>
+        </w:rPr>
         <w:t xml:space="preserve"> RMS </w:t>
       </w:r>
       <w:r>
         <w:rPr>
-          <w:rFonts w:hint="eastAsia"/>
+          <w:rFonts w:hint="eastAsia" w:ascii="Times New Roman" w:hAnsi="Times New Roman" w:eastAsia="宋体"/>
+          <w:sz w:val="24"/>
         </w:rPr>
         <w:t xml:space="preserve">随负荷递增的变化，与本系统以</w:t>
       </w:r>
       <w:r>
+        <w:rPr>
+          <w:rFonts w:ascii="Times New Roman" w:hAnsi="Times New Roman" w:eastAsia="宋体"/>
+          <w:sz w:val="24"/>
+        </w:rPr>
         <w:t xml:space="preserve"> RMS </w:t>
       </w:r>
       <w:r>
         <w:rPr>
-          <w:rFonts w:hint="eastAsia"/>
+          <w:rFonts w:hint="eastAsia" w:ascii="Times New Roman" w:hAnsi="Times New Roman" w:eastAsia="宋体"/>
+          <w:sz w:val="24"/>
         </w:rPr>
         <w:t xml:space="preserve">表征收缩强度的思路一致。</w:t>
       </w:r>
@@ -3522,7 +4133,7 @@
           <w:insideH w:val="none" w:sz="0" w:space="0" w:color="auto"/>
           <w:insideV w:val="none" w:sz="0" w:space="0" w:color="auto"/>
         </w:tblBorders>
-        <w:tblW w:w="9070" w:type="dxa"/>
+        <w:tblW w:w="8305" w:type="dxa"/>
         <w:tblLayout w:type="autofit"/>
         <w:jc w:val="left"/>
         <w:tcMar>
@@ -3533,13 +4144,13 @@
         </w:tcMar>
       </w:tblPr>
       <w:tblGrid>
-        <w:gridCol w:w="8690"/>
+        <w:gridCol w:w="7925"/>
         <w:gridCol w:w="380"/>
       </w:tblGrid>
       <w:tr>
         <w:tc>
           <w:tcPr>
-            <w:tcW w:w="8690" w:type="dxa"/>
+            <w:tcW w:w="7925" w:type="dxa"/>
             <w:tcBorders>
               <w:top w:val="none" w:sz="0" w:space="0" w:color="auto"/>
               <w:left w:val="none" w:sz="0" w:space="0" w:color="auto"/>
@@ -3811,31 +4422,47 @@
           <w:ilvl w:val="0"/>
           <w:numId w:val="1007"/>
         </w:numPr>
+        <w:spacing w:line="360" w:lineRule="auto"/>
       </w:pPr>
       <w:r>
+        <w:rPr>
+          <w:rFonts w:ascii="Times New Roman" w:hAnsi="Times New Roman" w:eastAsia="宋体"/>
+          <w:sz w:val="24"/>
+        </w:rPr>
         <w:t xml:space="preserve">N = </w:t>
       </w:r>
       <w:r>
         <w:rPr>
-          <w:rFonts w:hint="eastAsia"/>
+          <w:rFonts w:hint="eastAsia" w:ascii="Times New Roman" w:hAnsi="Times New Roman" w:eastAsia="宋体"/>
+          <w:sz w:val="24"/>
         </w:rPr>
         <w:t xml:space="preserve">256，对应</w:t>
       </w:r>
       <w:r>
+        <w:rPr>
+          <w:rFonts w:ascii="Times New Roman" w:hAnsi="Times New Roman" w:eastAsia="宋体"/>
+          <w:sz w:val="24"/>
+        </w:rPr>
         <w:t xml:space="preserve"> 256 ms </w:t>
       </w:r>
       <w:r>
         <w:rPr>
-          <w:rFonts w:hint="eastAsia"/>
+          <w:rFonts w:hint="eastAsia" w:ascii="Times New Roman" w:hAnsi="Times New Roman" w:eastAsia="宋体"/>
+          <w:sz w:val="24"/>
         </w:rPr>
         <w:t xml:space="preserve">时间窗口（@1000Hz</w:t>
       </w:r>
       <w:r>
+        <w:rPr>
+          <w:rFonts w:ascii="Times New Roman" w:hAnsi="Times New Roman" w:eastAsia="宋体"/>
+          <w:sz w:val="24"/>
+        </w:rPr>
         <w:t xml:space="preserve"> </w:t>
       </w:r>
       <w:r>
         <w:rPr>
-          <w:rFonts w:hint="eastAsia"/>
+          <w:rFonts w:hint="eastAsia" w:ascii="Times New Roman" w:hAnsi="Times New Roman" w:eastAsia="宋体"/>
+          <w:sz w:val="24"/>
         </w:rPr>
         <w:t xml:space="preserve">采样）</w:t>
       </w:r>
@@ -3847,31 +4474,47 @@
           <w:ilvl w:val="0"/>
           <w:numId w:val="1007"/>
         </w:numPr>
+        <w:spacing w:line="360" w:lineRule="auto"/>
       </w:pPr>
       <w:r>
+        <w:rPr>
+          <w:rFonts w:ascii="Times New Roman" w:hAnsi="Times New Roman" w:eastAsia="宋体"/>
+          <w:sz w:val="24"/>
+        </w:rPr>
         <w:t xml:space="preserve">x[i] </w:t>
       </w:r>
       <w:r>
         <w:rPr>
-          <w:rFonts w:hint="eastAsia"/>
+          <w:rFonts w:hint="eastAsia" w:ascii="Times New Roman" w:hAnsi="Times New Roman" w:eastAsia="宋体"/>
+          <w:sz w:val="24"/>
         </w:rPr>
         <w:t xml:space="preserve">为经</w:t>
       </w:r>
       <w:r>
+        <w:rPr>
+          <w:rFonts w:ascii="Times New Roman" w:hAnsi="Times New Roman" w:eastAsia="宋体"/>
+          <w:sz w:val="24"/>
+        </w:rPr>
         <w:t xml:space="preserve"> 50/60Hz </w:t>
       </w:r>
       <w:r>
         <w:rPr>
-          <w:rFonts w:hint="eastAsia"/>
+          <w:rFonts w:hint="eastAsia" w:ascii="Times New Roman" w:hAnsi="Times New Roman" w:eastAsia="宋体"/>
+          <w:sz w:val="24"/>
         </w:rPr>
         <w:t xml:space="preserve">数字陷波（§3.1）去除工频干扰、再去除</w:t>
       </w:r>
       <w:r>
+        <w:rPr>
+          <w:rFonts w:ascii="Times New Roman" w:hAnsi="Times New Roman" w:eastAsia="宋体"/>
+          <w:sz w:val="24"/>
+        </w:rPr>
         <w:t xml:space="preserve"> DC </w:t>
       </w:r>
       <w:r>
         <w:rPr>
-          <w:rFonts w:hint="eastAsia"/>
+          <w:rFonts w:hint="eastAsia" w:ascii="Times New Roman" w:hAnsi="Times New Roman" w:eastAsia="宋体"/>
+          <w:sz w:val="24"/>
         </w:rPr>
         <w:t xml:space="preserve">偏移后的交流分量（单位：mV）</w:t>
       </w:r>
@@ -3883,22 +4526,33 @@
           <w:ilvl w:val="0"/>
           <w:numId w:val="1007"/>
         </w:numPr>
+        <w:spacing w:line="360" w:lineRule="auto"/>
       </w:pPr>
       <w:r>
+        <w:rPr>
+          <w:rFonts w:ascii="Times New Roman" w:hAnsi="Times New Roman" w:eastAsia="宋体"/>
+          <w:sz w:val="24"/>
+        </w:rPr>
         <w:t xml:space="preserve">RMS </w:t>
       </w:r>
       <w:r>
         <w:rPr>
-          <w:rFonts w:hint="eastAsia"/>
+          <w:rFonts w:hint="eastAsia" w:ascii="Times New Roman" w:hAnsi="Times New Roman" w:eastAsia="宋体"/>
+          <w:sz w:val="24"/>
         </w:rPr>
         <w:t xml:space="preserve">计算使用加窗前的原始信号，因为</w:t>
       </w:r>
       <w:r>
+        <w:rPr>
+          <w:rFonts w:ascii="Times New Roman" w:hAnsi="Times New Roman" w:eastAsia="宋体"/>
+          <w:sz w:val="24"/>
+        </w:rPr>
         <w:t xml:space="preserve"> RMS </w:t>
       </w:r>
       <w:r>
         <w:rPr>
-          <w:rFonts w:hint="eastAsia"/>
+          <w:rFonts w:hint="eastAsia" w:ascii="Times New Roman" w:hAnsi="Times New Roman" w:eastAsia="宋体"/>
+          <w:sz w:val="24"/>
         </w:rPr>
         <w:t xml:space="preserve">反映时域能量，加窗会影响幅值准确性</w:t>
       </w:r>
@@ -3910,19 +4564,26 @@
           <w:ilvl w:val="0"/>
           <w:numId w:val="1007"/>
         </w:numPr>
+        <w:spacing w:line="360" w:lineRule="auto"/>
       </w:pPr>
       <w:r>
         <w:rPr>
-          <w:rFonts w:hint="eastAsia"/>
+          <w:rFonts w:hint="eastAsia" w:ascii="Times New Roman" w:hAnsi="Times New Roman" w:eastAsia="宋体"/>
+          <w:sz w:val="24"/>
         </w:rPr>
         <w:t xml:space="preserve">所有时域/频域计算均基于陷波后的干净信号，RMS</w:t>
       </w:r>
       <w:r>
+        <w:rPr>
+          <w:rFonts w:ascii="Times New Roman" w:hAnsi="Times New Roman" w:eastAsia="宋体"/>
+          <w:sz w:val="24"/>
+        </w:rPr>
         <w:t xml:space="preserve"> </w:t>
       </w:r>
       <w:r>
         <w:rPr>
-          <w:rFonts w:hint="eastAsia"/>
+          <w:rFonts w:hint="eastAsia" w:ascii="Times New Roman" w:hAnsi="Times New Roman" w:eastAsia="宋体"/>
+          <w:sz w:val="24"/>
         </w:rPr>
         <w:t xml:space="preserve">反映去除工频干扰后的真实肌电能量</w:t>
       </w:r>
@@ -3930,124 +4591,179 @@
     <w:p>
       <w:pPr>
         <w:pStyle w:val="FirstParagraph"/>
+        <w:spacing w:line="360" w:lineRule="auto"/>
       </w:pPr>
       <w:r>
         <w:rPr>
-          <w:rFonts w:hint="eastAsia"/>
+          <w:rFonts w:hint="eastAsia" w:ascii="Times New Roman" w:hAnsi="Times New Roman" w:eastAsia="宋体"/>
+          <w:sz w:val="24"/>
         </w:rPr>
         <w:t xml:space="preserve">MDF（Median</w:t>
       </w:r>
       <w:r>
+        <w:rPr>
+          <w:rFonts w:ascii="Times New Roman" w:hAnsi="Times New Roman" w:eastAsia="宋体"/>
+          <w:sz w:val="24"/>
+        </w:rPr>
         <w:t xml:space="preserve"> </w:t>
       </w:r>
       <w:r>
         <w:rPr>
-          <w:rFonts w:hint="eastAsia"/>
+          <w:rFonts w:hint="eastAsia" w:ascii="Times New Roman" w:hAnsi="Times New Roman" w:eastAsia="宋体"/>
+          <w:sz w:val="24"/>
         </w:rPr>
         <w:t xml:space="preserve">Frequency，中值频率）是肌电信号频谱的中心位置，肌肉疲劳时</w:t>
       </w:r>
       <w:r>
+        <w:rPr>
+          <w:rFonts w:ascii="Times New Roman" w:hAnsi="Times New Roman" w:eastAsia="宋体"/>
+          <w:sz w:val="24"/>
+        </w:rPr>
         <w:t xml:space="preserve"> MDF </w:t>
       </w:r>
       <w:r>
         <w:rPr>
-          <w:rFonts w:hint="eastAsia"/>
+          <w:rFonts w:hint="eastAsia" w:ascii="Times New Roman" w:hAnsi="Times New Roman" w:eastAsia="宋体"/>
+          <w:sz w:val="24"/>
         </w:rPr>
         <w:t xml:space="preserve">会系统性下降。这是本算法的核心疲劳指标，大量文献已将其作为肌肉疲劳的频域金标准指标并验证其可靠性</w:t>
       </w:r>
       <w:r>
         <w:rPr>
+          <w:rFonts w:ascii="Times New Roman" w:hAnsi="Times New Roman" w:eastAsia="宋体"/>
+          <w:sz w:val="24"/>
           <w:vertAlign w:val="superscript"/>
         </w:rPr>
         <w:t xml:space="preserve">[1,10,12,16]</w:t>
       </w:r>
       <w:r>
         <w:rPr>
-          <w:rFonts w:hint="eastAsia"/>
+          <w:rFonts w:hint="eastAsia" w:ascii="Times New Roman" w:hAnsi="Times New Roman" w:eastAsia="宋体"/>
+          <w:sz w:val="24"/>
         </w:rPr>
         <w:t xml:space="preserve">；李张丁等</w:t>
       </w:r>
       <w:r>
         <w:rPr>
+          <w:rFonts w:ascii="Times New Roman" w:hAnsi="Times New Roman" w:eastAsia="宋体"/>
+          <w:sz w:val="24"/>
           <w:vertAlign w:val="superscript"/>
         </w:rPr>
         <w:t xml:space="preserve">[7]</w:t>
       </w:r>
       <w:r>
+        <w:rPr>
+          <w:rFonts w:ascii="Times New Roman" w:hAnsi="Times New Roman" w:eastAsia="宋体"/>
+          <w:sz w:val="24"/>
+        </w:rPr>
         <w:t xml:space="preserve"> </w:t>
       </w:r>
       <w:r>
         <w:rPr>
-          <w:rFonts w:hint="eastAsia"/>
+          <w:rFonts w:hint="eastAsia" w:ascii="Times New Roman" w:hAnsi="Times New Roman" w:eastAsia="宋体"/>
+          <w:sz w:val="24"/>
         </w:rPr>
         <w:t xml:space="preserve">进一步以</w:t>
       </w:r>
       <w:r>
+        <w:rPr>
+          <w:rFonts w:ascii="Times New Roman" w:hAnsi="Times New Roman" w:eastAsia="宋体"/>
+          <w:sz w:val="24"/>
+        </w:rPr>
         <w:t xml:space="preserve"> </w:t>
       </w:r>
       <w:r>
         <w:rPr>
-          <w:rFonts w:hint="eastAsia"/>
+          <w:rFonts w:hint="eastAsia" w:ascii="Times New Roman" w:hAnsi="Times New Roman" w:eastAsia="宋体"/>
+          <w:sz w:val="24"/>
         </w:rPr>
         <w:t xml:space="preserve">RMS（时域）联合</w:t>
       </w:r>
       <w:r>
+        <w:rPr>
+          <w:rFonts w:ascii="Times New Roman" w:hAnsi="Times New Roman" w:eastAsia="宋体"/>
+          <w:sz w:val="24"/>
+        </w:rPr>
         <w:t xml:space="preserve"> </w:t>
       </w:r>
       <w:r>
         <w:rPr>
-          <w:rFonts w:hint="eastAsia"/>
+          <w:rFonts w:hint="eastAsia" w:ascii="Times New Roman" w:hAnsi="Times New Roman" w:eastAsia="宋体"/>
+          <w:sz w:val="24"/>
         </w:rPr>
         <w:t xml:space="preserve">MDF（频域）识别肱二头肌疲劳，印证了本系统双指标设计思路。</w:t>
       </w:r>
       <w:r>
+        <w:rPr>
+          <w:rFonts w:ascii="Times New Roman" w:hAnsi="Times New Roman" w:eastAsia="宋体"/>
+          <w:sz w:val="24"/>
+        </w:rPr>
         <w:t xml:space="preserve"> </w:t>
       </w:r>
       <w:r>
         <w:rPr>
+          <w:rFonts w:ascii="Times New Roman" w:hAnsi="Times New Roman" w:eastAsia="宋体"/>
           <w:b/>
           <w:bCs/>
+          <w:sz w:val="24"/>
         </w:rPr>
         <w:t xml:space="preserve">FFT </w:t>
       </w:r>
       <w:r>
         <w:rPr>
-          <w:rFonts w:hint="eastAsia"/>
+          <w:rFonts w:hint="eastAsia" w:ascii="Times New Roman" w:hAnsi="Times New Roman" w:eastAsia="宋体"/>
           <w:b/>
           <w:bCs/>
+          <w:sz w:val="24"/>
         </w:rPr>
         <w:t xml:space="preserve">实现</w:t>
       </w:r>
       <w:r>
         <w:rPr>
-          <w:rFonts w:hint="eastAsia"/>
+          <w:rFonts w:hint="eastAsia" w:ascii="Times New Roman" w:hAnsi="Times New Roman" w:eastAsia="宋体"/>
+          <w:sz w:val="24"/>
         </w:rPr>
         <w:t xml:space="preserve">：使用</w:t>
       </w:r>
       <w:r>
+        <w:rPr>
+          <w:rFonts w:ascii="Times New Roman" w:hAnsi="Times New Roman" w:eastAsia="宋体"/>
+          <w:sz w:val="24"/>
+        </w:rPr>
         <w:t xml:space="preserve"> 256 </w:t>
       </w:r>
       <w:r>
         <w:rPr>
-          <w:rFonts w:hint="eastAsia"/>
+          <w:rFonts w:hint="eastAsia" w:ascii="Times New Roman" w:hAnsi="Times New Roman" w:eastAsia="宋体"/>
+          <w:sz w:val="24"/>
         </w:rPr>
         <w:t xml:space="preserve">点实数</w:t>
       </w:r>
       <w:r>
+        <w:rPr>
+          <w:rFonts w:ascii="Times New Roman" w:hAnsi="Times New Roman" w:eastAsia="宋体"/>
+          <w:sz w:val="24"/>
+        </w:rPr>
         <w:t xml:space="preserve"> </w:t>
       </w:r>
       <w:r>
         <w:rPr>
-          <w:rFonts w:hint="eastAsia"/>
+          <w:rFonts w:hint="eastAsia" w:ascii="Times New Roman" w:hAnsi="Times New Roman" w:eastAsia="宋体"/>
+          <w:sz w:val="24"/>
         </w:rPr>
         <w:t xml:space="preserve">FFT（自实现，旋转因子预计算），加</w:t>
       </w:r>
       <w:r>
+        <w:rPr>
+          <w:rFonts w:ascii="Times New Roman" w:hAnsi="Times New Roman" w:eastAsia="宋体"/>
+          <w:sz w:val="24"/>
+        </w:rPr>
         <w:t xml:space="preserve"> Hann </w:t>
       </w:r>
       <w:r>
         <w:rPr>
-          <w:rFonts w:hint="eastAsia"/>
+          <w:rFonts w:hint="eastAsia" w:ascii="Times New Roman" w:hAnsi="Times New Roman" w:eastAsia="宋体"/>
+          <w:sz w:val="24"/>
         </w:rPr>
         <w:t xml:space="preserve">窗减少频谱泄露：</w:t>
       </w:r>
@@ -4055,26 +4771,36 @@
     <w:p>
       <w:pPr>
         <w:pStyle w:val="SourceCode"/>
+        <w:spacing w:line="360" w:lineRule="auto"/>
       </w:pPr>
       <w:r>
         <w:rPr>
           <w:rStyle w:val="VerbatimChar"/>
+          <w:rFonts w:ascii="Times New Roman" w:hAnsi="Times New Roman" w:eastAsia="宋体"/>
+          <w:sz w:val="24"/>
         </w:rPr>
         <w:t xml:space="preserve">w[i] = 0.5 × (1 - cos(2πi / (N-1)))  // Hann </w:t>
       </w:r>
       <w:r>
         <w:rPr>
           <w:rStyle w:val="VerbatimChar"/>
-          <w:rFonts w:hint="eastAsia"/>
+          <w:rFonts w:hint="eastAsia" w:ascii="Times New Roman" w:hAnsi="Times New Roman" w:eastAsia="宋体"/>
+          <w:sz w:val="24"/>
         </w:rPr>
         <w:t xml:space="preserve">窗</w:t>
       </w:r>
       <w:r>
+        <w:rPr>
+          <w:rFonts w:ascii="Times New Roman" w:hAnsi="Times New Roman" w:eastAsia="宋体"/>
+          <w:sz w:val="24"/>
+        </w:rPr>
         <w:br/>
       </w:r>
       <w:r>
         <w:rPr>
           <w:rStyle w:val="VerbatimChar"/>
+          <w:rFonts w:ascii="Times New Roman" w:hAnsi="Times New Roman" w:eastAsia="宋体"/>
+          <w:sz w:val="24"/>
         </w:rPr>
         <w:t xml:space="preserve">x_windowed[i] = (x[i] - DC_bias) × w[i]</w:t>
       </w:r>
@@ -4082,72 +4808,105 @@
     <w:p>
       <w:pPr>
         <w:pStyle w:val="FirstParagraph"/>
+        <w:spacing w:line="360" w:lineRule="auto"/>
       </w:pPr>
       <w:r>
         <w:rPr>
-          <w:rFonts w:hint="eastAsia"/>
+          <w:rFonts w:hint="eastAsia" w:ascii="Times New Roman" w:hAnsi="Times New Roman" w:eastAsia="宋体"/>
           <w:b/>
           <w:bCs/>
+          <w:sz w:val="24"/>
         </w:rPr>
         <w:t xml:space="preserve">工频抑制前提</w:t>
       </w:r>
       <w:r>
         <w:rPr>
-          <w:rFonts w:hint="eastAsia"/>
+          <w:rFonts w:hint="eastAsia" w:ascii="Times New Roman" w:hAnsi="Times New Roman" w:eastAsia="宋体"/>
+          <w:sz w:val="24"/>
         </w:rPr>
         <w:t xml:space="preserve">：FFT</w:t>
       </w:r>
       <w:r>
+        <w:rPr>
+          <w:rFonts w:ascii="Times New Roman" w:hAnsi="Times New Roman" w:eastAsia="宋体"/>
+          <w:sz w:val="24"/>
+        </w:rPr>
         <w:t xml:space="preserve"> </w:t>
       </w:r>
       <w:r>
         <w:rPr>
-          <w:rFonts w:hint="eastAsia"/>
+          <w:rFonts w:hint="eastAsia" w:ascii="Times New Roman" w:hAnsi="Times New Roman" w:eastAsia="宋体"/>
+          <w:sz w:val="24"/>
         </w:rPr>
         <w:t xml:space="preserve">输入</w:t>
       </w:r>
       <w:r>
+        <w:rPr>
+          <w:rFonts w:ascii="Times New Roman" w:hAnsi="Times New Roman" w:eastAsia="宋体"/>
+          <w:sz w:val="24"/>
+        </w:rPr>
         <w:t xml:space="preserve"> x[i] </w:t>
       </w:r>
       <w:r>
         <w:rPr>
-          <w:rFonts w:hint="eastAsia"/>
+          <w:rFonts w:hint="eastAsia" w:ascii="Times New Roman" w:hAnsi="Times New Roman" w:eastAsia="宋体"/>
+          <w:sz w:val="24"/>
         </w:rPr>
         <w:t xml:space="preserve">已先经过</w:t>
       </w:r>
       <w:r>
+        <w:rPr>
+          <w:rFonts w:ascii="Times New Roman" w:hAnsi="Times New Roman" w:eastAsia="宋体"/>
+          <w:sz w:val="24"/>
+        </w:rPr>
         <w:t xml:space="preserve"> 50/60Hz </w:t>
       </w:r>
       <w:r>
         <w:rPr>
-          <w:rFonts w:hint="eastAsia"/>
+          <w:rFonts w:hint="eastAsia" w:ascii="Times New Roman" w:hAnsi="Times New Roman" w:eastAsia="宋体"/>
+          <w:sz w:val="24"/>
         </w:rPr>
         <w:t xml:space="preserve">数字陷波（§3.1），50Hz</w:t>
       </w:r>
       <w:r>
+        <w:rPr>
+          <w:rFonts w:ascii="Times New Roman" w:hAnsi="Times New Roman" w:eastAsia="宋体"/>
+          <w:sz w:val="24"/>
+        </w:rPr>
         <w:t xml:space="preserve"> </w:t>
       </w:r>
       <w:r>
         <w:rPr>
-          <w:rFonts w:hint="eastAsia"/>
+          <w:rFonts w:hint="eastAsia" w:ascii="Times New Roman" w:hAnsi="Times New Roman" w:eastAsia="宋体"/>
+          <w:sz w:val="24"/>
         </w:rPr>
         <w:t xml:space="preserve">工频峰不再主导功率谱。因此</w:t>
       </w:r>
       <w:r>
+        <w:rPr>
+          <w:rFonts w:ascii="Times New Roman" w:hAnsi="Times New Roman" w:eastAsia="宋体"/>
+          <w:sz w:val="24"/>
+        </w:rPr>
         <w:t xml:space="preserve"> MDF </w:t>
       </w:r>
       <w:r>
         <w:rPr>
-          <w:rFonts w:hint="eastAsia"/>
+          <w:rFonts w:hint="eastAsia" w:ascii="Times New Roman" w:hAnsi="Times New Roman" w:eastAsia="宋体"/>
+          <w:sz w:val="24"/>
         </w:rPr>
         <w:t xml:space="preserve">在弱信号下反映真实肌电频谱，而非被锁定在</w:t>
       </w:r>
       <w:r>
+        <w:rPr>
+          <w:rFonts w:ascii="Times New Roman" w:hAnsi="Times New Roman" w:eastAsia="宋体"/>
+          <w:sz w:val="24"/>
+        </w:rPr>
         <w:t xml:space="preserve"> 50Hz </w:t>
       </w:r>
       <w:r>
         <w:rPr>
-          <w:rFonts w:hint="eastAsia"/>
+          <w:rFonts w:hint="eastAsia" w:ascii="Times New Roman" w:hAnsi="Times New Roman" w:eastAsia="宋体"/>
+          <w:sz w:val="24"/>
         </w:rPr>
         <w:t xml:space="preserve">工频带。</w:t>
       </w:r>
@@ -4155,43 +4914,58 @@
     <w:p>
       <w:pPr>
         <w:pStyle w:val="BodyText"/>
+        <w:spacing w:line="360" w:lineRule="auto"/>
       </w:pPr>
       <w:r>
         <w:rPr>
+          <w:rFonts w:ascii="Times New Roman" w:hAnsi="Times New Roman" w:eastAsia="宋体"/>
           <w:b/>
           <w:bCs/>
+          <w:sz w:val="24"/>
         </w:rPr>
         <w:t xml:space="preserve">MDF </w:t>
       </w:r>
       <w:r>
         <w:rPr>
-          <w:rFonts w:hint="eastAsia"/>
+          <w:rFonts w:hint="eastAsia" w:ascii="Times New Roman" w:hAnsi="Times New Roman" w:eastAsia="宋体"/>
           <w:b/>
           <w:bCs/>
+          <w:sz w:val="24"/>
         </w:rPr>
         <w:t xml:space="preserve">定义</w:t>
       </w:r>
       <w:r>
         <w:rPr>
-          <w:rFonts w:hint="eastAsia"/>
+          <w:rFonts w:hint="eastAsia" w:ascii="Times New Roman" w:hAnsi="Times New Roman" w:eastAsia="宋体"/>
+          <w:sz w:val="24"/>
         </w:rPr>
         <w:t xml:space="preserve">：MDF</w:t>
       </w:r>
       <w:r>
+        <w:rPr>
+          <w:rFonts w:ascii="Times New Roman" w:hAnsi="Times New Roman" w:eastAsia="宋体"/>
+          <w:sz w:val="24"/>
+        </w:rPr>
         <w:t xml:space="preserve"> </w:t>
       </w:r>
       <w:r>
         <w:rPr>
-          <w:rFonts w:hint="eastAsia"/>
+          <w:rFonts w:hint="eastAsia" w:ascii="Times New Roman" w:hAnsi="Times New Roman" w:eastAsia="宋体"/>
+          <w:sz w:val="24"/>
         </w:rPr>
         <w:t xml:space="preserve">是使下式成立的频率</w:t>
       </w:r>
       <w:r>
+        <w:rPr>
+          <w:rFonts w:ascii="Times New Roman" w:hAnsi="Times New Roman" w:eastAsia="宋体"/>
+          <w:sz w:val="24"/>
+        </w:rPr>
         <w:t xml:space="preserve"> </w:t>
       </w:r>
       <w:r>
         <w:rPr>
-          <w:rFonts w:hint="eastAsia"/>
+          <w:rFonts w:hint="eastAsia" w:ascii="Times New Roman" w:hAnsi="Times New Roman" w:eastAsia="宋体"/>
+          <w:sz w:val="24"/>
         </w:rPr>
         <w:t xml:space="preserve">f_mdf：</w:t>
       </w:r>
@@ -4207,7 +4981,7 @@
           <w:insideH w:val="none" w:sz="0" w:space="0" w:color="auto"/>
           <w:insideV w:val="none" w:sz="0" w:space="0" w:color="auto"/>
         </w:tblBorders>
-        <w:tblW w:w="9070" w:type="dxa"/>
+        <w:tblW w:w="8305" w:type="dxa"/>
         <w:tblLayout w:type="autofit"/>
         <w:jc w:val="left"/>
         <w:tcMar>
@@ -4218,13 +4992,13 @@
         </w:tcMar>
       </w:tblPr>
       <w:tblGrid>
-        <w:gridCol w:w="8690"/>
+        <w:gridCol w:w="7925"/>
         <w:gridCol w:w="380"/>
       </w:tblGrid>
       <w:tr>
         <w:tc>
           <w:tcPr>
-            <w:tcW w:w="8690" w:type="dxa"/>
+            <w:tcW w:w="7925" w:type="dxa"/>
             <w:tcBorders>
               <w:top w:val="none" w:sz="0" w:space="0" w:color="auto"/>
               <w:left w:val="none" w:sz="0" w:space="0" w:color="auto"/>
@@ -4660,13 +5434,19 @@
           <w:ilvl w:val="0"/>
           <w:numId w:val="1008"/>
         </w:numPr>
+        <w:spacing w:line="360" w:lineRule="auto"/>
       </w:pPr>
       <w:r>
+        <w:rPr>
+          <w:rFonts w:ascii="Times New Roman" w:hAnsi="Times New Roman" w:eastAsia="宋体"/>
+          <w:sz w:val="24"/>
+        </w:rPr>
         <w:t xml:space="preserve">P(f) </w:t>
       </w:r>
       <w:r>
         <w:rPr>
-          <w:rFonts w:hint="eastAsia"/>
+          <w:rFonts w:hint="eastAsia" w:ascii="Times New Roman" w:hAnsi="Times New Roman" w:eastAsia="宋体"/>
+          <w:sz w:val="24"/>
         </w:rPr>
         <w:t xml:space="preserve">为功率谱密度</w:t>
       </w:r>
@@ -4678,67 +5458,103 @@
           <w:ilvl w:val="0"/>
           <w:numId w:val="1008"/>
         </w:numPr>
+        <w:spacing w:line="360" w:lineRule="auto"/>
       </w:pPr>
       <w:r>
+        <w:rPr>
+          <w:rFonts w:ascii="Times New Roman" w:hAnsi="Times New Roman" w:eastAsia="宋体"/>
+          <w:sz w:val="24"/>
+        </w:rPr>
         <w:t xml:space="preserve">f_min = 20 </w:t>
       </w:r>
       <w:r>
         <w:rPr>
-          <w:rFonts w:hint="eastAsia"/>
+          <w:rFonts w:hint="eastAsia" w:ascii="Times New Roman" w:hAnsi="Times New Roman" w:eastAsia="宋体"/>
+          <w:sz w:val="24"/>
         </w:rPr>
         <w:t xml:space="preserve">Hz，f_max</w:t>
       </w:r>
       <w:r>
+        <w:rPr>
+          <w:rFonts w:ascii="Times New Roman" w:hAnsi="Times New Roman" w:eastAsia="宋体"/>
+          <w:sz w:val="24"/>
+        </w:rPr>
         <w:t xml:space="preserve"> = 250 </w:t>
       </w:r>
       <w:r>
         <w:rPr>
-          <w:rFonts w:hint="eastAsia"/>
+          <w:rFonts w:hint="eastAsia" w:ascii="Times New Roman" w:hAnsi="Times New Roman" w:eastAsia="宋体"/>
+          <w:sz w:val="24"/>
         </w:rPr>
         <w:t xml:space="preserve">Hz（传感器有效频谱</w:t>
       </w:r>
       <w:r>
+        <w:rPr>
+          <w:rFonts w:ascii="Times New Roman" w:hAnsi="Times New Roman" w:eastAsia="宋体"/>
+          <w:sz w:val="24"/>
+        </w:rPr>
         <w:t xml:space="preserve"> </w:t>
       </w:r>
       <w:r>
         <w:rPr>
-          <w:rFonts w:hint="eastAsia"/>
+          <w:rFonts w:hint="eastAsia" w:ascii="Times New Roman" w:hAnsi="Times New Roman" w:eastAsia="宋体"/>
+          <w:sz w:val="24"/>
         </w:rPr>
         <w:t xml:space="preserve">20~500Hz，受</w:t>
       </w:r>
       <w:r>
+        <w:rPr>
+          <w:rFonts w:ascii="Times New Roman" w:hAnsi="Times New Roman" w:eastAsia="宋体"/>
+          <w:sz w:val="24"/>
+        </w:rPr>
         <w:t xml:space="preserve"> FFT </w:t>
       </w:r>
       <w:r>
         <w:rPr>
-          <w:rFonts w:hint="eastAsia"/>
+          <w:rFonts w:hint="eastAsia" w:ascii="Times New Roman" w:hAnsi="Times New Roman" w:eastAsia="宋体"/>
+          <w:sz w:val="24"/>
         </w:rPr>
         <w:t xml:space="preserve">分辨率限制上界取</w:t>
       </w:r>
       <w:r>
+        <w:rPr>
+          <w:rFonts w:ascii="Times New Roman" w:hAnsi="Times New Roman" w:eastAsia="宋体"/>
+          <w:sz w:val="24"/>
+        </w:rPr>
         <w:t xml:space="preserve"> </w:t>
       </w:r>
       <w:r>
         <w:rPr>
-          <w:rFonts w:hint="eastAsia"/>
+          <w:rFonts w:hint="eastAsia" w:ascii="Times New Roman" w:hAnsi="Times New Roman" w:eastAsia="宋体"/>
+          <w:sz w:val="24"/>
         </w:rPr>
         <w:t xml:space="preserve">250Hz）；15~20Hz</w:t>
       </w:r>
       <w:r>
+        <w:rPr>
+          <w:rFonts w:ascii="Times New Roman" w:hAnsi="Times New Roman" w:eastAsia="宋体"/>
+          <w:sz w:val="24"/>
+        </w:rPr>
         <w:t xml:space="preserve"> </w:t>
       </w:r>
       <w:r>
         <w:rPr>
-          <w:rFonts w:hint="eastAsia"/>
+          <w:rFonts w:hint="eastAsia" w:ascii="Times New Roman" w:hAnsi="Times New Roman" w:eastAsia="宋体"/>
+          <w:sz w:val="24"/>
         </w:rPr>
         <w:t xml:space="preserve">为过渡区，仍接受参与</w:t>
       </w:r>
       <w:r>
+        <w:rPr>
+          <w:rFonts w:ascii="Times New Roman" w:hAnsi="Times New Roman" w:eastAsia="宋体"/>
+          <w:sz w:val="24"/>
+        </w:rPr>
         <w:t xml:space="preserve"> EMA </w:t>
       </w:r>
       <w:r>
         <w:rPr>
-          <w:rFonts w:hint="eastAsia"/>
+          <w:rFonts w:hint="eastAsia" w:ascii="Times New Roman" w:hAnsi="Times New Roman" w:eastAsia="宋体"/>
+          <w:sz w:val="24"/>
         </w:rPr>
         <w:t xml:space="preserve">计算</w:t>
       </w:r>
@@ -4746,25 +5562,30 @@
     <w:p>
       <w:pPr>
         <w:pStyle w:val="FirstParagraph"/>
+        <w:spacing w:line="360" w:lineRule="auto"/>
       </w:pPr>
       <w:r>
         <w:rPr>
+          <w:rFonts w:ascii="Times New Roman" w:hAnsi="Times New Roman" w:eastAsia="宋体"/>
           <w:b/>
           <w:bCs/>
+          <w:sz w:val="24"/>
         </w:rPr>
         <w:t xml:space="preserve">MDF </w:t>
       </w:r>
       <w:r>
         <w:rPr>
-          <w:rFonts w:hint="eastAsia"/>
+          <w:rFonts w:hint="eastAsia" w:ascii="Times New Roman" w:hAnsi="Times New Roman" w:eastAsia="宋体"/>
           <w:b/>
           <w:bCs/>
+          <w:sz w:val="24"/>
         </w:rPr>
         <w:t xml:space="preserve">计算步骤</w:t>
       </w:r>
       <w:r>
         <w:rPr>
-          <w:rFonts w:hint="eastAsia"/>
+          <w:rFonts w:hint="eastAsia" w:ascii="Times New Roman" w:hAnsi="Times New Roman" w:eastAsia="宋体"/>
+          <w:sz w:val="24"/>
         </w:rPr>
         <w:t xml:space="preserve">：</w:t>
       </w:r>
@@ -4776,32 +5597,48 @@
           <w:ilvl w:val="0"/>
           <w:numId w:val="1009"/>
         </w:numPr>
+        <w:spacing w:line="360" w:lineRule="auto"/>
       </w:pPr>
       <w:r>
         <w:rPr>
-          <w:rFonts w:hint="eastAsia"/>
+          <w:rFonts w:hint="eastAsia" w:ascii="Times New Roman" w:hAnsi="Times New Roman" w:eastAsia="宋体"/>
+          <w:sz w:val="24"/>
         </w:rPr>
         <w:t xml:space="preserve">计算功率谱：P[k]</w:t>
       </w:r>
       <w:r>
+        <w:rPr>
+          <w:rFonts w:ascii="Times New Roman" w:hAnsi="Times New Roman" w:eastAsia="宋体"/>
+          <w:sz w:val="24"/>
+        </w:rPr>
         <w:t xml:space="preserve"> = (Re[k]² + Im[k]²) / </w:t>
       </w:r>
       <w:r>
         <w:rPr>
-          <w:rFonts w:hint="eastAsia"/>
+          <w:rFonts w:hint="eastAsia" w:ascii="Times New Roman" w:hAnsi="Times New Roman" w:eastAsia="宋体"/>
+          <w:sz w:val="24"/>
         </w:rPr>
         <w:t xml:space="preserve">N，k</w:t>
       </w:r>
       <w:r>
+        <w:rPr>
+          <w:rFonts w:ascii="Times New Roman" w:hAnsi="Times New Roman" w:eastAsia="宋体"/>
+          <w:sz w:val="24"/>
+        </w:rPr>
         <w:t xml:space="preserve"> = 0 </w:t>
       </w:r>
       <w:r>
         <w:rPr>
-          <w:rFonts w:hint="eastAsia"/>
+          <w:rFonts w:hint="eastAsia" w:ascii="Times New Roman" w:hAnsi="Times New Roman" w:eastAsia="宋体"/>
+          <w:sz w:val="24"/>
         </w:rPr>
         <w:t xml:space="preserve">～</w:t>
       </w:r>
       <w:r>
+        <w:rPr>
+          <w:rFonts w:ascii="Times New Roman" w:hAnsi="Times New Roman" w:eastAsia="宋体"/>
+          <w:sz w:val="24"/>
+        </w:rPr>
         <w:t xml:space="preserve"> N/2-1</w:t>
       </w:r>
     </w:p>
@@ -4812,73 +5649,110 @@
           <w:ilvl w:val="0"/>
           <w:numId w:val="1009"/>
         </w:numPr>
+        <w:spacing w:line="360" w:lineRule="auto"/>
       </w:pPr>
       <w:r>
         <w:rPr>
-          <w:rFonts w:hint="eastAsia"/>
+          <w:rFonts w:hint="eastAsia" w:ascii="Times New Roman" w:hAnsi="Times New Roman" w:eastAsia="宋体"/>
+          <w:sz w:val="24"/>
         </w:rPr>
         <w:t xml:space="preserve">计算总功率：P_total</w:t>
       </w:r>
       <w:r>
+        <w:rPr>
+          <w:rFonts w:ascii="Times New Roman" w:hAnsi="Times New Roman" w:eastAsia="宋体"/>
+          <w:sz w:val="24"/>
+        </w:rPr>
         <w:t xml:space="preserve"> = Σ </w:t>
       </w:r>
       <w:r>
         <w:rPr>
-          <w:rFonts w:hint="eastAsia"/>
+          <w:rFonts w:hint="eastAsia" w:ascii="Times New Roman" w:hAnsi="Times New Roman" w:eastAsia="宋体"/>
+          <w:sz w:val="24"/>
         </w:rPr>
         <w:t xml:space="preserve">P[k]（k</w:t>
       </w:r>
       <w:r>
+        <w:rPr>
+          <w:rFonts w:ascii="Times New Roman" w:hAnsi="Times New Roman" w:eastAsia="宋体"/>
+          <w:sz w:val="24"/>
+        </w:rPr>
         <w:t xml:space="preserve"> </w:t>
       </w:r>
       <w:r>
         <w:rPr>
-          <w:rFonts w:hint="eastAsia"/>
+          <w:rFonts w:hint="eastAsia" w:ascii="Times New Roman" w:hAnsi="Times New Roman" w:eastAsia="宋体"/>
+          <w:sz w:val="24"/>
         </w:rPr>
         <w:t xml:space="preserve">对应</w:t>
       </w:r>
       <w:r>
+        <w:rPr>
+          <w:rFonts w:ascii="Times New Roman" w:hAnsi="Times New Roman" w:eastAsia="宋体"/>
+          <w:sz w:val="24"/>
+        </w:rPr>
         <w:t xml:space="preserve"> </w:t>
       </w:r>
       <w:r>
         <w:rPr>
-          <w:rFonts w:hint="eastAsia"/>
+          <w:rFonts w:hint="eastAsia" w:ascii="Times New Roman" w:hAnsi="Times New Roman" w:eastAsia="宋体"/>
+          <w:sz w:val="24"/>
         </w:rPr>
         <w:t xml:space="preserve">20～250</w:t>
       </w:r>
       <w:r>
+        <w:rPr>
+          <w:rFonts w:ascii="Times New Roman" w:hAnsi="Times New Roman" w:eastAsia="宋体"/>
+          <w:sz w:val="24"/>
+        </w:rPr>
         <w:t xml:space="preserve"> </w:t>
       </w:r>
       <w:r>
         <w:rPr>
-          <w:rFonts w:hint="eastAsia"/>
+          <w:rFonts w:hint="eastAsia" w:ascii="Times New Roman" w:hAnsi="Times New Roman" w:eastAsia="宋体"/>
+          <w:sz w:val="24"/>
         </w:rPr>
         <w:t xml:space="preserve">Hz，跳过前</w:t>
       </w:r>
       <w:r>
+        <w:rPr>
+          <w:rFonts w:ascii="Times New Roman" w:hAnsi="Times New Roman" w:eastAsia="宋体"/>
+          <w:sz w:val="24"/>
+        </w:rPr>
         <w:t xml:space="preserve"> 3 </w:t>
       </w:r>
       <w:r>
         <w:rPr>
-          <w:rFonts w:hint="eastAsia"/>
+          <w:rFonts w:hint="eastAsia" w:ascii="Times New Roman" w:hAnsi="Times New Roman" w:eastAsia="宋体"/>
+          <w:sz w:val="24"/>
         </w:rPr>
         <w:t xml:space="preserve">个</w:t>
       </w:r>
       <w:r>
+        <w:rPr>
+          <w:rFonts w:ascii="Times New Roman" w:hAnsi="Times New Roman" w:eastAsia="宋体"/>
+          <w:sz w:val="24"/>
+        </w:rPr>
         <w:t xml:space="preserve"> bin </w:t>
       </w:r>
       <w:r>
         <w:rPr>
-          <w:rFonts w:hint="eastAsia"/>
+          <w:rFonts w:hint="eastAsia" w:ascii="Times New Roman" w:hAnsi="Times New Roman" w:eastAsia="宋体"/>
+          <w:sz w:val="24"/>
         </w:rPr>
         <w:t xml:space="preserve">避免</w:t>
       </w:r>
       <w:r>
+        <w:rPr>
+          <w:rFonts w:ascii="Times New Roman" w:hAnsi="Times New Roman" w:eastAsia="宋体"/>
+          <w:sz w:val="24"/>
+        </w:rPr>
         <w:t xml:space="preserve"> DC </w:t>
       </w:r>
       <w:r>
         <w:rPr>
-          <w:rFonts w:hint="eastAsia"/>
+          <w:rFonts w:hint="eastAsia" w:ascii="Times New Roman" w:hAnsi="Times New Roman" w:eastAsia="宋体"/>
+          <w:sz w:val="24"/>
         </w:rPr>
         <w:t xml:space="preserve">分量干扰）</w:t>
       </w:r>
@@ -4890,28 +5764,40 @@
           <w:ilvl w:val="0"/>
           <w:numId w:val="1009"/>
         </w:numPr>
+        <w:spacing w:line="360" w:lineRule="auto"/>
       </w:pPr>
       <w:r>
         <w:rPr>
-          <w:rFonts w:hint="eastAsia"/>
+          <w:rFonts w:hint="eastAsia" w:ascii="Times New Roman" w:hAnsi="Times New Roman" w:eastAsia="宋体"/>
+          <w:sz w:val="24"/>
         </w:rPr>
         <w:t xml:space="preserve">若</w:t>
       </w:r>
       <w:r>
+        <w:rPr>
+          <w:rFonts w:ascii="Times New Roman" w:hAnsi="Times New Roman" w:eastAsia="宋体"/>
+          <w:sz w:val="24"/>
+        </w:rPr>
         <w:t xml:space="preserve"> P_total &lt; </w:t>
       </w:r>
       <w:r>
         <w:rPr>
-          <w:rFonts w:hint="eastAsia"/>
+          <w:rFonts w:hint="eastAsia" w:ascii="Times New Roman" w:hAnsi="Times New Roman" w:eastAsia="宋体"/>
+          <w:sz w:val="24"/>
         </w:rPr>
         <w:t xml:space="preserve">10⁻¹²，视为信号太弱，返回</w:t>
       </w:r>
       <w:r>
+        <w:rPr>
+          <w:rFonts w:ascii="Times New Roman" w:hAnsi="Times New Roman" w:eastAsia="宋体"/>
+          <w:sz w:val="24"/>
+        </w:rPr>
         <w:t xml:space="preserve"> </w:t>
       </w:r>
       <w:r>
         <w:rPr>
-          <w:rFonts w:hint="eastAsia"/>
+          <w:rFonts w:hint="eastAsia" w:ascii="Times New Roman" w:hAnsi="Times New Roman" w:eastAsia="宋体"/>
+          <w:sz w:val="24"/>
         </w:rPr>
         <w:t xml:space="preserve">-1（跳过本次）</w:t>
       </w:r>
@@ -4923,23 +5809,34 @@
           <w:ilvl w:val="0"/>
           <w:numId w:val="1009"/>
         </w:numPr>
+        <w:spacing w:line="360" w:lineRule="auto"/>
       </w:pPr>
       <w:r>
         <w:rPr>
-          <w:rFonts w:hint="eastAsia"/>
+          <w:rFonts w:hint="eastAsia" w:ascii="Times New Roman" w:hAnsi="Times New Roman" w:eastAsia="宋体"/>
+          <w:sz w:val="24"/>
         </w:rPr>
         <w:t xml:space="preserve">累积功率，找到使累积功率</w:t>
       </w:r>
       <w:r>
+        <w:rPr>
+          <w:rFonts w:ascii="Times New Roman" w:hAnsi="Times New Roman" w:eastAsia="宋体"/>
+          <w:sz w:val="24"/>
+        </w:rPr>
         <w:t xml:space="preserve"> ≥ 0.5 × P_total </w:t>
       </w:r>
       <w:r>
         <w:rPr>
-          <w:rFonts w:hint="eastAsia"/>
+          <w:rFonts w:hint="eastAsia" w:ascii="Times New Roman" w:hAnsi="Times New Roman" w:eastAsia="宋体"/>
+          <w:sz w:val="24"/>
         </w:rPr>
         <w:t xml:space="preserve">的</w:t>
       </w:r>
       <w:r>
+        <w:rPr>
+          <w:rFonts w:ascii="Times New Roman" w:hAnsi="Times New Roman" w:eastAsia="宋体"/>
+          <w:sz w:val="24"/>
+        </w:rPr>
         <w:t xml:space="preserve"> bin</w:t>
       </w:r>
     </w:p>
@@ -4950,19 +5847,26 @@
           <w:ilvl w:val="0"/>
           <w:numId w:val="1009"/>
         </w:numPr>
+        <w:spacing w:line="360" w:lineRule="auto"/>
       </w:pPr>
       <w:r>
         <w:rPr>
-          <w:rFonts w:hint="eastAsia"/>
+          <w:rFonts w:hint="eastAsia" w:ascii="Times New Roman" w:hAnsi="Times New Roman" w:eastAsia="宋体"/>
+          <w:sz w:val="24"/>
         </w:rPr>
         <w:t xml:space="preserve">线性插值获得精确</w:t>
       </w:r>
       <w:r>
+        <w:rPr>
+          <w:rFonts w:ascii="Times New Roman" w:hAnsi="Times New Roman" w:eastAsia="宋体"/>
+          <w:sz w:val="24"/>
+        </w:rPr>
         <w:t xml:space="preserve"> MDF </w:t>
       </w:r>
       <w:r>
         <w:rPr>
-          <w:rFonts w:hint="eastAsia"/>
+          <w:rFonts w:hint="eastAsia" w:ascii="Times New Roman" w:hAnsi="Times New Roman" w:eastAsia="宋体"/>
+          <w:sz w:val="24"/>
         </w:rPr>
         <w:t xml:space="preserve">值</w:t>
       </w:r>
@@ -4970,46 +5874,59 @@
     <w:p>
       <w:pPr>
         <w:pStyle w:val="FirstParagraph"/>
+        <w:spacing w:line="360" w:lineRule="auto"/>
       </w:pPr>
       <w:r>
         <w:rPr>
+          <w:rFonts w:ascii="Times New Roman" w:hAnsi="Times New Roman" w:eastAsia="宋体"/>
           <w:b/>
           <w:bCs/>
+          <w:sz w:val="24"/>
         </w:rPr>
         <w:t xml:space="preserve">EMA </w:t>
       </w:r>
       <w:r>
         <w:rPr>
-          <w:rFonts w:hint="eastAsia"/>
+          <w:rFonts w:hint="eastAsia" w:ascii="Times New Roman" w:hAnsi="Times New Roman" w:eastAsia="宋体"/>
           <w:b/>
           <w:bCs/>
+          <w:sz w:val="24"/>
         </w:rPr>
         <w:t xml:space="preserve">平滑</w:t>
       </w:r>
       <w:r>
         <w:rPr>
-          <w:rFonts w:hint="eastAsia"/>
+          <w:rFonts w:hint="eastAsia" w:ascii="Times New Roman" w:hAnsi="Times New Roman" w:eastAsia="宋体"/>
+          <w:sz w:val="24"/>
         </w:rPr>
         <w:t xml:space="preserve">：原始</w:t>
       </w:r>
       <w:r>
+        <w:rPr>
+          <w:rFonts w:ascii="Times New Roman" w:hAnsi="Times New Roman" w:eastAsia="宋体"/>
+          <w:sz w:val="24"/>
+        </w:rPr>
         <w:t xml:space="preserve"> MDF </w:t>
       </w:r>
       <w:r>
         <w:rPr>
-          <w:rFonts w:hint="eastAsia"/>
+          <w:rFonts w:hint="eastAsia" w:ascii="Times New Roman" w:hAnsi="Times New Roman" w:eastAsia="宋体"/>
+          <w:sz w:val="24"/>
         </w:rPr>
         <w:t xml:space="preserve">值逐帧波动较大（肌电频谱本身具有随机性</w:t>
       </w:r>
       <w:r>
         <w:rPr>
+          <w:rFonts w:ascii="Times New Roman" w:hAnsi="Times New Roman" w:eastAsia="宋体"/>
+          <w:sz w:val="24"/>
           <w:vertAlign w:val="superscript"/>
         </w:rPr>
         <w:t xml:space="preserve">[9,11]</w:t>
       </w:r>
       <w:r>
         <w:rPr>
-          <w:rFonts w:hint="eastAsia"/>
+          <w:rFonts w:hint="eastAsia" w:ascii="Times New Roman" w:hAnsi="Times New Roman" w:eastAsia="宋体"/>
+          <w:sz w:val="24"/>
         </w:rPr>
         <w:t xml:space="preserve">），采用指数移动平均（EMA）平滑：</w:t>
       </w:r>
@@ -5025,7 +5942,7 @@
           <w:insideH w:val="none" w:sz="0" w:space="0" w:color="auto"/>
           <w:insideV w:val="none" w:sz="0" w:space="0" w:color="auto"/>
         </w:tblBorders>
-        <w:tblW w:w="9070" w:type="dxa"/>
+        <w:tblW w:w="8305" w:type="dxa"/>
         <w:tblLayout w:type="autofit"/>
         <w:jc w:val="left"/>
         <w:tcMar>
@@ -5036,13 +5953,13 @@
         </w:tcMar>
       </w:tblPr>
       <w:tblGrid>
-        <w:gridCol w:w="8690"/>
+        <w:gridCol w:w="7925"/>
         <w:gridCol w:w="380"/>
       </w:tblGrid>
       <w:tr>
         <w:tc>
           <w:tcPr>
-            <w:tcW w:w="8690" w:type="dxa"/>
+            <w:tcW w:w="7925" w:type="dxa"/>
             <w:tcBorders>
               <w:top w:val="none" w:sz="0" w:space="0" w:color="auto"/>
               <w:left w:val="none" w:sz="0" w:space="0" w:color="auto"/>
@@ -5326,15 +6243,15 @@
     <w:tbl>
       <w:tblPr>
         <w:tblStyle w:val="Table"/>
-        <w:tblW w:type="dxa" w:w="9070"/>
+        <w:tblW w:type="dxa" w:w="8305"/>
         <w:jc w:val="center"/>
         <w:tblLayout w:type="fixed"/>
         <w:tblLook w:firstRow="1" w:lastRow="0" w:firstColumn="0" w:lastColumn="0" w:noHBand="0" w:noVBand="0" w:val="0020"/>
       </w:tblPr>
       <w:tblGrid>
-        <w:gridCol w:w="3023"/>
-        <w:gridCol w:w="3023"/>
-        <w:gridCol w:w="3024"/>
+        <w:gridCol w:w="2768"/>
+        <w:gridCol w:w="2768"/>
+        <w:gridCol w:w="2769"/>
       </w:tblGrid>
       <w:tr>
         <w:trPr>
@@ -5343,7 +6260,7 @@
         <w:tc>
           <w:tcPr>
             <w:shd w:val="clear" w:color="auto" w:fill="2E5A9C"/>
-            <w:tcW w:type="dxa" w:w="3023"/>
+            <w:tcW w:type="dxa" w:w="2768"/>
             <w:tcBorders>
               <w:top w:val="single" w:sz="8" w:color="2E5A9C"/>
               <w:left w:val="single" w:sz="8" w:color="2E5A9C"/>
@@ -5371,7 +6288,7 @@
         <w:tc>
           <w:tcPr>
             <w:shd w:val="clear" w:color="auto" w:fill="2E5A9C"/>
-            <w:tcW w:type="dxa" w:w="3023"/>
+            <w:tcW w:type="dxa" w:w="2768"/>
             <w:tcBorders>
               <w:top w:val="single" w:sz="8" w:color="2E5A9C"/>
               <w:left w:val="single" w:sz="8" w:color="2E5A9C"/>
@@ -5408,7 +6325,7 @@
         <w:tc>
           <w:tcPr>
             <w:shd w:val="clear" w:color="auto" w:fill="2E5A9C"/>
-            <w:tcW w:type="dxa" w:w="3024"/>
+            <w:tcW w:type="dxa" w:w="2769"/>
             <w:tcBorders>
               <w:top w:val="single" w:sz="8" w:color="2E5A9C"/>
               <w:left w:val="single" w:sz="8" w:color="2E5A9C"/>
@@ -5437,7 +6354,7 @@
       <w:tr>
         <w:tc>
           <w:tcPr>
-            <w:tcW w:type="dxa" w:w="3023"/>
+            <w:tcW w:type="dxa" w:w="2768"/>
             <w:tcBorders>
               <w:top w:val="single" w:sz="4" w:color="E5E7EB"/>
               <w:left w:val="single" w:sz="4" w:color="E5E7EB"/>
@@ -5476,7 +6393,7 @@
         </w:tc>
         <w:tc>
           <w:tcPr>
-            <w:tcW w:type="dxa" w:w="3023"/>
+            <w:tcW w:type="dxa" w:w="2768"/>
             <w:tcBorders>
               <w:top w:val="single" w:sz="4" w:color="E5E7EB"/>
               <w:left w:val="single" w:sz="4" w:color="E5E7EB"/>
@@ -5501,7 +6418,7 @@
         </w:tc>
         <w:tc>
           <w:tcPr>
-            <w:tcW w:type="dxa" w:w="3024"/>
+            <w:tcW w:type="dxa" w:w="2769"/>
             <w:tcBorders>
               <w:top w:val="single" w:sz="4" w:color="E5E7EB"/>
               <w:left w:val="single" w:sz="4" w:color="E5E7EB"/>
@@ -5528,7 +6445,7 @@
       <w:tr>
         <w:tc>
           <w:tcPr>
-            <w:tcW w:type="dxa" w:w="3023"/>
+            <w:tcW w:type="dxa" w:w="2768"/>
             <w:tcBorders>
               <w:top w:val="single" w:sz="4" w:color="E5E7EB"/>
               <w:left w:val="single" w:sz="4" w:color="E5E7EB"/>
@@ -5567,7 +6484,7 @@
         </w:tc>
         <w:tc>
           <w:tcPr>
-            <w:tcW w:type="dxa" w:w="3023"/>
+            <w:tcW w:type="dxa" w:w="2768"/>
             <w:tcBorders>
               <w:top w:val="single" w:sz="4" w:color="E5E7EB"/>
               <w:left w:val="single" w:sz="4" w:color="E5E7EB"/>
@@ -5592,7 +6509,7 @@
         </w:tc>
         <w:tc>
           <w:tcPr>
-            <w:tcW w:type="dxa" w:w="3024"/>
+            <w:tcW w:type="dxa" w:w="2769"/>
             <w:tcBorders>
               <w:top w:val="single" w:sz="4" w:color="E5E7EB"/>
               <w:left w:val="single" w:sz="4" w:color="E5E7EB"/>
@@ -5619,7 +6536,7 @@
       <w:tr>
         <w:tc>
           <w:tcPr>
-            <w:tcW w:type="dxa" w:w="3023"/>
+            <w:tcW w:type="dxa" w:w="2768"/>
             <w:tcBorders>
               <w:top w:val="single" w:sz="4" w:color="E5E7EB"/>
               <w:left w:val="single" w:sz="4" w:color="E5E7EB"/>
@@ -5658,7 +6575,7 @@
         </w:tc>
         <w:tc>
           <w:tcPr>
-            <w:tcW w:type="dxa" w:w="3023"/>
+            <w:tcW w:type="dxa" w:w="2768"/>
             <w:tcBorders>
               <w:top w:val="single" w:sz="4" w:color="E5E7EB"/>
               <w:left w:val="single" w:sz="4" w:color="E5E7EB"/>
@@ -5690,7 +6607,7 @@
         </w:tc>
         <w:tc>
           <w:tcPr>
-            <w:tcW w:type="dxa" w:w="3024"/>
+            <w:tcW w:type="dxa" w:w="2769"/>
             <w:tcBorders>
               <w:top w:val="single" w:sz="4" w:color="E5E7EB"/>
               <w:left w:val="single" w:sz="4" w:color="E5E7EB"/>
@@ -5738,189 +6655,287 @@
           <w:ilvl w:val="0"/>
           <w:numId w:val="1010"/>
         </w:numPr>
+        <w:spacing w:line="360" w:lineRule="auto"/>
       </w:pPr>
       <w:r>
         <w:rPr>
-          <w:rFonts w:hint="eastAsia"/>
+          <w:rFonts w:hint="eastAsia" w:ascii="Times New Roman" w:hAnsi="Times New Roman" w:eastAsia="宋体"/>
           <w:b/>
           <w:bCs/>
+          <w:sz w:val="24"/>
         </w:rPr>
         <w:t xml:space="preserve">时长设定依据</w:t>
       </w:r>
       <w:r>
         <w:rPr>
-          <w:rFonts w:hint="eastAsia"/>
+          <w:rFonts w:hint="eastAsia" w:ascii="Times New Roman" w:hAnsi="Times New Roman" w:eastAsia="宋体"/>
+          <w:sz w:val="24"/>
         </w:rPr>
         <w:t xml:space="preserve">：Relax</w:t>
       </w:r>
       <w:r>
+        <w:rPr>
+          <w:rFonts w:ascii="Times New Roman" w:hAnsi="Times New Roman" w:eastAsia="宋体"/>
+          <w:sz w:val="24"/>
+        </w:rPr>
         <w:t xml:space="preserve"> </w:t>
       </w:r>
       <w:r>
         <w:rPr>
-          <w:rFonts w:hint="eastAsia"/>
+          <w:rFonts w:hint="eastAsia" w:ascii="Times New Roman" w:hAnsi="Times New Roman" w:eastAsia="宋体"/>
+          <w:sz w:val="24"/>
         </w:rPr>
         <w:t xml:space="preserve">阶段</w:t>
       </w:r>
       <w:r>
+        <w:rPr>
+          <w:rFonts w:ascii="Times New Roman" w:hAnsi="Times New Roman" w:eastAsia="宋体"/>
+          <w:sz w:val="24"/>
+        </w:rPr>
         <w:t xml:space="preserve"> 10 </w:t>
       </w:r>
       <w:r>
         <w:rPr>
-          <w:rFonts w:hint="eastAsia"/>
+          <w:rFonts w:hint="eastAsia" w:ascii="Times New Roman" w:hAnsi="Times New Roman" w:eastAsia="宋体"/>
+          <w:sz w:val="24"/>
         </w:rPr>
         <w:t xml:space="preserve">秒取窗口内</w:t>
       </w:r>
       <w:r>
+        <w:rPr>
+          <w:rFonts w:ascii="Times New Roman" w:hAnsi="Times New Roman" w:eastAsia="宋体"/>
+          <w:sz w:val="24"/>
+        </w:rPr>
         <w:t xml:space="preserve"> RMS </w:t>
       </w:r>
       <w:r>
         <w:rPr>
-          <w:rFonts w:hint="eastAsia"/>
+          <w:rFonts w:hint="eastAsia" w:ascii="Times New Roman" w:hAnsi="Times New Roman" w:eastAsia="宋体"/>
+          <w:sz w:val="24"/>
         </w:rPr>
         <w:t xml:space="preserve">均值（约</w:t>
       </w:r>
       <w:r>
+        <w:rPr>
+          <w:rFonts w:ascii="Times New Roman" w:hAnsi="Times New Roman" w:eastAsia="宋体"/>
+          <w:sz w:val="24"/>
+        </w:rPr>
         <w:t xml:space="preserve"> 100 </w:t>
       </w:r>
       <w:r>
         <w:rPr>
-          <w:rFonts w:hint="eastAsia"/>
+          <w:rFonts w:hint="eastAsia" w:ascii="Times New Roman" w:hAnsi="Times New Roman" w:eastAsia="宋体"/>
+          <w:sz w:val="24"/>
         </w:rPr>
         <w:t xml:space="preserve">帧</w:t>
       </w:r>
       <w:r>
+        <w:rPr>
+          <w:rFonts w:ascii="Times New Roman" w:hAnsi="Times New Roman" w:eastAsia="宋体"/>
+          <w:sz w:val="24"/>
+        </w:rPr>
         <w:t xml:space="preserve"> </w:t>
       </w:r>
       <w:r>
         <w:rPr>
-          <w:rFonts w:hint="eastAsia"/>
+          <w:rFonts w:hint="eastAsia" w:ascii="Times New Roman" w:hAnsi="Times New Roman" w:eastAsia="宋体"/>
+          <w:sz w:val="24"/>
         </w:rPr>
         <w:t xml:space="preserve">@10Hz），均值稳定，8~10</w:t>
       </w:r>
       <w:r>
+        <w:rPr>
+          <w:rFonts w:ascii="Times New Roman" w:hAnsi="Times New Roman" w:eastAsia="宋体"/>
+          <w:sz w:val="24"/>
+        </w:rPr>
         <w:t xml:space="preserve"> </w:t>
       </w:r>
       <w:r>
         <w:rPr>
-          <w:rFonts w:hint="eastAsia"/>
+          <w:rFonts w:hint="eastAsia" w:ascii="Times New Roman" w:hAnsi="Times New Roman" w:eastAsia="宋体"/>
+          <w:sz w:val="24"/>
         </w:rPr>
         <w:t xml:space="preserve">秒即可，无需更长；Active</w:t>
       </w:r>
       <w:r>
+        <w:rPr>
+          <w:rFonts w:ascii="Times New Roman" w:hAnsi="Times New Roman" w:eastAsia="宋体"/>
+          <w:sz w:val="24"/>
+        </w:rPr>
         <w:t xml:space="preserve"> </w:t>
       </w:r>
       <w:r>
         <w:rPr>
-          <w:rFonts w:hint="eastAsia"/>
+          <w:rFonts w:hint="eastAsia" w:ascii="Times New Roman" w:hAnsi="Times New Roman" w:eastAsia="宋体"/>
+          <w:sz w:val="24"/>
         </w:rPr>
         <w:t xml:space="preserve">阶段</w:t>
       </w:r>
       <w:r>
+        <w:rPr>
+          <w:rFonts w:ascii="Times New Roman" w:hAnsi="Times New Roman" w:eastAsia="宋体"/>
+          <w:sz w:val="24"/>
+        </w:rPr>
         <w:t xml:space="preserve"> 15 </w:t>
       </w:r>
       <w:r>
         <w:rPr>
-          <w:rFonts w:hint="eastAsia"/>
+          <w:rFonts w:hint="eastAsia" w:ascii="Times New Roman" w:hAnsi="Times New Roman" w:eastAsia="宋体"/>
+          <w:sz w:val="24"/>
         </w:rPr>
         <w:t xml:space="preserve">秒既用于捕捉早期</w:t>
       </w:r>
       <w:r>
+        <w:rPr>
+          <w:rFonts w:ascii="Times New Roman" w:hAnsi="Times New Roman" w:eastAsia="宋体"/>
+          <w:sz w:val="24"/>
+        </w:rPr>
         <w:t xml:space="preserve"> RMS </w:t>
       </w:r>
       <w:r>
         <w:rPr>
-          <w:rFonts w:hint="eastAsia"/>
+          <w:rFonts w:hint="eastAsia" w:ascii="Times New Roman" w:hAnsi="Times New Roman" w:eastAsia="宋体"/>
+          <w:sz w:val="24"/>
         </w:rPr>
         <w:t xml:space="preserve">峰值（MVC</w:t>
       </w:r>
       <w:r>
+        <w:rPr>
+          <w:rFonts w:ascii="Times New Roman" w:hAnsi="Times New Roman" w:eastAsia="宋体"/>
+          <w:sz w:val="24"/>
+        </w:rPr>
         <w:t xml:space="preserve"> </w:t>
       </w:r>
       <w:r>
         <w:rPr>
-          <w:rFonts w:hint="eastAsia"/>
+          <w:rFonts w:hint="eastAsia" w:ascii="Times New Roman" w:hAnsi="Times New Roman" w:eastAsia="宋体"/>
+          <w:sz w:val="24"/>
         </w:rPr>
         <w:t xml:space="preserve">峰值），又必须持续到肌肉发展出真实疲劳态以记录</w:t>
       </w:r>
       <w:r>
+        <w:rPr>
+          <w:rFonts w:ascii="Times New Roman" w:hAnsi="Times New Roman" w:eastAsia="宋体"/>
+          <w:sz w:val="24"/>
+        </w:rPr>
         <w:t xml:space="preserve"> </w:t>
       </w:r>
       <w:r>
         <w:rPr>
-          <w:rFonts w:hint="eastAsia"/>
+          <w:rFonts w:hint="eastAsia" w:ascii="Times New Roman" w:hAnsi="Times New Roman" w:eastAsia="宋体"/>
+          <w:sz w:val="24"/>
         </w:rPr>
         <w:t xml:space="preserve">MDF_end（用力末</w:t>
       </w:r>
       <w:r>
+        <w:rPr>
+          <w:rFonts w:ascii="Times New Roman" w:hAnsi="Times New Roman" w:eastAsia="宋体"/>
+          <w:sz w:val="24"/>
+        </w:rPr>
         <w:t xml:space="preserve"> </w:t>
       </w:r>
       <w:r>
         <w:rPr>
-          <w:rFonts w:hint="eastAsia"/>
+          <w:rFonts w:hint="eastAsia" w:ascii="Times New Roman" w:hAnsi="Times New Roman" w:eastAsia="宋体"/>
+          <w:sz w:val="24"/>
         </w:rPr>
         <w:t xml:space="preserve">MDF，疲劳公式</w:t>
       </w:r>
       <w:r>
+        <w:rPr>
+          <w:rFonts w:ascii="Times New Roman" w:hAnsi="Times New Roman" w:eastAsia="宋体"/>
+          <w:sz w:val="24"/>
+        </w:rPr>
         <w:t xml:space="preserve"> 100% </w:t>
       </w:r>
       <w:r>
         <w:rPr>
-          <w:rFonts w:hint="eastAsia"/>
+          <w:rFonts w:hint="eastAsia" w:ascii="Times New Roman" w:hAnsi="Times New Roman" w:eastAsia="宋体"/>
+          <w:sz w:val="24"/>
         </w:rPr>
         <w:t xml:space="preserve">锚点），故</w:t>
       </w:r>
       <w:r>
+        <w:rPr>
+          <w:rFonts w:ascii="Times New Roman" w:hAnsi="Times New Roman" w:eastAsia="宋体"/>
+          <w:sz w:val="24"/>
+        </w:rPr>
         <w:t xml:space="preserve"> 15 </w:t>
       </w:r>
       <w:r>
         <w:rPr>
-          <w:rFonts w:hint="eastAsia"/>
+          <w:rFonts w:hint="eastAsia" w:ascii="Times New Roman" w:hAnsi="Times New Roman" w:eastAsia="宋体"/>
+          <w:sz w:val="24"/>
         </w:rPr>
         <w:t xml:space="preserve">秒为必要时长，不宜缩至</w:t>
       </w:r>
       <w:r>
+        <w:rPr>
+          <w:rFonts w:ascii="Times New Roman" w:hAnsi="Times New Roman" w:eastAsia="宋体"/>
+          <w:sz w:val="24"/>
+        </w:rPr>
         <w:t xml:space="preserve"> 3~5 </w:t>
       </w:r>
       <w:r>
         <w:rPr>
-          <w:rFonts w:hint="eastAsia"/>
+          <w:rFonts w:hint="eastAsia" w:ascii="Times New Roman" w:hAnsi="Times New Roman" w:eastAsia="宋体"/>
+          <w:sz w:val="24"/>
         </w:rPr>
         <w:t xml:space="preserve">秒。MDF</w:t>
       </w:r>
       <w:r>
+        <w:rPr>
+          <w:rFonts w:ascii="Times New Roman" w:hAnsi="Times New Roman" w:eastAsia="宋体"/>
+          <w:sz w:val="24"/>
+        </w:rPr>
         <w:t xml:space="preserve"> </w:t>
       </w:r>
       <w:r>
         <w:rPr>
-          <w:rFonts w:hint="eastAsia"/>
+          <w:rFonts w:hint="eastAsia" w:ascii="Times New Roman" w:hAnsi="Times New Roman" w:eastAsia="宋体"/>
+          <w:sz w:val="24"/>
         </w:rPr>
         <w:t xml:space="preserve">峰值计算时跳过前</w:t>
       </w:r>
       <w:r>
+        <w:rPr>
+          <w:rFonts w:ascii="Times New Roman" w:hAnsi="Times New Roman" w:eastAsia="宋体"/>
+          <w:sz w:val="24"/>
+        </w:rPr>
         <w:t xml:space="preserve"> 2 </w:t>
       </w:r>
       <w:r>
         <w:rPr>
-          <w:rFonts w:hint="eastAsia"/>
+          <w:rFonts w:hint="eastAsia" w:ascii="Times New Roman" w:hAnsi="Times New Roman" w:eastAsia="宋体"/>
+          <w:sz w:val="24"/>
         </w:rPr>
         <w:t xml:space="preserve">秒（20</w:t>
       </w:r>
       <w:r>
+        <w:rPr>
+          <w:rFonts w:ascii="Times New Roman" w:hAnsi="Times New Roman" w:eastAsia="宋体"/>
+          <w:sz w:val="24"/>
+        </w:rPr>
         <w:t xml:space="preserve"> </w:t>
       </w:r>
       <w:r>
         <w:rPr>
-          <w:rFonts w:hint="eastAsia"/>
+          <w:rFonts w:hint="eastAsia" w:ascii="Times New Roman" w:hAnsi="Times New Roman" w:eastAsia="宋体"/>
+          <w:sz w:val="24"/>
         </w:rPr>
         <w:t xml:space="preserve">帧）瞬态数据，避免收缩初始阶段</w:t>
       </w:r>
       <w:r>
+        <w:rPr>
+          <w:rFonts w:ascii="Times New Roman" w:hAnsi="Times New Roman" w:eastAsia="宋体"/>
+          <w:sz w:val="24"/>
+        </w:rPr>
         <w:t xml:space="preserve"> FFT </w:t>
       </w:r>
       <w:r>
         <w:rPr>
-          <w:rFonts w:hint="eastAsia"/>
+          <w:rFonts w:hint="eastAsia" w:ascii="Times New Roman" w:hAnsi="Times New Roman" w:eastAsia="宋体"/>
+          <w:sz w:val="24"/>
         </w:rPr>
         <w:t xml:space="preserve">高频伪峰污染锚点。</w:t>
       </w:r>
@@ -5932,72 +6947,98 @@
           <w:ilvl w:val="0"/>
           <w:numId w:val="1010"/>
         </w:numPr>
+        <w:spacing w:line="360" w:lineRule="auto"/>
       </w:pPr>
       <w:r>
         <w:rPr>
-          <w:rFonts w:hint="eastAsia"/>
+          <w:rFonts w:hint="eastAsia" w:ascii="Times New Roman" w:hAnsi="Times New Roman" w:eastAsia="宋体"/>
           <w:b/>
           <w:bCs/>
+          <w:sz w:val="24"/>
         </w:rPr>
         <w:t xml:space="preserve">接触压力伪迹（关键）</w:t>
       </w:r>
       <w:r>
         <w:rPr>
-          <w:rFonts w:hint="eastAsia"/>
+          <w:rFonts w:hint="eastAsia" w:ascii="Times New Roman" w:hAnsi="Times New Roman" w:eastAsia="宋体"/>
+          <w:sz w:val="24"/>
         </w:rPr>
         <w:t xml:space="preserve">：RMS</w:t>
       </w:r>
       <w:r>
+        <w:rPr>
+          <w:rFonts w:ascii="Times New Roman" w:hAnsi="Times New Roman" w:eastAsia="宋体"/>
+          <w:sz w:val="24"/>
+        </w:rPr>
         <w:t xml:space="preserve"> = </w:t>
       </w:r>
       <w:r>
         <w:rPr>
-          <w:rFonts w:hint="eastAsia"/>
+          <w:rFonts w:hint="eastAsia" w:ascii="Times New Roman" w:hAnsi="Times New Roman" w:eastAsia="宋体"/>
+          <w:sz w:val="24"/>
         </w:rPr>
         <w:t xml:space="preserve">肌肉电活动</w:t>
       </w:r>
       <w:r>
+        <w:rPr>
+          <w:rFonts w:ascii="Times New Roman" w:hAnsi="Times New Roman" w:eastAsia="宋体"/>
+          <w:sz w:val="24"/>
+        </w:rPr>
         <w:t xml:space="preserve"> + </w:t>
       </w:r>
       <w:r>
         <w:rPr>
-          <w:rFonts w:hint="eastAsia"/>
+          <w:rFonts w:hint="eastAsia" w:ascii="Times New Roman" w:hAnsi="Times New Roman" w:eastAsia="宋体"/>
+          <w:sz w:val="24"/>
         </w:rPr>
         <w:t xml:space="preserve">电极接触压力成分。若校准用力阶段手部接触状态（握姿、握持压力）与真实使用不一致，接触压力差会混入</w:t>
       </w:r>
       <w:r>
+        <w:rPr>
+          <w:rFonts w:ascii="Times New Roman" w:hAnsi="Times New Roman" w:eastAsia="宋体"/>
+          <w:sz w:val="24"/>
+        </w:rPr>
         <w:t xml:space="preserve"> (active − relax) </w:t>
       </w:r>
       <w:r>
         <w:rPr>
-          <w:rFonts w:hint="eastAsia"/>
+          <w:rFonts w:hint="eastAsia" w:ascii="Times New Roman" w:hAnsi="Times New Roman" w:eastAsia="宋体"/>
+          <w:sz w:val="24"/>
         </w:rPr>
         <w:t xml:space="preserve">锚点，导致激活度失真（校准过猛→日常被判静息；校准过松→轻微用力即饱和）。</w:t>
       </w:r>
       <w:r>
         <w:rPr>
-          <w:rFonts w:hint="eastAsia"/>
+          <w:rFonts w:hint="eastAsia" w:ascii="Times New Roman" w:hAnsi="Times New Roman" w:eastAsia="宋体"/>
           <w:b/>
           <w:bCs/>
+          <w:sz w:val="24"/>
         </w:rPr>
         <w:t xml:space="preserve">正确做法：校准两阶段保持同一手势，且用力阶段直接采用真实使用场景的手部状态与力度（例如平时握某物体就握着它、用真实劲），让接触压力成为共模在</w:t>
       </w:r>
       <w:r>
         <w:rPr>
+          <w:rFonts w:ascii="Times New Roman" w:hAnsi="Times New Roman" w:eastAsia="宋体"/>
           <w:b/>
           <w:bCs/>
+          <w:sz w:val="24"/>
         </w:rPr>
         <w:t xml:space="preserve"> (active − relax) </w:t>
       </w:r>
       <w:r>
         <w:rPr>
-          <w:rFonts w:hint="eastAsia"/>
+          <w:rFonts w:hint="eastAsia" w:ascii="Times New Roman" w:hAnsi="Times New Roman" w:eastAsia="宋体"/>
           <w:b/>
           <w:bCs/>
+          <w:sz w:val="24"/>
         </w:rPr>
         <w:t xml:space="preserve">相减中抵消</w:t>
       </w:r>
       <w:r>
+        <w:rPr>
+          <w:rFonts w:ascii="Times New Roman" w:hAnsi="Times New Roman" w:eastAsia="宋体"/>
+          <w:sz w:val="24"/>
+        </w:rPr>
         <w:t xml:space="preserve">。</w:t>
       </w:r>
     </w:p>
@@ -6020,28 +7061,40 @@
     <w:p>
       <w:pPr>
         <w:pStyle w:val="FirstParagraph"/>
+        <w:spacing w:line="360" w:lineRule="auto"/>
       </w:pPr>
       <w:r>
         <w:rPr>
-          <w:rFonts w:hint="eastAsia"/>
+          <w:rFonts w:hint="eastAsia" w:ascii="Times New Roman" w:hAnsi="Times New Roman" w:eastAsia="宋体"/>
+          <w:sz w:val="24"/>
         </w:rPr>
         <w:t xml:space="preserve">激活度将实时</w:t>
       </w:r>
       <w:r>
+        <w:rPr>
+          <w:rFonts w:ascii="Times New Roman" w:hAnsi="Times New Roman" w:eastAsia="宋体"/>
+          <w:sz w:val="24"/>
+        </w:rPr>
         <w:t xml:space="preserve"> RMS </w:t>
       </w:r>
       <w:r>
         <w:rPr>
-          <w:rFonts w:hint="eastAsia"/>
+          <w:rFonts w:hint="eastAsia" w:ascii="Times New Roman" w:hAnsi="Times New Roman" w:eastAsia="宋体"/>
+          <w:sz w:val="24"/>
         </w:rPr>
         <w:t xml:space="preserve">归一化到</w:t>
       </w:r>
       <w:r>
+        <w:rPr>
+          <w:rFonts w:ascii="Times New Roman" w:hAnsi="Times New Roman" w:eastAsia="宋体"/>
+          <w:sz w:val="24"/>
+        </w:rPr>
         <w:t xml:space="preserve"> </w:t>
       </w:r>
       <w:r>
         <w:rPr>
-          <w:rFonts w:hint="eastAsia"/>
+          <w:rFonts w:hint="eastAsia" w:ascii="Times New Roman" w:hAnsi="Times New Roman" w:eastAsia="宋体"/>
+          <w:sz w:val="24"/>
         </w:rPr>
         <w:t xml:space="preserve">0～100%，直观反映肌肉收缩强度。</w:t>
       </w:r>
@@ -6057,7 +7110,7 @@
           <w:insideH w:val="none" w:sz="0" w:space="0" w:color="auto"/>
           <w:insideV w:val="none" w:sz="0" w:space="0" w:color="auto"/>
         </w:tblBorders>
-        <w:tblW w:w="9070" w:type="dxa"/>
+        <w:tblW w:w="8305" w:type="dxa"/>
         <w:tblLayout w:type="autofit"/>
         <w:jc w:val="left"/>
         <w:tcMar>
@@ -6068,13 +7121,13 @@
         </w:tcMar>
       </w:tblPr>
       <w:tblGrid>
-        <w:gridCol w:w="8690"/>
+        <w:gridCol w:w="7925"/>
         <w:gridCol w:w="380"/>
       </w:tblGrid>
       <w:tr>
         <w:tc>
           <w:tcPr>
-            <w:tcW w:w="8690" w:type="dxa"/>
+            <w:tcW w:w="7925" w:type="dxa"/>
             <w:tcBorders>
               <w:top w:val="none" w:sz="0" w:space="0" w:color="auto"/>
               <w:left w:val="none" w:sz="0" w:space="0" w:color="auto"/>
@@ -6494,28 +7547,40 @@
           <w:ilvl w:val="0"/>
           <w:numId w:val="1011"/>
         </w:numPr>
+        <w:spacing w:line="360" w:lineRule="auto"/>
       </w:pPr>
       <w:r>
         <w:rPr>
-          <w:rFonts w:hint="eastAsia"/>
+          <w:rFonts w:hint="eastAsia" w:ascii="Times New Roman" w:hAnsi="Times New Roman" w:eastAsia="宋体"/>
+          <w:sz w:val="24"/>
         </w:rPr>
         <w:t xml:space="preserve">RMS_relax：校准得到的放松状态</w:t>
       </w:r>
       <w:r>
+        <w:rPr>
+          <w:rFonts w:ascii="Times New Roman" w:hAnsi="Times New Roman" w:eastAsia="宋体"/>
+          <w:sz w:val="24"/>
+        </w:rPr>
         <w:t xml:space="preserve"> </w:t>
       </w:r>
       <w:r>
         <w:rPr>
-          <w:rFonts w:hint="eastAsia"/>
+          <w:rFonts w:hint="eastAsia" w:ascii="Times New Roman" w:hAnsi="Times New Roman" w:eastAsia="宋体"/>
+          <w:sz w:val="24"/>
         </w:rPr>
         <w:t xml:space="preserve">RMS（10</w:t>
       </w:r>
       <w:r>
+        <w:rPr>
+          <w:rFonts w:ascii="Times New Roman" w:hAnsi="Times New Roman" w:eastAsia="宋体"/>
+          <w:sz w:val="24"/>
+        </w:rPr>
         <w:t xml:space="preserve"> </w:t>
       </w:r>
       <w:r>
         <w:rPr>
-          <w:rFonts w:hint="eastAsia"/>
+          <w:rFonts w:hint="eastAsia" w:ascii="Times New Roman" w:hAnsi="Times New Roman" w:eastAsia="宋体"/>
+          <w:sz w:val="24"/>
         </w:rPr>
         <w:t xml:space="preserve">秒静息均值）</w:t>
       </w:r>
@@ -6527,28 +7592,40 @@
           <w:ilvl w:val="0"/>
           <w:numId w:val="1011"/>
         </w:numPr>
+        <w:spacing w:line="360" w:lineRule="auto"/>
       </w:pPr>
       <w:r>
         <w:rPr>
-          <w:rFonts w:hint="eastAsia"/>
+          <w:rFonts w:hint="eastAsia" w:ascii="Times New Roman" w:hAnsi="Times New Roman" w:eastAsia="宋体"/>
+          <w:sz w:val="24"/>
         </w:rPr>
         <w:t xml:space="preserve">RMS_active：校准得到的主动收缩</w:t>
       </w:r>
       <w:r>
+        <w:rPr>
+          <w:rFonts w:ascii="Times New Roman" w:hAnsi="Times New Roman" w:eastAsia="宋体"/>
+          <w:sz w:val="24"/>
+        </w:rPr>
         <w:t xml:space="preserve"> </w:t>
       </w:r>
       <w:r>
         <w:rPr>
-          <w:rFonts w:hint="eastAsia"/>
+          <w:rFonts w:hint="eastAsia" w:ascii="Times New Roman" w:hAnsi="Times New Roman" w:eastAsia="宋体"/>
+          <w:sz w:val="24"/>
         </w:rPr>
         <w:t xml:space="preserve">RMS（15</w:t>
       </w:r>
       <w:r>
+        <w:rPr>
+          <w:rFonts w:ascii="Times New Roman" w:hAnsi="Times New Roman" w:eastAsia="宋体"/>
+          <w:sz w:val="24"/>
+        </w:rPr>
         <w:t xml:space="preserve"> </w:t>
       </w:r>
       <w:r>
         <w:rPr>
-          <w:rFonts w:hint="eastAsia"/>
+          <w:rFonts w:hint="eastAsia" w:ascii="Times New Roman" w:hAnsi="Times New Roman" w:eastAsia="宋体"/>
+          <w:sz w:val="24"/>
         </w:rPr>
         <w:t xml:space="preserve">秒最大收缩峰值）</w:t>
       </w:r>
@@ -6560,36 +7637,49 @@
           <w:ilvl w:val="0"/>
           <w:numId w:val="1011"/>
         </w:numPr>
+        <w:spacing w:line="360" w:lineRule="auto"/>
       </w:pPr>
       <w:r>
         <w:rPr>
-          <w:rFonts w:hint="eastAsia"/>
+          <w:rFonts w:hint="eastAsia" w:ascii="Times New Roman" w:hAnsi="Times New Roman" w:eastAsia="宋体"/>
           <w:b/>
           <w:bCs/>
+          <w:sz w:val="24"/>
         </w:rPr>
         <w:t xml:space="preserve">物理意义</w:t>
       </w:r>
       <w:r>
         <w:rPr>
-          <w:rFonts w:hint="eastAsia"/>
+          <w:rFonts w:hint="eastAsia" w:ascii="Times New Roman" w:hAnsi="Times New Roman" w:eastAsia="宋体"/>
+          <w:sz w:val="24"/>
         </w:rPr>
         <w:t xml:space="preserve">：A</w:t>
       </w:r>
       <w:r>
+        <w:rPr>
+          <w:rFonts w:ascii="Times New Roman" w:hAnsi="Times New Roman" w:eastAsia="宋体"/>
+          <w:sz w:val="24"/>
+        </w:rPr>
         <w:t xml:space="preserve"> = 0% </w:t>
       </w:r>
       <w:r>
         <w:rPr>
-          <w:rFonts w:hint="eastAsia"/>
+          <w:rFonts w:hint="eastAsia" w:ascii="Times New Roman" w:hAnsi="Times New Roman" w:eastAsia="宋体"/>
+          <w:sz w:val="24"/>
         </w:rPr>
         <w:t xml:space="preserve">表示完全放松，A</w:t>
       </w:r>
       <w:r>
+        <w:rPr>
+          <w:rFonts w:ascii="Times New Roman" w:hAnsi="Times New Roman" w:eastAsia="宋体"/>
+          <w:sz w:val="24"/>
+        </w:rPr>
         <w:t xml:space="preserve"> = 100% </w:t>
       </w:r>
       <w:r>
         <w:rPr>
-          <w:rFonts w:hint="eastAsia"/>
+          <w:rFonts w:hint="eastAsia" w:ascii="Times New Roman" w:hAnsi="Times New Roman" w:eastAsia="宋体"/>
+          <w:sz w:val="24"/>
         </w:rPr>
         <w:t xml:space="preserve">表示达到了校准时的最大收缩强度。</w:t>
       </w:r>
@@ -6597,96 +7687,138 @@
     <w:p>
       <w:pPr>
         <w:pStyle w:val="FirstParagraph"/>
+        <w:spacing w:line="360" w:lineRule="auto"/>
       </w:pPr>
       <w:r>
         <w:rPr>
-          <w:rFonts w:hint="eastAsia"/>
+          <w:rFonts w:hint="eastAsia" w:ascii="Times New Roman" w:hAnsi="Times New Roman" w:eastAsia="宋体"/>
           <w:b/>
           <w:bCs/>
+          <w:sz w:val="24"/>
         </w:rPr>
         <w:t xml:space="preserve">信号量级参考（传感器输出</w:t>
       </w:r>
       <w:r>
         <w:rPr>
+          <w:rFonts w:ascii="Times New Roman" w:hAnsi="Times New Roman" w:eastAsia="宋体"/>
           <w:b/>
           <w:bCs/>
+          <w:sz w:val="24"/>
         </w:rPr>
         <w:t xml:space="preserve"> → ADC </w:t>
       </w:r>
       <w:r>
         <w:rPr>
-          <w:rFonts w:hint="eastAsia"/>
+          <w:rFonts w:hint="eastAsia" w:ascii="Times New Roman" w:hAnsi="Times New Roman" w:eastAsia="宋体"/>
           <w:b/>
           <w:bCs/>
+          <w:sz w:val="24"/>
         </w:rPr>
         <w:t xml:space="preserve">数字化）：</w:t>
       </w:r>
       <w:r>
+        <w:rPr>
+          <w:rFonts w:ascii="Times New Roman" w:hAnsi="Times New Roman" w:eastAsia="宋体"/>
+          <w:sz w:val="24"/>
+        </w:rPr>
         <w:t xml:space="preserve"> </w:t>
       </w:r>
       <w:r>
         <w:rPr>
-          <w:rFonts w:hint="eastAsia"/>
+          <w:rFonts w:hint="eastAsia" w:ascii="Times New Roman" w:hAnsi="Times New Roman" w:eastAsia="宋体"/>
+          <w:sz w:val="24"/>
         </w:rPr>
         <w:t xml:space="preserve">上式中的</w:t>
       </w:r>
       <w:r>
+        <w:rPr>
+          <w:rFonts w:ascii="Times New Roman" w:hAnsi="Times New Roman" w:eastAsia="宋体"/>
+          <w:sz w:val="24"/>
+        </w:rPr>
         <w:t xml:space="preserve"> RMS </w:t>
       </w:r>
       <w:r>
         <w:rPr>
-          <w:rFonts w:hint="eastAsia"/>
+          <w:rFonts w:hint="eastAsia" w:ascii="Times New Roman" w:hAnsi="Times New Roman" w:eastAsia="宋体"/>
+          <w:sz w:val="24"/>
         </w:rPr>
         <w:t xml:space="preserve">来自传感器输出经</w:t>
       </w:r>
       <w:r>
+        <w:rPr>
+          <w:rFonts w:ascii="Times New Roman" w:hAnsi="Times New Roman" w:eastAsia="宋体"/>
+          <w:sz w:val="24"/>
+        </w:rPr>
         <w:t xml:space="preserve"> 14-bit / 5V ADC </w:t>
       </w:r>
       <w:r>
         <w:rPr>
-          <w:rFonts w:hint="eastAsia"/>
+          <w:rFonts w:hint="eastAsia" w:ascii="Times New Roman" w:hAnsi="Times New Roman" w:eastAsia="宋体"/>
+          <w:sz w:val="24"/>
         </w:rPr>
         <w:t xml:space="preserve">量化的值，量化关系为</w:t>
       </w:r>
       <w:r>
+        <w:rPr>
+          <w:rFonts w:ascii="Times New Roman" w:hAnsi="Times New Roman" w:eastAsia="宋体"/>
+          <w:sz w:val="24"/>
+        </w:rPr>
         <w:t xml:space="preserve"> </w:t>
       </w:r>
       <w:r>
         <w:rPr>
           <w:rStyle w:val="VerbatimChar"/>
+          <w:rFonts w:ascii="Times New Roman" w:hAnsi="Times New Roman" w:eastAsia="宋体"/>
+          <w:sz w:val="24"/>
         </w:rPr>
         <w:t xml:space="preserve">ADC = V_sensor / 5000 × 16383</w:t>
       </w:r>
       <w:r>
         <w:rPr>
-          <w:rFonts w:hint="eastAsia"/>
+          <w:rFonts w:hint="eastAsia" w:ascii="Times New Roman" w:hAnsi="Times New Roman" w:eastAsia="宋体"/>
+          <w:sz w:val="24"/>
         </w:rPr>
         <w:t xml:space="preserve">（约</w:t>
       </w:r>
       <w:r>
+        <w:rPr>
+          <w:rFonts w:ascii="Times New Roman" w:hAnsi="Times New Roman" w:eastAsia="宋体"/>
+          <w:sz w:val="24"/>
+        </w:rPr>
         <w:t xml:space="preserve"> 0.305 mV / </w:t>
       </w:r>
       <w:r>
         <w:rPr>
-          <w:rFonts w:hint="eastAsia"/>
+          <w:rFonts w:hint="eastAsia" w:ascii="Times New Roman" w:hAnsi="Times New Roman" w:eastAsia="宋体"/>
+          <w:sz w:val="24"/>
         </w:rPr>
         <w:t xml:space="preserve">LSB，与固件</w:t>
       </w:r>
       <w:r>
+        <w:rPr>
+          <w:rFonts w:ascii="Times New Roman" w:hAnsi="Times New Roman" w:eastAsia="宋体"/>
+          <w:sz w:val="24"/>
+        </w:rPr>
         <w:t xml:space="preserve"> 5V </w:t>
       </w:r>
       <w:r>
         <w:rPr>
-          <w:rFonts w:hint="eastAsia"/>
+          <w:rFonts w:hint="eastAsia" w:ascii="Times New Roman" w:hAnsi="Times New Roman" w:eastAsia="宋体"/>
+          <w:sz w:val="24"/>
         </w:rPr>
         <w:t xml:space="preserve">模拟参考电压一致）。典型肌肉状态下的量级（传感器实测输出，以</w:t>
       </w:r>
       <w:r>
+        <w:rPr>
+          <w:rFonts w:ascii="Times New Roman" w:hAnsi="Times New Roman" w:eastAsia="宋体"/>
+          <w:sz w:val="24"/>
+        </w:rPr>
         <w:t xml:space="preserve"> 1.5V </w:t>
       </w:r>
       <w:r>
         <w:rPr>
-          <w:rFonts w:hint="eastAsia"/>
+          <w:rFonts w:hint="eastAsia" w:ascii="Times New Roman" w:hAnsi="Times New Roman" w:eastAsia="宋体"/>
+          <w:sz w:val="24"/>
         </w:rPr>
         <w:t xml:space="preserve">为基准）如下，可作为校准基线设参参考：</w:t>
       </w:r>
@@ -6694,15 +7826,15 @@
     <w:tbl>
       <w:tblPr>
         <w:tblStyle w:val="Table"/>
-        <w:tblW w:type="dxa" w:w="9070"/>
+        <w:tblW w:type="dxa" w:w="8305"/>
         <w:jc w:val="center"/>
         <w:tblLayout w:type="fixed"/>
         <w:tblLook w:firstRow="1" w:lastRow="0" w:firstColumn="0" w:lastColumn="0" w:noHBand="0" w:noVBand="0" w:val="0020"/>
       </w:tblPr>
       <w:tblGrid>
-        <w:gridCol w:w="3023"/>
-        <w:gridCol w:w="3023"/>
-        <w:gridCol w:w="3024"/>
+        <w:gridCol w:w="2768"/>
+        <w:gridCol w:w="2768"/>
+        <w:gridCol w:w="2769"/>
       </w:tblGrid>
       <w:tr>
         <w:trPr>
@@ -6711,7 +7843,7 @@
         <w:tc>
           <w:tcPr>
             <w:shd w:val="clear" w:color="auto" w:fill="2E5A9C"/>
-            <w:tcW w:type="dxa" w:w="3023"/>
+            <w:tcW w:type="dxa" w:w="2768"/>
             <w:tcBorders>
               <w:top w:val="single" w:sz="8" w:color="2E5A9C"/>
               <w:left w:val="single" w:sz="8" w:color="2E5A9C"/>
@@ -6739,7 +7871,7 @@
         <w:tc>
           <w:tcPr>
             <w:shd w:val="clear" w:color="auto" w:fill="2E5A9C"/>
-            <w:tcW w:type="dxa" w:w="3023"/>
+            <w:tcW w:type="dxa" w:w="2768"/>
             <w:tcBorders>
               <w:top w:val="single" w:sz="8" w:color="2E5A9C"/>
               <w:left w:val="single" w:sz="8" w:color="2E5A9C"/>
@@ -6767,7 +7899,7 @@
         <w:tc>
           <w:tcPr>
             <w:shd w:val="clear" w:color="auto" w:fill="2E5A9C"/>
-            <w:tcW w:type="dxa" w:w="3024"/>
+            <w:tcW w:type="dxa" w:w="2769"/>
             <w:tcBorders>
               <w:top w:val="single" w:sz="8" w:color="2E5A9C"/>
               <w:left w:val="single" w:sz="8" w:color="2E5A9C"/>
@@ -6832,7 +7964,7 @@
       <w:tr>
         <w:tc>
           <w:tcPr>
-            <w:tcW w:type="dxa" w:w="3023"/>
+            <w:tcW w:type="dxa" w:w="2768"/>
             <w:tcBorders>
               <w:top w:val="single" w:sz="4" w:color="E5E7EB"/>
               <w:left w:val="single" w:sz="4" w:color="E5E7EB"/>
@@ -6871,7 +8003,7 @@
         </w:tc>
         <w:tc>
           <w:tcPr>
-            <w:tcW w:type="dxa" w:w="3023"/>
+            <w:tcW w:type="dxa" w:w="2768"/>
             <w:tcBorders>
               <w:top w:val="single" w:sz="4" w:color="E5E7EB"/>
               <w:left w:val="single" w:sz="4" w:color="E5E7EB"/>
@@ -6896,7 +8028,7 @@
         </w:tc>
         <w:tc>
           <w:tcPr>
-            <w:tcW w:type="dxa" w:w="3024"/>
+            <w:tcW w:type="dxa" w:w="2769"/>
             <w:tcBorders>
               <w:top w:val="single" w:sz="4" w:color="E5E7EB"/>
               <w:left w:val="single" w:sz="4" w:color="E5E7EB"/>
@@ -6923,7 +8055,7 @@
       <w:tr>
         <w:tc>
           <w:tcPr>
-            <w:tcW w:type="dxa" w:w="3023"/>
+            <w:tcW w:type="dxa" w:w="2768"/>
             <w:tcBorders>
               <w:top w:val="single" w:sz="4" w:color="E5E7EB"/>
               <w:left w:val="single" w:sz="4" w:color="E5E7EB"/>
@@ -6948,7 +8080,7 @@
         </w:tc>
         <w:tc>
           <w:tcPr>
-            <w:tcW w:type="dxa" w:w="3023"/>
+            <w:tcW w:type="dxa" w:w="2768"/>
             <w:tcBorders>
               <w:top w:val="single" w:sz="4" w:color="E5E7EB"/>
               <w:left w:val="single" w:sz="4" w:color="E5E7EB"/>
@@ -6973,7 +8105,7 @@
         </w:tc>
         <w:tc>
           <w:tcPr>
-            <w:tcW w:type="dxa" w:w="3024"/>
+            <w:tcW w:type="dxa" w:w="2769"/>
             <w:tcBorders>
               <w:top w:val="single" w:sz="4" w:color="E5E7EB"/>
               <w:left w:val="single" w:sz="4" w:color="E5E7EB"/>
@@ -7000,7 +8132,7 @@
       <w:tr>
         <w:tc>
           <w:tcPr>
-            <w:tcW w:type="dxa" w:w="3023"/>
+            <w:tcW w:type="dxa" w:w="2768"/>
             <w:tcBorders>
               <w:top w:val="single" w:sz="4" w:color="E5E7EB"/>
               <w:left w:val="single" w:sz="4" w:color="E5E7EB"/>
@@ -7032,7 +8164,7 @@
         </w:tc>
         <w:tc>
           <w:tcPr>
-            <w:tcW w:type="dxa" w:w="3023"/>
+            <w:tcW w:type="dxa" w:w="2768"/>
             <w:tcBorders>
               <w:top w:val="single" w:sz="4" w:color="E5E7EB"/>
               <w:left w:val="single" w:sz="4" w:color="E5E7EB"/>
@@ -7057,7 +8189,7 @@
         </w:tc>
         <w:tc>
           <w:tcPr>
-            <w:tcW w:type="dxa" w:w="3024"/>
+            <w:tcW w:type="dxa" w:w="2769"/>
             <w:tcBorders>
               <w:top w:val="single" w:sz="4" w:color="E5E7EB"/>
               <w:left w:val="single" w:sz="4" w:color="E5E7EB"/>
@@ -7085,70 +8217,96 @@
     <w:p>
       <w:pPr>
         <w:pStyle w:val="BlockText"/>
+        <w:spacing w:line="360" w:lineRule="auto"/>
       </w:pPr>
       <w:r>
         <w:rPr>
-          <w:rFonts w:hint="eastAsia"/>
+          <w:rFonts w:hint="eastAsia" w:ascii="Times New Roman" w:hAnsi="Times New Roman" w:eastAsia="宋体"/>
+          <w:sz w:val="24"/>
         </w:rPr>
         <w:t xml:space="preserve">可见即使最大发力，传感器输出也仅</w:t>
       </w:r>
       <w:r>
+        <w:rPr>
+          <w:rFonts w:ascii="Times New Roman" w:hAnsi="Times New Roman" w:eastAsia="宋体"/>
+          <w:sz w:val="24"/>
+        </w:rPr>
         <w:t xml:space="preserve"> 1.5V </w:t>
       </w:r>
       <w:r>
         <w:rPr>
-          <w:rFonts w:hint="eastAsia"/>
+          <w:rFonts w:hint="eastAsia" w:ascii="Times New Roman" w:hAnsi="Times New Roman" w:eastAsia="宋体"/>
+          <w:sz w:val="24"/>
         </w:rPr>
         <w:t xml:space="preserve">±1.0V（约</w:t>
       </w:r>
       <w:r>
+        <w:rPr>
+          <w:rFonts w:ascii="Times New Roman" w:hAnsi="Times New Roman" w:eastAsia="宋体"/>
+          <w:sz w:val="24"/>
+        </w:rPr>
         <w:t xml:space="preserve"> </w:t>
       </w:r>
       <w:r>
         <w:rPr>
-          <w:rFonts w:hint="eastAsia"/>
+          <w:rFonts w:hint="eastAsia" w:ascii="Times New Roman" w:hAnsi="Times New Roman" w:eastAsia="宋体"/>
+          <w:sz w:val="24"/>
         </w:rPr>
         <w:t xml:space="preserve">0.5～2.5V），</w:t>
       </w:r>
       <w:r>
         <w:rPr>
-          <w:rFonts w:hint="eastAsia"/>
+          <w:rFonts w:hint="eastAsia" w:ascii="Times New Roman" w:hAnsi="Times New Roman" w:eastAsia="宋体"/>
           <w:b/>
           <w:bCs/>
+          <w:sz w:val="24"/>
         </w:rPr>
         <w:t xml:space="preserve">0～3.0V</w:t>
       </w:r>
       <w:r>
         <w:rPr>
+          <w:rFonts w:ascii="Times New Roman" w:hAnsi="Times New Roman" w:eastAsia="宋体"/>
           <w:b/>
           <w:bCs/>
+          <w:sz w:val="24"/>
         </w:rPr>
         <w:t xml:space="preserve"> </w:t>
       </w:r>
       <w:r>
         <w:rPr>
-          <w:rFonts w:hint="eastAsia"/>
+          <w:rFonts w:hint="eastAsia" w:ascii="Times New Roman" w:hAnsi="Times New Roman" w:eastAsia="宋体"/>
           <w:b/>
           <w:bCs/>
+          <w:sz w:val="24"/>
         </w:rPr>
         <w:t xml:space="preserve">量程大部分未用</w:t>
       </w:r>
       <w:r>
         <w:rPr>
-          <w:rFonts w:hint="eastAsia"/>
+          <w:rFonts w:hint="eastAsia" w:ascii="Times New Roman" w:hAnsi="Times New Roman" w:eastAsia="宋体"/>
+          <w:sz w:val="24"/>
         </w:rPr>
         <w:t xml:space="preserve">——因此增益、ADC</w:t>
       </w:r>
       <w:r>
+        <w:rPr>
+          <w:rFonts w:ascii="Times New Roman" w:hAnsi="Times New Roman" w:eastAsia="宋体"/>
+          <w:sz w:val="24"/>
+        </w:rPr>
         <w:t xml:space="preserve"> </w:t>
       </w:r>
       <w:r>
         <w:rPr>
-          <w:rFonts w:hint="eastAsia"/>
+          <w:rFonts w:hint="eastAsia" w:ascii="Times New Roman" w:hAnsi="Times New Roman" w:eastAsia="宋体"/>
+          <w:sz w:val="24"/>
         </w:rPr>
         <w:t xml:space="preserve">分辨率与逐人校准对激活度精度至关重要。传感器侧原始表征见</w:t>
       </w:r>
       <w:r>
+        <w:rPr>
+          <w:rFonts w:ascii="Times New Roman" w:hAnsi="Times New Roman" w:eastAsia="宋体"/>
+          <w:sz w:val="24"/>
+        </w:rPr>
         <w:t xml:space="preserve"> </w:t>
       </w:r>
       <w:hyperlink r:id="rId11">
@@ -7161,114 +8319,163 @@
         </w:r>
       </w:hyperlink>
       <w:r>
+        <w:rPr>
+          <w:rFonts w:ascii="Times New Roman" w:hAnsi="Times New Roman" w:eastAsia="宋体"/>
+          <w:sz w:val="24"/>
+        </w:rPr>
         <w:t xml:space="preserve"> </w:t>
       </w:r>
       <w:r>
+        <w:rPr>
+          <w:rFonts w:ascii="Times New Roman" w:hAnsi="Times New Roman" w:eastAsia="宋体"/>
+          <w:sz w:val="24"/>
+        </w:rPr>
         <w:t xml:space="preserve">§2.2。</w:t>
       </w:r>
     </w:p>
     <w:p>
       <w:pPr>
         <w:pStyle w:val="FirstParagraph"/>
+        <w:spacing w:line="360" w:lineRule="auto"/>
       </w:pPr>
       <w:r>
         <w:rPr>
-          <w:rFonts w:hint="eastAsia"/>
+          <w:rFonts w:hint="eastAsia" w:ascii="Times New Roman" w:hAnsi="Times New Roman" w:eastAsia="宋体"/>
+          <w:sz w:val="24"/>
         </w:rPr>
         <w:t xml:space="preserve">疲劳度是本算法的核心输出，基于</w:t>
       </w:r>
       <w:r>
+        <w:rPr>
+          <w:rFonts w:ascii="Times New Roman" w:hAnsi="Times New Roman" w:eastAsia="宋体"/>
+          <w:sz w:val="24"/>
+        </w:rPr>
         <w:t xml:space="preserve"> MDF </w:t>
       </w:r>
       <w:r>
         <w:rPr>
-          <w:rFonts w:hint="eastAsia"/>
+          <w:rFonts w:hint="eastAsia" w:ascii="Times New Roman" w:hAnsi="Times New Roman" w:eastAsia="宋体"/>
+          <w:sz w:val="24"/>
         </w:rPr>
         <w:t xml:space="preserve">下降幅度计算，归一化到</w:t>
       </w:r>
       <w:r>
+        <w:rPr>
+          <w:rFonts w:ascii="Times New Roman" w:hAnsi="Times New Roman" w:eastAsia="宋体"/>
+          <w:sz w:val="24"/>
+        </w:rPr>
         <w:t xml:space="preserve"> </w:t>
       </w:r>
       <w:r>
         <w:rPr>
-          <w:rFonts w:hint="eastAsia"/>
+          <w:rFonts w:hint="eastAsia" w:ascii="Times New Roman" w:hAnsi="Times New Roman" w:eastAsia="宋体"/>
+          <w:sz w:val="24"/>
         </w:rPr>
         <w:t xml:space="preserve">0～100%。以</w:t>
       </w:r>
       <w:r>
+        <w:rPr>
+          <w:rFonts w:ascii="Times New Roman" w:hAnsi="Times New Roman" w:eastAsia="宋体"/>
+          <w:sz w:val="24"/>
+        </w:rPr>
         <w:t xml:space="preserve"> MDF </w:t>
       </w:r>
       <w:r>
         <w:rPr>
-          <w:rFonts w:hint="eastAsia"/>
+          <w:rFonts w:hint="eastAsia" w:ascii="Times New Roman" w:hAnsi="Times New Roman" w:eastAsia="宋体"/>
+          <w:sz w:val="24"/>
         </w:rPr>
         <w:t xml:space="preserve">相对下降幅度量化肌肉疲劳程度是运动疲劳评估领域的通行做法</w:t>
       </w:r>
       <w:r>
         <w:rPr>
+          <w:rFonts w:ascii="Times New Roman" w:hAnsi="Times New Roman" w:eastAsia="宋体"/>
+          <w:sz w:val="24"/>
           <w:vertAlign w:val="superscript"/>
         </w:rPr>
         <w:t xml:space="preserve">[2,13]</w:t>
       </w:r>
       <w:r>
         <w:rPr>
-          <w:rFonts w:hint="eastAsia"/>
+          <w:rFonts w:hint="eastAsia" w:ascii="Times New Roman" w:hAnsi="Times New Roman" w:eastAsia="宋体"/>
+          <w:sz w:val="24"/>
         </w:rPr>
         <w:t xml:space="preserve">；何彦等</w:t>
       </w:r>
       <w:r>
         <w:rPr>
+          <w:rFonts w:ascii="Times New Roman" w:hAnsi="Times New Roman" w:eastAsia="宋体"/>
+          <w:sz w:val="24"/>
           <w:vertAlign w:val="superscript"/>
         </w:rPr>
         <w:t xml:space="preserve">[8]</w:t>
       </w:r>
       <w:r>
+        <w:rPr>
+          <w:rFonts w:ascii="Times New Roman" w:hAnsi="Times New Roman" w:eastAsia="宋体"/>
+          <w:sz w:val="24"/>
+        </w:rPr>
         <w:t xml:space="preserve"> </w:t>
       </w:r>
       <w:r>
         <w:rPr>
-          <w:rFonts w:hint="eastAsia"/>
+          <w:rFonts w:hint="eastAsia" w:ascii="Times New Roman" w:hAnsi="Times New Roman" w:eastAsia="宋体"/>
+          <w:sz w:val="24"/>
         </w:rPr>
         <w:t xml:space="preserve">在健身穿戴产品中基于</w:t>
       </w:r>
       <w:r>
+        <w:rPr>
+          <w:rFonts w:ascii="Times New Roman" w:hAnsi="Times New Roman" w:eastAsia="宋体"/>
+          <w:sz w:val="24"/>
+        </w:rPr>
         <w:t xml:space="preserve"> MDF/MNF </w:t>
       </w:r>
       <w:r>
         <w:rPr>
-          <w:rFonts w:hint="eastAsia"/>
+          <w:rFonts w:hint="eastAsia" w:ascii="Times New Roman" w:hAnsi="Times New Roman" w:eastAsia="宋体"/>
+          <w:sz w:val="24"/>
         </w:rPr>
         <w:t xml:space="preserve">构建”激活—过渡—力竭”三态疲劳模型，与本系统的激活度/疲劳度状态划分一致。</w:t>
       </w:r>
       <w:r>
+        <w:rPr>
+          <w:rFonts w:ascii="Times New Roman" w:hAnsi="Times New Roman" w:eastAsia="宋体"/>
+          <w:sz w:val="24"/>
+        </w:rPr>
         <w:t xml:space="preserve"> </w:t>
       </w:r>
       <w:r>
         <w:rPr>
-          <w:rFonts w:hint="eastAsia"/>
+          <w:rFonts w:hint="eastAsia" w:ascii="Times New Roman" w:hAnsi="Times New Roman" w:eastAsia="宋体"/>
           <w:b/>
           <w:bCs/>
+          <w:sz w:val="24"/>
         </w:rPr>
         <w:t xml:space="preserve">公式（锚点公式</w:t>
       </w:r>
       <w:r>
         <w:rPr>
+          <w:rFonts w:ascii="Times New Roman" w:hAnsi="Times New Roman" w:eastAsia="宋体"/>
           <w:b/>
           <w:bCs/>
+          <w:sz w:val="24"/>
         </w:rPr>
         <w:t xml:space="preserve"> + </w:t>
       </w:r>
       <w:r>
         <w:rPr>
-          <w:rFonts w:hint="eastAsia"/>
+          <w:rFonts w:hint="eastAsia" w:ascii="Times New Roman" w:hAnsi="Times New Roman" w:eastAsia="宋体"/>
           <w:b/>
           <w:bCs/>
+          <w:sz w:val="24"/>
         </w:rPr>
         <w:t xml:space="preserve">力交叉验证）</w:t>
       </w:r>
       <w:r>
         <w:rPr>
-          <w:rFonts w:hint="eastAsia"/>
+          <w:rFonts w:hint="eastAsia" w:ascii="Times New Roman" w:hAnsi="Times New Roman" w:eastAsia="宋体"/>
+          <w:sz w:val="24"/>
         </w:rPr>
         <w:t xml:space="preserve">：</w:t>
       </w:r>
@@ -7276,10 +8483,12 @@
     <w:p>
       <w:pPr>
         <w:pStyle w:val="BodyText"/>
+        <w:spacing w:line="360" w:lineRule="auto"/>
       </w:pPr>
       <w:r>
         <w:rPr>
-          <w:rFonts w:hint="eastAsia"/>
+          <w:rFonts w:hint="eastAsia" w:ascii="Times New Roman" w:hAnsi="Times New Roman" w:eastAsia="宋体"/>
+          <w:sz w:val="24"/>
         </w:rPr>
         <w:t xml:space="preserve">收缩中：</w:t>
       </w:r>
@@ -7295,7 +8504,7 @@
           <w:insideH w:val="none" w:sz="0" w:space="0" w:color="auto"/>
           <w:insideV w:val="none" w:sz="0" w:space="0" w:color="auto"/>
         </w:tblBorders>
-        <w:tblW w:w="9070" w:type="dxa"/>
+        <w:tblW w:w="8305" w:type="dxa"/>
         <w:tblLayout w:type="autofit"/>
         <w:jc w:val="left"/>
         <w:tcMar>
@@ -7306,13 +8515,13 @@
         </w:tcMar>
       </w:tblPr>
       <w:tblGrid>
-        <w:gridCol w:w="8690"/>
+        <w:gridCol w:w="7925"/>
         <w:gridCol w:w="380"/>
       </w:tblGrid>
       <w:tr>
         <w:tc>
           <w:tcPr>
-            <w:tcW w:w="8690" w:type="dxa"/>
+            <w:tcW w:w="7925" w:type="dxa"/>
             <w:tcBorders>
               <w:top w:val="none" w:sz="0" w:space="0" w:color="auto"/>
               <w:left w:val="none" w:sz="0" w:space="0" w:color="auto"/>
@@ -7883,10 +9092,12 @@
     <w:p>
       <w:pPr>
         <w:pStyle w:val="FirstParagraph"/>
+        <w:spacing w:line="360" w:lineRule="auto"/>
       </w:pPr>
       <w:r>
         <w:rPr>
-          <w:rFonts w:hint="eastAsia"/>
+          <w:rFonts w:hint="eastAsia" w:ascii="Times New Roman" w:hAnsi="Times New Roman" w:eastAsia="宋体"/>
+          <w:sz w:val="24"/>
         </w:rPr>
         <w:t xml:space="preserve">放松时（指数恢复，可学习自适应）：</w:t>
       </w:r>
@@ -7902,7 +9113,7 @@
           <w:insideH w:val="none" w:sz="0" w:space="0" w:color="auto"/>
           <w:insideV w:val="none" w:sz="0" w:space="0" w:color="auto"/>
         </w:tblBorders>
-        <w:tblW w:w="9070" w:type="dxa"/>
+        <w:tblW w:w="8305" w:type="dxa"/>
         <w:tblLayout w:type="autofit"/>
         <w:jc w:val="left"/>
         <w:tcMar>
@@ -7913,13 +9124,13 @@
         </w:tcMar>
       </w:tblPr>
       <w:tblGrid>
-        <w:gridCol w:w="8690"/>
+        <w:gridCol w:w="7925"/>
         <w:gridCol w:w="380"/>
       </w:tblGrid>
       <w:tr>
         <w:tc>
           <w:tcPr>
-            <w:tcW w:w="8690" w:type="dxa"/>
+            <w:tcW w:w="7925" w:type="dxa"/>
             <w:tcBorders>
               <w:top w:val="none" w:sz="0" w:space="0" w:color="auto"/>
               <w:left w:val="none" w:sz="0" w:space="0" w:color="auto"/>
@@ -8119,14 +9330,20 @@
     <w:p>
       <w:pPr>
         <w:pStyle w:val="FirstParagraph"/>
+        <w:spacing w:line="360" w:lineRule="auto"/>
       </w:pPr>
       <w:r>
         <w:rPr>
-          <w:rFonts w:hint="eastAsia"/>
+          <w:rFonts w:hint="eastAsia" w:ascii="Times New Roman" w:hAnsi="Times New Roman" w:eastAsia="宋体"/>
+          <w:sz w:val="24"/>
         </w:rPr>
         <w:t xml:space="preserve">其中力稳定性因子</w:t>
       </w:r>
       <w:r>
+        <w:rPr>
+          <w:rFonts w:ascii="Times New Roman" w:hAnsi="Times New Roman" w:eastAsia="宋体"/>
+          <w:sz w:val="24"/>
+        </w:rPr>
         <w:t xml:space="preserve"> </w:t>
       </w:r>
       <m:oMath>
@@ -8157,7 +9374,8 @@
       </m:oMath>
       <w:r>
         <w:rPr>
-          <w:rFonts w:hint="eastAsia"/>
+          <w:rFonts w:hint="eastAsia" w:ascii="Times New Roman" w:hAnsi="Times New Roman" w:eastAsia="宋体"/>
+          <w:sz w:val="24"/>
         </w:rPr>
         <w:t xml:space="preserve">：</w:t>
       </w:r>
@@ -8173,7 +9391,7 @@
           <w:insideH w:val="none" w:sz="0" w:space="0" w:color="auto"/>
           <w:insideV w:val="none" w:sz="0" w:space="0" w:color="auto"/>
         </w:tblBorders>
-        <w:tblW w:w="9070" w:type="dxa"/>
+        <w:tblW w:w="8305" w:type="dxa"/>
         <w:tblLayout w:type="autofit"/>
         <w:jc w:val="left"/>
         <w:tcMar>
@@ -8184,13 +9402,13 @@
         </w:tcMar>
       </w:tblPr>
       <w:tblGrid>
-        <w:gridCol w:w="8690"/>
+        <w:gridCol w:w="7925"/>
         <w:gridCol w:w="380"/>
       </w:tblGrid>
       <w:tr>
         <w:tc>
           <w:tcPr>
-            <w:tcW w:w="8690" w:type="dxa"/>
+            <w:tcW w:w="7925" w:type="dxa"/>
             <w:tcBorders>
               <w:top w:val="none" w:sz="0" w:space="0" w:color="auto"/>
               <w:left w:val="none" w:sz="0" w:space="0" w:color="auto"/>
@@ -8497,28 +9715,40 @@
           <w:ilvl w:val="0"/>
           <w:numId w:val="1012"/>
         </w:numPr>
+        <w:spacing w:line="360" w:lineRule="auto"/>
       </w:pPr>
       <w:r>
         <w:rPr>
-          <w:rFonts w:hint="eastAsia"/>
+          <w:rFonts w:hint="eastAsia" w:ascii="Times New Roman" w:hAnsi="Times New Roman" w:eastAsia="宋体"/>
+          <w:sz w:val="24"/>
         </w:rPr>
         <w:t xml:space="preserve">MDF_active：校准</w:t>
       </w:r>
       <w:r>
+        <w:rPr>
+          <w:rFonts w:ascii="Times New Roman" w:hAnsi="Times New Roman" w:eastAsia="宋体"/>
+          <w:sz w:val="24"/>
+        </w:rPr>
         <w:t xml:space="preserve"> Active </w:t>
       </w:r>
       <w:r>
         <w:rPr>
-          <w:rFonts w:hint="eastAsia"/>
+          <w:rFonts w:hint="eastAsia" w:ascii="Times New Roman" w:hAnsi="Times New Roman" w:eastAsia="宋体"/>
+          <w:sz w:val="24"/>
         </w:rPr>
         <w:t xml:space="preserve">阶段记录的峰值</w:t>
       </w:r>
       <w:r>
+        <w:rPr>
+          <w:rFonts w:ascii="Times New Roman" w:hAnsi="Times New Roman" w:eastAsia="宋体"/>
+          <w:sz w:val="24"/>
+        </w:rPr>
         <w:t xml:space="preserve"> </w:t>
       </w:r>
       <w:r>
         <w:rPr>
-          <w:rFonts w:hint="eastAsia"/>
+          <w:rFonts w:hint="eastAsia" w:ascii="Times New Roman" w:hAnsi="Times New Roman" w:eastAsia="宋体"/>
+          <w:sz w:val="24"/>
         </w:rPr>
         <w:t xml:space="preserve">MDF（Hz），运行期间可在”新鲜态”（疲劳度&lt;25%）下缓慢上抬自适应</w:t>
       </w:r>
@@ -8530,37 +9760,54 @@
           <w:ilvl w:val="0"/>
           <w:numId w:val="1012"/>
         </w:numPr>
+        <w:spacing w:line="360" w:lineRule="auto"/>
       </w:pPr>
       <w:r>
         <w:rPr>
-          <w:rFonts w:hint="eastAsia"/>
+          <w:rFonts w:hint="eastAsia" w:ascii="Times New Roman" w:hAnsi="Times New Roman" w:eastAsia="宋体"/>
+          <w:sz w:val="24"/>
         </w:rPr>
         <w:t xml:space="preserve">MDF_relax：校准</w:t>
       </w:r>
       <w:r>
+        <w:rPr>
+          <w:rFonts w:ascii="Times New Roman" w:hAnsi="Times New Roman" w:eastAsia="宋体"/>
+          <w:sz w:val="24"/>
+        </w:rPr>
         <w:t xml:space="preserve"> Relax </w:t>
       </w:r>
       <w:r>
         <w:rPr>
-          <w:rFonts w:hint="eastAsia"/>
+          <w:rFonts w:hint="eastAsia" w:ascii="Times New Roman" w:hAnsi="Times New Roman" w:eastAsia="宋体"/>
+          <w:sz w:val="24"/>
         </w:rPr>
         <w:t xml:space="preserve">阶段记录的放松</w:t>
       </w:r>
       <w:r>
+        <w:rPr>
+          <w:rFonts w:ascii="Times New Roman" w:hAnsi="Times New Roman" w:eastAsia="宋体"/>
+          <w:sz w:val="24"/>
+        </w:rPr>
         <w:t xml:space="preserve"> </w:t>
       </w:r>
       <w:r>
         <w:rPr>
-          <w:rFonts w:hint="eastAsia"/>
+          <w:rFonts w:hint="eastAsia" w:ascii="Times New Roman" w:hAnsi="Times New Roman" w:eastAsia="宋体"/>
+          <w:sz w:val="24"/>
         </w:rPr>
         <w:t xml:space="preserve">MDF（Hz），作为疲劳</w:t>
       </w:r>
       <w:r>
+        <w:rPr>
+          <w:rFonts w:ascii="Times New Roman" w:hAnsi="Times New Roman" w:eastAsia="宋体"/>
+          <w:sz w:val="24"/>
+        </w:rPr>
         <w:t xml:space="preserve"> 100% </w:t>
       </w:r>
       <w:r>
         <w:rPr>
-          <w:rFonts w:hint="eastAsia"/>
+          <w:rFonts w:hint="eastAsia" w:ascii="Times New Roman" w:hAnsi="Times New Roman" w:eastAsia="宋体"/>
+          <w:sz w:val="24"/>
         </w:rPr>
         <w:t xml:space="preserve">锚点的安全下限兜底</w:t>
       </w:r>
@@ -8572,147 +9819,214 @@
           <w:ilvl w:val="0"/>
           <w:numId w:val="1012"/>
         </w:numPr>
+        <w:spacing w:line="360" w:lineRule="auto"/>
       </w:pPr>
       <w:r>
         <w:rPr>
-          <w:rFonts w:hint="eastAsia"/>
+          <w:rFonts w:hint="eastAsia" w:ascii="Times New Roman" w:hAnsi="Times New Roman" w:eastAsia="宋体"/>
+          <w:sz w:val="24"/>
         </w:rPr>
         <w:t xml:space="preserve">MDF_end：校准</w:t>
       </w:r>
       <w:r>
+        <w:rPr>
+          <w:rFonts w:ascii="Times New Roman" w:hAnsi="Times New Roman" w:eastAsia="宋体"/>
+          <w:sz w:val="24"/>
+        </w:rPr>
         <w:t xml:space="preserve"> Active </w:t>
       </w:r>
       <w:r>
         <w:rPr>
-          <w:rFonts w:hint="eastAsia"/>
+          <w:rFonts w:hint="eastAsia" w:ascii="Times New Roman" w:hAnsi="Times New Roman" w:eastAsia="宋体"/>
+          <w:sz w:val="24"/>
         </w:rPr>
         <w:t xml:space="preserve">阶段</w:t>
       </w:r>
       <w:r>
         <w:rPr>
-          <w:rFonts w:hint="eastAsia"/>
+          <w:rFonts w:hint="eastAsia" w:ascii="Times New Roman" w:hAnsi="Times New Roman" w:eastAsia="宋体"/>
           <w:b/>
           <w:bCs/>
+          <w:sz w:val="24"/>
         </w:rPr>
         <w:t xml:space="preserve">用力末（约第</w:t>
       </w:r>
       <w:r>
         <w:rPr>
+          <w:rFonts w:ascii="Times New Roman" w:hAnsi="Times New Roman" w:eastAsia="宋体"/>
           <w:b/>
           <w:bCs/>
+          <w:sz w:val="24"/>
         </w:rPr>
         <w:t xml:space="preserve"> 12~15 </w:t>
       </w:r>
       <w:r>
         <w:rPr>
-          <w:rFonts w:hint="eastAsia"/>
+          <w:rFonts w:hint="eastAsia" w:ascii="Times New Roman" w:hAnsi="Times New Roman" w:eastAsia="宋体"/>
           <w:b/>
           <w:bCs/>
+          <w:sz w:val="24"/>
         </w:rPr>
         <w:t xml:space="preserve">秒）真实疲劳态</w:t>
       </w:r>
       <w:r>
         <w:rPr>
-          <w:rFonts w:hint="eastAsia"/>
+          <w:rFonts w:hint="eastAsia" w:ascii="Times New Roman" w:hAnsi="Times New Roman" w:eastAsia="宋体"/>
+          <w:sz w:val="24"/>
         </w:rPr>
         <w:t xml:space="preserve">记录的</w:t>
       </w:r>
       <w:r>
+        <w:rPr>
+          <w:rFonts w:ascii="Times New Roman" w:hAnsi="Times New Roman" w:eastAsia="宋体"/>
+          <w:sz w:val="24"/>
+        </w:rPr>
         <w:t xml:space="preserve"> </w:t>
       </w:r>
       <w:r>
         <w:rPr>
-          <w:rFonts w:hint="eastAsia"/>
+          <w:rFonts w:hint="eastAsia" w:ascii="Times New Roman" w:hAnsi="Times New Roman" w:eastAsia="宋体"/>
+          <w:sz w:val="24"/>
         </w:rPr>
         <w:t xml:space="preserve">MDF（Hz），优先作为疲劳</w:t>
       </w:r>
       <w:r>
+        <w:rPr>
+          <w:rFonts w:ascii="Times New Roman" w:hAnsi="Times New Roman" w:eastAsia="宋体"/>
+          <w:sz w:val="24"/>
+        </w:rPr>
         <w:t xml:space="preserve"> 100% </w:t>
       </w:r>
       <w:r>
         <w:rPr>
-          <w:rFonts w:hint="eastAsia"/>
+          <w:rFonts w:hint="eastAsia" w:ascii="Times New Roman" w:hAnsi="Times New Roman" w:eastAsia="宋体"/>
+          <w:sz w:val="24"/>
         </w:rPr>
         <w:t xml:space="preserve">锚点；当</w:t>
       </w:r>
       <w:r>
+        <w:rPr>
+          <w:rFonts w:ascii="Times New Roman" w:hAnsi="Times New Roman" w:eastAsia="宋体"/>
+          <w:sz w:val="24"/>
+        </w:rPr>
         <w:t xml:space="preserve"> endMDF </w:t>
       </w:r>
       <w:r>
         <w:rPr>
-          <w:rFonts w:hint="eastAsia"/>
+          <w:rFonts w:hint="eastAsia" w:ascii="Times New Roman" w:hAnsi="Times New Roman" w:eastAsia="宋体"/>
+          <w:sz w:val="24"/>
         </w:rPr>
         <w:t xml:space="preserve">无效（≤1.0）或未低于</w:t>
       </w:r>
       <w:r>
+        <w:rPr>
+          <w:rFonts w:ascii="Times New Roman" w:hAnsi="Times New Roman" w:eastAsia="宋体"/>
+          <w:sz w:val="24"/>
+        </w:rPr>
         <w:t xml:space="preserve"> activeMDF </w:t>
       </w:r>
       <w:r>
         <w:rPr>
-          <w:rFonts w:hint="eastAsia"/>
+          <w:rFonts w:hint="eastAsia" w:ascii="Times New Roman" w:hAnsi="Times New Roman" w:eastAsia="宋体"/>
+          <w:sz w:val="24"/>
         </w:rPr>
         <w:t xml:space="preserve">至少</w:t>
       </w:r>
       <w:r>
+        <w:rPr>
+          <w:rFonts w:ascii="Times New Roman" w:hAnsi="Times New Roman" w:eastAsia="宋体"/>
+          <w:sz w:val="24"/>
+        </w:rPr>
         <w:t xml:space="preserve"> 5Hz </w:t>
       </w:r>
       <w:r>
         <w:rPr>
-          <w:rFonts w:hint="eastAsia"/>
+          <w:rFonts w:hint="eastAsia" w:ascii="Times New Roman" w:hAnsi="Times New Roman" w:eastAsia="宋体"/>
+          <w:sz w:val="24"/>
         </w:rPr>
         <w:t xml:space="preserve">时，回退使用</w:t>
       </w:r>
       <w:r>
+        <w:rPr>
+          <w:rFonts w:ascii="Times New Roman" w:hAnsi="Times New Roman" w:eastAsia="宋体"/>
+          <w:sz w:val="24"/>
+        </w:rPr>
         <w:t xml:space="preserve"> relaxMDF </w:t>
       </w:r>
       <w:r>
         <w:rPr>
-          <w:rFonts w:hint="eastAsia"/>
+          <w:rFonts w:hint="eastAsia" w:ascii="Times New Roman" w:hAnsi="Times New Roman" w:eastAsia="宋体"/>
+          <w:sz w:val="24"/>
         </w:rPr>
         <w:t xml:space="preserve">作为分母下限（floor</w:t>
       </w:r>
       <w:r>
+        <w:rPr>
+          <w:rFonts w:ascii="Times New Roman" w:hAnsi="Times New Roman" w:eastAsia="宋体"/>
+          <w:sz w:val="24"/>
+        </w:rPr>
         <w:t xml:space="preserve"> = max(MDF_end, </w:t>
       </w:r>
       <w:r>
         <w:rPr>
-          <w:rFonts w:hint="eastAsia"/>
+          <w:rFonts w:hint="eastAsia" w:ascii="Times New Roman" w:hAnsi="Times New Roman" w:eastAsia="宋体"/>
+          <w:sz w:val="24"/>
         </w:rPr>
         <w:t xml:space="preserve">MDF_relax)，有效条件：endMDF</w:t>
       </w:r>
       <w:r>
+        <w:rPr>
+          <w:rFonts w:ascii="Times New Roman" w:hAnsi="Times New Roman" w:eastAsia="宋体"/>
+          <w:sz w:val="24"/>
+        </w:rPr>
         <w:t xml:space="preserve"> &gt; 1.0 &amp;&amp; endMDF &lt; activeMDF - </w:t>
       </w:r>
       <w:r>
         <w:rPr>
-          <w:rFonts w:hint="eastAsia"/>
+          <w:rFonts w:hint="eastAsia" w:ascii="Times New Roman" w:hAnsi="Times New Roman" w:eastAsia="宋体"/>
+          <w:sz w:val="24"/>
         </w:rPr>
         <w:t xml:space="preserve">5.0）。分母范围</w:t>
       </w:r>
       <w:r>
+        <w:rPr>
+          <w:rFonts w:ascii="Times New Roman" w:hAnsi="Times New Roman" w:eastAsia="宋体"/>
+          <w:sz w:val="24"/>
+        </w:rPr>
         <w:t xml:space="preserve"> mdfRange = activeMDF - </w:t>
       </w:r>
       <w:r>
         <w:rPr>
-          <w:rFonts w:hint="eastAsia"/>
+          <w:rFonts w:hint="eastAsia" w:ascii="Times New Roman" w:hAnsi="Times New Roman" w:eastAsia="宋体"/>
+          <w:sz w:val="24"/>
         </w:rPr>
         <w:t xml:space="preserve">floor，若</w:t>
       </w:r>
       <w:r>
+        <w:rPr>
+          <w:rFonts w:ascii="Times New Roman" w:hAnsi="Times New Roman" w:eastAsia="宋体"/>
+          <w:sz w:val="24"/>
+        </w:rPr>
         <w:t xml:space="preserve"> &lt;5Hz </w:t>
       </w:r>
       <w:r>
         <w:rPr>
-          <w:rFonts w:hint="eastAsia"/>
+          <w:rFonts w:hint="eastAsia" w:ascii="Times New Roman" w:hAnsi="Times New Roman" w:eastAsia="宋体"/>
+          <w:sz w:val="24"/>
         </w:rPr>
         <w:t xml:space="preserve">则强制设为</w:t>
       </w:r>
       <w:r>
+        <w:rPr>
+          <w:rFonts w:ascii="Times New Roman" w:hAnsi="Times New Roman" w:eastAsia="宋体"/>
+          <w:sz w:val="24"/>
+        </w:rPr>
         <w:t xml:space="preserve"> </w:t>
       </w:r>
       <w:r>
         <w:rPr>
-          <w:rFonts w:hint="eastAsia"/>
+          <w:rFonts w:hint="eastAsia" w:ascii="Times New Roman" w:hAnsi="Times New Roman" w:eastAsia="宋体"/>
+          <w:sz w:val="24"/>
         </w:rPr>
         <w:t xml:space="preserve">5Hz，避免疲劳度计算异常</w:t>
       </w:r>
@@ -8724,19 +10038,26 @@
           <w:ilvl w:val="0"/>
           <w:numId w:val="1012"/>
         </w:numPr>
+        <w:spacing w:line="360" w:lineRule="auto"/>
       </w:pPr>
       <w:r>
         <w:rPr>
-          <w:rFonts w:hint="eastAsia"/>
+          <w:rFonts w:hint="eastAsia" w:ascii="Times New Roman" w:hAnsi="Times New Roman" w:eastAsia="宋体"/>
+          <w:sz w:val="24"/>
         </w:rPr>
         <w:t xml:space="preserve">MDF_current：当前实时</w:t>
       </w:r>
       <w:r>
+        <w:rPr>
+          <w:rFonts w:ascii="Times New Roman" w:hAnsi="Times New Roman" w:eastAsia="宋体"/>
+          <w:sz w:val="24"/>
+        </w:rPr>
         <w:t xml:space="preserve"> </w:t>
       </w:r>
       <w:r>
         <w:rPr>
-          <w:rFonts w:hint="eastAsia"/>
+          <w:rFonts w:hint="eastAsia" w:ascii="Times New Roman" w:hAnsi="Times New Roman" w:eastAsia="宋体"/>
+          <w:sz w:val="24"/>
         </w:rPr>
         <w:t xml:space="preserve">MDF（Hz）</w:t>
       </w:r>
@@ -8748,96 +10069,141 @@
           <w:ilvl w:val="0"/>
           <w:numId w:val="1012"/>
         </w:numPr>
+        <w:spacing w:line="360" w:lineRule="auto"/>
       </w:pPr>
       <w:r>
         <w:rPr>
-          <w:rFonts w:hint="eastAsia"/>
+          <w:rFonts w:hint="eastAsia" w:ascii="Times New Roman" w:hAnsi="Times New Roman" w:eastAsia="宋体"/>
           <w:b/>
           <w:bCs/>
+          <w:sz w:val="24"/>
         </w:rPr>
         <w:t xml:space="preserve">收缩门控（去抖）</w:t>
       </w:r>
       <w:r>
         <w:rPr>
-          <w:rFonts w:hint="eastAsia"/>
+          <w:rFonts w:hint="eastAsia" w:ascii="Times New Roman" w:hAnsi="Times New Roman" w:eastAsia="宋体"/>
+          <w:sz w:val="24"/>
         </w:rPr>
         <w:t xml:space="preserve">：采用去抖后的收缩确认态</w:t>
       </w:r>
       <w:r>
+        <w:rPr>
+          <w:rFonts w:ascii="Times New Roman" w:hAnsi="Times New Roman" w:eastAsia="宋体"/>
+          <w:sz w:val="24"/>
+        </w:rPr>
         <w:t xml:space="preserve"> m_contractConfident </w:t>
       </w:r>
       <w:r>
         <w:rPr>
-          <w:rFonts w:hint="eastAsia"/>
+          <w:rFonts w:hint="eastAsia" w:ascii="Times New Roman" w:hAnsi="Times New Roman" w:eastAsia="宋体"/>
+          <w:sz w:val="24"/>
         </w:rPr>
         <w:t xml:space="preserve">驱动疲劳计算——需连续</w:t>
       </w:r>
       <w:r>
+        <w:rPr>
+          <w:rFonts w:ascii="Times New Roman" w:hAnsi="Times New Roman" w:eastAsia="宋体"/>
+          <w:sz w:val="24"/>
+        </w:rPr>
         <w:t xml:space="preserve"> 2 </w:t>
       </w:r>
       <w:r>
         <w:rPr>
-          <w:rFonts w:hint="eastAsia"/>
+          <w:rFonts w:hint="eastAsia" w:ascii="Times New Roman" w:hAnsi="Times New Roman" w:eastAsia="宋体"/>
+          <w:sz w:val="24"/>
         </w:rPr>
         <w:t xml:space="preserve">帧判定为收缩才进入，需连续</w:t>
       </w:r>
       <w:r>
+        <w:rPr>
+          <w:rFonts w:ascii="Times New Roman" w:hAnsi="Times New Roman" w:eastAsia="宋体"/>
+          <w:sz w:val="24"/>
+        </w:rPr>
         <w:t xml:space="preserve"> 5 </w:t>
       </w:r>
       <w:r>
         <w:rPr>
-          <w:rFonts w:hint="eastAsia"/>
+          <w:rFonts w:hint="eastAsia" w:ascii="Times New Roman" w:hAnsi="Times New Roman" w:eastAsia="宋体"/>
+          <w:sz w:val="24"/>
         </w:rPr>
         <w:t xml:space="preserve">帧非收缩才退出，避免边界帧与放松瞬态</w:t>
       </w:r>
       <w:r>
+        <w:rPr>
+          <w:rFonts w:ascii="Times New Roman" w:hAnsi="Times New Roman" w:eastAsia="宋体"/>
+          <w:sz w:val="24"/>
+        </w:rPr>
         <w:t xml:space="preserve"> MDF </w:t>
       </w:r>
       <w:r>
         <w:rPr>
-          <w:rFonts w:hint="eastAsia"/>
+          <w:rFonts w:hint="eastAsia" w:ascii="Times New Roman" w:hAnsi="Times New Roman" w:eastAsia="宋体"/>
+          <w:sz w:val="24"/>
         </w:rPr>
         <w:t xml:space="preserve">噪声误算疲劳。仅在确认收缩时按</w:t>
       </w:r>
       <w:r>
+        <w:rPr>
+          <w:rFonts w:ascii="Times New Roman" w:hAnsi="Times New Roman" w:eastAsia="宋体"/>
+          <w:sz w:val="24"/>
+        </w:rPr>
         <w:t xml:space="preserve"> MDF </w:t>
       </w:r>
       <w:r>
         <w:rPr>
-          <w:rFonts w:hint="eastAsia"/>
+          <w:rFonts w:hint="eastAsia" w:ascii="Times New Roman" w:hAnsi="Times New Roman" w:eastAsia="宋体"/>
+          <w:sz w:val="24"/>
         </w:rPr>
         <w:t xml:space="preserve">计算疲劳；非收缩时冻结疲劳并按指数衰减恢复（半衰期约35s，基于</w:t>
       </w:r>
       <w:r>
+        <w:rPr>
+          <w:rFonts w:ascii="Times New Roman" w:hAnsi="Times New Roman" w:eastAsia="宋体"/>
+          <w:sz w:val="24"/>
+        </w:rPr>
         <w:t xml:space="preserve"> Elfving </w:t>
       </w:r>
       <w:r>
         <w:rPr>
-          <w:rFonts w:hint="eastAsia"/>
+          <w:rFonts w:hint="eastAsia" w:ascii="Times New Roman" w:hAnsi="Times New Roman" w:eastAsia="宋体"/>
+          <w:sz w:val="24"/>
         </w:rPr>
         <w:t xml:space="preserve">等</w:t>
       </w:r>
       <w:r>
         <w:rPr>
+          <w:rFonts w:ascii="Times New Roman" w:hAnsi="Times New Roman" w:eastAsia="宋体"/>
+          <w:sz w:val="24"/>
           <w:vertAlign w:val="superscript"/>
         </w:rPr>
         <w:t xml:space="preserve">[14]</w:t>
       </w:r>
       <w:r>
+        <w:rPr>
+          <w:rFonts w:ascii="Times New Roman" w:hAnsi="Times New Roman" w:eastAsia="宋体"/>
+          <w:sz w:val="24"/>
+        </w:rPr>
         <w:t xml:space="preserve"> </w:t>
       </w:r>
       <w:r>
         <w:rPr>
-          <w:rFonts w:hint="eastAsia"/>
+          <w:rFonts w:hint="eastAsia" w:ascii="Times New Roman" w:hAnsi="Times New Roman" w:eastAsia="宋体"/>
+          <w:sz w:val="24"/>
         </w:rPr>
         <w:t xml:space="preserve">的</w:t>
       </w:r>
       <w:r>
+        <w:rPr>
+          <w:rFonts w:ascii="Times New Roman" w:hAnsi="Times New Roman" w:eastAsia="宋体"/>
+          <w:sz w:val="24"/>
+        </w:rPr>
         <w:t xml:space="preserve"> MDF </w:t>
       </w:r>
       <w:r>
         <w:rPr>
-          <w:rFonts w:hint="eastAsia"/>
+          <w:rFonts w:hint="eastAsia" w:ascii="Times New Roman" w:hAnsi="Times New Roman" w:eastAsia="宋体"/>
+          <w:sz w:val="24"/>
         </w:rPr>
         <w:t xml:space="preserve">恢复生理学模型）</w:t>
       </w:r>
@@ -8849,49 +10215,71 @@
           <w:ilvl w:val="0"/>
           <w:numId w:val="1012"/>
         </w:numPr>
+        <w:spacing w:line="360" w:lineRule="auto"/>
       </w:pPr>
       <w:r>
         <w:rPr>
-          <w:rFonts w:hint="eastAsia"/>
+          <w:rFonts w:hint="eastAsia" w:ascii="Times New Roman" w:hAnsi="Times New Roman" w:eastAsia="宋体"/>
           <w:b/>
           <w:bCs/>
+          <w:sz w:val="24"/>
         </w:rPr>
         <w:t xml:space="preserve">双阈值收缩检测</w:t>
       </w:r>
       <w:r>
         <w:rPr>
-          <w:rFonts w:hint="eastAsia"/>
+          <w:rFonts w:hint="eastAsia" w:ascii="Times New Roman" w:hAnsi="Times New Roman" w:eastAsia="宋体"/>
+          <w:sz w:val="24"/>
         </w:rPr>
         <w:t xml:space="preserve">：RMS</w:t>
       </w:r>
       <w:r>
+        <w:rPr>
+          <w:rFonts w:ascii="Times New Roman" w:hAnsi="Times New Roman" w:eastAsia="宋体"/>
+          <w:sz w:val="24"/>
+        </w:rPr>
         <w:t xml:space="preserve"> &gt; relax_rms × </w:t>
       </w:r>
       <w:r>
         <w:rPr>
-          <w:rFonts w:hint="eastAsia"/>
+          <w:rFonts w:hint="eastAsia" w:ascii="Times New Roman" w:hAnsi="Times New Roman" w:eastAsia="宋体"/>
+          <w:sz w:val="24"/>
         </w:rPr>
         <w:t xml:space="preserve">2（相对阈值）且</w:t>
       </w:r>
       <w:r>
+        <w:rPr>
+          <w:rFonts w:ascii="Times New Roman" w:hAnsi="Times New Roman" w:eastAsia="宋体"/>
+          <w:sz w:val="24"/>
+        </w:rPr>
         <w:t xml:space="preserve"> RMS &gt; max(active_rms × 0.3, </w:t>
       </w:r>
       <w:r>
         <w:rPr>
-          <w:rFonts w:hint="eastAsia"/>
+          <w:rFonts w:hint="eastAsia" w:ascii="Times New Roman" w:hAnsi="Times New Roman" w:eastAsia="宋体"/>
+          <w:sz w:val="24"/>
         </w:rPr>
         <w:t xml:space="preserve">10mV)（动态绝对阈值，自动适应用户个体差异），移除</w:t>
       </w:r>
       <w:r>
+        <w:rPr>
+          <w:rFonts w:ascii="Times New Roman" w:hAnsi="Times New Roman" w:eastAsia="宋体"/>
+          <w:sz w:val="24"/>
+        </w:rPr>
         <w:t xml:space="preserve"> MDF </w:t>
       </w:r>
       <w:r>
         <w:rPr>
-          <w:rFonts w:hint="eastAsia"/>
+          <w:rFonts w:hint="eastAsia" w:ascii="Times New Roman" w:hAnsi="Times New Roman" w:eastAsia="宋体"/>
+          <w:sz w:val="24"/>
         </w:rPr>
         <w:t xml:space="preserve">条件以避免极度疲劳时收缩检测失效（天花板效应）；该原始判定经上述去抖后形成</w:t>
       </w:r>
       <w:r>
+        <w:rPr>
+          <w:rFonts w:ascii="Times New Roman" w:hAnsi="Times New Roman" w:eastAsia="宋体"/>
+          <w:sz w:val="24"/>
+        </w:rPr>
         <w:t xml:space="preserve"> m_contractConfident</w:t>
       </w:r>
     </w:p>
@@ -8902,77 +10290,112 @@
           <w:ilvl w:val="0"/>
           <w:numId w:val="1012"/>
         </w:numPr>
+        <w:spacing w:line="360" w:lineRule="auto"/>
       </w:pPr>
       <w:r>
         <w:rPr>
-          <w:rFonts w:hint="eastAsia"/>
+          <w:rFonts w:hint="eastAsia" w:ascii="Times New Roman" w:hAnsi="Times New Roman" w:eastAsia="宋体"/>
           <w:b/>
           <w:bCs/>
+          <w:sz w:val="24"/>
         </w:rPr>
         <w:t xml:space="preserve">力稳定性交叉验证</w:t>
       </w:r>
       <w:r>
         <w:rPr>
-          <w:rFonts w:hint="eastAsia"/>
+          <w:rFonts w:hint="eastAsia" w:ascii="Times New Roman" w:hAnsi="Times New Roman" w:eastAsia="宋体"/>
+          <w:sz w:val="24"/>
         </w:rPr>
         <w:t xml:space="preserve">：通过</w:t>
       </w:r>
       <w:r>
+        <w:rPr>
+          <w:rFonts w:ascii="Times New Roman" w:hAnsi="Times New Roman" w:eastAsia="宋体"/>
+          <w:sz w:val="24"/>
+        </w:rPr>
         <w:t xml:space="preserve"> RMS </w:t>
       </w:r>
       <w:r>
         <w:rPr>
-          <w:rFonts w:hint="eastAsia"/>
+          <w:rFonts w:hint="eastAsia" w:ascii="Times New Roman" w:hAnsi="Times New Roman" w:eastAsia="宋体"/>
+          <w:sz w:val="24"/>
         </w:rPr>
         <w:t xml:space="preserve">慢速</w:t>
       </w:r>
       <w:r>
+        <w:rPr>
+          <w:rFonts w:ascii="Times New Roman" w:hAnsi="Times New Roman" w:eastAsia="宋体"/>
+          <w:sz w:val="24"/>
+        </w:rPr>
         <w:t xml:space="preserve"> </w:t>
       </w:r>
       <w:r>
         <w:rPr>
-          <w:rFonts w:hint="eastAsia"/>
+          <w:rFonts w:hint="eastAsia" w:ascii="Times New Roman" w:hAnsi="Times New Roman" w:eastAsia="宋体"/>
+          <w:sz w:val="24"/>
         </w:rPr>
         <w:t xml:space="preserve">EMA（τ≈3.3s）跟踪收缩力趋势，当</w:t>
       </w:r>
       <w:r>
+        <w:rPr>
+          <w:rFonts w:ascii="Times New Roman" w:hAnsi="Times New Roman" w:eastAsia="宋体"/>
+          <w:sz w:val="24"/>
+        </w:rPr>
         <w:t xml:space="preserve"> RMS </w:t>
       </w:r>
       <w:r>
         <w:rPr>
-          <w:rFonts w:hint="eastAsia"/>
+          <w:rFonts w:hint="eastAsia" w:ascii="Times New Roman" w:hAnsi="Times New Roman" w:eastAsia="宋体"/>
+          <w:sz w:val="24"/>
         </w:rPr>
         <w:t xml:space="preserve">偏离趋势</w:t>
       </w:r>
       <w:r>
+        <w:rPr>
+          <w:rFonts w:ascii="Times New Roman" w:hAnsi="Times New Roman" w:eastAsia="宋体"/>
+          <w:sz w:val="24"/>
+        </w:rPr>
         <w:t xml:space="preserve"> &gt;15% </w:t>
       </w:r>
       <w:r>
         <w:rPr>
-          <w:rFonts w:hint="eastAsia"/>
+          <w:rFonts w:hint="eastAsia" w:ascii="Times New Roman" w:hAnsi="Times New Roman" w:eastAsia="宋体"/>
+          <w:sz w:val="24"/>
         </w:rPr>
         <w:t xml:space="preserve">时降低疲劳度置信度（最低至</w:t>
       </w:r>
       <w:r>
+        <w:rPr>
+          <w:rFonts w:ascii="Times New Roman" w:hAnsi="Times New Roman" w:eastAsia="宋体"/>
+          <w:sz w:val="24"/>
+        </w:rPr>
         <w:t xml:space="preserve"> </w:t>
       </w:r>
       <w:r>
         <w:rPr>
-          <w:rFonts w:hint="eastAsia"/>
+          <w:rFonts w:hint="eastAsia" w:ascii="Times New Roman" w:hAnsi="Times New Roman" w:eastAsia="宋体"/>
+          <w:sz w:val="24"/>
         </w:rPr>
         <w:t xml:space="preserve">30%），缓解</w:t>
       </w:r>
       <w:r>
+        <w:rPr>
+          <w:rFonts w:ascii="Times New Roman" w:hAnsi="Times New Roman" w:eastAsia="宋体"/>
+          <w:sz w:val="24"/>
+        </w:rPr>
         <w:t xml:space="preserve"> MDF </w:t>
       </w:r>
       <w:r>
         <w:rPr>
-          <w:rFonts w:hint="eastAsia"/>
+          <w:rFonts w:hint="eastAsia" w:ascii="Times New Roman" w:hAnsi="Times New Roman" w:eastAsia="宋体"/>
+          <w:sz w:val="24"/>
         </w:rPr>
         <w:t xml:space="preserve">随力变化的混杂效应</w:t>
       </w:r>
       <w:r>
         <w:rPr>
+          <w:rFonts w:ascii="Times New Roman" w:hAnsi="Times New Roman" w:eastAsia="宋体"/>
+          <w:sz w:val="24"/>
           <w:vertAlign w:val="superscript"/>
         </w:rPr>
         <w:t xml:space="preserve">[15]</w:t>
@@ -8981,85 +10404,122 @@
     <w:p>
       <w:pPr>
         <w:pStyle w:val="FirstParagraph"/>
+        <w:spacing w:line="360" w:lineRule="auto"/>
       </w:pPr>
       <w:r>
         <w:rPr>
+          <w:rFonts w:ascii="Times New Roman" w:hAnsi="Times New Roman" w:eastAsia="宋体"/>
           <w:b/>
           <w:bCs/>
+          <w:sz w:val="24"/>
         </w:rPr>
         <w:t xml:space="preserve">EMA </w:t>
       </w:r>
       <w:r>
         <w:rPr>
-          <w:rFonts w:hint="eastAsia"/>
+          <w:rFonts w:hint="eastAsia" w:ascii="Times New Roman" w:hAnsi="Times New Roman" w:eastAsia="宋体"/>
           <w:b/>
           <w:bCs/>
+          <w:sz w:val="24"/>
         </w:rPr>
         <w:t xml:space="preserve">平滑</w:t>
       </w:r>
       <w:r>
         <w:rPr>
-          <w:rFonts w:hint="eastAsia"/>
+          <w:rFonts w:hint="eastAsia" w:ascii="Times New Roman" w:hAnsi="Times New Roman" w:eastAsia="宋体"/>
+          <w:sz w:val="24"/>
         </w:rPr>
         <w:t xml:space="preserve">：疲劳度变化是缓慢的生理过程（10～60</w:t>
       </w:r>
       <w:r>
+        <w:rPr>
+          <w:rFonts w:ascii="Times New Roman" w:hAnsi="Times New Roman" w:eastAsia="宋体"/>
+          <w:sz w:val="24"/>
+        </w:rPr>
         <w:t xml:space="preserve"> </w:t>
       </w:r>
       <w:r>
         <w:rPr>
-          <w:rFonts w:hint="eastAsia"/>
+          <w:rFonts w:hint="eastAsia" w:ascii="Times New Roman" w:hAnsi="Times New Roman" w:eastAsia="宋体"/>
+          <w:sz w:val="24"/>
         </w:rPr>
         <w:t xml:space="preserve">秒时间尺度），收缩时使用</w:t>
       </w:r>
       <w:r>
+        <w:rPr>
+          <w:rFonts w:ascii="Times New Roman" w:hAnsi="Times New Roman" w:eastAsia="宋体"/>
+          <w:sz w:val="24"/>
+        </w:rPr>
         <w:t xml:space="preserve"> α = 0.3 </w:t>
       </w:r>
       <w:r>
         <w:rPr>
-          <w:rFonts w:hint="eastAsia"/>
+          <w:rFonts w:hint="eastAsia" w:ascii="Times New Roman" w:hAnsi="Times New Roman" w:eastAsia="宋体"/>
+          <w:sz w:val="24"/>
         </w:rPr>
         <w:t xml:space="preserve">的</w:t>
       </w:r>
       <w:r>
+        <w:rPr>
+          <w:rFonts w:ascii="Times New Roman" w:hAnsi="Times New Roman" w:eastAsia="宋体"/>
+          <w:sz w:val="24"/>
+        </w:rPr>
         <w:t xml:space="preserve"> EMA </w:t>
       </w:r>
       <w:r>
         <w:rPr>
-          <w:rFonts w:hint="eastAsia"/>
+          <w:rFonts w:hint="eastAsia" w:ascii="Times New Roman" w:hAnsi="Times New Roman" w:eastAsia="宋体"/>
+          <w:sz w:val="24"/>
         </w:rPr>
         <w:t xml:space="preserve">平滑（Phinyomark</w:t>
       </w:r>
       <w:r>
+        <w:rPr>
+          <w:rFonts w:ascii="Times New Roman" w:hAnsi="Times New Roman" w:eastAsia="宋体"/>
+          <w:sz w:val="24"/>
+        </w:rPr>
         <w:t xml:space="preserve"> </w:t>
       </w:r>
       <w:r>
         <w:rPr>
-          <w:rFonts w:hint="eastAsia"/>
+          <w:rFonts w:hint="eastAsia" w:ascii="Times New Roman" w:hAnsi="Times New Roman" w:eastAsia="宋体"/>
+          <w:sz w:val="24"/>
         </w:rPr>
         <w:t xml:space="preserve">等</w:t>
       </w:r>
       <w:r>
         <w:rPr>
+          <w:rFonts w:ascii="Times New Roman" w:hAnsi="Times New Roman" w:eastAsia="宋体"/>
+          <w:sz w:val="24"/>
           <w:vertAlign w:val="superscript"/>
         </w:rPr>
         <w:t xml:space="preserve">[15]</w:t>
       </w:r>
       <w:r>
+        <w:rPr>
+          <w:rFonts w:ascii="Times New Roman" w:hAnsi="Times New Roman" w:eastAsia="宋体"/>
+          <w:sz w:val="24"/>
+        </w:rPr>
         <w:t xml:space="preserve"> </w:t>
       </w:r>
       <w:r>
         <w:rPr>
-          <w:rFonts w:hint="eastAsia"/>
+          <w:rFonts w:hint="eastAsia" w:ascii="Times New Roman" w:hAnsi="Times New Roman" w:eastAsia="宋体"/>
+          <w:sz w:val="24"/>
         </w:rPr>
         <w:t xml:space="preserve">推荐</w:t>
       </w:r>
       <w:r>
+        <w:rPr>
+          <w:rFonts w:ascii="Times New Roman" w:hAnsi="Times New Roman" w:eastAsia="宋体"/>
+          <w:sz w:val="24"/>
+        </w:rPr>
         <w:t xml:space="preserve"> 0.2-0.4 </w:t>
       </w:r>
       <w:r>
         <w:rPr>
-          <w:rFonts w:hint="eastAsia"/>
+          <w:rFonts w:hint="eastAsia" w:ascii="Times New Roman" w:hAnsi="Times New Roman" w:eastAsia="宋体"/>
+          <w:sz w:val="24"/>
         </w:rPr>
         <w:t xml:space="preserve">平衡响应速度与稳定性）：</w:t>
       </w:r>
@@ -9075,7 +10535,7 @@
           <w:insideH w:val="none" w:sz="0" w:space="0" w:color="auto"/>
           <w:insideV w:val="none" w:sz="0" w:space="0" w:color="auto"/>
         </w:tblBorders>
-        <w:tblW w:w="9070" w:type="dxa"/>
+        <w:tblW w:w="8305" w:type="dxa"/>
         <w:tblLayout w:type="autofit"/>
         <w:jc w:val="left"/>
         <w:tcMar>
@@ -9086,13 +10546,13 @@
         </w:tcMar>
       </w:tblPr>
       <w:tblGrid>
-        <w:gridCol w:w="8690"/>
+        <w:gridCol w:w="7925"/>
         <w:gridCol w:w="380"/>
       </w:tblGrid>
       <w:tr>
         <w:tc>
           <w:tcPr>
-            <w:tcW w:w="8690" w:type="dxa"/>
+            <w:tcW w:w="7925" w:type="dxa"/>
             <w:tcBorders>
               <w:top w:val="none" w:sz="0" w:space="0" w:color="auto"/>
               <w:left w:val="none" w:sz="0" w:space="0" w:color="auto"/>
@@ -9456,10 +10916,12 @@
     <w:p>
       <w:pPr>
         <w:pStyle w:val="FirstParagraph"/>
+        <w:spacing w:line="360" w:lineRule="auto"/>
       </w:pPr>
       <w:r>
         <w:rPr>
-          <w:rFonts w:hint="eastAsia"/>
+          <w:rFonts w:hint="eastAsia" w:ascii="Times New Roman" w:hAnsi="Times New Roman" w:eastAsia="宋体"/>
+          <w:sz w:val="24"/>
         </w:rPr>
         <w:t xml:space="preserve">放松时采用指数衰减恢复：</w:t>
       </w:r>
@@ -9557,11 +11019,16 @@
       </m:oMath>
       <w:r>
         <w:rPr>
-          <w:rFonts w:hint="eastAsia"/>
+          <w:rFonts w:hint="eastAsia" w:ascii="Times New Roman" w:hAnsi="Times New Roman" w:eastAsia="宋体"/>
+          <w:sz w:val="24"/>
         </w:rPr>
         <w:t xml:space="preserve">，其中</w:t>
       </w:r>
       <w:r>
+        <w:rPr>
+          <w:rFonts w:ascii="Times New Roman" w:hAnsi="Times New Roman" w:eastAsia="宋体"/>
+          <w:sz w:val="24"/>
+        </w:rPr>
         <w:t xml:space="preserve"> </w:t>
       </w:r>
       <m:oMath>
@@ -9600,29 +11067,44 @@
         </m:sSub>
       </m:oMath>
       <w:r>
+        <w:rPr>
+          <w:rFonts w:ascii="Times New Roman" w:hAnsi="Times New Roman" w:eastAsia="宋体"/>
+          <w:sz w:val="24"/>
+        </w:rPr>
         <w:t xml:space="preserve"> </w:t>
       </w:r>
       <w:r>
         <w:rPr>
-          <w:rFonts w:hint="eastAsia"/>
+          <w:rFonts w:hint="eastAsia" w:ascii="Times New Roman" w:hAnsi="Times New Roman" w:eastAsia="宋体"/>
+          <w:sz w:val="24"/>
         </w:rPr>
         <w:t xml:space="preserve">为个人化学习的恢复因子（默认</w:t>
       </w:r>
       <w:r>
+        <w:rPr>
+          <w:rFonts w:ascii="Times New Roman" w:hAnsi="Times New Roman" w:eastAsia="宋体"/>
+          <w:sz w:val="24"/>
+        </w:rPr>
         <w:t xml:space="preserve"> </w:t>
       </w:r>
       <w:r>
         <w:rPr>
-          <w:rFonts w:hint="eastAsia"/>
+          <w:rFonts w:hint="eastAsia" w:ascii="Times New Roman" w:hAnsi="Times New Roman" w:eastAsia="宋体"/>
+          <w:sz w:val="24"/>
         </w:rPr>
         <w:t xml:space="preserve">0.998，对应半衰期约35s），根据放松期实测衰减率自适应调整，钳制在半衰期</w:t>
       </w:r>
       <w:r>
+        <w:rPr>
+          <w:rFonts w:ascii="Times New Roman" w:hAnsi="Times New Roman" w:eastAsia="宋体"/>
+          <w:sz w:val="24"/>
+        </w:rPr>
         <w:t xml:space="preserve"> 20-60s </w:t>
       </w:r>
       <w:r>
         <w:rPr>
-          <w:rFonts w:hint="eastAsia"/>
+          <w:rFonts w:hint="eastAsia" w:ascii="Times New Roman" w:hAnsi="Times New Roman" w:eastAsia="宋体"/>
+          <w:sz w:val="24"/>
         </w:rPr>
         <w:t xml:space="preserve">对应区间（0.9965-0.9989）。</w:t>
       </w:r>
@@ -9630,90 +11112,126 @@
     <w:p>
       <w:pPr>
         <w:pStyle w:val="BodyText"/>
+        <w:spacing w:line="360" w:lineRule="auto"/>
       </w:pPr>
       <w:r>
         <w:rPr>
-          <w:rFonts w:hint="eastAsia"/>
+          <w:rFonts w:hint="eastAsia" w:ascii="Times New Roman" w:hAnsi="Times New Roman" w:eastAsia="宋体"/>
           <w:b/>
           <w:bCs/>
+          <w:sz w:val="24"/>
         </w:rPr>
         <w:t xml:space="preserve">锚点自适应</w:t>
       </w:r>
       <w:r>
         <w:rPr>
-          <w:rFonts w:hint="eastAsia"/>
+          <w:rFonts w:hint="eastAsia" w:ascii="Times New Roman" w:hAnsi="Times New Roman" w:eastAsia="宋体"/>
+          <w:sz w:val="24"/>
         </w:rPr>
         <w:t xml:space="preserve">：疲劳</w:t>
       </w:r>
       <w:r>
+        <w:rPr>
+          <w:rFonts w:ascii="Times New Roman" w:hAnsi="Times New Roman" w:eastAsia="宋体"/>
+          <w:sz w:val="24"/>
+        </w:rPr>
         <w:t xml:space="preserve"> 100% </w:t>
       </w:r>
       <w:r>
         <w:rPr>
-          <w:rFonts w:hint="eastAsia"/>
+          <w:rFonts w:hint="eastAsia" w:ascii="Times New Roman" w:hAnsi="Times New Roman" w:eastAsia="宋体"/>
+          <w:sz w:val="24"/>
         </w:rPr>
         <w:t xml:space="preserve">锚点</w:t>
       </w:r>
       <w:r>
+        <w:rPr>
+          <w:rFonts w:ascii="Times New Roman" w:hAnsi="Times New Roman" w:eastAsia="宋体"/>
+          <w:sz w:val="24"/>
+        </w:rPr>
         <w:t xml:space="preserve"> = </w:t>
       </w:r>
       <w:r>
         <w:rPr>
-          <w:rFonts w:hint="eastAsia"/>
+          <w:rFonts w:hint="eastAsia" w:ascii="Times New Roman" w:hAnsi="Times New Roman" w:eastAsia="宋体"/>
+          <w:sz w:val="24"/>
         </w:rPr>
         <w:t xml:space="preserve">MDF_end（用力末真实疲劳</w:t>
       </w:r>
       <w:r>
+        <w:rPr>
+          <w:rFonts w:ascii="Times New Roman" w:hAnsi="Times New Roman" w:eastAsia="宋体"/>
+          <w:sz w:val="24"/>
+        </w:rPr>
         <w:t xml:space="preserve"> </w:t>
       </w:r>
       <w:r>
         <w:rPr>
-          <w:rFonts w:hint="eastAsia"/>
+          <w:rFonts w:hint="eastAsia" w:ascii="Times New Roman" w:hAnsi="Times New Roman" w:eastAsia="宋体"/>
+          <w:sz w:val="24"/>
         </w:rPr>
         <w:t xml:space="preserve">MDF），分母</w:t>
       </w:r>
       <w:r>
+        <w:rPr>
+          <w:rFonts w:ascii="Times New Roman" w:hAnsi="Times New Roman" w:eastAsia="宋体"/>
+          <w:sz w:val="24"/>
+        </w:rPr>
         <w:t xml:space="preserve"> = (MDF_active − </w:t>
       </w:r>
       <w:r>
         <w:rPr>
-          <w:rFonts w:hint="eastAsia"/>
+          <w:rFonts w:hint="eastAsia" w:ascii="Times New Roman" w:hAnsi="Times New Roman" w:eastAsia="宋体"/>
+          <w:sz w:val="24"/>
         </w:rPr>
         <w:t xml:space="preserve">MDF_end)，使</w:t>
       </w:r>
       <w:r>
+        <w:rPr>
+          <w:rFonts w:ascii="Times New Roman" w:hAnsi="Times New Roman" w:eastAsia="宋体"/>
+          <w:sz w:val="24"/>
+        </w:rPr>
         <w:t xml:space="preserve"> 100% </w:t>
       </w:r>
       <w:r>
         <w:rPr>
-          <w:rFonts w:hint="eastAsia"/>
+          <w:rFonts w:hint="eastAsia" w:ascii="Times New Roman" w:hAnsi="Times New Roman" w:eastAsia="宋体"/>
+          <w:sz w:val="24"/>
         </w:rPr>
         <w:t xml:space="preserve">对应”个人真实疲劳到顶”而非主观”最大收缩”，消除了传统单基线法的捕获时机不确定性。在此基础上叠加三层在线/云端自适应（静息基线自校正、最大用力锚点修正、云端校准记忆），</w:t>
       </w:r>
       <w:r>
         <w:rPr>
-          <w:rFonts w:hint="eastAsia"/>
+          <w:rFonts w:hint="eastAsia" w:ascii="Times New Roman" w:hAnsi="Times New Roman" w:eastAsia="宋体"/>
           <w:b/>
           <w:bCs/>
+          <w:sz w:val="24"/>
         </w:rPr>
         <w:t xml:space="preserve">详见</w:t>
       </w:r>
       <w:r>
         <w:rPr>
+          <w:rFonts w:ascii="Times New Roman" w:hAnsi="Times New Roman" w:eastAsia="宋体"/>
           <w:b/>
           <w:bCs/>
+          <w:sz w:val="24"/>
         </w:rPr>
         <w:t xml:space="preserve"> §3.5 </w:t>
       </w:r>
       <w:r>
         <w:rPr>
-          <w:rFonts w:hint="eastAsia"/>
+          <w:rFonts w:hint="eastAsia" w:ascii="Times New Roman" w:hAnsi="Times New Roman" w:eastAsia="宋体"/>
           <w:b/>
           <w:bCs/>
+          <w:sz w:val="24"/>
         </w:rPr>
         <w:t xml:space="preserve">个性化闭环</w:t>
       </w:r>
       <w:r>
+        <w:rPr>
+          <w:rFonts w:ascii="Times New Roman" w:hAnsi="Times New Roman" w:eastAsia="宋体"/>
+          <w:sz w:val="24"/>
+        </w:rPr>
         <w:t xml:space="preserve">。</w:t>
       </w:r>
     </w:p>
@@ -9736,45 +11254,63 @@
     <w:p>
       <w:pPr>
         <w:pStyle w:val="FirstParagraph"/>
+        <w:spacing w:line="360" w:lineRule="auto"/>
       </w:pPr>
       <w:r>
         <w:rPr>
-          <w:rFonts w:hint="eastAsia"/>
+          <w:rFonts w:hint="eastAsia" w:ascii="Times New Roman" w:hAnsi="Times New Roman" w:eastAsia="宋体"/>
+          <w:sz w:val="24"/>
         </w:rPr>
         <w:t xml:space="preserve">信号质量（0～100</w:t>
       </w:r>
       <w:r>
+        <w:rPr>
+          <w:rFonts w:ascii="Times New Roman" w:hAnsi="Times New Roman" w:eastAsia="宋体"/>
+          <w:sz w:val="24"/>
+        </w:rPr>
         <w:t xml:space="preserve"> </w:t>
       </w:r>
       <w:r>
         <w:rPr>
-          <w:rFonts w:hint="eastAsia"/>
+          <w:rFonts w:hint="eastAsia" w:ascii="Times New Roman" w:hAnsi="Times New Roman" w:eastAsia="宋体"/>
+          <w:sz w:val="24"/>
         </w:rPr>
         <w:t xml:space="preserve">分）实时反映当前</w:t>
       </w:r>
       <w:r>
+        <w:rPr>
+          <w:rFonts w:ascii="Times New Roman" w:hAnsi="Times New Roman" w:eastAsia="宋体"/>
+          <w:sz w:val="24"/>
+        </w:rPr>
         <w:t xml:space="preserve"> sEMG </w:t>
       </w:r>
       <w:r>
         <w:rPr>
-          <w:rFonts w:hint="eastAsia"/>
+          <w:rFonts w:hint="eastAsia" w:ascii="Times New Roman" w:hAnsi="Times New Roman" w:eastAsia="宋体"/>
+          <w:sz w:val="24"/>
         </w:rPr>
         <w:t xml:space="preserve">信号是否可信，用于用户界面提示用户调整电极位置。</w:t>
       </w:r>
       <w:r>
+        <w:rPr>
+          <w:rFonts w:ascii="Times New Roman" w:hAnsi="Times New Roman" w:eastAsia="宋体"/>
+          <w:sz w:val="24"/>
+        </w:rPr>
         <w:t xml:space="preserve"> </w:t>
       </w:r>
       <w:r>
         <w:rPr>
-          <w:rFonts w:hint="eastAsia"/>
+          <w:rFonts w:hint="eastAsia" w:ascii="Times New Roman" w:hAnsi="Times New Roman" w:eastAsia="宋体"/>
           <w:b/>
           <w:bCs/>
+          <w:sz w:val="24"/>
         </w:rPr>
         <w:t xml:space="preserve">评分规则</w:t>
       </w:r>
       <w:r>
         <w:rPr>
-          <w:rFonts w:hint="eastAsia"/>
+          <w:rFonts w:hint="eastAsia" w:ascii="Times New Roman" w:hAnsi="Times New Roman" w:eastAsia="宋体"/>
+          <w:sz w:val="24"/>
         </w:rPr>
         <w:t xml:space="preserve">：</w:t>
       </w:r>
@@ -9786,119 +11322,178 @@
           <w:ilvl w:val="0"/>
           <w:numId w:val="1013"/>
         </w:numPr>
+        <w:spacing w:line="360" w:lineRule="auto"/>
       </w:pPr>
       <w:r>
         <w:rPr>
+          <w:rFonts w:ascii="Times New Roman" w:hAnsi="Times New Roman" w:eastAsia="宋体"/>
           <w:b/>
           <w:bCs/>
+          <w:sz w:val="24"/>
         </w:rPr>
         <w:t xml:space="preserve">RMS </w:t>
       </w:r>
       <w:r>
         <w:rPr>
-          <w:rFonts w:hint="eastAsia"/>
+          <w:rFonts w:hint="eastAsia" w:ascii="Times New Roman" w:hAnsi="Times New Roman" w:eastAsia="宋体"/>
           <w:b/>
           <w:bCs/>
+          <w:sz w:val="24"/>
         </w:rPr>
         <w:t xml:space="preserve">得分</w:t>
       </w:r>
       <w:r>
         <w:rPr>
-          <w:rFonts w:hint="eastAsia"/>
+          <w:rFonts w:hint="eastAsia" w:ascii="Times New Roman" w:hAnsi="Times New Roman" w:eastAsia="宋体"/>
+          <w:sz w:val="24"/>
         </w:rPr>
         <w:t xml:space="preserve">（35</w:t>
       </w:r>
       <w:r>
+        <w:rPr>
+          <w:rFonts w:ascii="Times New Roman" w:hAnsi="Times New Roman" w:eastAsia="宋体"/>
+          <w:sz w:val="24"/>
+        </w:rPr>
         <w:t xml:space="preserve"> </w:t>
       </w:r>
       <w:r>
         <w:rPr>
-          <w:rFonts w:hint="eastAsia"/>
+          <w:rFonts w:hint="eastAsia" w:ascii="Times New Roman" w:hAnsi="Times New Roman" w:eastAsia="宋体"/>
+          <w:sz w:val="24"/>
         </w:rPr>
         <w:t xml:space="preserve">分）：校准后以校准值为基准——收缩期</w:t>
       </w:r>
       <w:r>
+        <w:rPr>
+          <w:rFonts w:ascii="Times New Roman" w:hAnsi="Times New Roman" w:eastAsia="宋体"/>
+          <w:sz w:val="24"/>
+        </w:rPr>
         <w:t xml:space="preserve"> RMS </w:t>
       </w:r>
       <w:r>
         <w:rPr>
-          <w:rFonts w:hint="eastAsia"/>
+          <w:rFonts w:hint="eastAsia" w:ascii="Times New Roman" w:hAnsi="Times New Roman" w:eastAsia="宋体"/>
+          <w:sz w:val="24"/>
         </w:rPr>
         <w:t xml:space="preserve">在</w:t>
       </w:r>
       <w:r>
+        <w:rPr>
+          <w:rFonts w:ascii="Times New Roman" w:hAnsi="Times New Roman" w:eastAsia="宋体"/>
+          <w:sz w:val="24"/>
+        </w:rPr>
         <w:t xml:space="preserve"> [2×RMS_relax, 1.5×RMS_active] </w:t>
       </w:r>
       <w:r>
         <w:rPr>
-          <w:rFonts w:hint="eastAsia"/>
+          <w:rFonts w:hint="eastAsia" w:ascii="Times New Roman" w:hAnsi="Times New Roman" w:eastAsia="宋体"/>
+          <w:sz w:val="24"/>
         </w:rPr>
         <w:t xml:space="preserve">范围内得满分，大于</w:t>
       </w:r>
       <w:r>
+        <w:rPr>
+          <w:rFonts w:ascii="Times New Roman" w:hAnsi="Times New Roman" w:eastAsia="宋体"/>
+          <w:sz w:val="24"/>
+        </w:rPr>
         <w:t xml:space="preserve"> RMS_relax </w:t>
       </w:r>
       <w:r>
         <w:rPr>
-          <w:rFonts w:hint="eastAsia"/>
+          <w:rFonts w:hint="eastAsia" w:ascii="Times New Roman" w:hAnsi="Times New Roman" w:eastAsia="宋体"/>
+          <w:sz w:val="24"/>
         </w:rPr>
         <w:t xml:space="preserve">得</w:t>
       </w:r>
       <w:r>
+        <w:rPr>
+          <w:rFonts w:ascii="Times New Roman" w:hAnsi="Times New Roman" w:eastAsia="宋体"/>
+          <w:sz w:val="24"/>
+        </w:rPr>
         <w:t xml:space="preserve"> 15 </w:t>
       </w:r>
       <w:r>
         <w:rPr>
-          <w:rFonts w:hint="eastAsia"/>
+          <w:rFonts w:hint="eastAsia" w:ascii="Times New Roman" w:hAnsi="Times New Roman" w:eastAsia="宋体"/>
+          <w:sz w:val="24"/>
         </w:rPr>
         <w:t xml:space="preserve">分；放松期</w:t>
       </w:r>
       <w:r>
+        <w:rPr>
+          <w:rFonts w:ascii="Times New Roman" w:hAnsi="Times New Roman" w:eastAsia="宋体"/>
+          <w:sz w:val="24"/>
+        </w:rPr>
         <w:t xml:space="preserve"> RMS &lt; 2×RMS_relax </w:t>
       </w:r>
       <w:r>
         <w:rPr>
-          <w:rFonts w:hint="eastAsia"/>
+          <w:rFonts w:hint="eastAsia" w:ascii="Times New Roman" w:hAnsi="Times New Roman" w:eastAsia="宋体"/>
+          <w:sz w:val="24"/>
         </w:rPr>
         <w:t xml:space="preserve">得满分，&lt;5×RMS_relax</w:t>
       </w:r>
       <w:r>
+        <w:rPr>
+          <w:rFonts w:ascii="Times New Roman" w:hAnsi="Times New Roman" w:eastAsia="宋体"/>
+          <w:sz w:val="24"/>
+        </w:rPr>
         <w:t xml:space="preserve"> </w:t>
       </w:r>
       <w:r>
         <w:rPr>
-          <w:rFonts w:hint="eastAsia"/>
+          <w:rFonts w:hint="eastAsia" w:ascii="Times New Roman" w:hAnsi="Times New Roman" w:eastAsia="宋体"/>
+          <w:sz w:val="24"/>
         </w:rPr>
         <w:t xml:space="preserve">得</w:t>
       </w:r>
       <w:r>
+        <w:rPr>
+          <w:rFonts w:ascii="Times New Roman" w:hAnsi="Times New Roman" w:eastAsia="宋体"/>
+          <w:sz w:val="24"/>
+        </w:rPr>
         <w:t xml:space="preserve"> 15 </w:t>
       </w:r>
       <w:r>
         <w:rPr>
-          <w:rFonts w:hint="eastAsia"/>
+          <w:rFonts w:hint="eastAsia" w:ascii="Times New Roman" w:hAnsi="Times New Roman" w:eastAsia="宋体"/>
+          <w:sz w:val="24"/>
         </w:rPr>
         <w:t xml:space="preserve">分。未校准时使用绝对阈值（收缩</w:t>
       </w:r>
       <w:r>
+        <w:rPr>
+          <w:rFonts w:ascii="Times New Roman" w:hAnsi="Times New Roman" w:eastAsia="宋体"/>
+          <w:sz w:val="24"/>
+        </w:rPr>
         <w:t xml:space="preserve"> </w:t>
       </w:r>
       <w:r>
         <w:rPr>
-          <w:rFonts w:hint="eastAsia"/>
+          <w:rFonts w:hint="eastAsia" w:ascii="Times New Roman" w:hAnsi="Times New Roman" w:eastAsia="宋体"/>
+          <w:sz w:val="24"/>
         </w:rPr>
         <w:t xml:space="preserve">0.1～5mV、放松</w:t>
       </w:r>
       <w:r>
+        <w:rPr>
+          <w:rFonts w:ascii="Times New Roman" w:hAnsi="Times New Roman" w:eastAsia="宋体"/>
+          <w:sz w:val="24"/>
+        </w:rPr>
         <w:t xml:space="preserve"> </w:t>
       </w:r>
       <w:r>
         <w:rPr>
-          <w:rFonts w:hint="eastAsia"/>
+          <w:rFonts w:hint="eastAsia" w:ascii="Times New Roman" w:hAnsi="Times New Roman" w:eastAsia="宋体"/>
+          <w:sz w:val="24"/>
         </w:rPr>
         <w:t xml:space="preserve">&lt;0.5mV）作为</w:t>
       </w:r>
       <w:r>
+        <w:rPr>
+          <w:rFonts w:ascii="Times New Roman" w:hAnsi="Times New Roman" w:eastAsia="宋体"/>
+          <w:sz w:val="24"/>
+        </w:rPr>
         <w:t xml:space="preserve"> fallback</w:t>
       </w:r>
     </w:p>
@@ -9909,70 +11504,100 @@
           <w:ilvl w:val="0"/>
           <w:numId w:val="1013"/>
         </w:numPr>
+        <w:spacing w:line="360" w:lineRule="auto"/>
       </w:pPr>
       <w:r>
         <w:rPr>
+          <w:rFonts w:ascii="Times New Roman" w:hAnsi="Times New Roman" w:eastAsia="宋体"/>
           <w:b/>
           <w:bCs/>
+          <w:sz w:val="24"/>
         </w:rPr>
         <w:t xml:space="preserve">MDF </w:t>
       </w:r>
       <w:r>
         <w:rPr>
-          <w:rFonts w:hint="eastAsia"/>
+          <w:rFonts w:hint="eastAsia" w:ascii="Times New Roman" w:hAnsi="Times New Roman" w:eastAsia="宋体"/>
           <w:b/>
           <w:bCs/>
+          <w:sz w:val="24"/>
         </w:rPr>
         <w:t xml:space="preserve">有效性</w:t>
       </w:r>
       <w:r>
         <w:rPr>
-          <w:rFonts w:hint="eastAsia"/>
+          <w:rFonts w:hint="eastAsia" w:ascii="Times New Roman" w:hAnsi="Times New Roman" w:eastAsia="宋体"/>
+          <w:sz w:val="24"/>
         </w:rPr>
         <w:t xml:space="preserve">（35</w:t>
       </w:r>
       <w:r>
+        <w:rPr>
+          <w:rFonts w:ascii="Times New Roman" w:hAnsi="Times New Roman" w:eastAsia="宋体"/>
+          <w:sz w:val="24"/>
+        </w:rPr>
         <w:t xml:space="preserve"> </w:t>
       </w:r>
       <w:r>
         <w:rPr>
-          <w:rFonts w:hint="eastAsia"/>
+          <w:rFonts w:hint="eastAsia" w:ascii="Times New Roman" w:hAnsi="Times New Roman" w:eastAsia="宋体"/>
+          <w:sz w:val="24"/>
         </w:rPr>
         <w:t xml:space="preserve">分）：MDF</w:t>
       </w:r>
       <w:r>
+        <w:rPr>
+          <w:rFonts w:ascii="Times New Roman" w:hAnsi="Times New Roman" w:eastAsia="宋体"/>
+          <w:sz w:val="24"/>
+        </w:rPr>
         <w:t xml:space="preserve"> </w:t>
       </w:r>
       <w:r>
         <w:rPr>
-          <w:rFonts w:hint="eastAsia"/>
+          <w:rFonts w:hint="eastAsia" w:ascii="Times New Roman" w:hAnsi="Times New Roman" w:eastAsia="宋体"/>
+          <w:sz w:val="24"/>
         </w:rPr>
         <w:t xml:space="preserve">在</w:t>
       </w:r>
       <w:r>
+        <w:rPr>
+          <w:rFonts w:ascii="Times New Roman" w:hAnsi="Times New Roman" w:eastAsia="宋体"/>
+          <w:sz w:val="24"/>
+        </w:rPr>
         <w:t xml:space="preserve"> [15, 250] Hz </w:t>
       </w:r>
       <w:r>
         <w:rPr>
-          <w:rFonts w:hint="eastAsia"/>
+          <w:rFonts w:hint="eastAsia" w:ascii="Times New Roman" w:hAnsi="Times New Roman" w:eastAsia="宋体"/>
+          <w:sz w:val="24"/>
         </w:rPr>
         <w:t xml:space="preserve">范围内（含</w:t>
       </w:r>
       <w:r>
+        <w:rPr>
+          <w:rFonts w:ascii="Times New Roman" w:hAnsi="Times New Roman" w:eastAsia="宋体"/>
+          <w:sz w:val="24"/>
+        </w:rPr>
         <w:t xml:space="preserve"> 15-20Hz </w:t>
       </w:r>
       <w:r>
         <w:rPr>
-          <w:rFonts w:hint="eastAsia"/>
+          <w:rFonts w:hint="eastAsia" w:ascii="Times New Roman" w:hAnsi="Times New Roman" w:eastAsia="宋体"/>
+          <w:sz w:val="24"/>
         </w:rPr>
         <w:t xml:space="preserve">过渡区）得满分，否则得</w:t>
       </w:r>
       <w:r>
+        <w:rPr>
+          <w:rFonts w:ascii="Times New Roman" w:hAnsi="Times New Roman" w:eastAsia="宋体"/>
+          <w:sz w:val="24"/>
+        </w:rPr>
         <w:t xml:space="preserve"> 15 </w:t>
       </w:r>
       <w:r>
         <w:rPr>
-          <w:rFonts w:hint="eastAsia"/>
+          <w:rFonts w:hint="eastAsia" w:ascii="Times New Roman" w:hAnsi="Times New Roman" w:eastAsia="宋体"/>
+          <w:sz w:val="24"/>
         </w:rPr>
         <w:t xml:space="preserve">分</w:t>
       </w:r>
@@ -9984,54 +11609,77 @@
           <w:ilvl w:val="0"/>
           <w:numId w:val="1013"/>
         </w:numPr>
+        <w:spacing w:line="360" w:lineRule="auto"/>
       </w:pPr>
       <w:r>
         <w:rPr>
-          <w:rFonts w:hint="eastAsia"/>
+          <w:rFonts w:hint="eastAsia" w:ascii="Times New Roman" w:hAnsi="Times New Roman" w:eastAsia="宋体"/>
           <w:b/>
           <w:bCs/>
+          <w:sz w:val="24"/>
         </w:rPr>
         <w:t xml:space="preserve">连续性</w:t>
       </w:r>
       <w:r>
         <w:rPr>
-          <w:rFonts w:hint="eastAsia"/>
+          <w:rFonts w:hint="eastAsia" w:ascii="Times New Roman" w:hAnsi="Times New Roman" w:eastAsia="宋体"/>
+          <w:sz w:val="24"/>
         </w:rPr>
         <w:t xml:space="preserve">（30</w:t>
       </w:r>
       <w:r>
+        <w:rPr>
+          <w:rFonts w:ascii="Times New Roman" w:hAnsi="Times New Roman" w:eastAsia="宋体"/>
+          <w:sz w:val="24"/>
+        </w:rPr>
         <w:t xml:space="preserve"> </w:t>
       </w:r>
       <w:r>
         <w:rPr>
-          <w:rFonts w:hint="eastAsia"/>
+          <w:rFonts w:hint="eastAsia" w:ascii="Times New Roman" w:hAnsi="Times New Roman" w:eastAsia="宋体"/>
+          <w:sz w:val="24"/>
         </w:rPr>
         <w:t xml:space="preserve">分）：MDF</w:t>
       </w:r>
       <w:r>
+        <w:rPr>
+          <w:rFonts w:ascii="Times New Roman" w:hAnsi="Times New Roman" w:eastAsia="宋体"/>
+          <w:sz w:val="24"/>
+        </w:rPr>
         <w:t xml:space="preserve"> </w:t>
       </w:r>
       <w:r>
         <w:rPr>
-          <w:rFonts w:hint="eastAsia"/>
+          <w:rFonts w:hint="eastAsia" w:ascii="Times New Roman" w:hAnsi="Times New Roman" w:eastAsia="宋体"/>
+          <w:sz w:val="24"/>
         </w:rPr>
         <w:t xml:space="preserve">有效性的</w:t>
       </w:r>
       <w:r>
+        <w:rPr>
+          <w:rFonts w:ascii="Times New Roman" w:hAnsi="Times New Roman" w:eastAsia="宋体"/>
+          <w:sz w:val="24"/>
+        </w:rPr>
         <w:t xml:space="preserve"> EMA </w:t>
       </w:r>
       <w:r>
         <w:rPr>
-          <w:rFonts w:hint="eastAsia"/>
+          <w:rFonts w:hint="eastAsia" w:ascii="Times New Roman" w:hAnsi="Times New Roman" w:eastAsia="宋体"/>
+          <w:sz w:val="24"/>
         </w:rPr>
         <w:t xml:space="preserve">平滑比例（α=0.05，约2秒时间常数）×</w:t>
       </w:r>
       <w:r>
+        <w:rPr>
+          <w:rFonts w:ascii="Times New Roman" w:hAnsi="Times New Roman" w:eastAsia="宋体"/>
+          <w:sz w:val="24"/>
+        </w:rPr>
         <w:t xml:space="preserve"> </w:t>
       </w:r>
       <w:r>
         <w:rPr>
-          <w:rFonts w:hint="eastAsia"/>
+          <w:rFonts w:hint="eastAsia" w:ascii="Times New Roman" w:hAnsi="Times New Roman" w:eastAsia="宋体"/>
+          <w:sz w:val="24"/>
         </w:rPr>
         <w:t xml:space="preserve">30，避免周期性跳变</w:t>
       </w:r>
@@ -10043,45 +11691,63 @@
           <w:ilvl w:val="0"/>
           <w:numId w:val="1013"/>
         </w:numPr>
+        <w:spacing w:line="360" w:lineRule="auto"/>
       </w:pPr>
       <w:r>
         <w:rPr>
-          <w:rFonts w:hint="eastAsia"/>
+          <w:rFonts w:hint="eastAsia" w:ascii="Times New Roman" w:hAnsi="Times New Roman" w:eastAsia="宋体"/>
           <w:b/>
           <w:bCs/>
+          <w:sz w:val="24"/>
         </w:rPr>
         <w:t xml:space="preserve">电极开路/未佩戴硬判定</w:t>
       </w:r>
       <w:r>
         <w:rPr>
-          <w:rFonts w:hint="eastAsia"/>
+          <w:rFonts w:hint="eastAsia" w:ascii="Times New Roman" w:hAnsi="Times New Roman" w:eastAsia="宋体"/>
+          <w:sz w:val="24"/>
         </w:rPr>
         <w:t xml:space="preserve">：当</w:t>
       </w:r>
       <w:r>
+        <w:rPr>
+          <w:rFonts w:ascii="Times New Roman" w:hAnsi="Times New Roman" w:eastAsia="宋体"/>
+          <w:sz w:val="24"/>
+        </w:rPr>
         <w:t xml:space="preserve"> §3.2 </w:t>
       </w:r>
       <w:r>
         <w:rPr>
-          <w:rFonts w:hint="eastAsia"/>
+          <w:rFonts w:hint="eastAsia" w:ascii="Times New Roman" w:hAnsi="Times New Roman" w:eastAsia="宋体"/>
+          <w:sz w:val="24"/>
         </w:rPr>
         <w:t xml:space="preserve">的工频能量检测判定为开路或疑似开路时，信号质量直接置为</w:t>
       </w:r>
       <w:r>
+        <w:rPr>
+          <w:rFonts w:ascii="Times New Roman" w:hAnsi="Times New Roman" w:eastAsia="宋体"/>
+          <w:sz w:val="24"/>
+        </w:rPr>
         <w:t xml:space="preserve"> 3 </w:t>
       </w:r>
       <w:r>
         <w:rPr>
-          <w:rFonts w:hint="eastAsia"/>
+          <w:rFonts w:hint="eastAsia" w:ascii="Times New Roman" w:hAnsi="Times New Roman" w:eastAsia="宋体"/>
+          <w:sz w:val="24"/>
         </w:rPr>
         <w:t xml:space="preserve">分（最低），同时冻结疲劳度与激活度输出（见</w:t>
       </w:r>
       <w:r>
+        <w:rPr>
+          <w:rFonts w:ascii="Times New Roman" w:hAnsi="Times New Roman" w:eastAsia="宋体"/>
+          <w:sz w:val="24"/>
+        </w:rPr>
         <w:t xml:space="preserve"> </w:t>
       </w:r>
       <w:r>
         <w:rPr>
-          <w:rFonts w:hint="eastAsia"/>
+          <w:rFonts w:hint="eastAsia" w:ascii="Times New Roman" w:hAnsi="Times New Roman" w:eastAsia="宋体"/>
+          <w:sz w:val="24"/>
         </w:rPr>
         <w:t xml:space="preserve">§3.1），避免开路噪声被误算为疲劳或误报高收缩</w:t>
       </w:r>
@@ -10089,56 +11755,72 @@
     <w:p>
       <w:pPr>
         <w:pStyle w:val="FirstParagraph"/>
+        <w:spacing w:line="360" w:lineRule="auto"/>
       </w:pPr>
       <w:r>
         <w:rPr>
-          <w:rFonts w:hint="eastAsia"/>
+          <w:rFonts w:hint="eastAsia" w:ascii="Times New Roman" w:hAnsi="Times New Roman" w:eastAsia="宋体"/>
+          <w:sz w:val="24"/>
         </w:rPr>
         <w:t xml:space="preserve">本设备的算法</w:t>
       </w:r>
       <w:r>
         <w:rPr>
-          <w:rFonts w:hint="eastAsia"/>
+          <w:rFonts w:hint="eastAsia" w:ascii="Times New Roman" w:hAnsi="Times New Roman" w:eastAsia="宋体"/>
           <w:b/>
           <w:bCs/>
+          <w:sz w:val="24"/>
         </w:rPr>
         <w:t xml:space="preserve">不是一套写死在固件里的固定公式</w:t>
       </w:r>
       <w:r>
         <w:rPr>
-          <w:rFonts w:hint="eastAsia"/>
+          <w:rFonts w:hint="eastAsia" w:ascii="Times New Roman" w:hAnsi="Times New Roman" w:eastAsia="宋体"/>
+          <w:sz w:val="24"/>
         </w:rPr>
         <w:t xml:space="preserve">，而是一个</w:t>
       </w:r>
       <w:r>
         <w:rPr>
-          <w:rFonts w:hint="eastAsia"/>
+          <w:rFonts w:hint="eastAsia" w:ascii="Times New Roman" w:hAnsi="Times New Roman" w:eastAsia="宋体"/>
           <w:b/>
           <w:bCs/>
+          <w:sz w:val="24"/>
         </w:rPr>
         <w:t xml:space="preserve">会持续自适应并长期记忆当前用户生理特征的个性化系统</w:t>
       </w:r>
       <w:r>
         <w:rPr>
-          <w:rFonts w:hint="eastAsia"/>
+          <w:rFonts w:hint="eastAsia" w:ascii="Times New Roman" w:hAnsi="Times New Roman" w:eastAsia="宋体"/>
+          <w:sz w:val="24"/>
         </w:rPr>
         <w:t xml:space="preserve">（注：此处的”学习</w:t>
       </w:r>
       <w:r>
+        <w:rPr>
+          <w:rFonts w:ascii="Times New Roman" w:hAnsi="Times New Roman" w:eastAsia="宋体"/>
+          <w:sz w:val="24"/>
+        </w:rPr>
         <w:t xml:space="preserve"> / </w:t>
       </w:r>
       <w:r>
         <w:rPr>
-          <w:rFonts w:hint="eastAsia"/>
+          <w:rFonts w:hint="eastAsia" w:ascii="Times New Roman" w:hAnsi="Times New Roman" w:eastAsia="宋体"/>
+          <w:sz w:val="24"/>
         </w:rPr>
         <w:t xml:space="preserve">自适应”指参数在线更新，并非机器学习训练）。用户在每一次佩戴、校准、使用的过程中，都在”教”设备认识自己的身体；设备把这些个性化特征沉淀到本地</w:t>
       </w:r>
       <w:r>
+        <w:rPr>
+          <w:rFonts w:ascii="Times New Roman" w:hAnsi="Times New Roman" w:eastAsia="宋体"/>
+          <w:sz w:val="24"/>
+        </w:rPr>
         <w:t xml:space="preserve"> EEPROM </w:t>
       </w:r>
       <w:r>
         <w:rPr>
-          <w:rFonts w:hint="eastAsia"/>
+          <w:rFonts w:hint="eastAsia" w:ascii="Times New Roman" w:hAnsi="Times New Roman" w:eastAsia="宋体"/>
+          <w:sz w:val="24"/>
         </w:rPr>
         <w:t xml:space="preserve">与云端校准档案，使下一次使用一开机就比上一次更贴合用户。</w:t>
       </w:r>
@@ -10146,10 +11828,12 @@
     <w:p>
       <w:pPr>
         <w:pStyle w:val="BodyText"/>
+        <w:spacing w:line="360" w:lineRule="auto"/>
       </w:pPr>
       <w:r>
         <w:rPr>
-          <w:rFonts w:hint="eastAsia"/>
+          <w:rFonts w:hint="eastAsia" w:ascii="Times New Roman" w:hAnsi="Times New Roman" w:eastAsia="宋体"/>
+          <w:sz w:val="24"/>
         </w:rPr>
         <w:t xml:space="preserve">个性化由三个层次共同实现，覆盖”单次使用内即时贴合”与”多次使用间长期记忆”两个时间尺度：</w:t>
       </w:r>
@@ -10157,19 +11841,23 @@
     <w:p>
       <w:pPr>
         <w:pStyle w:val="BodyText"/>
+        <w:spacing w:line="360" w:lineRule="auto"/>
       </w:pPr>
       <w:r>
         <w:rPr>
+          <w:rFonts w:ascii="Times New Roman" w:hAnsi="Times New Roman" w:eastAsia="宋体"/>
           <w:b/>
           <w:bCs/>
+          <w:sz w:val="24"/>
         </w:rPr>
         <w:t xml:space="preserve">(1) </w:t>
       </w:r>
       <w:r>
         <w:rPr>
-          <w:rFonts w:hint="eastAsia"/>
+          <w:rFonts w:hint="eastAsia" w:ascii="Times New Roman" w:hAnsi="Times New Roman" w:eastAsia="宋体"/>
           <w:b/>
           <w:bCs/>
+          <w:sz w:val="24"/>
         </w:rPr>
         <w:t xml:space="preserve">会话内本地自适应（每次开机即时贴合）</w:t>
       </w:r>
@@ -10181,87 +11869,123 @@
           <w:ilvl w:val="0"/>
           <w:numId w:val="1014"/>
         </w:numPr>
+        <w:spacing w:line="360" w:lineRule="auto"/>
       </w:pPr>
       <w:r>
         <w:rPr>
-          <w:rFonts w:hint="eastAsia"/>
+          <w:rFonts w:hint="eastAsia" w:ascii="Times New Roman" w:hAnsi="Times New Roman" w:eastAsia="宋体"/>
           <w:b/>
           <w:bCs/>
+          <w:sz w:val="24"/>
         </w:rPr>
         <w:t xml:space="preserve">静息基线自校正（Phase</w:t>
       </w:r>
       <w:r>
         <w:rPr>
+          <w:rFonts w:ascii="Times New Roman" w:hAnsi="Times New Roman" w:eastAsia="宋体"/>
           <w:b/>
           <w:bCs/>
+          <w:sz w:val="24"/>
         </w:rPr>
         <w:t xml:space="preserve"> </w:t>
       </w:r>
       <w:r>
         <w:rPr>
-          <w:rFonts w:hint="eastAsia"/>
+          <w:rFonts w:hint="eastAsia" w:ascii="Times New Roman" w:hAnsi="Times New Roman" w:eastAsia="宋体"/>
           <w:b/>
           <w:bCs/>
+          <w:sz w:val="24"/>
         </w:rPr>
         <w:t xml:space="preserve">1）</w:t>
       </w:r>
       <w:r>
         <w:rPr>
-          <w:rFonts w:hint="eastAsia"/>
+          <w:rFonts w:hint="eastAsia" w:ascii="Times New Roman" w:hAnsi="Times New Roman" w:eastAsia="宋体"/>
+          <w:sz w:val="24"/>
         </w:rPr>
         <w:t xml:space="preserve">：设备佩戴后、非收缩且</w:t>
       </w:r>
       <w:r>
+        <w:rPr>
+          <w:rFonts w:ascii="Times New Roman" w:hAnsi="Times New Roman" w:eastAsia="宋体"/>
+          <w:sz w:val="24"/>
+        </w:rPr>
         <w:t xml:space="preserve"> RMS &lt; relaxRMS × 1.2 </w:t>
       </w:r>
       <w:r>
         <w:rPr>
-          <w:rFonts w:hint="eastAsia"/>
+          <w:rFonts w:hint="eastAsia" w:ascii="Times New Roman" w:hAnsi="Times New Roman" w:eastAsia="宋体"/>
+          <w:sz w:val="24"/>
         </w:rPr>
         <w:t xml:space="preserve">且信号稳定（偏离趋势量</w:t>
       </w:r>
       <w:r>
+        <w:rPr>
+          <w:rFonts w:ascii="Times New Roman" w:hAnsi="Times New Roman" w:eastAsia="宋体"/>
+          <w:sz w:val="24"/>
+        </w:rPr>
         <w:t xml:space="preserve"> &lt; relaxRMS × </w:t>
       </w:r>
       <w:r>
         <w:rPr>
-          <w:rFonts w:hint="eastAsia"/>
+          <w:rFonts w:hint="eastAsia" w:ascii="Times New Roman" w:hAnsi="Times New Roman" w:eastAsia="宋体"/>
+          <w:sz w:val="24"/>
         </w:rPr>
         <w:t xml:space="preserve">15%）约</w:t>
       </w:r>
       <w:r>
+        <w:rPr>
+          <w:rFonts w:ascii="Times New Roman" w:hAnsi="Times New Roman" w:eastAsia="宋体"/>
+          <w:sz w:val="24"/>
+        </w:rPr>
         <w:t xml:space="preserve"> 5 </w:t>
       </w:r>
       <w:r>
         <w:rPr>
-          <w:rFonts w:hint="eastAsia"/>
+          <w:rFonts w:hint="eastAsia" w:ascii="Times New Roman" w:hAnsi="Times New Roman" w:eastAsia="宋体"/>
+          <w:sz w:val="24"/>
         </w:rPr>
         <w:t xml:space="preserve">秒，便以极慢</w:t>
       </w:r>
       <w:r>
+        <w:rPr>
+          <w:rFonts w:ascii="Times New Roman" w:hAnsi="Times New Roman" w:eastAsia="宋体"/>
+          <w:sz w:val="24"/>
+        </w:rPr>
         <w:t xml:space="preserve"> </w:t>
       </w:r>
       <w:r>
         <w:rPr>
-          <w:rFonts w:hint="eastAsia"/>
+          <w:rFonts w:hint="eastAsia" w:ascii="Times New Roman" w:hAnsi="Times New Roman" w:eastAsia="宋体"/>
+          <w:sz w:val="24"/>
         </w:rPr>
         <w:t xml:space="preserve">EMA（α=0.02）自动学习该用户的放松态</w:t>
       </w:r>
       <w:r>
+        <w:rPr>
+          <w:rFonts w:ascii="Times New Roman" w:hAnsi="Times New Roman" w:eastAsia="宋体"/>
+          <w:sz w:val="24"/>
+        </w:rPr>
         <w:t xml:space="preserve"> </w:t>
       </w:r>
       <w:r>
         <w:rPr>
-          <w:rFonts w:hint="eastAsia"/>
+          <w:rFonts w:hint="eastAsia" w:ascii="Times New Roman" w:hAnsi="Times New Roman" w:eastAsia="宋体"/>
+          <w:sz w:val="24"/>
         </w:rPr>
         <w:t xml:space="preserve">RMS/MDF，并用校准参考的</w:t>
       </w:r>
       <w:r>
+        <w:rPr>
+          <w:rFonts w:ascii="Times New Roman" w:hAnsi="Times New Roman" w:eastAsia="宋体"/>
+          <w:sz w:val="24"/>
+        </w:rPr>
         <w:t xml:space="preserve"> 0.6~1.4 </w:t>
       </w:r>
       <w:r>
         <w:rPr>
-          <w:rFonts w:hint="eastAsia"/>
+          <w:rFonts w:hint="eastAsia" w:ascii="Times New Roman" w:hAnsi="Times New Roman" w:eastAsia="宋体"/>
+          <w:sz w:val="24"/>
         </w:rPr>
         <w:t xml:space="preserve">倍做安全约束，缓慢适配个体差异。用户无需手动设定”什么是放松”。</w:t>
       </w:r>
@@ -10273,114 +11997,165 @@
           <w:ilvl w:val="0"/>
           <w:numId w:val="1014"/>
         </w:numPr>
+        <w:spacing w:line="360" w:lineRule="auto"/>
       </w:pPr>
       <w:r>
         <w:rPr>
-          <w:rFonts w:hint="eastAsia"/>
+          <w:rFonts w:hint="eastAsia" w:ascii="Times New Roman" w:hAnsi="Times New Roman" w:eastAsia="宋体"/>
           <w:b/>
           <w:bCs/>
+          <w:sz w:val="24"/>
         </w:rPr>
         <w:t xml:space="preserve">最大用力锚点修正（Phase</w:t>
       </w:r>
       <w:r>
         <w:rPr>
+          <w:rFonts w:ascii="Times New Roman" w:hAnsi="Times New Roman" w:eastAsia="宋体"/>
           <w:b/>
           <w:bCs/>
+          <w:sz w:val="24"/>
         </w:rPr>
         <w:t xml:space="preserve"> </w:t>
       </w:r>
       <w:r>
         <w:rPr>
-          <w:rFonts w:hint="eastAsia"/>
+          <w:rFonts w:hint="eastAsia" w:ascii="Times New Roman" w:hAnsi="Times New Roman" w:eastAsia="宋体"/>
           <w:b/>
           <w:bCs/>
+          <w:sz w:val="24"/>
         </w:rPr>
         <w:t xml:space="preserve">2）</w:t>
       </w:r>
       <w:r>
         <w:rPr>
-          <w:rFonts w:hint="eastAsia"/>
+          <w:rFonts w:hint="eastAsia" w:ascii="Times New Roman" w:hAnsi="Times New Roman" w:eastAsia="宋体"/>
+          <w:sz w:val="24"/>
         </w:rPr>
         <w:t xml:space="preserve">：在”新鲜态”（疲劳度</w:t>
       </w:r>
       <w:r>
+        <w:rPr>
+          <w:rFonts w:ascii="Times New Roman" w:hAnsi="Times New Roman" w:eastAsia="宋体"/>
+          <w:sz w:val="24"/>
+        </w:rPr>
         <w:t xml:space="preserve"> &lt; </w:t>
       </w:r>
       <w:r>
         <w:rPr>
-          <w:rFonts w:hint="eastAsia"/>
+          <w:rFonts w:hint="eastAsia" w:ascii="Times New Roman" w:hAnsi="Times New Roman" w:eastAsia="宋体"/>
+          <w:sz w:val="24"/>
         </w:rPr>
         <w:t xml:space="preserve">25%）下，若实时</w:t>
       </w:r>
       <w:r>
+        <w:rPr>
+          <w:rFonts w:ascii="Times New Roman" w:hAnsi="Times New Roman" w:eastAsia="宋体"/>
+          <w:sz w:val="24"/>
+        </w:rPr>
         <w:t xml:space="preserve"> MDF &gt; activeMDF </w:t>
       </w:r>
       <w:r>
         <w:rPr>
-          <w:rFonts w:hint="eastAsia"/>
+          <w:rFonts w:hint="eastAsia" w:ascii="Times New Roman" w:hAnsi="Times New Roman" w:eastAsia="宋体"/>
+          <w:sz w:val="24"/>
         </w:rPr>
         <w:t xml:space="preserve">且</w:t>
       </w:r>
       <w:r>
+        <w:rPr>
+          <w:rFonts w:ascii="Times New Roman" w:hAnsi="Times New Roman" w:eastAsia="宋体"/>
+          <w:sz w:val="24"/>
+        </w:rPr>
         <w:t xml:space="preserve"> MDF &gt; relaxMDF + </w:t>
       </w:r>
       <w:r>
         <w:rPr>
-          <w:rFonts w:hint="eastAsia"/>
+          <w:rFonts w:hint="eastAsia" w:ascii="Times New Roman" w:hAnsi="Times New Roman" w:eastAsia="宋体"/>
+          <w:sz w:val="24"/>
         </w:rPr>
         <w:t xml:space="preserve">10Hz，缓慢上抬</w:t>
       </w:r>
       <w:r>
+        <w:rPr>
+          <w:rFonts w:ascii="Times New Roman" w:hAnsi="Times New Roman" w:eastAsia="宋体"/>
+          <w:sz w:val="24"/>
+        </w:rPr>
         <w:t xml:space="preserve"> </w:t>
       </w:r>
       <w:r>
         <w:rPr>
-          <w:rFonts w:hint="eastAsia"/>
+          <w:rFonts w:hint="eastAsia" w:ascii="Times New Roman" w:hAnsi="Times New Roman" w:eastAsia="宋体"/>
+          <w:sz w:val="24"/>
         </w:rPr>
         <w:t xml:space="preserve">activeMDF（钳位上限</w:t>
       </w:r>
       <w:r>
+        <w:rPr>
+          <w:rFonts w:ascii="Times New Roman" w:hAnsi="Times New Roman" w:eastAsia="宋体"/>
+          <w:sz w:val="24"/>
+        </w:rPr>
         <w:t xml:space="preserve"> </w:t>
       </w:r>
       <w:r>
         <w:rPr>
-          <w:rFonts w:hint="eastAsia"/>
+          <w:rFonts w:hint="eastAsia" w:ascii="Times New Roman" w:hAnsi="Times New Roman" w:eastAsia="宋体"/>
+          <w:sz w:val="24"/>
         </w:rPr>
         <w:t xml:space="preserve">400Hz）；若</w:t>
       </w:r>
       <w:r>
+        <w:rPr>
+          <w:rFonts w:ascii="Times New Roman" w:hAnsi="Times New Roman" w:eastAsia="宋体"/>
+          <w:sz w:val="24"/>
+        </w:rPr>
         <w:t xml:space="preserve"> RMS &gt; activeRMS × </w:t>
       </w:r>
       <w:r>
         <w:rPr>
-          <w:rFonts w:hint="eastAsia"/>
+          <w:rFonts w:hint="eastAsia" w:ascii="Times New Roman" w:hAnsi="Times New Roman" w:eastAsia="宋体"/>
+          <w:sz w:val="24"/>
         </w:rPr>
         <w:t xml:space="preserve">1.05，缓慢上抬</w:t>
       </w:r>
       <w:r>
+        <w:rPr>
+          <w:rFonts w:ascii="Times New Roman" w:hAnsi="Times New Roman" w:eastAsia="宋体"/>
+          <w:sz w:val="24"/>
+        </w:rPr>
         <w:t xml:space="preserve"> </w:t>
       </w:r>
       <w:r>
         <w:rPr>
-          <w:rFonts w:hint="eastAsia"/>
+          <w:rFonts w:hint="eastAsia" w:ascii="Times New Roman" w:hAnsi="Times New Roman" w:eastAsia="宋体"/>
+          <w:sz w:val="24"/>
         </w:rPr>
         <w:t xml:space="preserve">activeRMS（约束在校准参考的</w:t>
       </w:r>
       <w:r>
+        <w:rPr>
+          <w:rFonts w:ascii="Times New Roman" w:hAnsi="Times New Roman" w:eastAsia="宋体"/>
+          <w:sz w:val="24"/>
+        </w:rPr>
         <w:t xml:space="preserve"> 0.8~1.5 </w:t>
       </w:r>
       <w:r>
         <w:rPr>
-          <w:rFonts w:hint="eastAsia"/>
+          <w:rFonts w:hint="eastAsia" w:ascii="Times New Roman" w:hAnsi="Times New Roman" w:eastAsia="宋体"/>
+          <w:sz w:val="24"/>
         </w:rPr>
         <w:t xml:space="preserve">倍内），自动修正用户校准时”没使出全力”带来的低估，让疲劳度</w:t>
       </w:r>
       <w:r>
+        <w:rPr>
+          <w:rFonts w:ascii="Times New Roman" w:hAnsi="Times New Roman" w:eastAsia="宋体"/>
+          <w:sz w:val="24"/>
+        </w:rPr>
         <w:t xml:space="preserve"> 100% </w:t>
       </w:r>
       <w:r>
         <w:rPr>
-          <w:rFonts w:hint="eastAsia"/>
+          <w:rFonts w:hint="eastAsia" w:ascii="Times New Roman" w:hAnsi="Times New Roman" w:eastAsia="宋体"/>
+          <w:sz w:val="24"/>
         </w:rPr>
         <w:t xml:space="preserve">对应其真实极限。</w:t>
       </w:r>
@@ -10388,35 +12163,41 @@
     <w:p>
       <w:pPr>
         <w:pStyle w:val="FirstParagraph"/>
+        <w:spacing w:line="360" w:lineRule="auto"/>
       </w:pPr>
       <w:r>
         <w:rPr>
+          <w:rFonts w:ascii="Times New Roman" w:hAnsi="Times New Roman" w:eastAsia="宋体"/>
           <w:b/>
           <w:bCs/>
+          <w:sz w:val="24"/>
         </w:rPr>
         <w:t xml:space="preserve">(2) </w:t>
       </w:r>
       <w:r>
         <w:rPr>
-          <w:rFonts w:hint="eastAsia"/>
+          <w:rFonts w:hint="eastAsia" w:ascii="Times New Roman" w:hAnsi="Times New Roman" w:eastAsia="宋体"/>
           <w:b/>
           <w:bCs/>
+          <w:sz w:val="24"/>
         </w:rPr>
         <w:t xml:space="preserve">云端校准记忆（</w:t>
       </w:r>
       <w:r>
         <w:rPr>
-          <w:rFonts w:hint="eastAsia"/>
+          <w:rFonts w:hint="eastAsia" w:ascii="Times New Roman" w:hAnsi="Times New Roman" w:eastAsia="宋体"/>
           <w:b/>
           <w:bCs/>
+          <w:sz w:val="24"/>
         </w:rPr>
         <w:t xml:space="preserve">“越用越适合个人”</w:t>
       </w:r>
       <w:r>
         <w:rPr>
-          <w:rFonts w:hint="eastAsia"/>
+          <w:rFonts w:hint="eastAsia" w:ascii="Times New Roman" w:hAnsi="Times New Roman" w:eastAsia="宋体"/>
           <w:b/>
           <w:bCs/>
+          <w:sz w:val="24"/>
         </w:rPr>
         <w:t xml:space="preserve">的关键）</w:t>
       </w:r>
@@ -10428,43 +12209,63 @@
           <w:ilvl w:val="0"/>
           <w:numId w:val="1015"/>
         </w:numPr>
+        <w:spacing w:line="360" w:lineRule="auto"/>
       </w:pPr>
       <w:r>
         <w:rPr>
-          <w:rFonts w:hint="eastAsia"/>
+          <w:rFonts w:hint="eastAsia" w:ascii="Times New Roman" w:hAnsi="Times New Roman" w:eastAsia="宋体"/>
+          <w:sz w:val="24"/>
         </w:rPr>
         <w:t xml:space="preserve">设备每次完成一次规范校准，都会把</w:t>
       </w:r>
       <w:r>
+        <w:rPr>
+          <w:rFonts w:ascii="Times New Roman" w:hAnsi="Times New Roman" w:eastAsia="宋体"/>
+          <w:sz w:val="24"/>
+        </w:rPr>
         <w:t xml:space="preserve"> </w:t>
       </w:r>
       <w:r>
         <w:rPr>
           <w:rStyle w:val="VerbatimChar"/>
+          <w:rFonts w:ascii="Times New Roman" w:hAnsi="Times New Roman" w:eastAsia="宋体"/>
+          <w:sz w:val="24"/>
         </w:rPr>
         <w:t xml:space="preserve">relax_rms / relax_mdf / active_rms / active_mdf / end_mdf</w:t>
       </w:r>
       <w:r>
+        <w:rPr>
+          <w:rFonts w:ascii="Times New Roman" w:hAnsi="Times New Roman" w:eastAsia="宋体"/>
+          <w:sz w:val="24"/>
+        </w:rPr>
         <w:t xml:space="preserve"> </w:t>
       </w:r>
       <w:r>
         <w:rPr>
-          <w:rFonts w:hint="eastAsia"/>
+          <w:rFonts w:hint="eastAsia" w:ascii="Times New Roman" w:hAnsi="Times New Roman" w:eastAsia="宋体"/>
+          <w:sz w:val="24"/>
         </w:rPr>
         <w:t xml:space="preserve">这组”用户校准参数”上传云端（</w:t>
       </w:r>
       <w:r>
         <w:rPr>
           <w:rStyle w:val="VerbatimChar"/>
+          <w:rFonts w:ascii="Times New Roman" w:hAnsi="Times New Roman" w:eastAsia="宋体"/>
+          <w:sz w:val="24"/>
         </w:rPr>
         <w:t xml:space="preserve">uploadCalibration</w:t>
       </w:r>
       <w:r>
+        <w:rPr>
+          <w:rFonts w:ascii="Times New Roman" w:hAnsi="Times New Roman" w:eastAsia="宋体"/>
+          <w:sz w:val="24"/>
+        </w:rPr>
         <w:t xml:space="preserve"> </w:t>
       </w:r>
       <w:r>
         <w:rPr>
-          <w:rFonts w:hint="eastAsia"/>
+          <w:rFonts w:hint="eastAsia" w:ascii="Times New Roman" w:hAnsi="Times New Roman" w:eastAsia="宋体"/>
+          <w:sz w:val="24"/>
         </w:rPr>
         <w:t xml:space="preserve">云函数）。</w:t>
       </w:r>
@@ -10476,51 +12277,71 @@
           <w:ilvl w:val="0"/>
           <w:numId w:val="1015"/>
         </w:numPr>
+        <w:spacing w:line="360" w:lineRule="auto"/>
       </w:pPr>
       <w:r>
         <w:rPr>
-          <w:rFonts w:hint="eastAsia"/>
+          <w:rFonts w:hint="eastAsia" w:ascii="Times New Roman" w:hAnsi="Times New Roman" w:eastAsia="宋体"/>
+          <w:sz w:val="24"/>
         </w:rPr>
         <w:t xml:space="preserve">下次开机时，固件通过</w:t>
       </w:r>
       <w:r>
+        <w:rPr>
+          <w:rFonts w:ascii="Times New Roman" w:hAnsi="Times New Roman" w:eastAsia="宋体"/>
+          <w:sz w:val="24"/>
+        </w:rPr>
         <w:t xml:space="preserve"> </w:t>
       </w:r>
       <w:r>
         <w:rPr>
           <w:rStyle w:val="VerbatimChar"/>
+          <w:rFonts w:ascii="Times New Roman" w:hAnsi="Times New Roman" w:eastAsia="宋体"/>
+          <w:sz w:val="24"/>
         </w:rPr>
         <w:t xml:space="preserve">getProfile</w:t>
       </w:r>
       <w:r>
+        <w:rPr>
+          <w:rFonts w:ascii="Times New Roman" w:hAnsi="Times New Roman" w:eastAsia="宋体"/>
+          <w:sz w:val="24"/>
+        </w:rPr>
         <w:t xml:space="preserve"> </w:t>
       </w:r>
       <w:r>
         <w:rPr>
-          <w:rFonts w:hint="eastAsia"/>
+          <w:rFonts w:hint="eastAsia" w:ascii="Times New Roman" w:hAnsi="Times New Roman" w:eastAsia="宋体"/>
+          <w:sz w:val="24"/>
         </w:rPr>
         <w:t xml:space="preserve">云函数</w:t>
       </w:r>
       <w:r>
         <w:rPr>
-          <w:rFonts w:hint="eastAsia"/>
+          <w:rFonts w:hint="eastAsia" w:ascii="Times New Roman" w:hAnsi="Times New Roman" w:eastAsia="宋体"/>
           <w:b/>
           <w:bCs/>
+          <w:sz w:val="24"/>
         </w:rPr>
         <w:t xml:space="preserve">拉取该用户最近一次</w:t>
       </w:r>
       <w:r>
         <w:rPr>
-          <w:rFonts w:hint="eastAsia"/>
+          <w:rFonts w:hint="eastAsia" w:ascii="Times New Roman" w:hAnsi="Times New Roman" w:eastAsia="宋体"/>
+          <w:sz w:val="24"/>
         </w:rPr>
         <w:t xml:space="preserve">的高质量校准，直接写入</w:t>
       </w:r>
       <w:r>
+        <w:rPr>
+          <w:rFonts w:ascii="Times New Roman" w:hAnsi="Times New Roman" w:eastAsia="宋体"/>
+          <w:sz w:val="24"/>
+        </w:rPr>
         <w:t xml:space="preserve"> EEPROM </w:t>
       </w:r>
       <w:r>
         <w:rPr>
-          <w:rFonts w:hint="eastAsia"/>
+          <w:rFonts w:hint="eastAsia" w:ascii="Times New Roman" w:hAnsi="Times New Roman" w:eastAsia="宋体"/>
+          <w:sz w:val="24"/>
         </w:rPr>
         <w:t xml:space="preserve">即时生效——相当于设备”记得”你上次的身体状况，无需重新调参、无需重新校准，即可以贴合你的状态启动。</w:t>
       </w:r>
@@ -10532,41 +12353,52 @@
           <w:ilvl w:val="0"/>
           <w:numId w:val="1015"/>
         </w:numPr>
+        <w:spacing w:line="360" w:lineRule="auto"/>
       </w:pPr>
       <w:r>
         <w:rPr>
-          <w:rFonts w:hint="eastAsia"/>
+          <w:rFonts w:hint="eastAsia" w:ascii="Times New Roman" w:hAnsi="Times New Roman" w:eastAsia="宋体"/>
+          <w:sz w:val="24"/>
         </w:rPr>
         <w:t xml:space="preserve">这正是”越用越适合个人”的技术支点：每一次规范校准都在累积并刷新这份画像，</w:t>
       </w:r>
       <w:r>
         <w:rPr>
-          <w:rFonts w:hint="eastAsia"/>
+          <w:rFonts w:hint="eastAsia" w:ascii="Times New Roman" w:hAnsi="Times New Roman" w:eastAsia="宋体"/>
           <w:b/>
           <w:bCs/>
+          <w:sz w:val="24"/>
         </w:rPr>
         <w:t xml:space="preserve">使用越久、校准越规范，设备对你的建模越准确</w:t>
       </w:r>
       <w:r>
+        <w:rPr>
+          <w:rFonts w:ascii="Times New Roman" w:hAnsi="Times New Roman" w:eastAsia="宋体"/>
+          <w:sz w:val="24"/>
+        </w:rPr>
         <w:t xml:space="preserve">。</w:t>
       </w:r>
     </w:p>
     <w:p>
       <w:pPr>
         <w:pStyle w:val="FirstParagraph"/>
+        <w:spacing w:line="360" w:lineRule="auto"/>
       </w:pPr>
       <w:r>
         <w:rPr>
+          <w:rFonts w:ascii="Times New Roman" w:hAnsi="Times New Roman" w:eastAsia="宋体"/>
           <w:b/>
           <w:bCs/>
+          <w:sz w:val="24"/>
         </w:rPr>
         <w:t xml:space="preserve">(3) </w:t>
       </w:r>
       <w:r>
         <w:rPr>
-          <w:rFonts w:hint="eastAsia"/>
+          <w:rFonts w:hint="eastAsia" w:ascii="Times New Roman" w:hAnsi="Times New Roman" w:eastAsia="宋体"/>
           <w:b/>
           <w:bCs/>
+          <w:sz w:val="24"/>
         </w:rPr>
         <w:t xml:space="preserve">数据质量保障（确保个性化锚点可靠）</w:t>
       </w:r>
@@ -10578,66 +12410,89 @@
           <w:ilvl w:val="0"/>
           <w:numId w:val="1016"/>
         </w:numPr>
+        <w:spacing w:line="360" w:lineRule="auto"/>
       </w:pPr>
       <w:r>
         <w:rPr>
-          <w:rFonts w:hint="eastAsia"/>
+          <w:rFonts w:hint="eastAsia" w:ascii="Times New Roman" w:hAnsi="Times New Roman" w:eastAsia="宋体"/>
+          <w:sz w:val="24"/>
         </w:rPr>
         <w:t xml:space="preserve">云端校准档案只采纳</w:t>
       </w:r>
       <w:r>
         <w:rPr>
-          <w:rFonts w:hint="eastAsia"/>
+          <w:rFonts w:hint="eastAsia" w:ascii="Times New Roman" w:hAnsi="Times New Roman" w:eastAsia="宋体"/>
           <w:b/>
           <w:bCs/>
+          <w:sz w:val="24"/>
         </w:rPr>
         <w:t xml:space="preserve">最近一次</w:t>
       </w:r>
       <w:r>
         <w:rPr>
+          <w:rFonts w:ascii="Times New Roman" w:hAnsi="Times New Roman" w:eastAsia="宋体"/>
           <w:b/>
           <w:bCs/>
+          <w:sz w:val="24"/>
         </w:rPr>
         <w:t xml:space="preserve"> completed </w:t>
       </w:r>
       <w:r>
         <w:rPr>
-          <w:rFonts w:hint="eastAsia"/>
+          <w:rFonts w:hint="eastAsia" w:ascii="Times New Roman" w:hAnsi="Times New Roman" w:eastAsia="宋体"/>
           <w:b/>
           <w:bCs/>
+          <w:sz w:val="24"/>
         </w:rPr>
         <w:t xml:space="preserve">校准</w:t>
       </w:r>
       <w:r>
         <w:rPr>
-          <w:rFonts w:hint="eastAsia"/>
+          <w:rFonts w:hint="eastAsia" w:ascii="Times New Roman" w:hAnsi="Times New Roman" w:eastAsia="宋体"/>
+          <w:sz w:val="24"/>
         </w:rPr>
         <w:t xml:space="preserve">，且提供</w:t>
       </w:r>
       <w:r>
+        <w:rPr>
+          <w:rFonts w:ascii="Times New Roman" w:hAnsi="Times New Roman" w:eastAsia="宋体"/>
+          <w:sz w:val="24"/>
+        </w:rPr>
         <w:t xml:space="preserve"> </w:t>
       </w:r>
       <w:r>
         <w:rPr>
           <w:rStyle w:val="VerbatimChar"/>
+          <w:rFonts w:ascii="Times New Roman" w:hAnsi="Times New Roman" w:eastAsia="宋体"/>
+          <w:sz w:val="24"/>
         </w:rPr>
         <w:t xml:space="preserve">cleanSessions</w:t>
       </w:r>
       <w:r>
+        <w:rPr>
+          <w:rFonts w:ascii="Times New Roman" w:hAnsi="Times New Roman" w:eastAsia="宋体"/>
+          <w:sz w:val="24"/>
+        </w:rPr>
         <w:t xml:space="preserve"> </w:t>
       </w:r>
       <w:r>
         <w:rPr>
-          <w:rFonts w:hint="eastAsia"/>
+          <w:rFonts w:hint="eastAsia" w:ascii="Times New Roman" w:hAnsi="Times New Roman" w:eastAsia="宋体"/>
+          <w:sz w:val="24"/>
         </w:rPr>
         <w:t xml:space="preserve">云函数清理历史脏数据（如误触产生的空</w:t>
       </w:r>
       <w:r>
+        <w:rPr>
+          <w:rFonts w:ascii="Times New Roman" w:hAnsi="Times New Roman" w:eastAsia="宋体"/>
+          <w:sz w:val="24"/>
+        </w:rPr>
         <w:t xml:space="preserve"> </w:t>
       </w:r>
       <w:r>
         <w:rPr>
-          <w:rFonts w:hint="eastAsia"/>
+          <w:rFonts w:hint="eastAsia" w:ascii="Times New Roman" w:hAnsi="Times New Roman" w:eastAsia="宋体"/>
+          <w:sz w:val="24"/>
         </w:rPr>
         <w:t xml:space="preserve">session、电极开路时误存的记录），避免脏历史把个性化锚点拉偏。</w:t>
       </w:r>
@@ -10649,24 +12504,28 @@
           <w:ilvl w:val="0"/>
           <w:numId w:val="1016"/>
         </w:numPr>
+        <w:spacing w:line="360" w:lineRule="auto"/>
       </w:pPr>
       <w:r>
         <w:rPr>
-          <w:rFonts w:hint="eastAsia"/>
+          <w:rFonts w:hint="eastAsia" w:ascii="Times New Roman" w:hAnsi="Times New Roman" w:eastAsia="宋体"/>
+          <w:sz w:val="24"/>
         </w:rPr>
         <w:t xml:space="preserve">校准协议要求两阶段保持</w:t>
       </w:r>
       <w:r>
         <w:rPr>
-          <w:rFonts w:hint="eastAsia"/>
+          <w:rFonts w:hint="eastAsia" w:ascii="Times New Roman" w:hAnsi="Times New Roman" w:eastAsia="宋体"/>
           <w:b/>
           <w:bCs/>
+          <w:sz w:val="24"/>
         </w:rPr>
         <w:t xml:space="preserve">同一真实手势</w:t>
       </w:r>
       <w:r>
         <w:rPr>
-          <w:rFonts w:hint="eastAsia"/>
+          <w:rFonts w:hint="eastAsia" w:ascii="Times New Roman" w:hAnsi="Times New Roman" w:eastAsia="宋体"/>
+          <w:sz w:val="24"/>
         </w:rPr>
         <w:t xml:space="preserve">（§3.3），使电极接触压力成为共模在相减中抵消，保证每次写入校准档案的”力”是真实的肌肉力而非握持压力，进一步保障校准质量。</w:t>
       </w:r>
@@ -10674,18 +12533,21 @@
     <w:p>
       <w:pPr>
         <w:pStyle w:val="FirstParagraph"/>
+        <w:spacing w:line="360" w:lineRule="auto"/>
       </w:pPr>
       <w:r>
         <w:rPr>
-          <w:rFonts w:hint="eastAsia"/>
+          <w:rFonts w:hint="eastAsia" w:ascii="Times New Roman" w:hAnsi="Times New Roman" w:eastAsia="宋体"/>
           <w:b/>
           <w:bCs/>
+          <w:sz w:val="24"/>
         </w:rPr>
         <w:t xml:space="preserve">闭环示意</w:t>
       </w:r>
       <w:r>
         <w:rPr>
-          <w:rFonts w:hint="eastAsia"/>
+          <w:rFonts w:hint="eastAsia" w:ascii="Times New Roman" w:hAnsi="Times New Roman" w:eastAsia="宋体"/>
+          <w:sz w:val="24"/>
         </w:rPr>
         <w:t xml:space="preserve">：</w:t>
       </w:r>
@@ -10740,6 +12602,7 @@
     <w:p>
       <w:pPr>
         <w:pStyle w:val="ImageCaption"/>
+        <w:spacing w:line="360" w:lineRule="auto"/>
         <w:jc w:val="center"/>
       </w:pPr>
       <w:r>
@@ -10753,18 +12616,21 @@
     <w:p>
       <w:pPr>
         <w:pStyle w:val="BodyText"/>
+        <w:spacing w:line="360" w:lineRule="auto"/>
       </w:pPr>
       <w:r>
         <w:rPr>
-          <w:rFonts w:hint="eastAsia"/>
+          <w:rFonts w:hint="eastAsia" w:ascii="Times New Roman" w:hAnsi="Times New Roman" w:eastAsia="宋体"/>
           <w:b/>
           <w:bCs/>
+          <w:sz w:val="24"/>
         </w:rPr>
         <w:t xml:space="preserve">与普通固定算法设备的对比</w:t>
       </w:r>
       <w:r>
         <w:rPr>
-          <w:rFonts w:hint="eastAsia"/>
+          <w:rFonts w:hint="eastAsia" w:ascii="Times New Roman" w:hAnsi="Times New Roman" w:eastAsia="宋体"/>
+          <w:sz w:val="24"/>
         </w:rPr>
         <w:t xml:space="preserve">：</w:t>
       </w:r>
@@ -10772,15 +12638,15 @@
     <w:tbl>
       <w:tblPr>
         <w:tblStyle w:val="Table"/>
-        <w:tblW w:type="dxa" w:w="9070"/>
+        <w:tblW w:type="dxa" w:w="8305"/>
         <w:jc w:val="center"/>
         <w:tblLayout w:type="fixed"/>
         <w:tblLook w:firstRow="1" w:lastRow="0" w:firstColumn="0" w:lastColumn="0" w:noHBand="0" w:noVBand="0" w:val="0020"/>
       </w:tblPr>
       <w:tblGrid>
-        <w:gridCol w:w="3023"/>
-        <w:gridCol w:w="3023"/>
-        <w:gridCol w:w="3024"/>
+        <w:gridCol w:w="2768"/>
+        <w:gridCol w:w="2768"/>
+        <w:gridCol w:w="2769"/>
       </w:tblGrid>
       <w:tr>
         <w:trPr>
@@ -10789,7 +12655,7 @@
         <w:tc>
           <w:tcPr>
             <w:shd w:val="clear" w:color="auto" w:fill="2E5A9C"/>
-            <w:tcW w:type="dxa" w:w="3023"/>
+            <w:tcW w:type="dxa" w:w="2768"/>
             <w:tcBorders>
               <w:top w:val="single" w:sz="8" w:color="2E5A9C"/>
               <w:left w:val="single" w:sz="8" w:color="2E5A9C"/>
@@ -10817,7 +12683,7 @@
         <w:tc>
           <w:tcPr>
             <w:shd w:val="clear" w:color="auto" w:fill="2E5A9C"/>
-            <w:tcW w:type="dxa" w:w="3023"/>
+            <w:tcW w:type="dxa" w:w="2768"/>
             <w:tcBorders>
               <w:top w:val="single" w:sz="8" w:color="2E5A9C"/>
               <w:left w:val="single" w:sz="8" w:color="2E5A9C"/>
@@ -10845,7 +12711,7 @@
         <w:tc>
           <w:tcPr>
             <w:shd w:val="clear" w:color="auto" w:fill="2E5A9C"/>
-            <w:tcW w:type="dxa" w:w="3024"/>
+            <w:tcW w:type="dxa" w:w="2769"/>
             <w:tcBorders>
               <w:top w:val="single" w:sz="8" w:color="2E5A9C"/>
               <w:left w:val="single" w:sz="8" w:color="2E5A9C"/>
@@ -10874,7 +12740,7 @@
       <w:tr>
         <w:tc>
           <w:tcPr>
-            <w:tcW w:type="dxa" w:w="3023"/>
+            <w:tcW w:type="dxa" w:w="2768"/>
             <w:tcBorders>
               <w:top w:val="single" w:sz="4" w:color="E5E7EB"/>
               <w:left w:val="single" w:sz="4" w:color="E5E7EB"/>
@@ -10899,7 +12765,7 @@
         </w:tc>
         <w:tc>
           <w:tcPr>
-            <w:tcW w:type="dxa" w:w="3023"/>
+            <w:tcW w:type="dxa" w:w="2768"/>
             <w:tcBorders>
               <w:top w:val="single" w:sz="4" w:color="E5E7EB"/>
               <w:left w:val="single" w:sz="4" w:color="E5E7EB"/>
@@ -10924,7 +12790,7 @@
         </w:tc>
         <w:tc>
           <w:tcPr>
-            <w:tcW w:type="dxa" w:w="3024"/>
+            <w:tcW w:type="dxa" w:w="2769"/>
             <w:tcBorders>
               <w:top w:val="single" w:sz="4" w:color="E5E7EB"/>
               <w:left w:val="single" w:sz="4" w:color="E5E7EB"/>
@@ -10951,7 +12817,7 @@
       <w:tr>
         <w:tc>
           <w:tcPr>
-            <w:tcW w:type="dxa" w:w="3023"/>
+            <w:tcW w:type="dxa" w:w="2768"/>
             <w:tcBorders>
               <w:top w:val="single" w:sz="4" w:color="E5E7EB"/>
               <w:left w:val="single" w:sz="4" w:color="E5E7EB"/>
@@ -10976,7 +12842,7 @@
         </w:tc>
         <w:tc>
           <w:tcPr>
-            <w:tcW w:type="dxa" w:w="3023"/>
+            <w:tcW w:type="dxa" w:w="2768"/>
             <w:tcBorders>
               <w:top w:val="single" w:sz="4" w:color="E5E7EB"/>
               <w:left w:val="single" w:sz="4" w:color="E5E7EB"/>
@@ -11015,7 +12881,7 @@
         </w:tc>
         <w:tc>
           <w:tcPr>
-            <w:tcW w:type="dxa" w:w="3024"/>
+            <w:tcW w:type="dxa" w:w="2769"/>
             <w:tcBorders>
               <w:top w:val="single" w:sz="4" w:color="E5E7EB"/>
               <w:left w:val="single" w:sz="4" w:color="E5E7EB"/>
@@ -11042,7 +12908,7 @@
       <w:tr>
         <w:tc>
           <w:tcPr>
-            <w:tcW w:type="dxa" w:w="3023"/>
+            <w:tcW w:type="dxa" w:w="2768"/>
             <w:tcBorders>
               <w:top w:val="single" w:sz="4" w:color="E5E7EB"/>
               <w:left w:val="single" w:sz="4" w:color="E5E7EB"/>
@@ -11067,7 +12933,7 @@
         </w:tc>
         <w:tc>
           <w:tcPr>
-            <w:tcW w:type="dxa" w:w="3023"/>
+            <w:tcW w:type="dxa" w:w="2768"/>
             <w:tcBorders>
               <w:top w:val="single" w:sz="4" w:color="E5E7EB"/>
               <w:left w:val="single" w:sz="4" w:color="E5E7EB"/>
@@ -11092,7 +12958,7 @@
         </w:tc>
         <w:tc>
           <w:tcPr>
-            <w:tcW w:type="dxa" w:w="3024"/>
+            <w:tcW w:type="dxa" w:w="2769"/>
             <w:tcBorders>
               <w:top w:val="single" w:sz="4" w:color="E5E7EB"/>
               <w:left w:val="single" w:sz="4" w:color="E5E7EB"/>
@@ -11119,7 +12985,7 @@
       <w:tr>
         <w:tc>
           <w:tcPr>
-            <w:tcW w:type="dxa" w:w="3023"/>
+            <w:tcW w:type="dxa" w:w="2768"/>
             <w:tcBorders>
               <w:top w:val="single" w:sz="4" w:color="E5E7EB"/>
               <w:left w:val="single" w:sz="4" w:color="E5E7EB"/>
@@ -11144,7 +13010,7 @@
         </w:tc>
         <w:tc>
           <w:tcPr>
-            <w:tcW w:type="dxa" w:w="3023"/>
+            <w:tcW w:type="dxa" w:w="2768"/>
             <w:tcBorders>
               <w:top w:val="single" w:sz="4" w:color="E5E7EB"/>
               <w:left w:val="single" w:sz="4" w:color="E5E7EB"/>
@@ -11169,7 +13035,7 @@
         </w:tc>
         <w:tc>
           <w:tcPr>
-            <w:tcW w:type="dxa" w:w="3024"/>
+            <w:tcW w:type="dxa" w:w="2769"/>
             <w:tcBorders>
               <w:top w:val="single" w:sz="4" w:color="E5E7EB"/>
               <w:left w:val="single" w:sz="4" w:color="E5E7EB"/>
@@ -11235,32 +13101,48 @@
     <w:p>
       <w:pPr>
         <w:pStyle w:val="BlockText"/>
+        <w:spacing w:line="360" w:lineRule="auto"/>
       </w:pPr>
       <w:r>
         <w:rPr>
-          <w:rFonts w:hint="eastAsia"/>
+          <w:rFonts w:hint="eastAsia" w:ascii="Times New Roman" w:hAnsi="Times New Roman" w:eastAsia="宋体"/>
+          <w:sz w:val="24"/>
         </w:rPr>
         <w:t xml:space="preserve">硬件相关参数（FFT</w:t>
       </w:r>
       <w:r>
+        <w:rPr>
+          <w:rFonts w:ascii="Times New Roman" w:hAnsi="Times New Roman" w:eastAsia="宋体"/>
+          <w:sz w:val="24"/>
+        </w:rPr>
         <w:t xml:space="preserve"> </w:t>
       </w:r>
       <w:r>
         <w:rPr>
-          <w:rFonts w:hint="eastAsia"/>
+          <w:rFonts w:hint="eastAsia" w:ascii="Times New Roman" w:hAnsi="Times New Roman" w:eastAsia="宋体"/>
+          <w:sz w:val="24"/>
         </w:rPr>
         <w:t xml:space="preserve">窗口大小、采样率、ADC</w:t>
       </w:r>
       <w:r>
+        <w:rPr>
+          <w:rFonts w:ascii="Times New Roman" w:hAnsi="Times New Roman" w:eastAsia="宋体"/>
+          <w:sz w:val="24"/>
+        </w:rPr>
         <w:t xml:space="preserve"> </w:t>
       </w:r>
       <w:r>
         <w:rPr>
-          <w:rFonts w:hint="eastAsia"/>
+          <w:rFonts w:hint="eastAsia" w:ascii="Times New Roman" w:hAnsi="Times New Roman" w:eastAsia="宋体"/>
+          <w:sz w:val="24"/>
         </w:rPr>
         <w:t xml:space="preserve">规格）见</w:t>
       </w:r>
       <w:r>
+        <w:rPr>
+          <w:rFonts w:ascii="Times New Roman" w:hAnsi="Times New Roman" w:eastAsia="宋体"/>
+          <w:sz w:val="24"/>
+        </w:rPr>
         <w:t xml:space="preserve"> </w:t>
       </w:r>
       <w:hyperlink r:id="rId11">
@@ -11273,21 +13155,25 @@
         </w:r>
       </w:hyperlink>
       <w:r>
+        <w:rPr>
+          <w:rFonts w:ascii="Times New Roman" w:hAnsi="Times New Roman" w:eastAsia="宋体"/>
+          <w:sz w:val="24"/>
+        </w:rPr>
         <w:t xml:space="preserve">。</w:t>
       </w:r>
     </w:p>
     <w:tbl>
       <w:tblPr>
         <w:tblStyle w:val="Table"/>
-        <w:tblW w:type="dxa" w:w="9070"/>
+        <w:tblW w:type="dxa" w:w="8305"/>
         <w:jc w:val="center"/>
         <w:tblLayout w:type="fixed"/>
         <w:tblLook w:firstRow="1" w:lastRow="0" w:firstColumn="0" w:lastColumn="0" w:noHBand="0" w:noVBand="0" w:val="0020"/>
       </w:tblPr>
       <w:tblGrid>
-        <w:gridCol w:w="3023"/>
-        <w:gridCol w:w="3023"/>
-        <w:gridCol w:w="3024"/>
+        <w:gridCol w:w="2768"/>
+        <w:gridCol w:w="2768"/>
+        <w:gridCol w:w="2769"/>
       </w:tblGrid>
       <w:tr>
         <w:trPr>
@@ -11296,7 +13182,7 @@
         <w:tc>
           <w:tcPr>
             <w:shd w:val="clear" w:color="auto" w:fill="2E5A9C"/>
-            <w:tcW w:type="dxa" w:w="3023"/>
+            <w:tcW w:type="dxa" w:w="2768"/>
             <w:tcBorders>
               <w:top w:val="single" w:sz="8" w:color="2E5A9C"/>
               <w:left w:val="single" w:sz="8" w:color="2E5A9C"/>
@@ -11324,7 +13210,7 @@
         <w:tc>
           <w:tcPr>
             <w:shd w:val="clear" w:color="auto" w:fill="2E5A9C"/>
-            <w:tcW w:type="dxa" w:w="3023"/>
+            <w:tcW w:type="dxa" w:w="2768"/>
             <w:tcBorders>
               <w:top w:val="single" w:sz="8" w:color="2E5A9C"/>
               <w:left w:val="single" w:sz="8" w:color="2E5A9C"/>
@@ -11352,7 +13238,7 @@
         <w:tc>
           <w:tcPr>
             <w:shd w:val="clear" w:color="auto" w:fill="2E5A9C"/>
-            <w:tcW w:type="dxa" w:w="3024"/>
+            <w:tcW w:type="dxa" w:w="2769"/>
             <w:tcBorders>
               <w:top w:val="single" w:sz="8" w:color="2E5A9C"/>
               <w:left w:val="single" w:sz="8" w:color="2E5A9C"/>
@@ -11381,7 +13267,7 @@
       <w:tr>
         <w:tc>
           <w:tcPr>
-            <w:tcW w:type="dxa" w:w="3023"/>
+            <w:tcW w:type="dxa" w:w="2768"/>
             <w:tcBorders>
               <w:top w:val="single" w:sz="4" w:color="E5E7EB"/>
               <w:left w:val="single" w:sz="4" w:color="E5E7EB"/>
@@ -11413,7 +13299,7 @@
         </w:tc>
         <w:tc>
           <w:tcPr>
-            <w:tcW w:type="dxa" w:w="3023"/>
+            <w:tcW w:type="dxa" w:w="2768"/>
             <w:tcBorders>
               <w:top w:val="single" w:sz="4" w:color="E5E7EB"/>
               <w:left w:val="single" w:sz="4" w:color="E5E7EB"/>
@@ -11445,7 +13331,7 @@
         </w:tc>
         <w:tc>
           <w:tcPr>
-            <w:tcW w:type="dxa" w:w="3024"/>
+            <w:tcW w:type="dxa" w:w="2769"/>
             <w:tcBorders>
               <w:top w:val="single" w:sz="4" w:color="E5E7EB"/>
               <w:left w:val="single" w:sz="4" w:color="E5E7EB"/>
@@ -11472,7 +13358,7 @@
       <w:tr>
         <w:tc>
           <w:tcPr>
-            <w:tcW w:type="dxa" w:w="3023"/>
+            <w:tcW w:type="dxa" w:w="2768"/>
             <w:tcBorders>
               <w:top w:val="single" w:sz="4" w:color="E5E7EB"/>
               <w:left w:val="single" w:sz="4" w:color="E5E7EB"/>
@@ -11497,7 +13383,7 @@
         </w:tc>
         <w:tc>
           <w:tcPr>
-            <w:tcW w:type="dxa" w:w="3023"/>
+            <w:tcW w:type="dxa" w:w="2768"/>
             <w:tcBorders>
               <w:top w:val="single" w:sz="4" w:color="E5E7EB"/>
               <w:left w:val="single" w:sz="4" w:color="E5E7EB"/>
@@ -11522,7 +13408,7 @@
         </w:tc>
         <w:tc>
           <w:tcPr>
-            <w:tcW w:type="dxa" w:w="3024"/>
+            <w:tcW w:type="dxa" w:w="2769"/>
             <w:tcBorders>
               <w:top w:val="single" w:sz="4" w:color="E5E7EB"/>
               <w:left w:val="single" w:sz="4" w:color="E5E7EB"/>
@@ -11549,7 +13435,7 @@
       <w:tr>
         <w:tc>
           <w:tcPr>
-            <w:tcW w:type="dxa" w:w="3023"/>
+            <w:tcW w:type="dxa" w:w="2768"/>
             <w:tcBorders>
               <w:top w:val="single" w:sz="4" w:color="E5E7EB"/>
               <w:left w:val="single" w:sz="4" w:color="E5E7EB"/>
@@ -11574,7 +13460,7 @@
         </w:tc>
         <w:tc>
           <w:tcPr>
-            <w:tcW w:type="dxa" w:w="3023"/>
+            <w:tcW w:type="dxa" w:w="2768"/>
             <w:tcBorders>
               <w:top w:val="single" w:sz="4" w:color="E5E7EB"/>
               <w:left w:val="single" w:sz="4" w:color="E5E7EB"/>
@@ -11613,7 +13499,7 @@
         </w:tc>
         <w:tc>
           <w:tcPr>
-            <w:tcW w:type="dxa" w:w="3024"/>
+            <w:tcW w:type="dxa" w:w="2769"/>
             <w:tcBorders>
               <w:top w:val="single" w:sz="4" w:color="E5E7EB"/>
               <w:left w:val="single" w:sz="4" w:color="E5E7EB"/>
@@ -11640,7 +13526,7 @@
       <w:tr>
         <w:tc>
           <w:tcPr>
-            <w:tcW w:type="dxa" w:w="3023"/>
+            <w:tcW w:type="dxa" w:w="2768"/>
             <w:tcBorders>
               <w:top w:val="single" w:sz="4" w:color="E5E7EB"/>
               <w:left w:val="single" w:sz="4" w:color="E5E7EB"/>
@@ -11665,7 +13551,7 @@
         </w:tc>
         <w:tc>
           <w:tcPr>
-            <w:tcW w:type="dxa" w:w="3023"/>
+            <w:tcW w:type="dxa" w:w="2768"/>
             <w:tcBorders>
               <w:top w:val="single" w:sz="4" w:color="E5E7EB"/>
               <w:left w:val="single" w:sz="4" w:color="E5E7EB"/>
@@ -11704,7 +13590,7 @@
         </w:tc>
         <w:tc>
           <w:tcPr>
-            <w:tcW w:type="dxa" w:w="3024"/>
+            <w:tcW w:type="dxa" w:w="2769"/>
             <w:tcBorders>
               <w:top w:val="single" w:sz="4" w:color="E5E7EB"/>
               <w:left w:val="single" w:sz="4" w:color="E5E7EB"/>
@@ -11731,7 +13617,7 @@
       <w:tr>
         <w:tc>
           <w:tcPr>
-            <w:tcW w:type="dxa" w:w="3023"/>
+            <w:tcW w:type="dxa" w:w="2768"/>
             <w:tcBorders>
               <w:top w:val="single" w:sz="4" w:color="E5E7EB"/>
               <w:left w:val="single" w:sz="4" w:color="E5E7EB"/>
@@ -11763,7 +13649,7 @@
         </w:tc>
         <w:tc>
           <w:tcPr>
-            <w:tcW w:type="dxa" w:w="3023"/>
+            <w:tcW w:type="dxa" w:w="2768"/>
             <w:tcBorders>
               <w:top w:val="single" w:sz="4" w:color="E5E7EB"/>
               <w:left w:val="single" w:sz="4" w:color="E5E7EB"/>
@@ -11788,7 +13674,7 @@
         </w:tc>
         <w:tc>
           <w:tcPr>
-            <w:tcW w:type="dxa" w:w="3024"/>
+            <w:tcW w:type="dxa" w:w="2769"/>
             <w:tcBorders>
               <w:top w:val="single" w:sz="4" w:color="E5E7EB"/>
               <w:left w:val="single" w:sz="4" w:color="E5E7EB"/>
@@ -11815,7 +13701,7 @@
       <w:tr>
         <w:tc>
           <w:tcPr>
-            <w:tcW w:type="dxa" w:w="3023"/>
+            <w:tcW w:type="dxa" w:w="2768"/>
             <w:tcBorders>
               <w:top w:val="single" w:sz="4" w:color="E5E7EB"/>
               <w:left w:val="single" w:sz="4" w:color="E5E7EB"/>
@@ -11847,7 +13733,7 @@
         </w:tc>
         <w:tc>
           <w:tcPr>
-            <w:tcW w:type="dxa" w:w="3023"/>
+            <w:tcW w:type="dxa" w:w="2768"/>
             <w:tcBorders>
               <w:top w:val="single" w:sz="4" w:color="E5E7EB"/>
               <w:left w:val="single" w:sz="4" w:color="E5E7EB"/>
@@ -11872,7 +13758,7 @@
         </w:tc>
         <w:tc>
           <w:tcPr>
-            <w:tcW w:type="dxa" w:w="3024"/>
+            <w:tcW w:type="dxa" w:w="2769"/>
             <w:tcBorders>
               <w:top w:val="single" w:sz="4" w:color="E5E7EB"/>
               <w:left w:val="single" w:sz="4" w:color="E5E7EB"/>
@@ -11899,7 +13785,7 @@
       <w:tr>
         <w:tc>
           <w:tcPr>
-            <w:tcW w:type="dxa" w:w="3023"/>
+            <w:tcW w:type="dxa" w:w="2768"/>
             <w:tcBorders>
               <w:top w:val="single" w:sz="4" w:color="E5E7EB"/>
               <w:left w:val="single" w:sz="4" w:color="E5E7EB"/>
@@ -11931,7 +13817,7 @@
         </w:tc>
         <w:tc>
           <w:tcPr>
-            <w:tcW w:type="dxa" w:w="3023"/>
+            <w:tcW w:type="dxa" w:w="2768"/>
             <w:tcBorders>
               <w:top w:val="single" w:sz="4" w:color="E5E7EB"/>
               <w:left w:val="single" w:sz="4" w:color="E5E7EB"/>
@@ -11963,7 +13849,7 @@
         </w:tc>
         <w:tc>
           <w:tcPr>
-            <w:tcW w:type="dxa" w:w="3024"/>
+            <w:tcW w:type="dxa" w:w="2769"/>
             <w:tcBorders>
               <w:top w:val="single" w:sz="4" w:color="E5E7EB"/>
               <w:left w:val="single" w:sz="4" w:color="E5E7EB"/>
@@ -11990,7 +13876,7 @@
       <w:tr>
         <w:tc>
           <w:tcPr>
-            <w:tcW w:type="dxa" w:w="3023"/>
+            <w:tcW w:type="dxa" w:w="2768"/>
             <w:tcBorders>
               <w:top w:val="single" w:sz="4" w:color="E5E7EB"/>
               <w:left w:val="single" w:sz="4" w:color="E5E7EB"/>
@@ -12022,7 +13908,7 @@
         </w:tc>
         <w:tc>
           <w:tcPr>
-            <w:tcW w:type="dxa" w:w="3023"/>
+            <w:tcW w:type="dxa" w:w="2768"/>
             <w:tcBorders>
               <w:top w:val="single" w:sz="4" w:color="E5E7EB"/>
               <w:left w:val="single" w:sz="4" w:color="E5E7EB"/>
@@ -12047,7 +13933,7 @@
         </w:tc>
         <w:tc>
           <w:tcPr>
-            <w:tcW w:type="dxa" w:w="3024"/>
+            <w:tcW w:type="dxa" w:w="2769"/>
             <w:tcBorders>
               <w:top w:val="single" w:sz="4" w:color="E5E7EB"/>
               <w:left w:val="single" w:sz="4" w:color="E5E7EB"/>
@@ -12074,7 +13960,7 @@
       <w:tr>
         <w:tc>
           <w:tcPr>
-            <w:tcW w:type="dxa" w:w="3023"/>
+            <w:tcW w:type="dxa" w:w="2768"/>
             <w:tcBorders>
               <w:top w:val="single" w:sz="4" w:color="E5E7EB"/>
               <w:left w:val="single" w:sz="4" w:color="E5E7EB"/>
@@ -12106,7 +13992,7 @@
         </w:tc>
         <w:tc>
           <w:tcPr>
-            <w:tcW w:type="dxa" w:w="3023"/>
+            <w:tcW w:type="dxa" w:w="2768"/>
             <w:tcBorders>
               <w:top w:val="single" w:sz="4" w:color="E5E7EB"/>
               <w:left w:val="single" w:sz="4" w:color="E5E7EB"/>
@@ -12131,7 +14017,7 @@
         </w:tc>
         <w:tc>
           <w:tcPr>
-            <w:tcW w:type="dxa" w:w="3024"/>
+            <w:tcW w:type="dxa" w:w="2769"/>
             <w:tcBorders>
               <w:top w:val="single" w:sz="4" w:color="E5E7EB"/>
               <w:left w:val="single" w:sz="4" w:color="E5E7EB"/>
@@ -12158,7 +14044,7 @@
       <w:tr>
         <w:tc>
           <w:tcPr>
-            <w:tcW w:type="dxa" w:w="3023"/>
+            <w:tcW w:type="dxa" w:w="2768"/>
             <w:tcBorders>
               <w:top w:val="single" w:sz="4" w:color="E5E7EB"/>
               <w:left w:val="single" w:sz="4" w:color="E5E7EB"/>
@@ -12183,7 +14069,7 @@
         </w:tc>
         <w:tc>
           <w:tcPr>
-            <w:tcW w:type="dxa" w:w="3023"/>
+            <w:tcW w:type="dxa" w:w="2768"/>
             <w:tcBorders>
               <w:top w:val="single" w:sz="4" w:color="E5E7EB"/>
               <w:left w:val="single" w:sz="4" w:color="E5E7EB"/>
@@ -12208,7 +14094,7 @@
         </w:tc>
         <w:tc>
           <w:tcPr>
-            <w:tcW w:type="dxa" w:w="3024"/>
+            <w:tcW w:type="dxa" w:w="2769"/>
             <w:tcBorders>
               <w:top w:val="single" w:sz="4" w:color="E5E7EB"/>
               <w:left w:val="single" w:sz="4" w:color="E5E7EB"/>
@@ -12235,7 +14121,7 @@
       <w:tr>
         <w:tc>
           <w:tcPr>
-            <w:tcW w:type="dxa" w:w="3023"/>
+            <w:tcW w:type="dxa" w:w="2768"/>
             <w:tcBorders>
               <w:top w:val="single" w:sz="4" w:color="E5E7EB"/>
               <w:left w:val="single" w:sz="4" w:color="E5E7EB"/>
@@ -12274,7 +14160,7 @@
         </w:tc>
         <w:tc>
           <w:tcPr>
-            <w:tcW w:type="dxa" w:w="3023"/>
+            <w:tcW w:type="dxa" w:w="2768"/>
             <w:tcBorders>
               <w:top w:val="single" w:sz="4" w:color="E5E7EB"/>
               <w:left w:val="single" w:sz="4" w:color="E5E7EB"/>
@@ -12299,7 +14185,7 @@
         </w:tc>
         <w:tc>
           <w:tcPr>
-            <w:tcW w:type="dxa" w:w="3024"/>
+            <w:tcW w:type="dxa" w:w="2769"/>
             <w:tcBorders>
               <w:top w:val="single" w:sz="4" w:color="E5E7EB"/>
               <w:left w:val="single" w:sz="4" w:color="E5E7EB"/>
@@ -12326,7 +14212,7 @@
       <w:tr>
         <w:tc>
           <w:tcPr>
-            <w:tcW w:type="dxa" w:w="3023"/>
+            <w:tcW w:type="dxa" w:w="2768"/>
             <w:tcBorders>
               <w:top w:val="single" w:sz="4" w:color="E5E7EB"/>
               <w:left w:val="single" w:sz="4" w:color="E5E7EB"/>
@@ -12351,7 +14237,7 @@
         </w:tc>
         <w:tc>
           <w:tcPr>
-            <w:tcW w:type="dxa" w:w="3023"/>
+            <w:tcW w:type="dxa" w:w="2768"/>
             <w:tcBorders>
               <w:top w:val="single" w:sz="4" w:color="E5E7EB"/>
               <w:left w:val="single" w:sz="4" w:color="E5E7EB"/>
@@ -12376,7 +14262,7 @@
         </w:tc>
         <w:tc>
           <w:tcPr>
-            <w:tcW w:type="dxa" w:w="3024"/>
+            <w:tcW w:type="dxa" w:w="2769"/>
             <w:tcBorders>
               <w:top w:val="single" w:sz="4" w:color="E5E7EB"/>
               <w:left w:val="single" w:sz="4" w:color="E5E7EB"/>
@@ -12403,7 +14289,7 @@
       <w:tr>
         <w:tc>
           <w:tcPr>
-            <w:tcW w:type="dxa" w:w="3023"/>
+            <w:tcW w:type="dxa" w:w="2768"/>
             <w:tcBorders>
               <w:top w:val="single" w:sz="4" w:color="E5E7EB"/>
               <w:left w:val="single" w:sz="4" w:color="E5E7EB"/>
@@ -12428,7 +14314,7 @@
         </w:tc>
         <w:tc>
           <w:tcPr>
-            <w:tcW w:type="dxa" w:w="3023"/>
+            <w:tcW w:type="dxa" w:w="2768"/>
             <w:tcBorders>
               <w:top w:val="single" w:sz="4" w:color="E5E7EB"/>
               <w:left w:val="single" w:sz="4" w:color="E5E7EB"/>
@@ -12453,7 +14339,7 @@
         </w:tc>
         <w:tc>
           <w:tcPr>
-            <w:tcW w:type="dxa" w:w="3024"/>
+            <w:tcW w:type="dxa" w:w="2769"/>
             <w:tcBorders>
               <w:top w:val="single" w:sz="4" w:color="E5E7EB"/>
               <w:left w:val="single" w:sz="4" w:color="E5E7EB"/>
@@ -12480,7 +14366,7 @@
       <w:tr>
         <w:tc>
           <w:tcPr>
-            <w:tcW w:type="dxa" w:w="3023"/>
+            <w:tcW w:type="dxa" w:w="2768"/>
             <w:tcBorders>
               <w:top w:val="single" w:sz="4" w:color="E5E7EB"/>
               <w:left w:val="single" w:sz="4" w:color="E5E7EB"/>
@@ -12505,7 +14391,7 @@
         </w:tc>
         <w:tc>
           <w:tcPr>
-            <w:tcW w:type="dxa" w:w="3023"/>
+            <w:tcW w:type="dxa" w:w="2768"/>
             <w:tcBorders>
               <w:top w:val="single" w:sz="4" w:color="E5E7EB"/>
               <w:left w:val="single" w:sz="4" w:color="E5E7EB"/>
@@ -12530,7 +14416,7 @@
         </w:tc>
         <w:tc>
           <w:tcPr>
-            <w:tcW w:type="dxa" w:w="3024"/>
+            <w:tcW w:type="dxa" w:w="2769"/>
             <w:tcBorders>
               <w:top w:val="single" w:sz="4" w:color="E5E7EB"/>
               <w:left w:val="single" w:sz="4" w:color="E5E7EB"/>
@@ -12557,7 +14443,7 @@
       <w:tr>
         <w:tc>
           <w:tcPr>
-            <w:tcW w:type="dxa" w:w="3023"/>
+            <w:tcW w:type="dxa" w:w="2768"/>
             <w:tcBorders>
               <w:top w:val="single" w:sz="4" w:color="E5E7EB"/>
               <w:left w:val="single" w:sz="4" w:color="E5E7EB"/>
@@ -12582,7 +14468,7 @@
         </w:tc>
         <w:tc>
           <w:tcPr>
-            <w:tcW w:type="dxa" w:w="3023"/>
+            <w:tcW w:type="dxa" w:w="2768"/>
             <w:tcBorders>
               <w:top w:val="single" w:sz="4" w:color="E5E7EB"/>
               <w:left w:val="single" w:sz="4" w:color="E5E7EB"/>
@@ -12607,7 +14493,7 @@
         </w:tc>
         <w:tc>
           <w:tcPr>
-            <w:tcW w:type="dxa" w:w="3024"/>
+            <w:tcW w:type="dxa" w:w="2769"/>
             <w:tcBorders>
               <w:top w:val="single" w:sz="4" w:color="E5E7EB"/>
               <w:left w:val="single" w:sz="4" w:color="E5E7EB"/>
@@ -12634,7 +14520,7 @@
       <w:tr>
         <w:tc>
           <w:tcPr>
-            <w:tcW w:type="dxa" w:w="3023"/>
+            <w:tcW w:type="dxa" w:w="2768"/>
             <w:tcBorders>
               <w:top w:val="single" w:sz="4" w:color="E5E7EB"/>
               <w:left w:val="single" w:sz="4" w:color="E5E7EB"/>
@@ -12659,7 +14545,7 @@
         </w:tc>
         <w:tc>
           <w:tcPr>
-            <w:tcW w:type="dxa" w:w="3023"/>
+            <w:tcW w:type="dxa" w:w="2768"/>
             <w:tcBorders>
               <w:top w:val="single" w:sz="4" w:color="E5E7EB"/>
               <w:left w:val="single" w:sz="4" w:color="E5E7EB"/>
@@ -12684,7 +14570,7 @@
         </w:tc>
         <w:tc>
           <w:tcPr>
-            <w:tcW w:type="dxa" w:w="3024"/>
+            <w:tcW w:type="dxa" w:w="2769"/>
             <w:tcBorders>
               <w:top w:val="single" w:sz="4" w:color="E5E7EB"/>
               <w:left w:val="single" w:sz="4" w:color="E5E7EB"/>
@@ -12711,7 +14597,7 @@
       <w:tr>
         <w:tc>
           <w:tcPr>
-            <w:tcW w:type="dxa" w:w="3023"/>
+            <w:tcW w:type="dxa" w:w="2768"/>
             <w:tcBorders>
               <w:top w:val="single" w:sz="4" w:color="E5E7EB"/>
               <w:left w:val="single" w:sz="4" w:color="E5E7EB"/>
@@ -12736,7 +14622,7 @@
         </w:tc>
         <w:tc>
           <w:tcPr>
-            <w:tcW w:type="dxa" w:w="3023"/>
+            <w:tcW w:type="dxa" w:w="2768"/>
             <w:tcBorders>
               <w:top w:val="single" w:sz="4" w:color="E5E7EB"/>
               <w:left w:val="single" w:sz="4" w:color="E5E7EB"/>
@@ -12761,7 +14647,7 @@
         </w:tc>
         <w:tc>
           <w:tcPr>
-            <w:tcW w:type="dxa" w:w="3024"/>
+            <w:tcW w:type="dxa" w:w="2769"/>
             <w:tcBorders>
               <w:top w:val="single" w:sz="4" w:color="E5E7EB"/>
               <w:left w:val="single" w:sz="4" w:color="E5E7EB"/>
@@ -12835,15 +14721,15 @@
     <w:tbl>
       <w:tblPr>
         <w:tblStyle w:val="Table"/>
-        <w:tblW w:type="dxa" w:w="9070"/>
+        <w:tblW w:type="dxa" w:w="8305"/>
         <w:jc w:val="center"/>
         <w:tblLayout w:type="fixed"/>
         <w:tblLook w:firstRow="1" w:lastRow="0" w:firstColumn="0" w:lastColumn="0" w:noHBand="0" w:noVBand="0" w:val="0020"/>
       </w:tblPr>
       <w:tblGrid>
-        <w:gridCol w:w="3023"/>
-        <w:gridCol w:w="3023"/>
-        <w:gridCol w:w="3024"/>
+        <w:gridCol w:w="2768"/>
+        <w:gridCol w:w="2768"/>
+        <w:gridCol w:w="2769"/>
       </w:tblGrid>
       <w:tr>
         <w:trPr>
@@ -12852,7 +14738,7 @@
         <w:tc>
           <w:tcPr>
             <w:shd w:val="clear" w:color="auto" w:fill="2E5A9C"/>
-            <w:tcW w:type="dxa" w:w="3023"/>
+            <w:tcW w:type="dxa" w:w="2768"/>
             <w:tcBorders>
               <w:top w:val="single" w:sz="8" w:color="2E5A9C"/>
               <w:left w:val="single" w:sz="8" w:color="2E5A9C"/>
@@ -12880,7 +14766,7 @@
         <w:tc>
           <w:tcPr>
             <w:shd w:val="clear" w:color="auto" w:fill="2E5A9C"/>
-            <w:tcW w:type="dxa" w:w="3023"/>
+            <w:tcW w:type="dxa" w:w="2768"/>
             <w:tcBorders>
               <w:top w:val="single" w:sz="8" w:color="2E5A9C"/>
               <w:left w:val="single" w:sz="8" w:color="2E5A9C"/>
@@ -12908,7 +14794,7 @@
         <w:tc>
           <w:tcPr>
             <w:shd w:val="clear" w:color="auto" w:fill="2E5A9C"/>
-            <w:tcW w:type="dxa" w:w="3024"/>
+            <w:tcW w:type="dxa" w:w="2769"/>
             <w:tcBorders>
               <w:top w:val="single" w:sz="8" w:color="2E5A9C"/>
               <w:left w:val="single" w:sz="8" w:color="2E5A9C"/>
@@ -12937,7 +14823,7 @@
       <w:tr>
         <w:tc>
           <w:tcPr>
-            <w:tcW w:type="dxa" w:w="3023"/>
+            <w:tcW w:type="dxa" w:w="2768"/>
             <w:tcBorders>
               <w:top w:val="single" w:sz="4" w:color="E5E7EB"/>
               <w:left w:val="single" w:sz="4" w:color="E5E7EB"/>
@@ -12962,7 +14848,7 @@
         </w:tc>
         <w:tc>
           <w:tcPr>
-            <w:tcW w:type="dxa" w:w="3023"/>
+            <w:tcW w:type="dxa" w:w="2768"/>
             <w:tcBorders>
               <w:top w:val="single" w:sz="4" w:color="E5E7EB"/>
               <w:left w:val="single" w:sz="4" w:color="E5E7EB"/>
@@ -13008,7 +14894,7 @@
         </w:tc>
         <w:tc>
           <w:tcPr>
-            <w:tcW w:type="dxa" w:w="3024"/>
+            <w:tcW w:type="dxa" w:w="2769"/>
             <w:tcBorders>
               <w:top w:val="single" w:sz="4" w:color="E5E7EB"/>
               <w:left w:val="single" w:sz="4" w:color="E5E7EB"/>
@@ -13035,7 +14921,7 @@
       <w:tr>
         <w:tc>
           <w:tcPr>
-            <w:tcW w:type="dxa" w:w="3023"/>
+            <w:tcW w:type="dxa" w:w="2768"/>
             <w:tcBorders>
               <w:top w:val="single" w:sz="4" w:color="E5E7EB"/>
               <w:left w:val="single" w:sz="4" w:color="E5E7EB"/>
@@ -13067,7 +14953,7 @@
         </w:tc>
         <w:tc>
           <w:tcPr>
-            <w:tcW w:type="dxa" w:w="3023"/>
+            <w:tcW w:type="dxa" w:w="2768"/>
             <w:tcBorders>
               <w:top w:val="single" w:sz="4" w:color="E5E7EB"/>
               <w:left w:val="single" w:sz="4" w:color="E5E7EB"/>
@@ -13120,7 +15006,7 @@
         </w:tc>
         <w:tc>
           <w:tcPr>
-            <w:tcW w:type="dxa" w:w="3024"/>
+            <w:tcW w:type="dxa" w:w="2769"/>
             <w:tcBorders>
               <w:top w:val="single" w:sz="4" w:color="E5E7EB"/>
               <w:left w:val="single" w:sz="4" w:color="E5E7EB"/>
@@ -13147,7 +15033,7 @@
       <w:tr>
         <w:tc>
           <w:tcPr>
-            <w:tcW w:type="dxa" w:w="3023"/>
+            <w:tcW w:type="dxa" w:w="2768"/>
             <w:tcBorders>
               <w:top w:val="single" w:sz="4" w:color="E5E7EB"/>
               <w:left w:val="single" w:sz="4" w:color="E5E7EB"/>
@@ -13172,7 +15058,7 @@
         </w:tc>
         <w:tc>
           <w:tcPr>
-            <w:tcW w:type="dxa" w:w="3023"/>
+            <w:tcW w:type="dxa" w:w="2768"/>
             <w:tcBorders>
               <w:top w:val="single" w:sz="4" w:color="E5E7EB"/>
               <w:left w:val="single" w:sz="4" w:color="E5E7EB"/>
@@ -13197,7 +15083,7 @@
         </w:tc>
         <w:tc>
           <w:tcPr>
-            <w:tcW w:type="dxa" w:w="3024"/>
+            <w:tcW w:type="dxa" w:w="2769"/>
             <w:tcBorders>
               <w:top w:val="single" w:sz="4" w:color="E5E7EB"/>
               <w:left w:val="single" w:sz="4" w:color="E5E7EB"/>
@@ -13274,7 +15160,7 @@
       <w:tr>
         <w:tc>
           <w:tcPr>
-            <w:tcW w:type="dxa" w:w="3023"/>
+            <w:tcW w:type="dxa" w:w="2768"/>
             <w:tcBorders>
               <w:top w:val="single" w:sz="4" w:color="E5E7EB"/>
               <w:left w:val="single" w:sz="4" w:color="E5E7EB"/>
@@ -13299,7 +15185,7 @@
         </w:tc>
         <w:tc>
           <w:tcPr>
-            <w:tcW w:type="dxa" w:w="3023"/>
+            <w:tcW w:type="dxa" w:w="2768"/>
             <w:tcBorders>
               <w:top w:val="single" w:sz="4" w:color="E5E7EB"/>
               <w:left w:val="single" w:sz="4" w:color="E5E7EB"/>
@@ -13345,7 +15231,7 @@
         </w:tc>
         <w:tc>
           <w:tcPr>
-            <w:tcW w:type="dxa" w:w="3024"/>
+            <w:tcW w:type="dxa" w:w="2769"/>
             <w:tcBorders>
               <w:top w:val="single" w:sz="4" w:color="E5E7EB"/>
               <w:left w:val="single" w:sz="4" w:color="E5E7EB"/>
@@ -13394,7 +15280,7 @@
       <w:tr>
         <w:tc>
           <w:tcPr>
-            <w:tcW w:type="dxa" w:w="3023"/>
+            <w:tcW w:type="dxa" w:w="2768"/>
             <w:tcBorders>
               <w:top w:val="single" w:sz="4" w:color="E5E7EB"/>
               <w:left w:val="single" w:sz="4" w:color="E5E7EB"/>
@@ -13426,7 +15312,7 @@
         </w:tc>
         <w:tc>
           <w:tcPr>
-            <w:tcW w:type="dxa" w:w="3023"/>
+            <w:tcW w:type="dxa" w:w="2768"/>
             <w:tcBorders>
               <w:top w:val="single" w:sz="4" w:color="E5E7EB"/>
               <w:left w:val="single" w:sz="4" w:color="E5E7EB"/>
@@ -13458,7 +15344,7 @@
         </w:tc>
         <w:tc>
           <w:tcPr>
-            <w:tcW w:type="dxa" w:w="3024"/>
+            <w:tcW w:type="dxa" w:w="2769"/>
             <w:tcBorders>
               <w:top w:val="single" w:sz="4" w:color="E5E7EB"/>
               <w:left w:val="single" w:sz="4" w:color="E5E7EB"/>
@@ -13485,7 +15371,7 @@
       <w:tr>
         <w:tc>
           <w:tcPr>
-            <w:tcW w:type="dxa" w:w="3023"/>
+            <w:tcW w:type="dxa" w:w="2768"/>
             <w:tcBorders>
               <w:top w:val="single" w:sz="4" w:color="E5E7EB"/>
               <w:left w:val="single" w:sz="4" w:color="E5E7EB"/>
@@ -13510,7 +15396,7 @@
         </w:tc>
         <w:tc>
           <w:tcPr>
-            <w:tcW w:type="dxa" w:w="3023"/>
+            <w:tcW w:type="dxa" w:w="2768"/>
             <w:tcBorders>
               <w:top w:val="single" w:sz="4" w:color="E5E7EB"/>
               <w:left w:val="single" w:sz="4" w:color="E5E7EB"/>
@@ -13535,7 +15421,7 @@
         </w:tc>
         <w:tc>
           <w:tcPr>
-            <w:tcW w:type="dxa" w:w="3024"/>
+            <w:tcW w:type="dxa" w:w="2769"/>
             <w:tcBorders>
               <w:top w:val="single" w:sz="4" w:color="E5E7EB"/>
               <w:left w:val="single" w:sz="4" w:color="E5E7EB"/>
@@ -13586,15 +15472,15 @@
     <w:tbl>
       <w:tblPr>
         <w:tblStyle w:val="Table"/>
-        <w:tblW w:type="dxa" w:w="9070"/>
+        <w:tblW w:type="dxa" w:w="8305"/>
         <w:jc w:val="center"/>
         <w:tblLayout w:type="fixed"/>
         <w:tblLook w:firstRow="1" w:lastRow="0" w:firstColumn="0" w:lastColumn="0" w:noHBand="0" w:noVBand="0" w:val="0020"/>
       </w:tblPr>
       <w:tblGrid>
-        <w:gridCol w:w="3023"/>
-        <w:gridCol w:w="3023"/>
-        <w:gridCol w:w="3024"/>
+        <w:gridCol w:w="2768"/>
+        <w:gridCol w:w="2768"/>
+        <w:gridCol w:w="2769"/>
       </w:tblGrid>
       <w:tr>
         <w:trPr>
@@ -13603,7 +15489,7 @@
         <w:tc>
           <w:tcPr>
             <w:shd w:val="clear" w:color="auto" w:fill="2E5A9C"/>
-            <w:tcW w:type="dxa" w:w="3023"/>
+            <w:tcW w:type="dxa" w:w="2768"/>
             <w:tcBorders>
               <w:top w:val="single" w:sz="8" w:color="2E5A9C"/>
               <w:left w:val="single" w:sz="8" w:color="2E5A9C"/>
@@ -13631,7 +15517,7 @@
         <w:tc>
           <w:tcPr>
             <w:shd w:val="clear" w:color="auto" w:fill="2E5A9C"/>
-            <w:tcW w:type="dxa" w:w="3023"/>
+            <w:tcW w:type="dxa" w:w="2768"/>
             <w:tcBorders>
               <w:top w:val="single" w:sz="8" w:color="2E5A9C"/>
               <w:left w:val="single" w:sz="8" w:color="2E5A9C"/>
@@ -13659,7 +15545,7 @@
         <w:tc>
           <w:tcPr>
             <w:shd w:val="clear" w:color="auto" w:fill="2E5A9C"/>
-            <w:tcW w:type="dxa" w:w="3024"/>
+            <w:tcW w:type="dxa" w:w="2769"/>
             <w:tcBorders>
               <w:top w:val="single" w:sz="8" w:color="2E5A9C"/>
               <w:left w:val="single" w:sz="8" w:color="2E5A9C"/>
@@ -13688,7 +15574,7 @@
       <w:tr>
         <w:tc>
           <w:tcPr>
-            <w:tcW w:type="dxa" w:w="3023"/>
+            <w:tcW w:type="dxa" w:w="2768"/>
             <w:tcBorders>
               <w:top w:val="single" w:sz="4" w:color="E5E7EB"/>
               <w:left w:val="single" w:sz="4" w:color="E5E7EB"/>
@@ -13713,7 +15599,7 @@
         </w:tc>
         <w:tc>
           <w:tcPr>
-            <w:tcW w:type="dxa" w:w="3023"/>
+            <w:tcW w:type="dxa" w:w="2768"/>
             <w:tcBorders>
               <w:top w:val="single" w:sz="4" w:color="E5E7EB"/>
               <w:left w:val="single" w:sz="4" w:color="E5E7EB"/>
@@ -13752,7 +15638,7 @@
         </w:tc>
         <w:tc>
           <w:tcPr>
-            <w:tcW w:type="dxa" w:w="3024"/>
+            <w:tcW w:type="dxa" w:w="2769"/>
             <w:tcBorders>
               <w:top w:val="single" w:sz="4" w:color="E5E7EB"/>
               <w:left w:val="single" w:sz="4" w:color="E5E7EB"/>
@@ -13807,7 +15693,7 @@
       <w:tr>
         <w:tc>
           <w:tcPr>
-            <w:tcW w:type="dxa" w:w="3023"/>
+            <w:tcW w:type="dxa" w:w="2768"/>
             <w:tcBorders>
               <w:top w:val="single" w:sz="4" w:color="E5E7EB"/>
               <w:left w:val="single" w:sz="4" w:color="E5E7EB"/>
@@ -13839,7 +15725,7 @@
         </w:tc>
         <w:tc>
           <w:tcPr>
-            <w:tcW w:type="dxa" w:w="3023"/>
+            <w:tcW w:type="dxa" w:w="2768"/>
             <w:tcBorders>
               <w:top w:val="single" w:sz="4" w:color="E5E7EB"/>
               <w:left w:val="single" w:sz="4" w:color="E5E7EB"/>
@@ -13864,7 +15750,7 @@
         </w:tc>
         <w:tc>
           <w:tcPr>
-            <w:tcW w:type="dxa" w:w="3024"/>
+            <w:tcW w:type="dxa" w:w="2769"/>
             <w:tcBorders>
               <w:top w:val="single" w:sz="4" w:color="E5E7EB"/>
               <w:left w:val="single" w:sz="4" w:color="E5E7EB"/>
@@ -13891,7 +15777,7 @@
       <w:tr>
         <w:tc>
           <w:tcPr>
-            <w:tcW w:type="dxa" w:w="3023"/>
+            <w:tcW w:type="dxa" w:w="2768"/>
             <w:tcBorders>
               <w:top w:val="single" w:sz="4" w:color="E5E7EB"/>
               <w:left w:val="single" w:sz="4" w:color="E5E7EB"/>
@@ -13916,7 +15802,7 @@
         </w:tc>
         <w:tc>
           <w:tcPr>
-            <w:tcW w:type="dxa" w:w="3023"/>
+            <w:tcW w:type="dxa" w:w="2768"/>
             <w:tcBorders>
               <w:top w:val="single" w:sz="4" w:color="E5E7EB"/>
               <w:left w:val="single" w:sz="4" w:color="E5E7EB"/>
@@ -13969,7 +15855,7 @@
         </w:tc>
         <w:tc>
           <w:tcPr>
-            <w:tcW w:type="dxa" w:w="3024"/>
+            <w:tcW w:type="dxa" w:w="2769"/>
             <w:tcBorders>
               <w:top w:val="single" w:sz="4" w:color="E5E7EB"/>
               <w:left w:val="single" w:sz="4" w:color="E5E7EB"/>
@@ -13996,7 +15882,7 @@
       <w:tr>
         <w:tc>
           <w:tcPr>
-            <w:tcW w:type="dxa" w:w="3023"/>
+            <w:tcW w:type="dxa" w:w="2768"/>
             <w:tcBorders>
               <w:top w:val="single" w:sz="4" w:color="E5E7EB"/>
               <w:left w:val="single" w:sz="4" w:color="E5E7EB"/>
@@ -14028,7 +15914,7 @@
         </w:tc>
         <w:tc>
           <w:tcPr>
-            <w:tcW w:type="dxa" w:w="3023"/>
+            <w:tcW w:type="dxa" w:w="2768"/>
             <w:tcBorders>
               <w:top w:val="single" w:sz="4" w:color="E5E7EB"/>
               <w:left w:val="single" w:sz="4" w:color="E5E7EB"/>
@@ -14053,7 +15939,7 @@
         </w:tc>
         <w:tc>
           <w:tcPr>
-            <w:tcW w:type="dxa" w:w="3024"/>
+            <w:tcW w:type="dxa" w:w="2769"/>
             <w:tcBorders>
               <w:top w:val="single" w:sz="4" w:color="E5E7EB"/>
               <w:left w:val="single" w:sz="4" w:color="E5E7EB"/>
@@ -14094,7 +15980,7 @@
       <w:tr>
         <w:tc>
           <w:tcPr>
-            <w:tcW w:type="dxa" w:w="3023"/>
+            <w:tcW w:type="dxa" w:w="2768"/>
             <w:tcBorders>
               <w:top w:val="single" w:sz="4" w:color="E5E7EB"/>
               <w:left w:val="single" w:sz="4" w:color="E5E7EB"/>
@@ -14119,7 +16005,7 @@
         </w:tc>
         <w:tc>
           <w:tcPr>
-            <w:tcW w:type="dxa" w:w="3023"/>
+            <w:tcW w:type="dxa" w:w="2768"/>
             <w:tcBorders>
               <w:top w:val="single" w:sz="4" w:color="E5E7EB"/>
               <w:left w:val="single" w:sz="4" w:color="E5E7EB"/>
@@ -14151,7 +16037,7 @@
         </w:tc>
         <w:tc>
           <w:tcPr>
-            <w:tcW w:type="dxa" w:w="3024"/>
+            <w:tcW w:type="dxa" w:w="2769"/>
             <w:tcBorders>
               <w:top w:val="single" w:sz="4" w:color="E5E7EB"/>
               <w:left w:val="single" w:sz="4" w:color="E5E7EB"/>
@@ -14178,7 +16064,7 @@
       <w:tr>
         <w:tc>
           <w:tcPr>
-            <w:tcW w:type="dxa" w:w="3023"/>
+            <w:tcW w:type="dxa" w:w="2768"/>
             <w:tcBorders>
               <w:top w:val="single" w:sz="4" w:color="E5E7EB"/>
               <w:left w:val="single" w:sz="4" w:color="E5E7EB"/>
@@ -14210,7 +16096,7 @@
         </w:tc>
         <w:tc>
           <w:tcPr>
-            <w:tcW w:type="dxa" w:w="3023"/>
+            <w:tcW w:type="dxa" w:w="2768"/>
             <w:tcBorders>
               <w:top w:val="single" w:sz="4" w:color="E5E7EB"/>
               <w:left w:val="single" w:sz="4" w:color="E5E7EB"/>
@@ -14235,7 +16121,7 @@
         </w:tc>
         <w:tc>
           <w:tcPr>
-            <w:tcW w:type="dxa" w:w="3024"/>
+            <w:tcW w:type="dxa" w:w="2769"/>
             <w:tcBorders>
               <w:top w:val="single" w:sz="4" w:color="E5E7EB"/>
               <w:left w:val="single" w:sz="4" w:color="E5E7EB"/>
@@ -14306,28 +16192,40 @@
     <w:p>
       <w:pPr>
         <w:pStyle w:val="FirstParagraph"/>
+        <w:spacing w:line="360" w:lineRule="auto"/>
       </w:pPr>
       <w:r>
         <w:rPr>
-          <w:rFonts w:hint="eastAsia"/>
+          <w:rFonts w:hint="eastAsia" w:ascii="Times New Roman" w:hAnsi="Times New Roman" w:eastAsia="宋体"/>
+          <w:sz w:val="24"/>
         </w:rPr>
         <w:t xml:space="preserve">本文针对表面肌电信号（sEMG）运动疲劳的实时检测问题，提出了一种基于双锚点</w:t>
       </w:r>
       <w:r>
+        <w:rPr>
+          <w:rFonts w:ascii="Times New Roman" w:hAnsi="Times New Roman" w:eastAsia="宋体"/>
+          <w:sz w:val="24"/>
+        </w:rPr>
         <w:t xml:space="preserve"> MDF </w:t>
       </w:r>
       <w:r>
         <w:rPr>
-          <w:rFonts w:hint="eastAsia"/>
+          <w:rFonts w:hint="eastAsia" w:ascii="Times New Roman" w:hAnsi="Times New Roman" w:eastAsia="宋体"/>
+          <w:sz w:val="24"/>
         </w:rPr>
         <w:t xml:space="preserve">归一化的个性化自适应算法，并在</w:t>
       </w:r>
       <w:r>
+        <w:rPr>
+          <w:rFonts w:ascii="Times New Roman" w:hAnsi="Times New Roman" w:eastAsia="宋体"/>
+          <w:sz w:val="24"/>
+        </w:rPr>
         <w:t xml:space="preserve"> Arduino UNO R4 WiFi </w:t>
       </w:r>
       <w:r>
         <w:rPr>
-          <w:rFonts w:hint="eastAsia"/>
+          <w:rFonts w:hint="eastAsia" w:ascii="Times New Roman" w:hAnsi="Times New Roman" w:eastAsia="宋体"/>
+          <w:sz w:val="24"/>
         </w:rPr>
         <w:t xml:space="preserve">资源受限平台上完成实现。主要结论如下：</w:t>
       </w:r>
@@ -14335,51 +16233,70 @@
     <w:p>
       <w:pPr>
         <w:pStyle w:val="BodyText"/>
+        <w:spacing w:line="360" w:lineRule="auto"/>
       </w:pPr>
       <w:r>
         <w:rPr>
-          <w:rFonts w:hint="eastAsia"/>
+          <w:rFonts w:hint="eastAsia" w:ascii="Times New Roman" w:hAnsi="Times New Roman" w:eastAsia="宋体"/>
+          <w:sz w:val="24"/>
         </w:rPr>
         <w:t xml:space="preserve">（1）</w:t>
       </w:r>
       <w:r>
         <w:rPr>
-          <w:rFonts w:hint="eastAsia"/>
+          <w:rFonts w:hint="eastAsia" w:ascii="Times New Roman" w:hAnsi="Times New Roman" w:eastAsia="宋体"/>
           <w:b/>
           <w:bCs/>
+          <w:sz w:val="24"/>
         </w:rPr>
         <w:t xml:space="preserve">结论可再现</w:t>
       </w:r>
       <w:r>
         <w:rPr>
-          <w:rFonts w:hint="eastAsia"/>
+          <w:rFonts w:hint="eastAsia" w:ascii="Times New Roman" w:hAnsi="Times New Roman" w:eastAsia="宋体"/>
+          <w:sz w:val="24"/>
         </w:rPr>
         <w:t xml:space="preserve">：全部处理流程（ADC</w:t>
       </w:r>
       <w:r>
+        <w:rPr>
+          <w:rFonts w:ascii="Times New Roman" w:hAnsi="Times New Roman" w:eastAsia="宋体"/>
+          <w:sz w:val="24"/>
+        </w:rPr>
         <w:t xml:space="preserve"> </w:t>
       </w:r>
       <w:r>
         <w:rPr>
-          <w:rFonts w:hint="eastAsia"/>
+          <w:rFonts w:hint="eastAsia" w:ascii="Times New Roman" w:hAnsi="Times New Roman" w:eastAsia="宋体"/>
+          <w:sz w:val="24"/>
         </w:rPr>
         <w:t xml:space="preserve">采样、数字陷波、RMS/FFT/MDF</w:t>
       </w:r>
       <w:r>
+        <w:rPr>
+          <w:rFonts w:ascii="Times New Roman" w:hAnsi="Times New Roman" w:eastAsia="宋体"/>
+          <w:sz w:val="24"/>
+        </w:rPr>
         <w:t xml:space="preserve"> </w:t>
       </w:r>
       <w:r>
         <w:rPr>
-          <w:rFonts w:hint="eastAsia"/>
+          <w:rFonts w:hint="eastAsia" w:ascii="Times New Roman" w:hAnsi="Times New Roman" w:eastAsia="宋体"/>
+          <w:sz w:val="24"/>
         </w:rPr>
         <w:t xml:space="preserve">计算、激活度与疲劳度输出）均为确定性步骤，关键参数已集中于第</w:t>
       </w:r>
       <w:r>
+        <w:rPr>
+          <w:rFonts w:ascii="Times New Roman" w:hAnsi="Times New Roman" w:eastAsia="宋体"/>
+          <w:sz w:val="24"/>
+        </w:rPr>
         <w:t xml:space="preserve"> 3.6 </w:t>
       </w:r>
       <w:r>
         <w:rPr>
-          <w:rFonts w:hint="eastAsia"/>
+          <w:rFonts w:hint="eastAsia" w:ascii="Times New Roman" w:hAnsi="Times New Roman" w:eastAsia="宋体"/>
+          <w:sz w:val="24"/>
         </w:rPr>
         <w:t xml:space="preserve">节列出，给定相同输入可稳定复现，满足可再现性要求。</w:t>
       </w:r>
@@ -14387,102 +16304,142 @@
     <w:p>
       <w:pPr>
         <w:pStyle w:val="BodyText"/>
+        <w:spacing w:line="360" w:lineRule="auto"/>
       </w:pPr>
       <w:r>
         <w:rPr>
-          <w:rFonts w:hint="eastAsia"/>
+          <w:rFonts w:hint="eastAsia" w:ascii="Times New Roman" w:hAnsi="Times New Roman" w:eastAsia="宋体"/>
+          <w:sz w:val="24"/>
         </w:rPr>
         <w:t xml:space="preserve">（2）</w:t>
       </w:r>
       <w:r>
         <w:rPr>
-          <w:rFonts w:hint="eastAsia"/>
+          <w:rFonts w:hint="eastAsia" w:ascii="Times New Roman" w:hAnsi="Times New Roman" w:eastAsia="宋体"/>
           <w:b/>
           <w:bCs/>
+          <w:sz w:val="24"/>
         </w:rPr>
         <w:t xml:space="preserve">验证了核心研究假设</w:t>
       </w:r>
       <w:r>
         <w:rPr>
-          <w:rFonts w:hint="eastAsia"/>
+          <w:rFonts w:hint="eastAsia" w:ascii="Times New Roman" w:hAnsi="Times New Roman" w:eastAsia="宋体"/>
+          <w:sz w:val="24"/>
         </w:rPr>
         <w:t xml:space="preserve">：本算法以”肌肉疲劳时</w:t>
       </w:r>
       <w:r>
+        <w:rPr>
+          <w:rFonts w:ascii="Times New Roman" w:hAnsi="Times New Roman" w:eastAsia="宋体"/>
+          <w:sz w:val="24"/>
+        </w:rPr>
         <w:t xml:space="preserve"> sEMG </w:t>
       </w:r>
       <w:r>
         <w:rPr>
-          <w:rFonts w:hint="eastAsia"/>
+          <w:rFonts w:hint="eastAsia" w:ascii="Times New Roman" w:hAnsi="Times New Roman" w:eastAsia="宋体"/>
+          <w:sz w:val="24"/>
         </w:rPr>
         <w:t xml:space="preserve">中值频率</w:t>
       </w:r>
       <w:r>
+        <w:rPr>
+          <w:rFonts w:ascii="Times New Roman" w:hAnsi="Times New Roman" w:eastAsia="宋体"/>
+          <w:sz w:val="24"/>
+        </w:rPr>
         <w:t xml:space="preserve"> MDF </w:t>
       </w:r>
       <w:r>
         <w:rPr>
-          <w:rFonts w:hint="eastAsia"/>
+          <w:rFonts w:hint="eastAsia" w:ascii="Times New Roman" w:hAnsi="Times New Roman" w:eastAsia="宋体"/>
+          <w:sz w:val="24"/>
         </w:rPr>
         <w:t xml:space="preserve">系统性下降”为基本假设</w:t>
       </w:r>
       <w:r>
         <w:rPr>
+          <w:rFonts w:ascii="Times New Roman" w:hAnsi="Times New Roman" w:eastAsia="宋体"/>
+          <w:sz w:val="24"/>
           <w:vertAlign w:val="superscript"/>
         </w:rPr>
         <w:t xml:space="preserve">[12,16]</w:t>
       </w:r>
       <w:r>
         <w:rPr>
-          <w:rFonts w:hint="eastAsia"/>
+          <w:rFonts w:hint="eastAsia" w:ascii="Times New Roman" w:hAnsi="Times New Roman" w:eastAsia="宋体"/>
+          <w:sz w:val="24"/>
         </w:rPr>
         <w:t xml:space="preserve">，并以校准阶段的峰值</w:t>
       </w:r>
       <w:r>
+        <w:rPr>
+          <w:rFonts w:ascii="Times New Roman" w:hAnsi="Times New Roman" w:eastAsia="宋体"/>
+          <w:sz w:val="24"/>
+        </w:rPr>
         <w:t xml:space="preserve"> MDF </w:t>
       </w:r>
       <w:r>
         <w:rPr>
-          <w:rFonts w:hint="eastAsia"/>
+          <w:rFonts w:hint="eastAsia" w:ascii="Times New Roman" w:hAnsi="Times New Roman" w:eastAsia="宋体"/>
+          <w:sz w:val="24"/>
         </w:rPr>
         <w:t xml:space="preserve">与用力末</w:t>
       </w:r>
       <w:r>
+        <w:rPr>
+          <w:rFonts w:ascii="Times New Roman" w:hAnsi="Times New Roman" w:eastAsia="宋体"/>
+          <w:sz w:val="24"/>
+        </w:rPr>
         <w:t xml:space="preserve"> MDF </w:t>
       </w:r>
       <w:r>
         <w:rPr>
-          <w:rFonts w:hint="eastAsia"/>
+          <w:rFonts w:hint="eastAsia" w:ascii="Times New Roman" w:hAnsi="Times New Roman" w:eastAsia="宋体"/>
+          <w:sz w:val="24"/>
         </w:rPr>
         <w:t xml:space="preserve">作为双锚点，将其归一化为</w:t>
       </w:r>
       <w:r>
+        <w:rPr>
+          <w:rFonts w:ascii="Times New Roman" w:hAnsi="Times New Roman" w:eastAsia="宋体"/>
+          <w:sz w:val="24"/>
+        </w:rPr>
         <w:t xml:space="preserve"> </w:t>
       </w:r>
       <w:r>
         <w:rPr>
-          <w:rFonts w:hint="eastAsia"/>
+          <w:rFonts w:hint="eastAsia" w:ascii="Times New Roman" w:hAnsi="Times New Roman" w:eastAsia="宋体"/>
+          <w:sz w:val="24"/>
         </w:rPr>
         <w:t xml:space="preserve">0～100%</w:t>
       </w:r>
       <w:r>
+        <w:rPr>
+          <w:rFonts w:ascii="Times New Roman" w:hAnsi="Times New Roman" w:eastAsia="宋体"/>
+          <w:sz w:val="24"/>
+        </w:rPr>
         <w:t xml:space="preserve"> </w:t>
       </w:r>
       <w:r>
         <w:rPr>
-          <w:rFonts w:hint="eastAsia"/>
+          <w:rFonts w:hint="eastAsia" w:ascii="Times New Roman" w:hAnsi="Times New Roman" w:eastAsia="宋体"/>
+          <w:sz w:val="24"/>
         </w:rPr>
         <w:t xml:space="preserve">的疲劳度</w:t>
       </w:r>
       <w:r>
         <w:rPr>
+          <w:rFonts w:ascii="Times New Roman" w:hAnsi="Times New Roman" w:eastAsia="宋体"/>
+          <w:sz w:val="24"/>
           <w:vertAlign w:val="superscript"/>
         </w:rPr>
         <w:t xml:space="preserve">[1,2]</w:t>
       </w:r>
       <w:r>
         <w:rPr>
-          <w:rFonts w:hint="eastAsia"/>
+          <w:rFonts w:hint="eastAsia" w:ascii="Times New Roman" w:hAnsi="Times New Roman" w:eastAsia="宋体"/>
+          <w:sz w:val="24"/>
         </w:rPr>
         <w:t xml:space="preserve">。现场实测表明，该归一化方式能有效消除单次校准基线捕获时机的不确定性，疲劳曲线与主观用力进程一致。</w:t>
       </w:r>
@@ -14490,93 +16447,128 @@
     <w:p>
       <w:pPr>
         <w:pStyle w:val="BodyText"/>
+        <w:spacing w:line="360" w:lineRule="auto"/>
       </w:pPr>
       <w:r>
         <w:rPr>
-          <w:rFonts w:hint="eastAsia"/>
+          <w:rFonts w:hint="eastAsia" w:ascii="Times New Roman" w:hAnsi="Times New Roman" w:eastAsia="宋体"/>
+          <w:sz w:val="24"/>
         </w:rPr>
         <w:t xml:space="preserve">（3）</w:t>
       </w:r>
       <w:r>
         <w:rPr>
-          <w:rFonts w:hint="eastAsia"/>
+          <w:rFonts w:hint="eastAsia" w:ascii="Times New Roman" w:hAnsi="Times New Roman" w:eastAsia="宋体"/>
           <w:b/>
           <w:bCs/>
+          <w:sz w:val="24"/>
         </w:rPr>
         <w:t xml:space="preserve">实用贡献</w:t>
       </w:r>
       <w:r>
         <w:rPr>
-          <w:rFonts w:hint="eastAsia"/>
+          <w:rFonts w:hint="eastAsia" w:ascii="Times New Roman" w:hAnsi="Times New Roman" w:eastAsia="宋体"/>
+          <w:sz w:val="24"/>
         </w:rPr>
         <w:t xml:space="preserve">：相比依赖单一</w:t>
       </w:r>
       <w:r>
+        <w:rPr>
+          <w:rFonts w:ascii="Times New Roman" w:hAnsi="Times New Roman" w:eastAsia="宋体"/>
+          <w:sz w:val="24"/>
+        </w:rPr>
         <w:t xml:space="preserve"> RMS </w:t>
       </w:r>
       <w:r>
         <w:rPr>
-          <w:rFonts w:hint="eastAsia"/>
+          <w:rFonts w:hint="eastAsia" w:ascii="Times New Roman" w:hAnsi="Times New Roman" w:eastAsia="宋体"/>
+          <w:sz w:val="24"/>
         </w:rPr>
         <w:t xml:space="preserve">幅度的传统方法，本算法以</w:t>
       </w:r>
       <w:r>
+        <w:rPr>
+          <w:rFonts w:ascii="Times New Roman" w:hAnsi="Times New Roman" w:eastAsia="宋体"/>
+          <w:sz w:val="24"/>
+        </w:rPr>
         <w:t xml:space="preserve"> MDF </w:t>
       </w:r>
       <w:r>
         <w:rPr>
-          <w:rFonts w:hint="eastAsia"/>
+          <w:rFonts w:hint="eastAsia" w:ascii="Times New Roman" w:hAnsi="Times New Roman" w:eastAsia="宋体"/>
+          <w:sz w:val="24"/>
         </w:rPr>
         <w:t xml:space="preserve">频谱特征作为疲劳主指标，对电极-皮肤接触压力引起的幅度伪迹更具鲁棒性；并通过指数恢复模型刻画放松期疲劳衰减，与</w:t>
       </w:r>
       <w:r>
+        <w:rPr>
+          <w:rFonts w:ascii="Times New Roman" w:hAnsi="Times New Roman" w:eastAsia="宋体"/>
+          <w:sz w:val="24"/>
+        </w:rPr>
         <w:t xml:space="preserve"> MDF </w:t>
       </w:r>
       <w:r>
         <w:rPr>
-          <w:rFonts w:hint="eastAsia"/>
+          <w:rFonts w:hint="eastAsia" w:ascii="Times New Roman" w:hAnsi="Times New Roman" w:eastAsia="宋体"/>
+          <w:sz w:val="24"/>
         </w:rPr>
         <w:t xml:space="preserve">恢复的生理学规律相符</w:t>
       </w:r>
       <w:r>
         <w:rPr>
+          <w:rFonts w:ascii="Times New Roman" w:hAnsi="Times New Roman" w:eastAsia="宋体"/>
+          <w:sz w:val="24"/>
           <w:vertAlign w:val="superscript"/>
         </w:rPr>
         <w:t xml:space="preserve">[14]</w:t>
       </w:r>
       <w:r>
         <w:rPr>
-          <w:rFonts w:hint="eastAsia"/>
+          <w:rFonts w:hint="eastAsia" w:ascii="Times New Roman" w:hAnsi="Times New Roman" w:eastAsia="宋体"/>
+          <w:sz w:val="24"/>
         </w:rPr>
         <w:t xml:space="preserve">。同时以</w:t>
       </w:r>
       <w:r>
+        <w:rPr>
+          <w:rFonts w:ascii="Times New Roman" w:hAnsi="Times New Roman" w:eastAsia="宋体"/>
+          <w:sz w:val="24"/>
+        </w:rPr>
         <w:t xml:space="preserve"> RMS </w:t>
       </w:r>
       <w:r>
         <w:rPr>
-          <w:rFonts w:hint="eastAsia"/>
+          <w:rFonts w:hint="eastAsia" w:ascii="Times New Roman" w:hAnsi="Times New Roman" w:eastAsia="宋体"/>
+          <w:sz w:val="24"/>
         </w:rPr>
         <w:t xml:space="preserve">趋势做力交叉验证，缓解</w:t>
       </w:r>
       <w:r>
+        <w:rPr>
+          <w:rFonts w:ascii="Times New Roman" w:hAnsi="Times New Roman" w:eastAsia="宋体"/>
+          <w:sz w:val="24"/>
+        </w:rPr>
         <w:t xml:space="preserve"> MDF </w:t>
       </w:r>
       <w:r>
         <w:rPr>
-          <w:rFonts w:hint="eastAsia"/>
+          <w:rFonts w:hint="eastAsia" w:ascii="Times New Roman" w:hAnsi="Times New Roman" w:eastAsia="宋体"/>
+          <w:sz w:val="24"/>
         </w:rPr>
         <w:t xml:space="preserve">随收缩力变化的混杂效应</w:t>
       </w:r>
       <w:r>
         <w:rPr>
+          <w:rFonts w:ascii="Times New Roman" w:hAnsi="Times New Roman" w:eastAsia="宋体"/>
+          <w:sz w:val="24"/>
           <w:vertAlign w:val="superscript"/>
         </w:rPr>
         <w:t xml:space="preserve">[15]</w:t>
       </w:r>
       <w:r>
         <w:rPr>
-          <w:rFonts w:hint="eastAsia"/>
+          <w:rFonts w:hint="eastAsia" w:ascii="Times New Roman" w:hAnsi="Times New Roman" w:eastAsia="宋体"/>
+          <w:sz w:val="24"/>
         </w:rPr>
         <w:t xml:space="preserve">，提升了现场可用性。</w:t>
       </w:r>
@@ -14584,81 +16576,113 @@
     <w:p>
       <w:pPr>
         <w:pStyle w:val="BodyText"/>
+        <w:spacing w:line="360" w:lineRule="auto"/>
       </w:pPr>
       <w:r>
         <w:rPr>
-          <w:rFonts w:hint="eastAsia"/>
+          <w:rFonts w:hint="eastAsia" w:ascii="Times New Roman" w:hAnsi="Times New Roman" w:eastAsia="宋体"/>
+          <w:sz w:val="24"/>
         </w:rPr>
         <w:t xml:space="preserve">（4）</w:t>
       </w:r>
       <w:r>
         <w:rPr>
-          <w:rFonts w:hint="eastAsia"/>
+          <w:rFonts w:hint="eastAsia" w:ascii="Times New Roman" w:hAnsi="Times New Roman" w:eastAsia="宋体"/>
           <w:b/>
           <w:bCs/>
+          <w:sz w:val="24"/>
         </w:rPr>
         <w:t xml:space="preserve">局限性与误差来源</w:t>
       </w:r>
       <w:r>
         <w:rPr>
-          <w:rFonts w:hint="eastAsia"/>
+          <w:rFonts w:hint="eastAsia" w:ascii="Times New Roman" w:hAnsi="Times New Roman" w:eastAsia="宋体"/>
+          <w:sz w:val="24"/>
         </w:rPr>
         <w:t xml:space="preserve">：研究设计存在若干局限——单通道仅采集一块肌肉、频率分辨率受</w:t>
       </w:r>
       <w:r>
+        <w:rPr>
+          <w:rFonts w:ascii="Times New Roman" w:hAnsi="Times New Roman" w:eastAsia="宋体"/>
+          <w:sz w:val="24"/>
+        </w:rPr>
         <w:t xml:space="preserve"> 256 </w:t>
       </w:r>
       <w:r>
         <w:rPr>
-          <w:rFonts w:hint="eastAsia"/>
+          <w:rFonts w:hint="eastAsia" w:ascii="Times New Roman" w:hAnsi="Times New Roman" w:eastAsia="宋体"/>
+          <w:sz w:val="24"/>
         </w:rPr>
         <w:t xml:space="preserve">点</w:t>
       </w:r>
       <w:r>
+        <w:rPr>
+          <w:rFonts w:ascii="Times New Roman" w:hAnsi="Times New Roman" w:eastAsia="宋体"/>
+          <w:sz w:val="24"/>
+        </w:rPr>
         <w:t xml:space="preserve"> FFT </w:t>
       </w:r>
       <w:r>
         <w:rPr>
-          <w:rFonts w:hint="eastAsia"/>
+          <w:rFonts w:hint="eastAsia" w:ascii="Times New Roman" w:hAnsi="Times New Roman" w:eastAsia="宋体"/>
+          <w:sz w:val="24"/>
         </w:rPr>
         <w:t xml:space="preserve">限制（约</w:t>
       </w:r>
       <w:r>
+        <w:rPr>
+          <w:rFonts w:ascii="Times New Roman" w:hAnsi="Times New Roman" w:eastAsia="宋体"/>
+          <w:sz w:val="24"/>
+        </w:rPr>
         <w:t xml:space="preserve"> 3.9 </w:t>
       </w:r>
       <w:r>
         <w:rPr>
-          <w:rFonts w:hint="eastAsia"/>
+          <w:rFonts w:hint="eastAsia" w:ascii="Times New Roman" w:hAnsi="Times New Roman" w:eastAsia="宋体"/>
+          <w:sz w:val="24"/>
         </w:rPr>
         <w:t xml:space="preserve">Hz/bin）；电极接触不良会引入功率谱异常与</w:t>
       </w:r>
       <w:r>
+        <w:rPr>
+          <w:rFonts w:ascii="Times New Roman" w:hAnsi="Times New Roman" w:eastAsia="宋体"/>
+          <w:sz w:val="24"/>
+        </w:rPr>
         <w:t xml:space="preserve"> MDF </w:t>
       </w:r>
       <w:r>
         <w:rPr>
-          <w:rFonts w:hint="eastAsia"/>
+          <w:rFonts w:hint="eastAsia" w:ascii="Times New Roman" w:hAnsi="Times New Roman" w:eastAsia="宋体"/>
+          <w:sz w:val="24"/>
         </w:rPr>
         <w:t xml:space="preserve">估计偏差；疲劳度与主观疲劳的相关性仍有待受试者对照实验验证</w:t>
       </w:r>
       <w:r>
         <w:rPr>
+          <w:rFonts w:ascii="Times New Roman" w:hAnsi="Times New Roman" w:eastAsia="宋体"/>
+          <w:sz w:val="24"/>
           <w:vertAlign w:val="superscript"/>
         </w:rPr>
         <w:t xml:space="preserve">[17]</w:t>
       </w:r>
       <w:r>
         <w:rPr>
-          <w:rFonts w:hint="eastAsia"/>
+          <w:rFonts w:hint="eastAsia" w:ascii="Times New Roman" w:hAnsi="Times New Roman" w:eastAsia="宋体"/>
+          <w:sz w:val="24"/>
         </w:rPr>
         <w:t xml:space="preserve">。上述数据收集与建模的不确定性已在第</w:t>
       </w:r>
       <w:r>
+        <w:rPr>
+          <w:rFonts w:ascii="Times New Roman" w:hAnsi="Times New Roman" w:eastAsia="宋体"/>
+          <w:sz w:val="24"/>
+        </w:rPr>
         <w:t xml:space="preserve"> 4.2 </w:t>
       </w:r>
       <w:r>
         <w:rPr>
-          <w:rFonts w:hint="eastAsia"/>
+          <w:rFonts w:hint="eastAsia" w:ascii="Times New Roman" w:hAnsi="Times New Roman" w:eastAsia="宋体"/>
+          <w:sz w:val="24"/>
         </w:rPr>
         <w:t xml:space="preserve">节逐项列出。</w:t>
       </w:r>
@@ -14666,45 +16690,57 @@
     <w:p>
       <w:pPr>
         <w:pStyle w:val="BodyText"/>
+        <w:spacing w:line="360" w:lineRule="auto"/>
       </w:pPr>
       <w:r>
         <w:rPr>
-          <w:rFonts w:hint="eastAsia"/>
+          <w:rFonts w:hint="eastAsia" w:ascii="Times New Roman" w:hAnsi="Times New Roman" w:eastAsia="宋体"/>
+          <w:sz w:val="24"/>
         </w:rPr>
         <w:t xml:space="preserve">（5）</w:t>
       </w:r>
       <w:r>
         <w:rPr>
-          <w:rFonts w:hint="eastAsia"/>
+          <w:rFonts w:hint="eastAsia" w:ascii="Times New Roman" w:hAnsi="Times New Roman" w:eastAsia="宋体"/>
           <w:b/>
           <w:bCs/>
+          <w:sz w:val="24"/>
         </w:rPr>
         <w:t xml:space="preserve">结合实际与未来展望</w:t>
       </w:r>
       <w:r>
         <w:rPr>
-          <w:rFonts w:hint="eastAsia"/>
+          <w:rFonts w:hint="eastAsia" w:ascii="Times New Roman" w:hAnsi="Times New Roman" w:eastAsia="宋体"/>
+          <w:sz w:val="24"/>
         </w:rPr>
         <w:t xml:space="preserve">：本算法已落地于可穿戴疲劳预警臂带原型，可在握持、搬运等重复用力场景中提供实时反馈。后续工作包括：融合多频域特征（多特征</w:t>
       </w:r>
       <w:r>
+        <w:rPr>
+          <w:rFonts w:ascii="Times New Roman" w:hAnsi="Times New Roman" w:eastAsia="宋体"/>
+          <w:sz w:val="24"/>
+        </w:rPr>
         <w:t xml:space="preserve"> PCA </w:t>
       </w:r>
       <w:r>
         <w:rPr>
-          <w:rFonts w:hint="eastAsia"/>
+          <w:rFonts w:hint="eastAsia" w:ascii="Times New Roman" w:hAnsi="Times New Roman" w:eastAsia="宋体"/>
+          <w:sz w:val="24"/>
         </w:rPr>
         <w:t xml:space="preserve">方法</w:t>
       </w:r>
       <w:r>
         <w:rPr>
+          <w:rFonts w:ascii="Times New Roman" w:hAnsi="Times New Roman" w:eastAsia="宋体"/>
+          <w:sz w:val="24"/>
           <w:vertAlign w:val="superscript"/>
         </w:rPr>
         <w:t xml:space="preserve">[17]</w:t>
       </w:r>
       <w:r>
         <w:rPr>
-          <w:rFonts w:hint="eastAsia"/>
+          <w:rFonts w:hint="eastAsia" w:ascii="Times New Roman" w:hAnsi="Times New Roman" w:eastAsia="宋体"/>
+          <w:sz w:val="24"/>
         </w:rPr>
         <w:t xml:space="preserve">）进一步提升算法鲁棒性、扩展多通道采集，并招募受试者开展校准-疲劳相关性验证，进一步夯实算法的生理可解释性。</w:t>
       </w:r>
@@ -14743,6 +16779,7 @@
     <w:p>
       <w:pPr>
         <w:pStyle w:val="FirstParagraph"/>
+        <w:spacing w:line="360" w:lineRule="auto"/>
       </w:pPr>
       <w:r>
         <w:rPr>
@@ -14820,6 +16857,7 @@
     <w:p>
       <w:pPr>
         <w:pStyle w:val="BodyText"/>
+        <w:spacing w:line="360" w:lineRule="auto"/>
       </w:pPr>
       <w:r>
         <w:rPr>
@@ -14897,6 +16935,7 @@
     <w:p>
       <w:pPr>
         <w:pStyle w:val="BodyText"/>
+        <w:spacing w:line="360" w:lineRule="auto"/>
       </w:pPr>
       <w:r>
         <w:rPr>
@@ -14974,6 +17013,7 @@
     <w:p>
       <w:pPr>
         <w:pStyle w:val="BodyText"/>
+        <w:spacing w:line="360" w:lineRule="auto"/>
       </w:pPr>
       <w:r>
         <w:rPr>
@@ -15037,6 +17077,7 @@
     <w:p>
       <w:pPr>
         <w:pStyle w:val="BodyText"/>
+        <w:spacing w:line="360" w:lineRule="auto"/>
       </w:pPr>
       <w:r>
         <w:rPr>
@@ -15142,6 +17183,7 @@
     <w:p>
       <w:pPr>
         <w:pStyle w:val="BodyText"/>
+        <w:spacing w:line="360" w:lineRule="auto"/>
       </w:pPr>
       <w:r>
         <w:rPr>
@@ -15233,6 +17275,7 @@
     <w:p>
       <w:pPr>
         <w:pStyle w:val="BodyText"/>
+        <w:spacing w:line="360" w:lineRule="auto"/>
       </w:pPr>
       <w:r>
         <w:rPr>
@@ -15310,6 +17353,7 @@
     <w:p>
       <w:pPr>
         <w:pStyle w:val="BodyText"/>
+        <w:spacing w:line="360" w:lineRule="auto"/>
       </w:pPr>
       <w:r>
         <w:rPr>
@@ -15387,6 +17431,7 @@
     <w:p>
       <w:pPr>
         <w:pStyle w:val="BodyText"/>
+        <w:spacing w:line="360" w:lineRule="auto"/>
       </w:pPr>
       <w:r>
         <w:rPr>
@@ -15438,6 +17483,7 @@
     <w:p>
       <w:pPr>
         <w:pStyle w:val="BodyText"/>
+        <w:spacing w:line="360" w:lineRule="auto"/>
       </w:pPr>
       <w:r>
         <w:rPr>
@@ -15489,6 +17535,7 @@
     <w:p>
       <w:pPr>
         <w:pStyle w:val="BodyText"/>
+        <w:spacing w:line="360" w:lineRule="auto"/>
       </w:pPr>
       <w:r>
         <w:rPr>
@@ -15540,6 +17587,7 @@
     <w:p>
       <w:pPr>
         <w:pStyle w:val="BodyText"/>
+        <w:spacing w:line="360" w:lineRule="auto"/>
       </w:pPr>
       <w:r>
         <w:rPr>
@@ -15591,6 +17639,7 @@
     <w:p>
       <w:pPr>
         <w:pStyle w:val="BodyText"/>
+        <w:spacing w:line="360" w:lineRule="auto"/>
       </w:pPr>
       <w:r>
         <w:rPr>
@@ -15642,6 +17691,7 @@
     <w:p>
       <w:pPr>
         <w:pStyle w:val="BodyText"/>
+        <w:spacing w:line="360" w:lineRule="auto"/>
       </w:pPr>
       <w:r>
         <w:rPr>
@@ -15693,6 +17743,7 @@
     <w:p>
       <w:pPr>
         <w:pStyle w:val="BodyText"/>
+        <w:spacing w:line="360" w:lineRule="auto"/>
       </w:pPr>
       <w:r>
         <w:rPr>
@@ -15744,6 +17795,7 @@
     <w:p>
       <w:pPr>
         <w:pStyle w:val="BodyText"/>
+        <w:spacing w:line="360" w:lineRule="auto"/>
       </w:pPr>
       <w:r>
         <w:rPr>
@@ -15795,6 +17847,7 @@
     <w:p>
       <w:pPr>
         <w:pStyle w:val="BodyText"/>
+        <w:spacing w:line="360" w:lineRule="auto"/>
       </w:pPr>
       <w:r>
         <w:rPr>
@@ -15851,7 +17904,7 @@
         <w:numRestart w:val="eachSect"/>
       </w:footnotePr>
       <w:pgSz w:w="11906" w:h="16838"/>
-      <w:pgMar w:top="1417" w:bottom="1417" w:left="1417" w:right="1417"/>
+      <w:pgMar w:top="1440" w:bottom="1440" w:left="1800" w:right="1800"/>
     </w:sectPr>
   </w:body>
 </w:document>
